--- a/reports/Отчет_ПР1.docx
+++ b/reports/Отчет_ПР1.docx
@@ -11,7 +11,7 @@
           <w:noProof/>
         </w:rPr>
         <w:drawing>
-          <wp:inline distT="0" distB="0" distL="0" distR="0" wp14:anchorId="330F33CC" wp14:editId="6942DAE5">
+          <wp:inline distT="0" distB="0" distL="0" distR="0" wp14:anchorId="0CAF4304" wp14:editId="3AAAB670">
             <wp:extent cx="895350" cy="1009650"/>
             <wp:effectExtent l="0" t="0" r="0" b="0"/>
             <wp:docPr id="1" name="Рисунок 1"/>
@@ -214,7 +214,7 @@
           <w:left w:w="10" w:type="dxa"/>
           <w:right w:w="10" w:type="dxa"/>
         </w:tblCellMar>
-        <w:tblLook w:val="04A0" w:firstRow="1" w:lastRow="0" w:firstColumn="1" w:lastColumn="0" w:noHBand="0" w:noVBand="1"/>
+        <w:tblLook w:val="0000" w:firstRow="0" w:lastRow="0" w:firstColumn="0" w:lastColumn="0" w:noHBand="0" w:noVBand="0"/>
       </w:tblPr>
       <w:tblGrid>
         <w:gridCol w:w="4700"/>
@@ -429,7 +429,7 @@
     <w:sdt>
       <w:sdtPr>
         <w:alias w:val="Содержание"/>
-        <w:id w:val="-2106266540"/>
+        <w:id w:val="-1868429284"/>
       </w:sdtPr>
       <w:sdtEndPr/>
       <w:sdtContent>
@@ -457,7 +457,7 @@
           <w:r>
             <w:fldChar w:fldCharType="separate"/>
           </w:r>
-          <w:hyperlink w:anchor="_Toc240683990" w:history="1">
+          <w:hyperlink w:anchor="_Toc240691014" w:history="1">
             <w:r>
               <w:rPr>
                 <w:rStyle w:val="a6"/>
@@ -481,7 +481,7 @@
               <w:rPr>
                 <w:noProof/>
               </w:rPr>
-              <w:instrText xml:space="preserve"> PAGEREF _Toc240683990 \h </w:instrText>
+              <w:instrText xml:space="preserve"> PAGEREF _Toc240691014 \h </w:instrText>
             </w:r>
             <w:r>
               <w:rPr>
@@ -523,7 +523,7 @@
               <w14:ligatures w14:val="standardContextual"/>
             </w:rPr>
           </w:pPr>
-          <w:hyperlink w:anchor="_Toc240683991" w:history="1">
+          <w:hyperlink w:anchor="_Toc240691015" w:history="1">
             <w:r>
               <w:rPr>
                 <w:rStyle w:val="a6"/>
@@ -547,7 +547,7 @@
               <w:rPr>
                 <w:noProof/>
               </w:rPr>
-              <w:instrText xml:space="preserve"> PAGEREF _Toc240683991 \h </w:instrText>
+              <w:instrText xml:space="preserve"> PAGEREF _Toc240691015 \h </w:instrText>
             </w:r>
             <w:r>
               <w:rPr>
@@ -589,7 +589,7 @@
               <w14:ligatures w14:val="standardContextual"/>
             </w:rPr>
           </w:pPr>
-          <w:hyperlink w:anchor="_Toc240683992" w:history="1">
+          <w:hyperlink w:anchor="_Toc240691016" w:history="1">
             <w:r>
               <w:rPr>
                 <w:rStyle w:val="a6"/>
@@ -613,7 +613,7 @@
               <w:rPr>
                 <w:noProof/>
               </w:rPr>
-              <w:instrText xml:space="preserve"> PAGEREF _Toc240683992 \h </w:instrText>
+              <w:instrText xml:space="preserve"> PAGEREF _Toc240691016 \h </w:instrText>
             </w:r>
             <w:r>
               <w:rPr>
@@ -655,7 +655,7 @@
               <w14:ligatures w14:val="standardContextual"/>
             </w:rPr>
           </w:pPr>
-          <w:hyperlink w:anchor="_Toc240683993" w:history="1">
+          <w:hyperlink w:anchor="_Toc240691017" w:history="1">
             <w:r>
               <w:rPr>
                 <w:rStyle w:val="a6"/>
@@ -679,7 +679,7 @@
               <w:rPr>
                 <w:noProof/>
               </w:rPr>
-              <w:instrText xml:space="preserve"> PAGEREF _Toc240683993 \h </w:instrText>
+              <w:instrText xml:space="preserve"> PAGEREF _Toc240691017 \h </w:instrText>
             </w:r>
             <w:r>
               <w:rPr>
@@ -721,7 +721,7 @@
               <w14:ligatures w14:val="standardContextual"/>
             </w:rPr>
           </w:pPr>
-          <w:hyperlink w:anchor="_Toc240683994" w:history="1">
+          <w:hyperlink w:anchor="_Toc240691018" w:history="1">
             <w:r>
               <w:rPr>
                 <w:rStyle w:val="a6"/>
@@ -745,7 +745,7 @@
               <w:rPr>
                 <w:noProof/>
               </w:rPr>
-              <w:instrText xml:space="preserve"> PAGEREF _Toc240683994 \h </w:instrText>
+              <w:instrText xml:space="preserve"> PAGEREF _Toc240691018 \h </w:instrText>
             </w:r>
             <w:r>
               <w:rPr>
@@ -787,7 +787,7 @@
               <w14:ligatures w14:val="standardContextual"/>
             </w:rPr>
           </w:pPr>
-          <w:hyperlink w:anchor="_Toc240683995" w:history="1">
+          <w:hyperlink w:anchor="_Toc240691019" w:history="1">
             <w:r>
               <w:rPr>
                 <w:rStyle w:val="a6"/>
@@ -811,7 +811,7 @@
               <w:rPr>
                 <w:noProof/>
               </w:rPr>
-              <w:instrText xml:space="preserve"> PAGEREF _Toc240683995 \h </w:instrText>
+              <w:instrText xml:space="preserve"> PAGEREF _Toc240691019 \h </w:instrText>
             </w:r>
             <w:r>
               <w:rPr>
@@ -853,7 +853,7 @@
               <w14:ligatures w14:val="standardContextual"/>
             </w:rPr>
           </w:pPr>
-          <w:hyperlink w:anchor="_Toc240683996" w:history="1">
+          <w:hyperlink w:anchor="_Toc240691020" w:history="1">
             <w:r>
               <w:rPr>
                 <w:rStyle w:val="a6"/>
@@ -877,7 +877,7 @@
               <w:rPr>
                 <w:noProof/>
               </w:rPr>
-              <w:instrText xml:space="preserve"> PAGEREF _Toc240683996 \h </w:instrText>
+              <w:instrText xml:space="preserve"> PAGEREF _Toc240691020 \h </w:instrText>
             </w:r>
             <w:r>
               <w:rPr>
@@ -919,7 +919,7 @@
               <w14:ligatures w14:val="standardContextual"/>
             </w:rPr>
           </w:pPr>
-          <w:hyperlink w:anchor="_Toc240683997" w:history="1">
+          <w:hyperlink w:anchor="_Toc240691021" w:history="1">
             <w:r>
               <w:rPr>
                 <w:rStyle w:val="a6"/>
@@ -943,7 +943,7 @@
               <w:rPr>
                 <w:noProof/>
               </w:rPr>
-              <w:instrText xml:space="preserve"> PAGEREF _Toc240683997 \h </w:instrText>
+              <w:instrText xml:space="preserve"> PAGEREF _Toc240691021 \h </w:instrText>
             </w:r>
             <w:r>
               <w:rPr>
@@ -985,7 +985,7 @@
               <w14:ligatures w14:val="standardContextual"/>
             </w:rPr>
           </w:pPr>
-          <w:hyperlink w:anchor="_Toc240683998" w:history="1">
+          <w:hyperlink w:anchor="_Toc240691022" w:history="1">
             <w:r>
               <w:rPr>
                 <w:rStyle w:val="a6"/>
@@ -1009,7 +1009,7 @@
               <w:rPr>
                 <w:noProof/>
               </w:rPr>
-              <w:instrText xml:space="preserve"> PAGEREF _Toc240683998 \h </w:instrText>
+              <w:instrText xml:space="preserve"> PAGEREF _Toc240691022 \h </w:instrText>
             </w:r>
             <w:r>
               <w:rPr>
@@ -1051,7 +1051,7 @@
               <w14:ligatures w14:val="standardContextual"/>
             </w:rPr>
           </w:pPr>
-          <w:hyperlink w:anchor="_Toc240683999" w:history="1">
+          <w:hyperlink w:anchor="_Toc240691023" w:history="1">
             <w:r>
               <w:rPr>
                 <w:rStyle w:val="a6"/>
@@ -1075,7 +1075,7 @@
               <w:rPr>
                 <w:noProof/>
               </w:rPr>
-              <w:instrText xml:space="preserve"> PAGEREF _Toc240683999 \h </w:instrText>
+              <w:instrText xml:space="preserve"> PAGEREF _Toc240691023 \h </w:instrText>
             </w:r>
             <w:r>
               <w:rPr>
@@ -1092,7 +1092,7 @@
               <w:rPr>
                 <w:noProof/>
               </w:rPr>
-              <w:t>12</w:t>
+              <w:t>13</w:t>
             </w:r>
             <w:r>
               <w:rPr>
@@ -1117,7 +1117,7 @@
               <w14:ligatures w14:val="standardContextual"/>
             </w:rPr>
           </w:pPr>
-          <w:hyperlink w:anchor="_Toc240684000" w:history="1">
+          <w:hyperlink w:anchor="_Toc240691024" w:history="1">
             <w:r>
               <w:rPr>
                 <w:rStyle w:val="a6"/>
@@ -1141,7 +1141,7 @@
               <w:rPr>
                 <w:noProof/>
               </w:rPr>
-              <w:instrText xml:space="preserve"> PAGEREF _Toc240684000 \h </w:instrText>
+              <w:instrText xml:space="preserve"> PAGEREF _Toc240691024 \h </w:instrText>
             </w:r>
             <w:r>
               <w:rPr>
@@ -1183,7 +1183,7 @@
               <w14:ligatures w14:val="standardContextual"/>
             </w:rPr>
           </w:pPr>
-          <w:hyperlink w:anchor="_Toc240684001" w:history="1">
+          <w:hyperlink w:anchor="_Toc240691025" w:history="1">
             <w:r>
               <w:rPr>
                 <w:rStyle w:val="a6"/>
@@ -1207,7 +1207,7 @@
               <w:rPr>
                 <w:noProof/>
               </w:rPr>
-              <w:instrText xml:space="preserve"> PAGEREF _Toc240684001 \h </w:instrText>
+              <w:instrText xml:space="preserve"> PAGEREF _Toc240691025 \h </w:instrText>
             </w:r>
             <w:r>
               <w:rPr>
@@ -1249,7 +1249,7 @@
               <w14:ligatures w14:val="standardContextual"/>
             </w:rPr>
           </w:pPr>
-          <w:hyperlink w:anchor="_Toc240684002" w:history="1">
+          <w:hyperlink w:anchor="_Toc240691026" w:history="1">
             <w:r>
               <w:rPr>
                 <w:rStyle w:val="a6"/>
@@ -1273,7 +1273,7 @@
               <w:rPr>
                 <w:noProof/>
               </w:rPr>
-              <w:instrText xml:space="preserve"> PAGEREF _Toc240684002 \h </w:instrText>
+              <w:instrText xml:space="preserve"> PAGEREF _Toc240691026 \h </w:instrText>
             </w:r>
             <w:r>
               <w:rPr>
@@ -1315,7 +1315,7 @@
               <w14:ligatures w14:val="standardContextual"/>
             </w:rPr>
           </w:pPr>
-          <w:hyperlink w:anchor="_Toc240684003" w:history="1">
+          <w:hyperlink w:anchor="_Toc240691027" w:history="1">
             <w:r>
               <w:rPr>
                 <w:rStyle w:val="a6"/>
@@ -1339,7 +1339,7 @@
               <w:rPr>
                 <w:noProof/>
               </w:rPr>
-              <w:instrText xml:space="preserve"> PAGEREF _Toc240684003 \h </w:instrText>
+              <w:instrText xml:space="preserve"> PAGEREF _Toc240691027 \h </w:instrText>
             </w:r>
             <w:r>
               <w:rPr>
@@ -1381,7 +1381,7 @@
               <w14:ligatures w14:val="standardContextual"/>
             </w:rPr>
           </w:pPr>
-          <w:hyperlink w:anchor="_Toc240684004" w:history="1">
+          <w:hyperlink w:anchor="_Toc240691028" w:history="1">
             <w:r>
               <w:rPr>
                 <w:rStyle w:val="a6"/>
@@ -1405,7 +1405,7 @@
               <w:rPr>
                 <w:noProof/>
               </w:rPr>
-              <w:instrText xml:space="preserve"> PAGEREF _Toc240684004 \h </w:instrText>
+              <w:instrText xml:space="preserve"> PAGEREF _Toc240691028 \h </w:instrText>
             </w:r>
             <w:r>
               <w:rPr>
@@ -1447,7 +1447,7 @@
               <w14:ligatures w14:val="standardContextual"/>
             </w:rPr>
           </w:pPr>
-          <w:hyperlink w:anchor="_Toc240684005" w:history="1">
+          <w:hyperlink w:anchor="_Toc240691029" w:history="1">
             <w:r>
               <w:rPr>
                 <w:rStyle w:val="a6"/>
@@ -1471,7 +1471,7 @@
               <w:rPr>
                 <w:noProof/>
               </w:rPr>
-              <w:instrText xml:space="preserve"> PAGEREF _Toc240684005 \h </w:instrText>
+              <w:instrText xml:space="preserve"> PAGEREF _Toc240691029 \h </w:instrText>
             </w:r>
             <w:r>
               <w:rPr>
@@ -1488,7 +1488,7 @@
               <w:rPr>
                 <w:noProof/>
               </w:rPr>
-              <w:t>17</w:t>
+              <w:t>18</w:t>
             </w:r>
             <w:r>
               <w:rPr>
@@ -1513,7 +1513,7 @@
               <w14:ligatures w14:val="standardContextual"/>
             </w:rPr>
           </w:pPr>
-          <w:hyperlink w:anchor="_Toc240684006" w:history="1">
+          <w:hyperlink w:anchor="_Toc240691030" w:history="1">
             <w:r>
               <w:rPr>
                 <w:rStyle w:val="a6"/>
@@ -1537,7 +1537,7 @@
               <w:rPr>
                 <w:noProof/>
               </w:rPr>
-              <w:instrText xml:space="preserve"> PAGEREF _Toc240684006 \h </w:instrText>
+              <w:instrText xml:space="preserve"> PAGEREF _Toc240691030 \h </w:instrText>
             </w:r>
             <w:r>
               <w:rPr>
@@ -1554,7 +1554,7 @@
               <w:rPr>
                 <w:noProof/>
               </w:rPr>
-              <w:t>17</w:t>
+              <w:t>18</w:t>
             </w:r>
             <w:r>
               <w:rPr>
@@ -1579,7 +1579,7 @@
               <w14:ligatures w14:val="standardContextual"/>
             </w:rPr>
           </w:pPr>
-          <w:hyperlink w:anchor="_Toc240684007" w:history="1">
+          <w:hyperlink w:anchor="_Toc240691031" w:history="1">
             <w:r>
               <w:rPr>
                 <w:rStyle w:val="a6"/>
@@ -1603,7 +1603,7 @@
               <w:rPr>
                 <w:noProof/>
               </w:rPr>
-              <w:instrText xml:space="preserve"> PAGEREF _Toc240684007 \h </w:instrText>
+              <w:instrText xml:space="preserve"> PAGEREF _Toc240691031 \h </w:instrText>
             </w:r>
             <w:r>
               <w:rPr>
@@ -1620,7 +1620,7 @@
               <w:rPr>
                 <w:noProof/>
               </w:rPr>
-              <w:t>17</w:t>
+              <w:t>18</w:t>
             </w:r>
             <w:r>
               <w:rPr>
@@ -1645,7 +1645,7 @@
               <w14:ligatures w14:val="standardContextual"/>
             </w:rPr>
           </w:pPr>
-          <w:hyperlink w:anchor="_Toc240684008" w:history="1">
+          <w:hyperlink w:anchor="_Toc240691032" w:history="1">
             <w:r>
               <w:rPr>
                 <w:rStyle w:val="a6"/>
@@ -1669,7 +1669,7 @@
               <w:rPr>
                 <w:noProof/>
               </w:rPr>
-              <w:instrText xml:space="preserve"> PAGEREF _Toc240684008 \h </w:instrText>
+              <w:instrText xml:space="preserve"> PAGEREF _Toc240691032 \h </w:instrText>
             </w:r>
             <w:r>
               <w:rPr>
@@ -1686,7 +1686,7 @@
               <w:rPr>
                 <w:noProof/>
               </w:rPr>
-              <w:t>17</w:t>
+              <w:t>18</w:t>
             </w:r>
             <w:r>
               <w:rPr>
@@ -1711,7 +1711,7 @@
               <w14:ligatures w14:val="standardContextual"/>
             </w:rPr>
           </w:pPr>
-          <w:hyperlink w:anchor="_Toc240684009" w:history="1">
+          <w:hyperlink w:anchor="_Toc240691033" w:history="1">
             <w:r>
               <w:rPr>
                 <w:rStyle w:val="a6"/>
@@ -1735,7 +1735,7 @@
               <w:rPr>
                 <w:noProof/>
               </w:rPr>
-              <w:instrText xml:space="preserve"> PAGEREF _Toc240684009 \h </w:instrText>
+              <w:instrText xml:space="preserve"> PAGEREF _Toc240691033 \h </w:instrText>
             </w:r>
             <w:r>
               <w:rPr>
@@ -1752,7 +1752,7 @@
               <w:rPr>
                 <w:noProof/>
               </w:rPr>
-              <w:t>18</w:t>
+              <w:t>19</w:t>
             </w:r>
             <w:r>
               <w:rPr>
@@ -1777,7 +1777,7 @@
               <w14:ligatures w14:val="standardContextual"/>
             </w:rPr>
           </w:pPr>
-          <w:hyperlink w:anchor="_Toc240684010" w:history="1">
+          <w:hyperlink w:anchor="_Toc240691034" w:history="1">
             <w:r>
               <w:rPr>
                 <w:rStyle w:val="a6"/>
@@ -1801,7 +1801,7 @@
               <w:rPr>
                 <w:noProof/>
               </w:rPr>
-              <w:instrText xml:space="preserve"> PAGEREF _Toc240684010 \h </w:instrText>
+              <w:instrText xml:space="preserve"> PAGEREF _Toc240691034 \h </w:instrText>
             </w:r>
             <w:r>
               <w:rPr>
@@ -1818,7 +1818,7 @@
               <w:rPr>
                 <w:noProof/>
               </w:rPr>
-              <w:t>19</w:t>
+              <w:t>20</w:t>
             </w:r>
             <w:r>
               <w:rPr>
@@ -1843,7 +1843,7 @@
               <w14:ligatures w14:val="standardContextual"/>
             </w:rPr>
           </w:pPr>
-          <w:hyperlink w:anchor="_Toc240684011" w:history="1">
+          <w:hyperlink w:anchor="_Toc240691035" w:history="1">
             <w:r>
               <w:rPr>
                 <w:rStyle w:val="a6"/>
@@ -1867,7 +1867,7 @@
               <w:rPr>
                 <w:noProof/>
               </w:rPr>
-              <w:instrText xml:space="preserve"> PAGEREF _Toc240684011 \h </w:instrText>
+              <w:instrText xml:space="preserve"> PAGEREF _Toc240691035 \h </w:instrText>
             </w:r>
             <w:r>
               <w:rPr>
@@ -1884,7 +1884,7 @@
               <w:rPr>
                 <w:noProof/>
               </w:rPr>
-              <w:t>19</w:t>
+              <w:t>20</w:t>
             </w:r>
             <w:r>
               <w:rPr>
@@ -1909,7 +1909,7 @@
               <w14:ligatures w14:val="standardContextual"/>
             </w:rPr>
           </w:pPr>
-          <w:hyperlink w:anchor="_Toc240684012" w:history="1">
+          <w:hyperlink w:anchor="_Toc240691036" w:history="1">
             <w:r>
               <w:rPr>
                 <w:rStyle w:val="a6"/>
@@ -1933,7 +1933,7 @@
               <w:rPr>
                 <w:noProof/>
               </w:rPr>
-              <w:instrText xml:space="preserve"> PAGEREF _Toc240684012 \h </w:instrText>
+              <w:instrText xml:space="preserve"> PAGEREF _Toc240691036 \h </w:instrText>
             </w:r>
             <w:r>
               <w:rPr>
@@ -1950,7 +1950,7 @@
               <w:rPr>
                 <w:noProof/>
               </w:rPr>
-              <w:t>20</w:t>
+              <w:t>21</w:t>
             </w:r>
             <w:r>
               <w:rPr>
@@ -1975,7 +1975,7 @@
               <w14:ligatures w14:val="standardContextual"/>
             </w:rPr>
           </w:pPr>
-          <w:hyperlink w:anchor="_Toc240684013" w:history="1">
+          <w:hyperlink w:anchor="_Toc240691037" w:history="1">
             <w:r>
               <w:rPr>
                 <w:rStyle w:val="a6"/>
@@ -1999,7 +1999,7 @@
               <w:rPr>
                 <w:noProof/>
               </w:rPr>
-              <w:instrText xml:space="preserve"> PAGEREF _Toc240684013 \h </w:instrText>
+              <w:instrText xml:space="preserve"> PAGEREF _Toc240691037 \h </w:instrText>
             </w:r>
             <w:r>
               <w:rPr>
@@ -2016,7 +2016,7 @@
               <w:rPr>
                 <w:noProof/>
               </w:rPr>
-              <w:t>20</w:t>
+              <w:t>21</w:t>
             </w:r>
             <w:r>
               <w:rPr>
@@ -2041,7 +2041,7 @@
               <w14:ligatures w14:val="standardContextual"/>
             </w:rPr>
           </w:pPr>
-          <w:hyperlink w:anchor="_Toc240684014" w:history="1">
+          <w:hyperlink w:anchor="_Toc240691038" w:history="1">
             <w:r>
               <w:rPr>
                 <w:rStyle w:val="a6"/>
@@ -2065,7 +2065,7 @@
               <w:rPr>
                 <w:noProof/>
               </w:rPr>
-              <w:instrText xml:space="preserve"> PAGEREF _Toc240684014 \h </w:instrText>
+              <w:instrText xml:space="preserve"> PAGEREF _Toc240691038 \h </w:instrText>
             </w:r>
             <w:r>
               <w:rPr>
@@ -2082,7 +2082,7 @@
               <w:rPr>
                 <w:noProof/>
               </w:rPr>
-              <w:t>21</w:t>
+              <w:t>22</w:t>
             </w:r>
             <w:r>
               <w:rPr>
@@ -2107,7 +2107,7 @@
               <w14:ligatures w14:val="standardContextual"/>
             </w:rPr>
           </w:pPr>
-          <w:hyperlink w:anchor="_Toc240684015" w:history="1">
+          <w:hyperlink w:anchor="_Toc240691039" w:history="1">
             <w:r>
               <w:rPr>
                 <w:rStyle w:val="a6"/>
@@ -2131,7 +2131,7 @@
               <w:rPr>
                 <w:noProof/>
               </w:rPr>
-              <w:instrText xml:space="preserve"> PAGEREF _Toc240684015 \h </w:instrText>
+              <w:instrText xml:space="preserve"> PAGEREF _Toc240691039 \h </w:instrText>
             </w:r>
             <w:r>
               <w:rPr>
@@ -2148,7 +2148,7 @@
               <w:rPr>
                 <w:noProof/>
               </w:rPr>
-              <w:t>21</w:t>
+              <w:t>22</w:t>
             </w:r>
             <w:r>
               <w:rPr>
@@ -2173,7 +2173,7 @@
               <w14:ligatures w14:val="standardContextual"/>
             </w:rPr>
           </w:pPr>
-          <w:hyperlink w:anchor="_Toc240684016" w:history="1">
+          <w:hyperlink w:anchor="_Toc240691040" w:history="1">
             <w:r>
               <w:rPr>
                 <w:rStyle w:val="a6"/>
@@ -2197,7 +2197,7 @@
               <w:rPr>
                 <w:noProof/>
               </w:rPr>
-              <w:instrText xml:space="preserve"> PAGEREF _Toc240684016 \h </w:instrText>
+              <w:instrText xml:space="preserve"> PAGEREF _Toc240691040 \h </w:instrText>
             </w:r>
             <w:r>
               <w:rPr>
@@ -2214,7 +2214,7 @@
               <w:rPr>
                 <w:noProof/>
               </w:rPr>
-              <w:t>22</w:t>
+              <w:t>23</w:t>
             </w:r>
             <w:r>
               <w:rPr>
@@ -2239,7 +2239,7 @@
               <w14:ligatures w14:val="standardContextual"/>
             </w:rPr>
           </w:pPr>
-          <w:hyperlink w:anchor="_Toc240684017" w:history="1">
+          <w:hyperlink w:anchor="_Toc240691041" w:history="1">
             <w:r>
               <w:rPr>
                 <w:rStyle w:val="a6"/>
@@ -2263,7 +2263,7 @@
               <w:rPr>
                 <w:noProof/>
               </w:rPr>
-              <w:instrText xml:space="preserve"> PAGEREF _Toc240684017 \h </w:instrText>
+              <w:instrText xml:space="preserve"> PAGEREF _Toc240691041 \h </w:instrText>
             </w:r>
             <w:r>
               <w:rPr>
@@ -2280,7 +2280,7 @@
               <w:rPr>
                 <w:noProof/>
               </w:rPr>
-              <w:t>22</w:t>
+              <w:t>23</w:t>
             </w:r>
             <w:r>
               <w:rPr>
@@ -2305,7 +2305,7 @@
               <w14:ligatures w14:val="standardContextual"/>
             </w:rPr>
           </w:pPr>
-          <w:hyperlink w:anchor="_Toc240684018" w:history="1">
+          <w:hyperlink w:anchor="_Toc240691042" w:history="1">
             <w:r>
               <w:rPr>
                 <w:rStyle w:val="a6"/>
@@ -2329,7 +2329,7 @@
               <w:rPr>
                 <w:noProof/>
               </w:rPr>
-              <w:instrText xml:space="preserve"> PAGEREF _Toc240684018 \h </w:instrText>
+              <w:instrText xml:space="preserve"> PAGEREF _Toc240691042 \h </w:instrText>
             </w:r>
             <w:r>
               <w:rPr>
@@ -2346,7 +2346,7 @@
               <w:rPr>
                 <w:noProof/>
               </w:rPr>
-              <w:t>22</w:t>
+              <w:t>23</w:t>
             </w:r>
             <w:r>
               <w:rPr>
@@ -2371,7 +2371,7 @@
               <w14:ligatures w14:val="standardContextual"/>
             </w:rPr>
           </w:pPr>
-          <w:hyperlink w:anchor="_Toc240684019" w:history="1">
+          <w:hyperlink w:anchor="_Toc240691043" w:history="1">
             <w:r>
               <w:rPr>
                 <w:rStyle w:val="a6"/>
@@ -2395,7 +2395,7 @@
               <w:rPr>
                 <w:noProof/>
               </w:rPr>
-              <w:instrText xml:space="preserve"> PAGEREF _Toc240684019 \h </w:instrText>
+              <w:instrText xml:space="preserve"> PAGEREF _Toc240691043 \h </w:instrText>
             </w:r>
             <w:r>
               <w:rPr>
@@ -2412,7 +2412,7 @@
               <w:rPr>
                 <w:noProof/>
               </w:rPr>
-              <w:t>23</w:t>
+              <w:t>24</w:t>
             </w:r>
             <w:r>
               <w:rPr>
@@ -2437,7 +2437,7 @@
               <w14:ligatures w14:val="standardContextual"/>
             </w:rPr>
           </w:pPr>
-          <w:hyperlink w:anchor="_Toc240684020" w:history="1">
+          <w:hyperlink w:anchor="_Toc240691044" w:history="1">
             <w:r>
               <w:rPr>
                 <w:rStyle w:val="a6"/>
@@ -2461,7 +2461,7 @@
               <w:rPr>
                 <w:noProof/>
               </w:rPr>
-              <w:instrText xml:space="preserve"> PAGEREF _Toc240684020 \h </w:instrText>
+              <w:instrText xml:space="preserve"> PAGEREF _Toc240691044 \h </w:instrText>
             </w:r>
             <w:r>
               <w:rPr>
@@ -2478,7 +2478,7 @@
               <w:rPr>
                 <w:noProof/>
               </w:rPr>
-              <w:t>23</w:t>
+              <w:t>24</w:t>
             </w:r>
             <w:r>
               <w:rPr>
@@ -2503,7 +2503,7 @@
               <w14:ligatures w14:val="standardContextual"/>
             </w:rPr>
           </w:pPr>
-          <w:hyperlink w:anchor="_Toc240684021" w:history="1">
+          <w:hyperlink w:anchor="_Toc240691045" w:history="1">
             <w:r>
               <w:rPr>
                 <w:rStyle w:val="a6"/>
@@ -2527,7 +2527,7 @@
               <w:rPr>
                 <w:noProof/>
               </w:rPr>
-              <w:instrText xml:space="preserve"> PAGEREF _Toc240684021 \h </w:instrText>
+              <w:instrText xml:space="preserve"> PAGEREF _Toc240691045 \h </w:instrText>
             </w:r>
             <w:r>
               <w:rPr>
@@ -2544,7 +2544,7 @@
               <w:rPr>
                 <w:noProof/>
               </w:rPr>
-              <w:t>24</w:t>
+              <w:t>25</w:t>
             </w:r>
             <w:r>
               <w:rPr>
@@ -2569,7 +2569,7 @@
               <w14:ligatures w14:val="standardContextual"/>
             </w:rPr>
           </w:pPr>
-          <w:hyperlink w:anchor="_Toc240684022" w:history="1">
+          <w:hyperlink w:anchor="_Toc240691046" w:history="1">
             <w:r>
               <w:rPr>
                 <w:rStyle w:val="a6"/>
@@ -2593,7 +2593,7 @@
               <w:rPr>
                 <w:noProof/>
               </w:rPr>
-              <w:instrText xml:space="preserve"> PAGEREF _Toc240684022 \h </w:instrText>
+              <w:instrText xml:space="preserve"> PAGEREF _Toc240691046 \h </w:instrText>
             </w:r>
             <w:r>
               <w:rPr>
@@ -2610,7 +2610,7 @@
               <w:rPr>
                 <w:noProof/>
               </w:rPr>
-              <w:t>24</w:t>
+              <w:t>25</w:t>
             </w:r>
             <w:r>
               <w:rPr>
@@ -2635,7 +2635,7 @@
               <w14:ligatures w14:val="standardContextual"/>
             </w:rPr>
           </w:pPr>
-          <w:hyperlink w:anchor="_Toc240684023" w:history="1">
+          <w:hyperlink w:anchor="_Toc240691047" w:history="1">
             <w:r>
               <w:rPr>
                 <w:rStyle w:val="a6"/>
@@ -2659,7 +2659,7 @@
               <w:rPr>
                 <w:noProof/>
               </w:rPr>
-              <w:instrText xml:space="preserve"> PAGEREF _Toc240684023 \h </w:instrText>
+              <w:instrText xml:space="preserve"> PAGEREF _Toc240691047 \h </w:instrText>
             </w:r>
             <w:r>
               <w:rPr>
@@ -2676,7 +2676,7 @@
               <w:rPr>
                 <w:noProof/>
               </w:rPr>
-              <w:t>25</w:t>
+              <w:t>26</w:t>
             </w:r>
             <w:r>
               <w:rPr>
@@ -2701,7 +2701,7 @@
               <w14:ligatures w14:val="standardContextual"/>
             </w:rPr>
           </w:pPr>
-          <w:hyperlink w:anchor="_Toc240684024" w:history="1">
+          <w:hyperlink w:anchor="_Toc240691048" w:history="1">
             <w:r>
               <w:rPr>
                 <w:rStyle w:val="a6"/>
@@ -2725,7 +2725,7 @@
               <w:rPr>
                 <w:noProof/>
               </w:rPr>
-              <w:instrText xml:space="preserve"> PAGEREF _Toc240684024 \h </w:instrText>
+              <w:instrText xml:space="preserve"> PAGEREF _Toc240691048 \h </w:instrText>
             </w:r>
             <w:r>
               <w:rPr>
@@ -2742,7 +2742,7 @@
               <w:rPr>
                 <w:noProof/>
               </w:rPr>
-              <w:t>27</w:t>
+              <w:t>28</w:t>
             </w:r>
             <w:r>
               <w:rPr>
@@ -2767,7 +2767,7 @@
               <w14:ligatures w14:val="standardContextual"/>
             </w:rPr>
           </w:pPr>
-          <w:hyperlink w:anchor="_Toc240684025" w:history="1">
+          <w:hyperlink w:anchor="_Toc240691049" w:history="1">
             <w:r>
               <w:rPr>
                 <w:rStyle w:val="a6"/>
@@ -2791,7 +2791,7 @@
               <w:rPr>
                 <w:noProof/>
               </w:rPr>
-              <w:instrText xml:space="preserve"> PAGEREF _Toc240684025 \h </w:instrText>
+              <w:instrText xml:space="preserve"> PAGEREF _Toc240691049 \h </w:instrText>
             </w:r>
             <w:r>
               <w:rPr>
@@ -2808,7 +2808,7 @@
               <w:rPr>
                 <w:noProof/>
               </w:rPr>
-              <w:t>28</w:t>
+              <w:t>29</w:t>
             </w:r>
             <w:r>
               <w:rPr>
@@ -2833,7 +2833,7 @@
               <w14:ligatures w14:val="standardContextual"/>
             </w:rPr>
           </w:pPr>
-          <w:hyperlink w:anchor="_Toc240684026" w:history="1">
+          <w:hyperlink w:anchor="_Toc240691050" w:history="1">
             <w:r>
               <w:rPr>
                 <w:rStyle w:val="a6"/>
@@ -2857,7 +2857,7 @@
               <w:rPr>
                 <w:noProof/>
               </w:rPr>
-              <w:instrText xml:space="preserve"> PAGEREF _Toc240684026 \h </w:instrText>
+              <w:instrText xml:space="preserve"> PAGEREF _Toc240691050 \h </w:instrText>
             </w:r>
             <w:r>
               <w:rPr>
@@ -2874,7 +2874,7 @@
               <w:rPr>
                 <w:noProof/>
               </w:rPr>
-              <w:t>29</w:t>
+              <w:t>30</w:t>
             </w:r>
             <w:r>
               <w:rPr>
@@ -2899,7 +2899,7 @@
               <w14:ligatures w14:val="standardContextual"/>
             </w:rPr>
           </w:pPr>
-          <w:hyperlink w:anchor="_Toc240684027" w:history="1">
+          <w:hyperlink w:anchor="_Toc240691051" w:history="1">
             <w:r>
               <w:rPr>
                 <w:rStyle w:val="a6"/>
@@ -2923,7 +2923,7 @@
               <w:rPr>
                 <w:noProof/>
               </w:rPr>
-              <w:instrText xml:space="preserve"> PAGEREF _Toc240684027 \h </w:instrText>
+              <w:instrText xml:space="preserve"> PAGEREF _Toc240691051 \h </w:instrText>
             </w:r>
             <w:r>
               <w:rPr>
@@ -2940,7 +2940,7 @@
               <w:rPr>
                 <w:noProof/>
               </w:rPr>
-              <w:t>30</w:t>
+              <w:t>31</w:t>
             </w:r>
             <w:r>
               <w:rPr>
@@ -2965,7 +2965,7 @@
               <w14:ligatures w14:val="standardContextual"/>
             </w:rPr>
           </w:pPr>
-          <w:hyperlink w:anchor="_Toc240684028" w:history="1">
+          <w:hyperlink w:anchor="_Toc240691052" w:history="1">
             <w:r>
               <w:rPr>
                 <w:rStyle w:val="a6"/>
@@ -2989,7 +2989,7 @@
               <w:rPr>
                 <w:noProof/>
               </w:rPr>
-              <w:instrText xml:space="preserve"> PAGEREF _Toc240684028 \h </w:instrText>
+              <w:instrText xml:space="preserve"> PAGEREF _Toc240691052 \h </w:instrText>
             </w:r>
             <w:r>
               <w:rPr>
@@ -3006,7 +3006,7 @@
               <w:rPr>
                 <w:noProof/>
               </w:rPr>
-              <w:t>30</w:t>
+              <w:t>31</w:t>
             </w:r>
             <w:r>
               <w:rPr>
@@ -3031,7 +3031,7 @@
               <w14:ligatures w14:val="standardContextual"/>
             </w:rPr>
           </w:pPr>
-          <w:hyperlink w:anchor="_Toc240684029" w:history="1">
+          <w:hyperlink w:anchor="_Toc240691053" w:history="1">
             <w:r>
               <w:rPr>
                 <w:rStyle w:val="a6"/>
@@ -3055,7 +3055,7 @@
               <w:rPr>
                 <w:noProof/>
               </w:rPr>
-              <w:instrText xml:space="preserve"> PAGEREF _Toc240684029 \h </w:instrText>
+              <w:instrText xml:space="preserve"> PAGEREF _Toc240691053 \h </w:instrText>
             </w:r>
             <w:r>
               <w:rPr>
@@ -3072,7 +3072,7 @@
               <w:rPr>
                 <w:noProof/>
               </w:rPr>
-              <w:t>31</w:t>
+              <w:t>32</w:t>
             </w:r>
             <w:r>
               <w:rPr>
@@ -3097,7 +3097,7 @@
               <w14:ligatures w14:val="standardContextual"/>
             </w:rPr>
           </w:pPr>
-          <w:hyperlink w:anchor="_Toc240684030" w:history="1">
+          <w:hyperlink w:anchor="_Toc240691054" w:history="1">
             <w:r>
               <w:rPr>
                 <w:rStyle w:val="a6"/>
@@ -3121,7 +3121,7 @@
               <w:rPr>
                 <w:noProof/>
               </w:rPr>
-              <w:instrText xml:space="preserve"> PAGEREF _Toc240684030 \h </w:instrText>
+              <w:instrText xml:space="preserve"> PAGEREF _Toc240691054 \h </w:instrText>
             </w:r>
             <w:r>
               <w:rPr>
@@ -3138,7 +3138,7 @@
               <w:rPr>
                 <w:noProof/>
               </w:rPr>
-              <w:t>32</w:t>
+              <w:t>33</w:t>
             </w:r>
             <w:r>
               <w:rPr>
@@ -3163,7 +3163,7 @@
               <w14:ligatures w14:val="standardContextual"/>
             </w:rPr>
           </w:pPr>
-          <w:hyperlink w:anchor="_Toc240684031" w:history="1">
+          <w:hyperlink w:anchor="_Toc240691055" w:history="1">
             <w:r>
               <w:rPr>
                 <w:rStyle w:val="a6"/>
@@ -3187,7 +3187,7 @@
               <w:rPr>
                 <w:noProof/>
               </w:rPr>
-              <w:instrText xml:space="preserve"> PAGEREF _Toc240684031 \h </w:instrText>
+              <w:instrText xml:space="preserve"> PAGEREF _Toc240691055 \h </w:instrText>
             </w:r>
             <w:r>
               <w:rPr>
@@ -3204,7 +3204,7 @@
               <w:rPr>
                 <w:noProof/>
               </w:rPr>
-              <w:t>32</w:t>
+              <w:t>33</w:t>
             </w:r>
             <w:r>
               <w:rPr>
@@ -3229,7 +3229,7 @@
               <w14:ligatures w14:val="standardContextual"/>
             </w:rPr>
           </w:pPr>
-          <w:hyperlink w:anchor="_Toc240684032" w:history="1">
+          <w:hyperlink w:anchor="_Toc240691056" w:history="1">
             <w:r>
               <w:rPr>
                 <w:rStyle w:val="a6"/>
@@ -3253,7 +3253,7 @@
               <w:rPr>
                 <w:noProof/>
               </w:rPr>
-              <w:instrText xml:space="preserve"> PAGEREF _Toc240684032 \h </w:instrText>
+              <w:instrText xml:space="preserve"> PAGEREF _Toc240691056 \h </w:instrText>
             </w:r>
             <w:r>
               <w:rPr>
@@ -3270,7 +3270,7 @@
               <w:rPr>
                 <w:noProof/>
               </w:rPr>
-              <w:t>33</w:t>
+              <w:t>34</w:t>
             </w:r>
             <w:r>
               <w:rPr>
@@ -3295,7 +3295,7 @@
               <w14:ligatures w14:val="standardContextual"/>
             </w:rPr>
           </w:pPr>
-          <w:hyperlink w:anchor="_Toc240684033" w:history="1">
+          <w:hyperlink w:anchor="_Toc240691057" w:history="1">
             <w:r>
               <w:rPr>
                 <w:rStyle w:val="a6"/>
@@ -3319,7 +3319,7 @@
               <w:rPr>
                 <w:noProof/>
               </w:rPr>
-              <w:instrText xml:space="preserve"> PAGEREF _Toc240684033 \h </w:instrText>
+              <w:instrText xml:space="preserve"> PAGEREF _Toc240691057 \h </w:instrText>
             </w:r>
             <w:r>
               <w:rPr>
@@ -3336,7 +3336,7 @@
               <w:rPr>
                 <w:noProof/>
               </w:rPr>
-              <w:t>34</w:t>
+              <w:t>35</w:t>
             </w:r>
             <w:r>
               <w:rPr>
@@ -3361,7 +3361,7 @@
               <w14:ligatures w14:val="standardContextual"/>
             </w:rPr>
           </w:pPr>
-          <w:hyperlink w:anchor="_Toc240684034" w:history="1">
+          <w:hyperlink w:anchor="_Toc240691058" w:history="1">
             <w:r>
               <w:rPr>
                 <w:rStyle w:val="a6"/>
@@ -3385,7 +3385,7 @@
               <w:rPr>
                 <w:noProof/>
               </w:rPr>
-              <w:instrText xml:space="preserve"> PAGEREF _Toc240684034 \h </w:instrText>
+              <w:instrText xml:space="preserve"> PAGEREF _Toc240691058 \h </w:instrText>
             </w:r>
             <w:r>
               <w:rPr>
@@ -3402,7 +3402,7 @@
               <w:rPr>
                 <w:noProof/>
               </w:rPr>
-              <w:t>35</w:t>
+              <w:t>36</w:t>
             </w:r>
             <w:r>
               <w:rPr>
@@ -3427,7 +3427,7 @@
               <w14:ligatures w14:val="standardContextual"/>
             </w:rPr>
           </w:pPr>
-          <w:hyperlink w:anchor="_Toc240684035" w:history="1">
+          <w:hyperlink w:anchor="_Toc240691059" w:history="1">
             <w:r>
               <w:rPr>
                 <w:rStyle w:val="a6"/>
@@ -3451,7 +3451,7 @@
               <w:rPr>
                 <w:noProof/>
               </w:rPr>
-              <w:instrText xml:space="preserve"> PAGEREF _Toc240684035 \h </w:instrText>
+              <w:instrText xml:space="preserve"> PAGEREF _Toc240691059 \h </w:instrText>
             </w:r>
             <w:r>
               <w:rPr>
@@ -3468,7 +3468,7 @@
               <w:rPr>
                 <w:noProof/>
               </w:rPr>
-              <w:t>35</w:t>
+              <w:t>36</w:t>
             </w:r>
             <w:r>
               <w:rPr>
@@ -3493,7 +3493,7 @@
               <w14:ligatures w14:val="standardContextual"/>
             </w:rPr>
           </w:pPr>
-          <w:hyperlink w:anchor="_Toc240684036" w:history="1">
+          <w:hyperlink w:anchor="_Toc240691060" w:history="1">
             <w:r>
               <w:rPr>
                 <w:rStyle w:val="a6"/>
@@ -3517,7 +3517,7 @@
               <w:rPr>
                 <w:noProof/>
               </w:rPr>
-              <w:instrText xml:space="preserve"> PAGEREF _Toc240684036 \h </w:instrText>
+              <w:instrText xml:space="preserve"> PAGEREF _Toc240691060 \h </w:instrText>
             </w:r>
             <w:r>
               <w:rPr>
@@ -3534,7 +3534,7 @@
               <w:rPr>
                 <w:noProof/>
               </w:rPr>
-              <w:t>36</w:t>
+              <w:t>37</w:t>
             </w:r>
             <w:r>
               <w:rPr>
@@ -3559,7 +3559,7 @@
               <w14:ligatures w14:val="standardContextual"/>
             </w:rPr>
           </w:pPr>
-          <w:hyperlink w:anchor="_Toc240684037" w:history="1">
+          <w:hyperlink w:anchor="_Toc240691061" w:history="1">
             <w:r>
               <w:rPr>
                 <w:rStyle w:val="a6"/>
@@ -3583,7 +3583,7 @@
               <w:rPr>
                 <w:noProof/>
               </w:rPr>
-              <w:instrText xml:space="preserve"> PAGEREF _Toc240684037 \h </w:instrText>
+              <w:instrText xml:space="preserve"> PAGEREF _Toc240691061 \h </w:instrText>
             </w:r>
             <w:r>
               <w:rPr>
@@ -3600,7 +3600,7 @@
               <w:rPr>
                 <w:noProof/>
               </w:rPr>
-              <w:t>37</w:t>
+              <w:t>38</w:t>
             </w:r>
             <w:r>
               <w:rPr>
@@ -3625,7 +3625,7 @@
               <w14:ligatures w14:val="standardContextual"/>
             </w:rPr>
           </w:pPr>
-          <w:hyperlink w:anchor="_Toc240684038" w:history="1">
+          <w:hyperlink w:anchor="_Toc240691062" w:history="1">
             <w:r>
               <w:rPr>
                 <w:rStyle w:val="a6"/>
@@ -3649,7 +3649,7 @@
               <w:rPr>
                 <w:noProof/>
               </w:rPr>
-              <w:instrText xml:space="preserve"> PAGEREF _Toc240684038 \h </w:instrText>
+              <w:instrText xml:space="preserve"> PAGEREF _Toc240691062 \h </w:instrText>
             </w:r>
             <w:r>
               <w:rPr>
@@ -3666,7 +3666,7 @@
               <w:rPr>
                 <w:noProof/>
               </w:rPr>
-              <w:t>37</w:t>
+              <w:t>38</w:t>
             </w:r>
             <w:r>
               <w:rPr>
@@ -3691,7 +3691,7 @@
               <w14:ligatures w14:val="standardContextual"/>
             </w:rPr>
           </w:pPr>
-          <w:hyperlink w:anchor="_Toc240684039" w:history="1">
+          <w:hyperlink w:anchor="_Toc240691063" w:history="1">
             <w:r>
               <w:rPr>
                 <w:rStyle w:val="a6"/>
@@ -3715,7 +3715,7 @@
               <w:rPr>
                 <w:noProof/>
               </w:rPr>
-              <w:instrText xml:space="preserve"> PAGEREF _Toc240684039 \h </w:instrText>
+              <w:instrText xml:space="preserve"> PAGEREF _Toc240691063 \h </w:instrText>
             </w:r>
             <w:r>
               <w:rPr>
@@ -3732,7 +3732,7 @@
               <w:rPr>
                 <w:noProof/>
               </w:rPr>
-              <w:t>39</w:t>
+              <w:t>40</w:t>
             </w:r>
             <w:r>
               <w:rPr>
@@ -3757,7 +3757,7 @@
               <w14:ligatures w14:val="standardContextual"/>
             </w:rPr>
           </w:pPr>
-          <w:hyperlink w:anchor="_Toc240684040" w:history="1">
+          <w:hyperlink w:anchor="_Toc240691064" w:history="1">
             <w:r>
               <w:rPr>
                 <w:rStyle w:val="a6"/>
@@ -3781,7 +3781,7 @@
               <w:rPr>
                 <w:noProof/>
               </w:rPr>
-              <w:instrText xml:space="preserve"> PAGEREF _Toc240684040 \h </w:instrText>
+              <w:instrText xml:space="preserve"> PAGEREF _Toc240691064 \h </w:instrText>
             </w:r>
             <w:r>
               <w:rPr>
@@ -3798,7 +3798,7 @@
               <w:rPr>
                 <w:noProof/>
               </w:rPr>
-              <w:t>40</w:t>
+              <w:t>41</w:t>
             </w:r>
             <w:r>
               <w:rPr>
@@ -3823,7 +3823,7 @@
               <w14:ligatures w14:val="standardContextual"/>
             </w:rPr>
           </w:pPr>
-          <w:hyperlink w:anchor="_Toc240684041" w:history="1">
+          <w:hyperlink w:anchor="_Toc240691065" w:history="1">
             <w:r>
               <w:rPr>
                 <w:rStyle w:val="a6"/>
@@ -3847,7 +3847,7 @@
               <w:rPr>
                 <w:noProof/>
               </w:rPr>
-              <w:instrText xml:space="preserve"> PAGEREF _Toc240684041 \h </w:instrText>
+              <w:instrText xml:space="preserve"> PAGEREF _Toc240691065 \h </w:instrText>
             </w:r>
             <w:r>
               <w:rPr>
@@ -3864,7 +3864,7 @@
               <w:rPr>
                 <w:noProof/>
               </w:rPr>
-              <w:t>42</w:t>
+              <w:t>43</w:t>
             </w:r>
             <w:r>
               <w:rPr>
@@ -3889,7 +3889,7 @@
               <w14:ligatures w14:val="standardContextual"/>
             </w:rPr>
           </w:pPr>
-          <w:hyperlink w:anchor="_Toc240684042" w:history="1">
+          <w:hyperlink w:anchor="_Toc240691066" w:history="1">
             <w:r>
               <w:rPr>
                 <w:rStyle w:val="a6"/>
@@ -3913,7 +3913,7 @@
               <w:rPr>
                 <w:noProof/>
               </w:rPr>
-              <w:instrText xml:space="preserve"> PAGEREF _Toc240684042 \h </w:instrText>
+              <w:instrText xml:space="preserve"> PAGEREF _Toc240691066 \h </w:instrText>
             </w:r>
             <w:r>
               <w:rPr>
@@ -3930,7 +3930,7 @@
               <w:rPr>
                 <w:noProof/>
               </w:rPr>
-              <w:t>43</w:t>
+              <w:t>44</w:t>
             </w:r>
             <w:r>
               <w:rPr>
@@ -3955,7 +3955,7 @@
               <w14:ligatures w14:val="standardContextual"/>
             </w:rPr>
           </w:pPr>
-          <w:hyperlink w:anchor="_Toc240684043" w:history="1">
+          <w:hyperlink w:anchor="_Toc240691067" w:history="1">
             <w:r>
               <w:rPr>
                 <w:rStyle w:val="a6"/>
@@ -3979,7 +3979,7 @@
               <w:rPr>
                 <w:noProof/>
               </w:rPr>
-              <w:instrText xml:space="preserve"> PAGEREF _Toc240684043 \h </w:instrText>
+              <w:instrText xml:space="preserve"> PAGEREF _Toc240691067 \h </w:instrText>
             </w:r>
             <w:r>
               <w:rPr>
@@ -3996,7 +3996,7 @@
               <w:rPr>
                 <w:noProof/>
               </w:rPr>
-              <w:t>44</w:t>
+              <w:t>45</w:t>
             </w:r>
             <w:r>
               <w:rPr>
@@ -4021,7 +4021,7 @@
               <w14:ligatures w14:val="standardContextual"/>
             </w:rPr>
           </w:pPr>
-          <w:hyperlink w:anchor="_Toc240684044" w:history="1">
+          <w:hyperlink w:anchor="_Toc240691068" w:history="1">
             <w:r>
               <w:rPr>
                 <w:rStyle w:val="a6"/>
@@ -4045,7 +4045,7 @@
               <w:rPr>
                 <w:noProof/>
               </w:rPr>
-              <w:instrText xml:space="preserve"> PAGEREF _Toc240684044 \h </w:instrText>
+              <w:instrText xml:space="preserve"> PAGEREF _Toc240691068 \h </w:instrText>
             </w:r>
             <w:r>
               <w:rPr>
@@ -4062,7 +4062,7 @@
               <w:rPr>
                 <w:noProof/>
               </w:rPr>
-              <w:t>45</w:t>
+              <w:t>46</w:t>
             </w:r>
             <w:r>
               <w:rPr>
@@ -4084,7 +4084,7 @@
         <w:pStyle w:val="1"/>
         <w:pageBreakBefore/>
       </w:pPr>
-      <w:bookmarkStart w:id="0" w:name="_Toc240683990"/>
+      <w:bookmarkStart w:id="0" w:name="_Toc240691014"/>
       <w:r>
         <w:lastRenderedPageBreak/>
         <w:t>ВВЕДЕНИЕ</w:t>
@@ -4192,6 +4192,14 @@
         <w:pStyle w:val="a0"/>
       </w:pPr>
       <w:r>
+        <w:t>Исходными данными для работы служат задание на практическую работу №1, методические указания по выполнению практических работ по дисциплине и правила оформления отчётов.</w:t>
+      </w:r>
+    </w:p>
+    <w:p>
+      <w:pPr>
+        <w:pStyle w:val="a0"/>
+      </w:pPr>
+      <w:r>
         <w:t>Объект разработки — Telegram-бот «Личный помощник», который объединяет прогноз погоды с практическими советами, напоминания, заметки, трекер привычек и курсы валют, а по утрам сам присылает пользователю сводку на день.</w:t>
       </w:r>
     </w:p>
@@ -4200,6 +4208,7 @@
         <w:pStyle w:val="a0"/>
       </w:pPr>
       <w:r>
+        <w:lastRenderedPageBreak/>
         <w:t>Работу выполняет команда «Tour de Farce», группа ИКБО-63-24. Роли распределены следующим образом:</w:t>
       </w:r>
     </w:p>
@@ -4224,7 +4233,6 @@
         </w:numPr>
       </w:pPr>
       <w:r>
-        <w:lastRenderedPageBreak/>
         <w:t>Губин Александр Сергеевич — специалист по автоматизации тестирования;</w:t>
       </w:r>
     </w:p>
@@ -4269,7 +4277,7 @@
         <w:pStyle w:val="1"/>
         <w:pageBreakBefore/>
       </w:pPr>
-      <w:bookmarkStart w:id="1" w:name="_Toc240683991"/>
+      <w:bookmarkStart w:id="1" w:name="_Toc240691015"/>
       <w:r>
         <w:lastRenderedPageBreak/>
         <w:t>1 ТЕХНИЧЕСКОЕ ЗАДАНИЕ НА ПРОГРАММНЫЙ ПРОДУКТ</w:t>
@@ -4325,7 +4333,7 @@
       <w:pPr>
         <w:pStyle w:val="2"/>
       </w:pPr>
-      <w:bookmarkStart w:id="2" w:name="_Toc240683992"/>
+      <w:bookmarkStart w:id="2" w:name="_Toc240691016"/>
       <w:r>
         <w:t>1.1 Введение</w:t>
       </w:r>
@@ -4351,7 +4359,7 @@
       <w:pPr>
         <w:pStyle w:val="2"/>
       </w:pPr>
-      <w:bookmarkStart w:id="3" w:name="_Toc240683993"/>
+      <w:bookmarkStart w:id="3" w:name="_Toc240691017"/>
       <w:r>
         <w:t>1.2 Основания для разработки</w:t>
       </w:r>
@@ -4382,7 +4390,7 @@
         </w:numPr>
       </w:pPr>
       <w:r>
-        <w:t>методические указания по выполнению практических работ по дисциплине;.</w:t>
+        <w:t>методические указания по выполнению практических работ по дисциплине;</w:t>
       </w:r>
     </w:p>
     <w:p>
@@ -4394,7 +4402,7 @@
         </w:numPr>
       </w:pPr>
       <w:r>
-        <w:t>задание на практическую работу №1;.</w:t>
+        <w:t>задание на практическую работу №1;</w:t>
       </w:r>
     </w:p>
     <w:p>
@@ -4406,7 +4414,7 @@
         </w:numPr>
       </w:pPr>
       <w:r>
-        <w:t>ГОСТ 19.201-78 «Техническое задание. Требования к содержанию и оформлению»;.</w:t>
+        <w:t>ГОСТ 19.201-78 «Техническое задание. Требования к содержанию и оформлению»;</w:t>
       </w:r>
     </w:p>
     <w:p>
@@ -4418,7 +4426,7 @@
         </w:numPr>
       </w:pPr>
       <w:r>
-        <w:t>ГОСТ 34.602-2020 «Техническое задание на создание автоматизированной системы»;.</w:t>
+        <w:t>ГОСТ 34.602-2020 «Техническое задание на создание автоматизированной системы»;</w:t>
       </w:r>
     </w:p>
     <w:p>
@@ -4431,7 +4439,7 @@
       </w:pPr>
       <w:r>
         <w:lastRenderedPageBreak/>
-        <w:t>ISO/IEC/IEEE 29148:2018 «Системная и программная инженерия — Процессы инженерии требований»;.</w:t>
+        <w:t>ISO/IEC/IEEE 29148:2018 «Системная и программная инженерия — Процессы инженерии требований»;</w:t>
       </w:r>
     </w:p>
     <w:p>
@@ -4450,7 +4458,7 @@
       <w:pPr>
         <w:pStyle w:val="2"/>
       </w:pPr>
-      <w:bookmarkStart w:id="4" w:name="_Toc240683994"/>
+      <w:bookmarkStart w:id="4" w:name="_Toc240691018"/>
       <w:r>
         <w:t>1.3 Назначение разработки</w:t>
       </w:r>
@@ -4528,7 +4536,7 @@
       <w:pPr>
         <w:pStyle w:val="2"/>
       </w:pPr>
-      <w:bookmarkStart w:id="5" w:name="_Toc240683995"/>
+      <w:bookmarkStart w:id="5" w:name="_Toc240691019"/>
       <w:r>
         <w:t>1.4 Требования к программе</w:t>
       </w:r>
@@ -4538,11 +4546,67 @@
       <w:pPr>
         <w:pStyle w:val="3"/>
       </w:pPr>
-      <w:bookmarkStart w:id="6" w:name="_Toc240683996"/>
+      <w:bookmarkStart w:id="6" w:name="_Toc240691020"/>
       <w:r>
         <w:t>1.4.1 Функциональные требования</w:t>
       </w:r>
       <w:bookmarkEnd w:id="6"/>
+    </w:p>
+    <w:p>
+      <w:pPr>
+        <w:pStyle w:val="a0"/>
+      </w:pPr>
+      <w:r>
+        <w:t>Функции сгруппированы по разделам главного меню. Разделы связаны между собой следующим образом:</w:t>
+      </w:r>
+    </w:p>
+    <w:p>
+      <w:pPr>
+        <w:pStyle w:val="a0"/>
+        <w:numPr>
+          <w:ilvl w:val="0"/>
+          <w:numId w:val="4"/>
+        </w:numPr>
+      </w:pPr>
+      <w:r>
+        <w:t>город, выбранный в настройках, определяет прогноз в разделе «Погода» и часовой пояс, по которому считаются напоминания, отметки привычек, «Мой день» и утренняя сводка;</w:t>
+      </w:r>
+    </w:p>
+    <w:p>
+      <w:pPr>
+        <w:pStyle w:val="a0"/>
+        <w:numPr>
+          <w:ilvl w:val="0"/>
+          <w:numId w:val="4"/>
+        </w:numPr>
+      </w:pPr>
+      <w:r>
+        <w:t>раздел «Мой день» собирает данные остальных разделов: погоду, напоминания на сегодня, прогресс привычек и количество заметок;</w:t>
+      </w:r>
+    </w:p>
+    <w:p>
+      <w:pPr>
+        <w:pStyle w:val="a0"/>
+        <w:numPr>
+          <w:ilvl w:val="0"/>
+          <w:numId w:val="4"/>
+        </w:numPr>
+      </w:pPr>
+      <w:r>
+        <w:t>утренняя сводка строится из тех же данных, что и «Мой день», и отправляется тем же фоновым процессом, который рассылает напоминания;</w:t>
+      </w:r>
+    </w:p>
+    <w:p>
+      <w:pPr>
+        <w:pStyle w:val="a0"/>
+        <w:numPr>
+          <w:ilvl w:val="0"/>
+          <w:numId w:val="4"/>
+        </w:numPr>
+      </w:pPr>
+      <w:r>
+        <w:t>раздел «Курс валют» не зависит от остальных разделов.</w:t>
+      </w:r>
     </w:p>
     <w:p>
       <w:pPr>
@@ -4553,6 +4617,7 @@
           <w:b/>
           <w:bCs/>
         </w:rPr>
+        <w:lastRenderedPageBreak/>
         <w:t>Общие</w:t>
       </w:r>
     </w:p>
@@ -4587,7 +4652,7 @@
           <w:left w:w="10" w:type="dxa"/>
           <w:right w:w="10" w:type="dxa"/>
         </w:tblCellMar>
-        <w:tblLook w:val="04A0" w:firstRow="1" w:lastRow="0" w:firstColumn="1" w:lastColumn="0" w:noHBand="0" w:noVBand="1"/>
+        <w:tblLook w:val="0000" w:firstRow="0" w:lastRow="0" w:firstColumn="0" w:lastColumn="0" w:noHBand="0" w:noVBand="0"/>
       </w:tblPr>
       <w:tblGrid>
         <w:gridCol w:w="890"/>
@@ -4821,7 +4886,7 @@
             <w:tcBorders>
               <w:top w:val="single" w:sz="4" w:space="0" w:color="000000"/>
               <w:left w:val="single" w:sz="4" w:space="0" w:color="000000"/>
-              <w:bottom w:val="nil"/>
+              <w:bottom w:val="single" w:sz="4" w:space="0" w:color="000000"/>
               <w:right w:val="single" w:sz="4" w:space="0" w:color="000000"/>
             </w:tcBorders>
             <w:tcMar>
@@ -4847,7 +4912,7 @@
             <w:tcBorders>
               <w:top w:val="single" w:sz="4" w:space="0" w:color="000000"/>
               <w:left w:val="single" w:sz="4" w:space="0" w:color="000000"/>
-              <w:bottom w:val="nil"/>
+              <w:bottom w:val="single" w:sz="4" w:space="0" w:color="000000"/>
               <w:right w:val="single" w:sz="4" w:space="0" w:color="000000"/>
             </w:tcBorders>
             <w:tcMar>
@@ -4864,6 +4929,69 @@
             </w:pPr>
             <w:r>
               <w:t>Во время ввода данных доступна кнопка «❌ Отмена». По ней, а также по любой команде, начинающейся с /, ввод прерывается с сообщением «Отменено.» и возвратом главного меню. Данные при этом не сохраняются.</w:t>
+            </w:r>
+          </w:p>
+        </w:tc>
+      </w:tr>
+      <w:tr>
+        <w:tblPrEx>
+          <w:tblCellMar>
+            <w:top w:w="0" w:type="dxa"/>
+            <w:bottom w:w="0" w:type="dxa"/>
+          </w:tblCellMar>
+        </w:tblPrEx>
+        <w:trPr>
+          <w:cantSplit/>
+        </w:trPr>
+        <w:tc>
+          <w:tcPr>
+            <w:tcW w:w="890" w:type="dxa"/>
+            <w:tcBorders>
+              <w:top w:val="single" w:sz="4" w:space="0" w:color="000000"/>
+              <w:left w:val="single" w:sz="4" w:space="0" w:color="000000"/>
+              <w:bottom w:val="single" w:sz="4" w:space="0" w:color="000000"/>
+              <w:right w:val="single" w:sz="4" w:space="0" w:color="000000"/>
+            </w:tcBorders>
+            <w:tcMar>
+              <w:top w:w="40" w:type="dxa"/>
+              <w:left w:w="80" w:type="dxa"/>
+              <w:bottom w:w="40" w:type="dxa"/>
+              <w:right w:w="80" w:type="dxa"/>
+            </w:tcMar>
+            <w:vAlign w:val="center"/>
+          </w:tcPr>
+          <w:p>
+            <w:pPr>
+              <w:pStyle w:val="af0"/>
+            </w:pPr>
+            <w:r>
+              <w:t>FR-04</w:t>
+            </w:r>
+          </w:p>
+        </w:tc>
+        <w:tc>
+          <w:tcPr>
+            <w:tcW w:w="8748" w:type="dxa"/>
+            <w:tcBorders>
+              <w:top w:val="single" w:sz="4" w:space="0" w:color="000000"/>
+              <w:left w:val="single" w:sz="4" w:space="0" w:color="000000"/>
+              <w:bottom w:val="single" w:sz="4" w:space="0" w:color="000000"/>
+              <w:right w:val="single" w:sz="4" w:space="0" w:color="000000"/>
+            </w:tcBorders>
+            <w:tcMar>
+              <w:top w:w="40" w:type="dxa"/>
+              <w:left w:w="80" w:type="dxa"/>
+              <w:bottom w:w="40" w:type="dxa"/>
+              <w:right w:w="80" w:type="dxa"/>
+            </w:tcMar>
+            <w:vAlign w:val="center"/>
+          </w:tcPr>
+          <w:p>
+            <w:pPr>
+              <w:pStyle w:val="af0"/>
+            </w:pPr>
+            <w:r>
+              <w:t>Данные пользователей изолированы: каждый видит только свои заметки, напоминания, привычки и настройки.</w:t>
             </w:r>
           </w:p>
         </w:tc>
@@ -4871,12 +4999,36 @@
     </w:tbl>
     <w:p>
       <w:pPr>
+        <w:pStyle w:val="a0"/>
+        <w:spacing w:line="240" w:lineRule="auto"/>
+      </w:pPr>
+    </w:p>
+    <w:p>
+      <w:pPr>
+        <w:pStyle w:val="a0"/>
+      </w:pPr>
+      <w:r>
+        <w:rPr>
+          <w:b/>
+          <w:bCs/>
+        </w:rPr>
+        <w:t>Погода</w:t>
+      </w:r>
+    </w:p>
+    <w:p>
+      <w:pPr>
+        <w:pStyle w:val="a0"/>
+      </w:pPr>
+      <w:r>
+        <w:t>Требования к разделу «Погода» приведены в таблице 1.2.</w:t>
+      </w:r>
+    </w:p>
+    <w:p>
+      <w:pPr>
         <w:pStyle w:val="af"/>
-        <w:pageBreakBefore/>
-      </w:pPr>
-      <w:r>
-        <w:lastRenderedPageBreak/>
-        <w:t>Продолжение таблицы 1.1</w:t>
+      </w:pPr>
+      <w:r>
+        <w:t>Таблица 1.2 – Требования к разделу «Погода»</w:t>
       </w:r>
     </w:p>
     <w:tbl>
@@ -4894,7 +5046,7 @@
           <w:left w:w="10" w:type="dxa"/>
           <w:right w:w="10" w:type="dxa"/>
         </w:tblCellMar>
-        <w:tblLook w:val="04A0" w:firstRow="1" w:lastRow="0" w:firstColumn="1" w:lastColumn="0" w:noHBand="0" w:noVBand="1"/>
+        <w:tblLook w:val="0000" w:firstRow="0" w:lastRow="0" w:firstColumn="0" w:lastColumn="0" w:noHBand="0" w:noVBand="0"/>
       </w:tblPr>
       <w:tblGrid>
         <w:gridCol w:w="890"/>
@@ -4932,46 +5084,42 @@
             <w:pPr>
               <w:pStyle w:val="af0"/>
               <w:jc w:val="center"/>
+            </w:pPr>
+            <w:r>
               <w:rPr>
                 <w:b/>
-              </w:rPr>
+                <w:bCs/>
+              </w:rPr>
+              <w:t>ID</w:t>
+            </w:r>
+          </w:p>
+        </w:tc>
+        <w:tc>
+          <w:tcPr>
+            <w:tcW w:w="8748" w:type="dxa"/>
+            <w:tcBorders>
+              <w:top w:val="single" w:sz="4" w:space="0" w:color="000000"/>
+              <w:left w:val="single" w:sz="4" w:space="0" w:color="000000"/>
+              <w:bottom w:val="single" w:sz="4" w:space="0" w:color="000000"/>
+              <w:right w:val="single" w:sz="4" w:space="0" w:color="000000"/>
+            </w:tcBorders>
+            <w:tcMar>
+              <w:top w:w="40" w:type="dxa"/>
+              <w:left w:w="80" w:type="dxa"/>
+              <w:bottom w:w="40" w:type="dxa"/>
+              <w:right w:w="80" w:type="dxa"/>
+            </w:tcMar>
+            <w:vAlign w:val="center"/>
+          </w:tcPr>
+          <w:p>
+            <w:pPr>
+              <w:pStyle w:val="af0"/>
+              <w:jc w:val="center"/>
             </w:pPr>
             <w:r>
               <w:rPr>
                 <w:b/>
-              </w:rPr>
-              <w:t>ID</w:t>
-            </w:r>
-          </w:p>
-        </w:tc>
-        <w:tc>
-          <w:tcPr>
-            <w:tcW w:w="8748" w:type="dxa"/>
-            <w:tcBorders>
-              <w:top w:val="single" w:sz="4" w:space="0" w:color="000000"/>
-              <w:left w:val="single" w:sz="4" w:space="0" w:color="000000"/>
-              <w:bottom w:val="single" w:sz="4" w:space="0" w:color="000000"/>
-              <w:right w:val="single" w:sz="4" w:space="0" w:color="000000"/>
-            </w:tcBorders>
-            <w:tcMar>
-              <w:top w:w="40" w:type="dxa"/>
-              <w:left w:w="80" w:type="dxa"/>
-              <w:bottom w:w="40" w:type="dxa"/>
-              <w:right w:w="80" w:type="dxa"/>
-            </w:tcMar>
-            <w:vAlign w:val="center"/>
-          </w:tcPr>
-          <w:p>
-            <w:pPr>
-              <w:pStyle w:val="af0"/>
-              <w:jc w:val="center"/>
-              <w:rPr>
-                <w:b/>
-              </w:rPr>
-            </w:pPr>
-            <w:r>
-              <w:rPr>
-                <w:b/>
+                <w:bCs/>
               </w:rPr>
               <w:t>Требование</w:t>
             </w:r>
@@ -5010,10 +5158,7 @@
               <w:pStyle w:val="af0"/>
             </w:pPr>
             <w:r>
-              <w:t>F</w:t>
-            </w:r>
-            <w:r>
-              <w:t>R-04</w:t>
+              <w:t>FR-10</w:t>
             </w:r>
           </w:p>
         </w:tc>
@@ -5039,7 +5184,277 @@
               <w:pStyle w:val="af0"/>
             </w:pPr>
             <w:r>
-              <w:t>Данные пользователей изолированы: каждый видит только свои заметки, напоминания, привычки и настройки.</w:t>
+              <w:t>Кнопка «</w:t>
+            </w:r>
+            <w:r>
+              <w:t>🌤</w:t>
+            </w:r>
+            <w:r>
+              <w:t xml:space="preserve"> Погода» выводит для города пользователя: текущую температуру и описание погоды, ощущаемую температуру, скорость ветра в м/с, диапазон температур на сегодня в формате +9…+17°C.</w:t>
+            </w:r>
+          </w:p>
+        </w:tc>
+      </w:tr>
+      <w:tr>
+        <w:tblPrEx>
+          <w:tblCellMar>
+            <w:top w:w="0" w:type="dxa"/>
+            <w:bottom w:w="0" w:type="dxa"/>
+          </w:tblCellMar>
+        </w:tblPrEx>
+        <w:trPr>
+          <w:cantSplit/>
+        </w:trPr>
+        <w:tc>
+          <w:tcPr>
+            <w:tcW w:w="890" w:type="dxa"/>
+            <w:tcBorders>
+              <w:top w:val="single" w:sz="4" w:space="0" w:color="000000"/>
+              <w:left w:val="single" w:sz="4" w:space="0" w:color="000000"/>
+              <w:bottom w:val="single" w:sz="4" w:space="0" w:color="000000"/>
+              <w:right w:val="single" w:sz="4" w:space="0" w:color="000000"/>
+            </w:tcBorders>
+            <w:tcMar>
+              <w:top w:w="40" w:type="dxa"/>
+              <w:left w:w="80" w:type="dxa"/>
+              <w:bottom w:w="40" w:type="dxa"/>
+              <w:right w:w="80" w:type="dxa"/>
+            </w:tcMar>
+            <w:vAlign w:val="center"/>
+          </w:tcPr>
+          <w:p>
+            <w:pPr>
+              <w:pStyle w:val="af0"/>
+            </w:pPr>
+            <w:r>
+              <w:t>FR-11</w:t>
+            </w:r>
+          </w:p>
+        </w:tc>
+        <w:tc>
+          <w:tcPr>
+            <w:tcW w:w="8748" w:type="dxa"/>
+            <w:tcBorders>
+              <w:top w:val="single" w:sz="4" w:space="0" w:color="000000"/>
+              <w:left w:val="single" w:sz="4" w:space="0" w:color="000000"/>
+              <w:bottom w:val="single" w:sz="4" w:space="0" w:color="000000"/>
+              <w:right w:val="single" w:sz="4" w:space="0" w:color="000000"/>
+            </w:tcBorders>
+            <w:tcMar>
+              <w:top w:w="40" w:type="dxa"/>
+              <w:left w:w="80" w:type="dxa"/>
+              <w:bottom w:w="40" w:type="dxa"/>
+              <w:right w:w="80" w:type="dxa"/>
+            </w:tcMar>
+            <w:vAlign w:val="center"/>
+          </w:tcPr>
+          <w:p>
+            <w:pPr>
+              <w:pStyle w:val="af0"/>
+            </w:pPr>
+            <w:r>
+              <w:t>Температура округляется до целого и выводится со знаком: +14°C, -4°C; нулевая — 0°C без знака.</w:t>
+            </w:r>
+          </w:p>
+        </w:tc>
+      </w:tr>
+      <w:tr>
+        <w:tblPrEx>
+          <w:tblCellMar>
+            <w:top w:w="0" w:type="dxa"/>
+            <w:bottom w:w="0" w:type="dxa"/>
+          </w:tblCellMar>
+        </w:tblPrEx>
+        <w:trPr>
+          <w:cantSplit/>
+        </w:trPr>
+        <w:tc>
+          <w:tcPr>
+            <w:tcW w:w="890" w:type="dxa"/>
+            <w:tcBorders>
+              <w:top w:val="single" w:sz="4" w:space="0" w:color="000000"/>
+              <w:left w:val="single" w:sz="4" w:space="0" w:color="000000"/>
+              <w:bottom w:val="single" w:sz="4" w:space="0" w:color="000000"/>
+              <w:right w:val="single" w:sz="4" w:space="0" w:color="000000"/>
+            </w:tcBorders>
+            <w:tcMar>
+              <w:top w:w="40" w:type="dxa"/>
+              <w:left w:w="80" w:type="dxa"/>
+              <w:bottom w:w="40" w:type="dxa"/>
+              <w:right w:w="80" w:type="dxa"/>
+            </w:tcMar>
+            <w:vAlign w:val="center"/>
+          </w:tcPr>
+          <w:p>
+            <w:pPr>
+              <w:pStyle w:val="af0"/>
+            </w:pPr>
+            <w:r>
+              <w:t>FR-12</w:t>
+            </w:r>
+          </w:p>
+        </w:tc>
+        <w:tc>
+          <w:tcPr>
+            <w:tcW w:w="8748" w:type="dxa"/>
+            <w:tcBorders>
+              <w:top w:val="single" w:sz="4" w:space="0" w:color="000000"/>
+              <w:left w:val="single" w:sz="4" w:space="0" w:color="000000"/>
+              <w:bottom w:val="single" w:sz="4" w:space="0" w:color="000000"/>
+              <w:right w:val="single" w:sz="4" w:space="0" w:color="000000"/>
+            </w:tcBorders>
+            <w:tcMar>
+              <w:top w:w="40" w:type="dxa"/>
+              <w:left w:w="80" w:type="dxa"/>
+              <w:bottom w:w="40" w:type="dxa"/>
+              <w:right w:w="80" w:type="dxa"/>
+            </w:tcMar>
+            <w:vAlign w:val="center"/>
+          </w:tcPr>
+          <w:p>
+            <w:pPr>
+              <w:pStyle w:val="af0"/>
+            </w:pPr>
+            <w:r>
+              <w:t>Под данными выводятся советы по правилам из таблицы 1.3. Если ни одно правило не сработало — «</w:t>
+            </w:r>
+            <w:r>
+              <w:t>👌</w:t>
+            </w:r>
+            <w:r>
+              <w:t xml:space="preserve"> Погода без сюрпризов».</w:t>
+            </w:r>
+          </w:p>
+        </w:tc>
+      </w:tr>
+      <w:tr>
+        <w:tblPrEx>
+          <w:tblCellMar>
+            <w:top w:w="0" w:type="dxa"/>
+            <w:bottom w:w="0" w:type="dxa"/>
+          </w:tblCellMar>
+        </w:tblPrEx>
+        <w:trPr>
+          <w:cantSplit/>
+        </w:trPr>
+        <w:tc>
+          <w:tcPr>
+            <w:tcW w:w="890" w:type="dxa"/>
+            <w:tcBorders>
+              <w:top w:val="single" w:sz="4" w:space="0" w:color="000000"/>
+              <w:left w:val="single" w:sz="4" w:space="0" w:color="000000"/>
+              <w:bottom w:val="single" w:sz="4" w:space="0" w:color="000000"/>
+              <w:right w:val="single" w:sz="4" w:space="0" w:color="000000"/>
+            </w:tcBorders>
+            <w:tcMar>
+              <w:top w:w="40" w:type="dxa"/>
+              <w:left w:w="80" w:type="dxa"/>
+              <w:bottom w:w="40" w:type="dxa"/>
+              <w:right w:w="80" w:type="dxa"/>
+            </w:tcMar>
+            <w:vAlign w:val="center"/>
+          </w:tcPr>
+          <w:p>
+            <w:pPr>
+              <w:pStyle w:val="af0"/>
+            </w:pPr>
+            <w:r>
+              <w:t>FR-13</w:t>
+            </w:r>
+          </w:p>
+        </w:tc>
+        <w:tc>
+          <w:tcPr>
+            <w:tcW w:w="8748" w:type="dxa"/>
+            <w:tcBorders>
+              <w:top w:val="single" w:sz="4" w:space="0" w:color="000000"/>
+              <w:left w:val="single" w:sz="4" w:space="0" w:color="000000"/>
+              <w:bottom w:val="single" w:sz="4" w:space="0" w:color="000000"/>
+              <w:right w:val="single" w:sz="4" w:space="0" w:color="000000"/>
+            </w:tcBorders>
+            <w:tcMar>
+              <w:top w:w="40" w:type="dxa"/>
+              <w:left w:w="80" w:type="dxa"/>
+              <w:bottom w:w="40" w:type="dxa"/>
+              <w:right w:w="80" w:type="dxa"/>
+            </w:tcMar>
+            <w:vAlign w:val="center"/>
+          </w:tcPr>
+          <w:p>
+            <w:pPr>
+              <w:pStyle w:val="af0"/>
+            </w:pPr>
+            <w:r>
+              <w:t>Если сервис погоды недоступен, бот отвечает «⚠️ Не удалось получить погоду. Попробуй чуть позже.» и продолжает работать.</w:t>
+            </w:r>
+          </w:p>
+        </w:tc>
+      </w:tr>
+      <w:tr>
+        <w:tblPrEx>
+          <w:tblCellMar>
+            <w:top w:w="0" w:type="dxa"/>
+            <w:bottom w:w="0" w:type="dxa"/>
+          </w:tblCellMar>
+        </w:tblPrEx>
+        <w:trPr>
+          <w:cantSplit/>
+        </w:trPr>
+        <w:tc>
+          <w:tcPr>
+            <w:tcW w:w="890" w:type="dxa"/>
+            <w:tcBorders>
+              <w:top w:val="single" w:sz="4" w:space="0" w:color="000000"/>
+              <w:left w:val="single" w:sz="4" w:space="0" w:color="000000"/>
+              <w:bottom w:val="single" w:sz="4" w:space="0" w:color="000000"/>
+              <w:right w:val="single" w:sz="4" w:space="0" w:color="000000"/>
+            </w:tcBorders>
+            <w:tcMar>
+              <w:top w:w="40" w:type="dxa"/>
+              <w:left w:w="80" w:type="dxa"/>
+              <w:bottom w:w="40" w:type="dxa"/>
+              <w:right w:w="80" w:type="dxa"/>
+            </w:tcMar>
+            <w:vAlign w:val="center"/>
+          </w:tcPr>
+          <w:p>
+            <w:pPr>
+              <w:pStyle w:val="af0"/>
+            </w:pPr>
+            <w:r>
+              <w:t>FR-14</w:t>
+            </w:r>
+          </w:p>
+        </w:tc>
+        <w:tc>
+          <w:tcPr>
+            <w:tcW w:w="8748" w:type="dxa"/>
+            <w:tcBorders>
+              <w:top w:val="single" w:sz="4" w:space="0" w:color="000000"/>
+              <w:left w:val="single" w:sz="4" w:space="0" w:color="000000"/>
+              <w:bottom w:val="single" w:sz="4" w:space="0" w:color="000000"/>
+              <w:right w:val="single" w:sz="4" w:space="0" w:color="000000"/>
+            </w:tcBorders>
+            <w:tcMar>
+              <w:top w:w="40" w:type="dxa"/>
+              <w:left w:w="80" w:type="dxa"/>
+              <w:bottom w:w="40" w:type="dxa"/>
+              <w:right w:w="80" w:type="dxa"/>
+            </w:tcMar>
+            <w:vAlign w:val="center"/>
+          </w:tcPr>
+          <w:p>
+            <w:pPr>
+              <w:pStyle w:val="af0"/>
+            </w:pPr>
+            <w:r>
+              <w:t>Под сообщением о погоде есть кнопка «</w:t>
+            </w:r>
+            <w:r>
+              <w:t>🏙</w:t>
+            </w:r>
+            <w:r>
+              <w:t xml:space="preserve"> Сменить город», запускающая смену города (FR-70).</w:t>
             </w:r>
           </w:p>
         </w:tc>
@@ -5056,19 +5471,7 @@
         <w:pStyle w:val="a0"/>
       </w:pPr>
       <w:r>
-        <w:rPr>
-          <w:b/>
-          <w:bCs/>
-        </w:rPr>
-        <w:t>Погода</w:t>
-      </w:r>
-    </w:p>
-    <w:p>
-      <w:pPr>
-        <w:pStyle w:val="a0"/>
-      </w:pPr>
-      <w:r>
-        <w:t>Требования к разделу «Погода» приведены в таблице 1.2.</w:t>
+        <w:t>Правила формирования советов (FR-12) сведены в таблицу 1.3.</w:t>
       </w:r>
     </w:p>
     <w:p>
@@ -5076,7 +5479,7 @@
         <w:pStyle w:val="af"/>
       </w:pPr>
       <w:r>
-        <w:t>Таблица 1.2 – Требования к разделу «Погода»</w:t>
+        <w:t>Таблица 1.3 – Правила формирования советов по погоде</w:t>
       </w:r>
     </w:p>
     <w:tbl>
@@ -5094,7 +5497,879 @@
           <w:left w:w="10" w:type="dxa"/>
           <w:right w:w="10" w:type="dxa"/>
         </w:tblCellMar>
-        <w:tblLook w:val="04A0" w:firstRow="1" w:lastRow="0" w:firstColumn="1" w:lastColumn="0" w:noHBand="0" w:noVBand="1"/>
+        <w:tblLook w:val="0000" w:firstRow="0" w:lastRow="0" w:firstColumn="0" w:lastColumn="0" w:noHBand="0" w:noVBand="0"/>
+      </w:tblPr>
+      <w:tblGrid>
+        <w:gridCol w:w="5241"/>
+        <w:gridCol w:w="4397"/>
+      </w:tblGrid>
+      <w:tr>
+        <w:tblPrEx>
+          <w:tblCellMar>
+            <w:top w:w="0" w:type="dxa"/>
+            <w:bottom w:w="0" w:type="dxa"/>
+          </w:tblCellMar>
+        </w:tblPrEx>
+        <w:trPr>
+          <w:cantSplit/>
+          <w:tblHeader/>
+        </w:trPr>
+        <w:tc>
+          <w:tcPr>
+            <w:tcW w:w="5241" w:type="dxa"/>
+            <w:tcBorders>
+              <w:top w:val="single" w:sz="4" w:space="0" w:color="000000"/>
+              <w:left w:val="single" w:sz="4" w:space="0" w:color="000000"/>
+              <w:bottom w:val="single" w:sz="4" w:space="0" w:color="000000"/>
+              <w:right w:val="single" w:sz="4" w:space="0" w:color="000000"/>
+            </w:tcBorders>
+            <w:tcMar>
+              <w:top w:w="40" w:type="dxa"/>
+              <w:left w:w="80" w:type="dxa"/>
+              <w:bottom w:w="40" w:type="dxa"/>
+              <w:right w:w="80" w:type="dxa"/>
+            </w:tcMar>
+            <w:vAlign w:val="center"/>
+          </w:tcPr>
+          <w:p>
+            <w:pPr>
+              <w:pStyle w:val="af0"/>
+              <w:jc w:val="center"/>
+            </w:pPr>
+            <w:r>
+              <w:rPr>
+                <w:b/>
+                <w:bCs/>
+              </w:rPr>
+              <w:t>Условие</w:t>
+            </w:r>
+          </w:p>
+        </w:tc>
+        <w:tc>
+          <w:tcPr>
+            <w:tcW w:w="4397" w:type="dxa"/>
+            <w:tcBorders>
+              <w:top w:val="single" w:sz="4" w:space="0" w:color="000000"/>
+              <w:left w:val="single" w:sz="4" w:space="0" w:color="000000"/>
+              <w:bottom w:val="single" w:sz="4" w:space="0" w:color="000000"/>
+              <w:right w:val="single" w:sz="4" w:space="0" w:color="000000"/>
+            </w:tcBorders>
+            <w:tcMar>
+              <w:top w:w="40" w:type="dxa"/>
+              <w:left w:w="80" w:type="dxa"/>
+              <w:bottom w:w="40" w:type="dxa"/>
+              <w:right w:w="80" w:type="dxa"/>
+            </w:tcMar>
+            <w:vAlign w:val="center"/>
+          </w:tcPr>
+          <w:p>
+            <w:pPr>
+              <w:pStyle w:val="af0"/>
+              <w:jc w:val="center"/>
+            </w:pPr>
+            <w:r>
+              <w:rPr>
+                <w:b/>
+                <w:bCs/>
+              </w:rPr>
+              <w:t>Совет</w:t>
+            </w:r>
+          </w:p>
+        </w:tc>
+      </w:tr>
+      <w:tr>
+        <w:tblPrEx>
+          <w:tblCellMar>
+            <w:top w:w="0" w:type="dxa"/>
+            <w:bottom w:w="0" w:type="dxa"/>
+          </w:tblCellMar>
+        </w:tblPrEx>
+        <w:trPr>
+          <w:cantSplit/>
+        </w:trPr>
+        <w:tc>
+          <w:tcPr>
+            <w:tcW w:w="5241" w:type="dxa"/>
+            <w:tcBorders>
+              <w:top w:val="single" w:sz="4" w:space="0" w:color="000000"/>
+              <w:left w:val="single" w:sz="4" w:space="0" w:color="000000"/>
+              <w:bottom w:val="single" w:sz="4" w:space="0" w:color="000000"/>
+              <w:right w:val="single" w:sz="4" w:space="0" w:color="000000"/>
+            </w:tcBorders>
+            <w:tcMar>
+              <w:top w:w="40" w:type="dxa"/>
+              <w:left w:w="80" w:type="dxa"/>
+              <w:bottom w:w="40" w:type="dxa"/>
+              <w:right w:w="80" w:type="dxa"/>
+            </w:tcMar>
+            <w:vAlign w:val="center"/>
+          </w:tcPr>
+          <w:p>
+            <w:pPr>
+              <w:pStyle w:val="af0"/>
+            </w:pPr>
+            <w:r>
+              <w:t>Сейчас осадки ≥ 0,1 мм</w:t>
+            </w:r>
+          </w:p>
+        </w:tc>
+        <w:tc>
+          <w:tcPr>
+            <w:tcW w:w="4397" w:type="dxa"/>
+            <w:tcBorders>
+              <w:top w:val="single" w:sz="4" w:space="0" w:color="000000"/>
+              <w:left w:val="single" w:sz="4" w:space="0" w:color="000000"/>
+              <w:bottom w:val="single" w:sz="4" w:space="0" w:color="000000"/>
+              <w:right w:val="single" w:sz="4" w:space="0" w:color="000000"/>
+            </w:tcBorders>
+            <w:tcMar>
+              <w:top w:w="40" w:type="dxa"/>
+              <w:left w:w="80" w:type="dxa"/>
+              <w:bottom w:w="40" w:type="dxa"/>
+              <w:right w:w="80" w:type="dxa"/>
+            </w:tcMar>
+            <w:vAlign w:val="center"/>
+          </w:tcPr>
+          <w:p>
+            <w:pPr>
+              <w:pStyle w:val="af0"/>
+            </w:pPr>
+            <w:r>
+              <w:t>«</w:t>
+            </w:r>
+            <w:r>
+              <w:t>🌧</w:t>
+            </w:r>
+            <w:r>
+              <w:t xml:space="preserve"> Сейчас идёт дождь — возьми зонт»</w:t>
+            </w:r>
+          </w:p>
+        </w:tc>
+      </w:tr>
+      <w:tr>
+        <w:tblPrEx>
+          <w:tblCellMar>
+            <w:top w:w="0" w:type="dxa"/>
+            <w:bottom w:w="0" w:type="dxa"/>
+          </w:tblCellMar>
+        </w:tblPrEx>
+        <w:trPr>
+          <w:cantSplit/>
+        </w:trPr>
+        <w:tc>
+          <w:tcPr>
+            <w:tcW w:w="5241" w:type="dxa"/>
+            <w:tcBorders>
+              <w:top w:val="single" w:sz="4" w:space="0" w:color="000000"/>
+              <w:left w:val="single" w:sz="4" w:space="0" w:color="000000"/>
+              <w:bottom w:val="single" w:sz="4" w:space="0" w:color="000000"/>
+              <w:right w:val="single" w:sz="4" w:space="0" w:color="000000"/>
+            </w:tcBorders>
+            <w:tcMar>
+              <w:top w:w="40" w:type="dxa"/>
+              <w:left w:w="80" w:type="dxa"/>
+              <w:bottom w:w="40" w:type="dxa"/>
+              <w:right w:w="80" w:type="dxa"/>
+            </w:tcMar>
+            <w:vAlign w:val="center"/>
+          </w:tcPr>
+          <w:p>
+            <w:pPr>
+              <w:pStyle w:val="af0"/>
+            </w:pPr>
+            <w:r>
+              <w:t>Осадки ≥ 0,1 мм начнутся в ближайшие 120 минут</w:t>
+            </w:r>
+          </w:p>
+        </w:tc>
+        <w:tc>
+          <w:tcPr>
+            <w:tcW w:w="4397" w:type="dxa"/>
+            <w:tcBorders>
+              <w:top w:val="single" w:sz="4" w:space="0" w:color="000000"/>
+              <w:left w:val="single" w:sz="4" w:space="0" w:color="000000"/>
+              <w:bottom w:val="single" w:sz="4" w:space="0" w:color="000000"/>
+              <w:right w:val="single" w:sz="4" w:space="0" w:color="000000"/>
+            </w:tcBorders>
+            <w:tcMar>
+              <w:top w:w="40" w:type="dxa"/>
+              <w:left w:w="80" w:type="dxa"/>
+              <w:bottom w:w="40" w:type="dxa"/>
+              <w:right w:w="80" w:type="dxa"/>
+            </w:tcMar>
+            <w:vAlign w:val="center"/>
+          </w:tcPr>
+          <w:p>
+            <w:pPr>
+              <w:pStyle w:val="af0"/>
+            </w:pPr>
+            <w:r>
+              <w:t>«</w:t>
+            </w:r>
+            <w:r>
+              <w:t>🌧</w:t>
+            </w:r>
+            <w:r>
+              <w:t xml:space="preserve"> Через N минут дождь — возьми зонт»</w:t>
+            </w:r>
+          </w:p>
+        </w:tc>
+      </w:tr>
+      <w:tr>
+        <w:tblPrEx>
+          <w:tblCellMar>
+            <w:top w:w="0" w:type="dxa"/>
+            <w:bottom w:w="0" w:type="dxa"/>
+          </w:tblCellMar>
+        </w:tblPrEx>
+        <w:trPr>
+          <w:cantSplit/>
+        </w:trPr>
+        <w:tc>
+          <w:tcPr>
+            <w:tcW w:w="5241" w:type="dxa"/>
+            <w:tcBorders>
+              <w:top w:val="single" w:sz="4" w:space="0" w:color="000000"/>
+              <w:left w:val="single" w:sz="4" w:space="0" w:color="000000"/>
+              <w:bottom w:val="nil"/>
+              <w:right w:val="single" w:sz="4" w:space="0" w:color="000000"/>
+            </w:tcBorders>
+            <w:tcMar>
+              <w:top w:w="40" w:type="dxa"/>
+              <w:left w:w="80" w:type="dxa"/>
+              <w:bottom w:w="40" w:type="dxa"/>
+              <w:right w:w="80" w:type="dxa"/>
+            </w:tcMar>
+            <w:vAlign w:val="center"/>
+          </w:tcPr>
+          <w:p>
+            <w:pPr>
+              <w:pStyle w:val="af0"/>
+            </w:pPr>
+            <w:r>
+              <w:t>Осадков в ближайшие 2 часа нет, но позже сегодня вероятность ≥ 60%</w:t>
+            </w:r>
+          </w:p>
+        </w:tc>
+        <w:tc>
+          <w:tcPr>
+            <w:tcW w:w="4397" w:type="dxa"/>
+            <w:tcBorders>
+              <w:top w:val="single" w:sz="4" w:space="0" w:color="000000"/>
+              <w:left w:val="single" w:sz="4" w:space="0" w:color="000000"/>
+              <w:bottom w:val="nil"/>
+              <w:right w:val="single" w:sz="4" w:space="0" w:color="000000"/>
+            </w:tcBorders>
+            <w:tcMar>
+              <w:top w:w="40" w:type="dxa"/>
+              <w:left w:w="80" w:type="dxa"/>
+              <w:bottom w:w="40" w:type="dxa"/>
+              <w:right w:w="80" w:type="dxa"/>
+            </w:tcMar>
+            <w:vAlign w:val="center"/>
+          </w:tcPr>
+          <w:p>
+            <w:pPr>
+              <w:pStyle w:val="af0"/>
+            </w:pPr>
+            <w:r>
+              <w:t>«☔ Дождь ожидается после ЧЧ:00 — зонт сегодня пригодится»</w:t>
+            </w:r>
+          </w:p>
+        </w:tc>
+      </w:tr>
+    </w:tbl>
+    <w:p>
+      <w:pPr>
+        <w:pStyle w:val="af"/>
+        <w:pageBreakBefore/>
+      </w:pPr>
+      <w:r>
+        <w:lastRenderedPageBreak/>
+        <w:t>Продолжение таблицы 1.3</w:t>
+      </w:r>
+    </w:p>
+    <w:tbl>
+      <w:tblPr>
+        <w:tblW w:w="9638" w:type="dxa"/>
+        <w:tblBorders>
+          <w:top w:val="single" w:sz="4" w:space="0" w:color="auto"/>
+          <w:left w:val="single" w:sz="4" w:space="0" w:color="auto"/>
+          <w:bottom w:val="single" w:sz="4" w:space="0" w:color="auto"/>
+          <w:right w:val="single" w:sz="4" w:space="0" w:color="auto"/>
+          <w:insideH w:val="single" w:sz="4" w:space="0" w:color="auto"/>
+          <w:insideV w:val="single" w:sz="4" w:space="0" w:color="auto"/>
+        </w:tblBorders>
+        <w:tblCellMar>
+          <w:left w:w="10" w:type="dxa"/>
+          <w:right w:w="10" w:type="dxa"/>
+        </w:tblCellMar>
+        <w:tblLook w:val="0000" w:firstRow="0" w:lastRow="0" w:firstColumn="0" w:lastColumn="0" w:noHBand="0" w:noVBand="0"/>
+      </w:tblPr>
+      <w:tblGrid>
+        <w:gridCol w:w="5241"/>
+        <w:gridCol w:w="4397"/>
+      </w:tblGrid>
+      <w:tr>
+        <w:tblPrEx>
+          <w:tblCellMar>
+            <w:top w:w="0" w:type="dxa"/>
+            <w:bottom w:w="0" w:type="dxa"/>
+          </w:tblCellMar>
+        </w:tblPrEx>
+        <w:trPr>
+          <w:cantSplit/>
+          <w:tblHeader/>
+        </w:trPr>
+        <w:tc>
+          <w:tcPr>
+            <w:tcW w:w="5241" w:type="dxa"/>
+            <w:tcBorders>
+              <w:top w:val="single" w:sz="4" w:space="0" w:color="000000"/>
+              <w:left w:val="single" w:sz="4" w:space="0" w:color="000000"/>
+              <w:bottom w:val="single" w:sz="4" w:space="0" w:color="000000"/>
+              <w:right w:val="single" w:sz="4" w:space="0" w:color="000000"/>
+            </w:tcBorders>
+            <w:tcMar>
+              <w:top w:w="40" w:type="dxa"/>
+              <w:left w:w="80" w:type="dxa"/>
+              <w:bottom w:w="40" w:type="dxa"/>
+              <w:right w:w="80" w:type="dxa"/>
+            </w:tcMar>
+            <w:vAlign w:val="center"/>
+          </w:tcPr>
+          <w:p>
+            <w:pPr>
+              <w:pStyle w:val="af0"/>
+              <w:jc w:val="center"/>
+              <w:rPr>
+                <w:b/>
+              </w:rPr>
+            </w:pPr>
+            <w:r>
+              <w:rPr>
+                <w:b/>
+              </w:rPr>
+              <w:t>Условие</w:t>
+            </w:r>
+          </w:p>
+        </w:tc>
+        <w:tc>
+          <w:tcPr>
+            <w:tcW w:w="4397" w:type="dxa"/>
+            <w:tcBorders>
+              <w:top w:val="single" w:sz="4" w:space="0" w:color="000000"/>
+              <w:left w:val="single" w:sz="4" w:space="0" w:color="000000"/>
+              <w:bottom w:val="single" w:sz="4" w:space="0" w:color="000000"/>
+              <w:right w:val="single" w:sz="4" w:space="0" w:color="000000"/>
+            </w:tcBorders>
+            <w:tcMar>
+              <w:top w:w="40" w:type="dxa"/>
+              <w:left w:w="80" w:type="dxa"/>
+              <w:bottom w:w="40" w:type="dxa"/>
+              <w:right w:w="80" w:type="dxa"/>
+            </w:tcMar>
+            <w:vAlign w:val="center"/>
+          </w:tcPr>
+          <w:p>
+            <w:pPr>
+              <w:pStyle w:val="af0"/>
+              <w:jc w:val="center"/>
+              <w:rPr>
+                <w:b/>
+              </w:rPr>
+            </w:pPr>
+            <w:r>
+              <w:rPr>
+                <w:b/>
+              </w:rPr>
+              <w:t>Совет</w:t>
+            </w:r>
+          </w:p>
+        </w:tc>
+      </w:tr>
+      <w:tr>
+        <w:tblPrEx>
+          <w:tblCellMar>
+            <w:top w:w="0" w:type="dxa"/>
+            <w:bottom w:w="0" w:type="dxa"/>
+          </w:tblCellMar>
+        </w:tblPrEx>
+        <w:trPr>
+          <w:cantSplit/>
+        </w:trPr>
+        <w:tc>
+          <w:tcPr>
+            <w:tcW w:w="5241" w:type="dxa"/>
+            <w:tcBorders>
+              <w:top w:val="single" w:sz="4" w:space="0" w:color="000000"/>
+              <w:left w:val="single" w:sz="4" w:space="0" w:color="000000"/>
+              <w:bottom w:val="single" w:sz="4" w:space="0" w:color="000000"/>
+              <w:right w:val="single" w:sz="4" w:space="0" w:color="000000"/>
+            </w:tcBorders>
+            <w:tcMar>
+              <w:top w:w="40" w:type="dxa"/>
+              <w:left w:w="80" w:type="dxa"/>
+              <w:bottom w:w="40" w:type="dxa"/>
+              <w:right w:w="80" w:type="dxa"/>
+            </w:tcMar>
+            <w:vAlign w:val="center"/>
+          </w:tcPr>
+          <w:p>
+            <w:pPr>
+              <w:pStyle w:val="af0"/>
+            </w:pPr>
+            <w:r>
+              <w:t>Т</w:t>
+            </w:r>
+            <w:r>
+              <w:t>емпература в 18:00 выше, чем в 08:00, на 5 °C и более</w:t>
+            </w:r>
+          </w:p>
+        </w:tc>
+        <w:tc>
+          <w:tcPr>
+            <w:tcW w:w="4397" w:type="dxa"/>
+            <w:tcBorders>
+              <w:top w:val="single" w:sz="4" w:space="0" w:color="000000"/>
+              <w:left w:val="single" w:sz="4" w:space="0" w:color="000000"/>
+              <w:bottom w:val="single" w:sz="4" w:space="0" w:color="000000"/>
+              <w:right w:val="single" w:sz="4" w:space="0" w:color="000000"/>
+            </w:tcBorders>
+            <w:tcMar>
+              <w:top w:w="40" w:type="dxa"/>
+              <w:left w:w="80" w:type="dxa"/>
+              <w:bottom w:w="40" w:type="dxa"/>
+              <w:right w:w="80" w:type="dxa"/>
+            </w:tcMar>
+            <w:vAlign w:val="center"/>
+          </w:tcPr>
+          <w:p>
+            <w:pPr>
+              <w:pStyle w:val="af0"/>
+            </w:pPr>
+            <w:r>
+              <w:t>«</w:t>
+            </w:r>
+            <w:r>
+              <w:t>🧥</w:t>
+            </w:r>
+            <w:r>
+              <w:t xml:space="preserve"> Утром холодно, вечером потеплеет»</w:t>
+            </w:r>
+          </w:p>
+        </w:tc>
+      </w:tr>
+      <w:tr>
+        <w:tblPrEx>
+          <w:tblCellMar>
+            <w:top w:w="0" w:type="dxa"/>
+            <w:bottom w:w="0" w:type="dxa"/>
+          </w:tblCellMar>
+        </w:tblPrEx>
+        <w:trPr>
+          <w:cantSplit/>
+        </w:trPr>
+        <w:tc>
+          <w:tcPr>
+            <w:tcW w:w="5241" w:type="dxa"/>
+            <w:tcBorders>
+              <w:top w:val="single" w:sz="4" w:space="0" w:color="000000"/>
+              <w:left w:val="single" w:sz="4" w:space="0" w:color="000000"/>
+              <w:bottom w:val="single" w:sz="4" w:space="0" w:color="000000"/>
+              <w:right w:val="single" w:sz="4" w:space="0" w:color="000000"/>
+            </w:tcBorders>
+            <w:tcMar>
+              <w:top w:w="40" w:type="dxa"/>
+              <w:left w:w="80" w:type="dxa"/>
+              <w:bottom w:w="40" w:type="dxa"/>
+              <w:right w:w="80" w:type="dxa"/>
+            </w:tcMar>
+            <w:vAlign w:val="center"/>
+          </w:tcPr>
+          <w:p>
+            <w:pPr>
+              <w:pStyle w:val="af0"/>
+            </w:pPr>
+            <w:r>
+              <w:t>Температура в 18:00 ниже, чем в 08:00, на 5 °C и более</w:t>
+            </w:r>
+          </w:p>
+        </w:tc>
+        <w:tc>
+          <w:tcPr>
+            <w:tcW w:w="4397" w:type="dxa"/>
+            <w:tcBorders>
+              <w:top w:val="single" w:sz="4" w:space="0" w:color="000000"/>
+              <w:left w:val="single" w:sz="4" w:space="0" w:color="000000"/>
+              <w:bottom w:val="single" w:sz="4" w:space="0" w:color="000000"/>
+              <w:right w:val="single" w:sz="4" w:space="0" w:color="000000"/>
+            </w:tcBorders>
+            <w:tcMar>
+              <w:top w:w="40" w:type="dxa"/>
+              <w:left w:w="80" w:type="dxa"/>
+              <w:bottom w:w="40" w:type="dxa"/>
+              <w:right w:w="80" w:type="dxa"/>
+            </w:tcMar>
+            <w:vAlign w:val="center"/>
+          </w:tcPr>
+          <w:p>
+            <w:pPr>
+              <w:pStyle w:val="af0"/>
+            </w:pPr>
+            <w:r>
+              <w:t>«</w:t>
+            </w:r>
+            <w:r>
+              <w:t>🌡</w:t>
+            </w:r>
+            <w:r>
+              <w:t xml:space="preserve"> К вечеру похолодает — захвати кофту»</w:t>
+            </w:r>
+          </w:p>
+        </w:tc>
+      </w:tr>
+      <w:tr>
+        <w:tblPrEx>
+          <w:tblCellMar>
+            <w:top w:w="0" w:type="dxa"/>
+            <w:bottom w:w="0" w:type="dxa"/>
+          </w:tblCellMar>
+        </w:tblPrEx>
+        <w:trPr>
+          <w:cantSplit/>
+        </w:trPr>
+        <w:tc>
+          <w:tcPr>
+            <w:tcW w:w="5241" w:type="dxa"/>
+            <w:tcBorders>
+              <w:top w:val="single" w:sz="4" w:space="0" w:color="000000"/>
+              <w:left w:val="single" w:sz="4" w:space="0" w:color="000000"/>
+              <w:bottom w:val="single" w:sz="4" w:space="0" w:color="000000"/>
+              <w:right w:val="single" w:sz="4" w:space="0" w:color="000000"/>
+            </w:tcBorders>
+            <w:tcMar>
+              <w:top w:w="40" w:type="dxa"/>
+              <w:left w:w="80" w:type="dxa"/>
+              <w:bottom w:w="40" w:type="dxa"/>
+              <w:right w:w="80" w:type="dxa"/>
+            </w:tcMar>
+            <w:vAlign w:val="center"/>
+          </w:tcPr>
+          <w:p>
+            <w:pPr>
+              <w:pStyle w:val="af0"/>
+            </w:pPr>
+            <w:r>
+              <w:t>Ветер ≥ 10 м/с</w:t>
+            </w:r>
+          </w:p>
+        </w:tc>
+        <w:tc>
+          <w:tcPr>
+            <w:tcW w:w="4397" w:type="dxa"/>
+            <w:tcBorders>
+              <w:top w:val="single" w:sz="4" w:space="0" w:color="000000"/>
+              <w:left w:val="single" w:sz="4" w:space="0" w:color="000000"/>
+              <w:bottom w:val="single" w:sz="4" w:space="0" w:color="000000"/>
+              <w:right w:val="single" w:sz="4" w:space="0" w:color="000000"/>
+            </w:tcBorders>
+            <w:tcMar>
+              <w:top w:w="40" w:type="dxa"/>
+              <w:left w:w="80" w:type="dxa"/>
+              <w:bottom w:w="40" w:type="dxa"/>
+              <w:right w:w="80" w:type="dxa"/>
+            </w:tcMar>
+            <w:vAlign w:val="center"/>
+          </w:tcPr>
+          <w:p>
+            <w:pPr>
+              <w:pStyle w:val="af0"/>
+            </w:pPr>
+            <w:r>
+              <w:t>«</w:t>
+            </w:r>
+            <w:r>
+              <w:t>💨</w:t>
+            </w:r>
+            <w:r>
+              <w:t xml:space="preserve"> Сильный ветер — одевайся плотнее»</w:t>
+            </w:r>
+          </w:p>
+        </w:tc>
+      </w:tr>
+      <w:tr>
+        <w:tblPrEx>
+          <w:tblCellMar>
+            <w:top w:w="0" w:type="dxa"/>
+            <w:bottom w:w="0" w:type="dxa"/>
+          </w:tblCellMar>
+        </w:tblPrEx>
+        <w:trPr>
+          <w:cantSplit/>
+        </w:trPr>
+        <w:tc>
+          <w:tcPr>
+            <w:tcW w:w="5241" w:type="dxa"/>
+            <w:tcBorders>
+              <w:top w:val="single" w:sz="4" w:space="0" w:color="000000"/>
+              <w:left w:val="single" w:sz="4" w:space="0" w:color="000000"/>
+              <w:bottom w:val="single" w:sz="4" w:space="0" w:color="000000"/>
+              <w:right w:val="single" w:sz="4" w:space="0" w:color="000000"/>
+            </w:tcBorders>
+            <w:tcMar>
+              <w:top w:w="40" w:type="dxa"/>
+              <w:left w:w="80" w:type="dxa"/>
+              <w:bottom w:w="40" w:type="dxa"/>
+              <w:right w:w="80" w:type="dxa"/>
+            </w:tcMar>
+            <w:vAlign w:val="center"/>
+          </w:tcPr>
+          <w:p>
+            <w:pPr>
+              <w:pStyle w:val="af0"/>
+            </w:pPr>
+            <w:r>
+              <w:t>Ощущаемая температура ≤ −15 °C</w:t>
+            </w:r>
+          </w:p>
+        </w:tc>
+        <w:tc>
+          <w:tcPr>
+            <w:tcW w:w="4397" w:type="dxa"/>
+            <w:tcBorders>
+              <w:top w:val="single" w:sz="4" w:space="0" w:color="000000"/>
+              <w:left w:val="single" w:sz="4" w:space="0" w:color="000000"/>
+              <w:bottom w:val="single" w:sz="4" w:space="0" w:color="000000"/>
+              <w:right w:val="single" w:sz="4" w:space="0" w:color="000000"/>
+            </w:tcBorders>
+            <w:tcMar>
+              <w:top w:w="40" w:type="dxa"/>
+              <w:left w:w="80" w:type="dxa"/>
+              <w:bottom w:w="40" w:type="dxa"/>
+              <w:right w:w="80" w:type="dxa"/>
+            </w:tcMar>
+            <w:vAlign w:val="center"/>
+          </w:tcPr>
+          <w:p>
+            <w:pPr>
+              <w:pStyle w:val="af0"/>
+            </w:pPr>
+            <w:r>
+              <w:t>«</w:t>
+            </w:r>
+            <w:r>
+              <w:t>🥶</w:t>
+            </w:r>
+            <w:r>
+              <w:t xml:space="preserve"> Очень холодно — одевайся теплее»</w:t>
+            </w:r>
+          </w:p>
+        </w:tc>
+      </w:tr>
+      <w:tr>
+        <w:tblPrEx>
+          <w:tblCellMar>
+            <w:top w:w="0" w:type="dxa"/>
+            <w:bottom w:w="0" w:type="dxa"/>
+          </w:tblCellMar>
+        </w:tblPrEx>
+        <w:trPr>
+          <w:cantSplit/>
+        </w:trPr>
+        <w:tc>
+          <w:tcPr>
+            <w:tcW w:w="5241" w:type="dxa"/>
+            <w:tcBorders>
+              <w:top w:val="single" w:sz="4" w:space="0" w:color="000000"/>
+              <w:left w:val="single" w:sz="4" w:space="0" w:color="000000"/>
+              <w:bottom w:val="single" w:sz="4" w:space="0" w:color="000000"/>
+              <w:right w:val="single" w:sz="4" w:space="0" w:color="000000"/>
+            </w:tcBorders>
+            <w:tcMar>
+              <w:top w:w="40" w:type="dxa"/>
+              <w:left w:w="80" w:type="dxa"/>
+              <w:bottom w:w="40" w:type="dxa"/>
+              <w:right w:w="80" w:type="dxa"/>
+            </w:tcMar>
+            <w:vAlign w:val="center"/>
+          </w:tcPr>
+          <w:p>
+            <w:pPr>
+              <w:pStyle w:val="af0"/>
+            </w:pPr>
+            <w:r>
+              <w:t>Ощущаемая температура ≥ +30 °C</w:t>
+            </w:r>
+          </w:p>
+        </w:tc>
+        <w:tc>
+          <w:tcPr>
+            <w:tcW w:w="4397" w:type="dxa"/>
+            <w:tcBorders>
+              <w:top w:val="single" w:sz="4" w:space="0" w:color="000000"/>
+              <w:left w:val="single" w:sz="4" w:space="0" w:color="000000"/>
+              <w:bottom w:val="single" w:sz="4" w:space="0" w:color="000000"/>
+              <w:right w:val="single" w:sz="4" w:space="0" w:color="000000"/>
+            </w:tcBorders>
+            <w:tcMar>
+              <w:top w:w="40" w:type="dxa"/>
+              <w:left w:w="80" w:type="dxa"/>
+              <w:bottom w:w="40" w:type="dxa"/>
+              <w:right w:w="80" w:type="dxa"/>
+            </w:tcMar>
+            <w:vAlign w:val="center"/>
+          </w:tcPr>
+          <w:p>
+            <w:pPr>
+              <w:pStyle w:val="af0"/>
+            </w:pPr>
+            <w:r>
+              <w:t>«</w:t>
+            </w:r>
+            <w:r>
+              <w:t>🥵</w:t>
+            </w:r>
+            <w:r>
+              <w:t xml:space="preserve"> Жара — пей больше воды»</w:t>
+            </w:r>
+          </w:p>
+        </w:tc>
+      </w:tr>
+      <w:tr>
+        <w:tblPrEx>
+          <w:tblCellMar>
+            <w:top w:w="0" w:type="dxa"/>
+            <w:bottom w:w="0" w:type="dxa"/>
+          </w:tblCellMar>
+        </w:tblPrEx>
+        <w:trPr>
+          <w:cantSplit/>
+        </w:trPr>
+        <w:tc>
+          <w:tcPr>
+            <w:tcW w:w="5241" w:type="dxa"/>
+            <w:tcBorders>
+              <w:top w:val="single" w:sz="4" w:space="0" w:color="000000"/>
+              <w:left w:val="single" w:sz="4" w:space="0" w:color="000000"/>
+              <w:bottom w:val="single" w:sz="4" w:space="0" w:color="000000"/>
+              <w:right w:val="single" w:sz="4" w:space="0" w:color="000000"/>
+            </w:tcBorders>
+            <w:tcMar>
+              <w:top w:w="40" w:type="dxa"/>
+              <w:left w:w="80" w:type="dxa"/>
+              <w:bottom w:w="40" w:type="dxa"/>
+              <w:right w:w="80" w:type="dxa"/>
+            </w:tcMar>
+            <w:vAlign w:val="center"/>
+          </w:tcPr>
+          <w:p>
+            <w:pPr>
+              <w:pStyle w:val="af0"/>
+            </w:pPr>
+            <w:r>
+              <w:t>Осадков сегодня не ожидается, дневной максимум от +12 до +28 °C, ветер &lt; 7 м/с</w:t>
+            </w:r>
+          </w:p>
+        </w:tc>
+        <w:tc>
+          <w:tcPr>
+            <w:tcW w:w="4397" w:type="dxa"/>
+            <w:tcBorders>
+              <w:top w:val="single" w:sz="4" w:space="0" w:color="000000"/>
+              <w:left w:val="single" w:sz="4" w:space="0" w:color="000000"/>
+              <w:bottom w:val="single" w:sz="4" w:space="0" w:color="000000"/>
+              <w:right w:val="single" w:sz="4" w:space="0" w:color="000000"/>
+            </w:tcBorders>
+            <w:tcMar>
+              <w:top w:w="40" w:type="dxa"/>
+              <w:left w:w="80" w:type="dxa"/>
+              <w:bottom w:w="40" w:type="dxa"/>
+              <w:right w:w="80" w:type="dxa"/>
+            </w:tcMar>
+            <w:vAlign w:val="center"/>
+          </w:tcPr>
+          <w:p>
+            <w:pPr>
+              <w:pStyle w:val="af0"/>
+            </w:pPr>
+            <w:r>
+              <w:t>«</w:t>
+            </w:r>
+            <w:r>
+              <w:t>🚲</w:t>
+            </w:r>
+            <w:r>
+              <w:t xml:space="preserve"> Сегодня хороший день для велосипеда»</w:t>
+            </w:r>
+          </w:p>
+        </w:tc>
+      </w:tr>
+    </w:tbl>
+    <w:p>
+      <w:pPr>
+        <w:pStyle w:val="a0"/>
+        <w:spacing w:line="240" w:lineRule="auto"/>
+      </w:pPr>
+    </w:p>
+    <w:p>
+      <w:pPr>
+        <w:pStyle w:val="a0"/>
+      </w:pPr>
+      <w:r>
+        <w:t xml:space="preserve">При текущей температуре 0 °C и ниже вместо слова «дождь» используется «снег», значок </w:t>
+      </w:r>
+      <w:r>
+        <w:t>🌨</w:t>
+      </w:r>
+      <w:r>
+        <w:t>, а совет про зонт заменяется на «надень капюшон».</w:t>
+      </w:r>
+    </w:p>
+    <w:p>
+      <w:pPr>
+        <w:pStyle w:val="a0"/>
+      </w:pPr>
+      <w:r>
+        <w:rPr>
+          <w:b/>
+          <w:bCs/>
+        </w:rPr>
+        <w:t>Мой день</w:t>
+      </w:r>
+    </w:p>
+    <w:p>
+      <w:pPr>
+        <w:pStyle w:val="a0"/>
+      </w:pPr>
+      <w:r>
+        <w:t>Требования к разделу «Мой день» приведены в таблице 1.4.</w:t>
+      </w:r>
+    </w:p>
+    <w:p>
+      <w:pPr>
+        <w:pStyle w:val="af"/>
+      </w:pPr>
+      <w:r>
+        <w:t>Таблица 1.4 – Требования к разделу «Мой день»</w:t>
+      </w:r>
+    </w:p>
+    <w:tbl>
+      <w:tblPr>
+        <w:tblW w:w="9638" w:type="dxa"/>
+        <w:tblBorders>
+          <w:top w:val="single" w:sz="4" w:space="0" w:color="auto"/>
+          <w:left w:val="single" w:sz="4" w:space="0" w:color="auto"/>
+          <w:bottom w:val="single" w:sz="4" w:space="0" w:color="auto"/>
+          <w:right w:val="single" w:sz="4" w:space="0" w:color="auto"/>
+          <w:insideH w:val="single" w:sz="4" w:space="0" w:color="auto"/>
+          <w:insideV w:val="single" w:sz="4" w:space="0" w:color="auto"/>
+        </w:tblBorders>
+        <w:tblCellMar>
+          <w:left w:w="10" w:type="dxa"/>
+          <w:right w:w="10" w:type="dxa"/>
+        </w:tblCellMar>
+        <w:tblLook w:val="0000" w:firstRow="0" w:lastRow="0" w:firstColumn="0" w:lastColumn="0" w:noHBand="0" w:noVBand="0"/>
       </w:tblPr>
       <w:tblGrid>
         <w:gridCol w:w="890"/>
@@ -5206,7 +6481,7 @@
               <w:pStyle w:val="af0"/>
             </w:pPr>
             <w:r>
-              <w:t>FR-10</w:t>
+              <w:t>FR-20</w:t>
             </w:r>
           </w:p>
         </w:tc>
@@ -5235,10 +6510,10 @@
               <w:t>Кнопка «</w:t>
             </w:r>
             <w:r>
-              <w:t>🌤</w:t>
-            </w:r>
-            <w:r>
-              <w:t xml:space="preserve"> Погода» выводит для города пользователя: текущую температуру и описание погоды, ощущаемую температуру, скорость ветра в м/с, диапазон температур на сегодня в формате +9…+17°C.</w:t>
+              <w:t>📅</w:t>
+            </w:r>
+            <w:r>
+              <w:t xml:space="preserve"> Мой день» выводит одним сообщением: дату в формате «Сегодня, 19 сентября, суббота»; текущую погоду и первый из советов; количество ещё не сработавших напоминаний на сегодня со списком «• ЧЧ:ММ — текст»; прогресс привычек «выполнено/всего»; количество заметок.</w:t>
             </w:r>
           </w:p>
         </w:tc>
@@ -5275,7 +6550,7 @@
               <w:pStyle w:val="af0"/>
             </w:pPr>
             <w:r>
-              <w:t>FR-11</w:t>
+              <w:t>FR-21</w:t>
             </w:r>
           </w:p>
         </w:tc>
@@ -5301,7 +6576,7 @@
               <w:pStyle w:val="af0"/>
             </w:pPr>
             <w:r>
-              <w:t>Температура округляется до целого и выводится со знаком: +14°C, -4°C; нулевая — 0°C без знака.</w:t>
+              <w:t>Слово «напоминание» склоняется по числу: 1 напоминание, 2 напоминания, 5 напоминаний, 11 напоминаний, 21 напоминание.</w:t>
             </w:r>
           </w:p>
         </w:tc>
@@ -5338,7 +6613,7 @@
               <w:pStyle w:val="af0"/>
             </w:pPr>
             <w:r>
-              <w:t>FR-12</w:t>
+              <w:t>FR-22</w:t>
             </w:r>
           </w:p>
         </w:tc>
@@ -5364,145 +6639,13 @@
               <w:pStyle w:val="af0"/>
             </w:pPr>
             <w:r>
-              <w:t>Под данными выводятся советы по правилам из таблицы 1.3. Если ни одно правило не сработало — «</w:t>
-            </w:r>
-            <w:r>
-              <w:t>👌</w:t>
-            </w:r>
-            <w:r>
-              <w:t xml:space="preserve"> Погода без сюрпризов».</w:t>
-            </w:r>
-          </w:p>
-        </w:tc>
-      </w:tr>
-      <w:tr>
-        <w:tblPrEx>
-          <w:tblCellMar>
-            <w:top w:w="0" w:type="dxa"/>
-            <w:bottom w:w="0" w:type="dxa"/>
-          </w:tblCellMar>
-        </w:tblPrEx>
-        <w:trPr>
-          <w:cantSplit/>
-        </w:trPr>
-        <w:tc>
-          <w:tcPr>
-            <w:tcW w:w="890" w:type="dxa"/>
-            <w:tcBorders>
-              <w:top w:val="single" w:sz="4" w:space="0" w:color="000000"/>
-              <w:left w:val="single" w:sz="4" w:space="0" w:color="000000"/>
-              <w:bottom w:val="single" w:sz="4" w:space="0" w:color="000000"/>
-              <w:right w:val="single" w:sz="4" w:space="0" w:color="000000"/>
-            </w:tcBorders>
-            <w:tcMar>
-              <w:top w:w="40" w:type="dxa"/>
-              <w:left w:w="80" w:type="dxa"/>
-              <w:bottom w:w="40" w:type="dxa"/>
-              <w:right w:w="80" w:type="dxa"/>
-            </w:tcMar>
-            <w:vAlign w:val="center"/>
-          </w:tcPr>
-          <w:p>
-            <w:pPr>
-              <w:pStyle w:val="af0"/>
-            </w:pPr>
-            <w:r>
-              <w:t>FR-13</w:t>
-            </w:r>
-          </w:p>
-        </w:tc>
-        <w:tc>
-          <w:tcPr>
-            <w:tcW w:w="8748" w:type="dxa"/>
-            <w:tcBorders>
-              <w:top w:val="single" w:sz="4" w:space="0" w:color="000000"/>
-              <w:left w:val="single" w:sz="4" w:space="0" w:color="000000"/>
-              <w:bottom w:val="single" w:sz="4" w:space="0" w:color="000000"/>
-              <w:right w:val="single" w:sz="4" w:space="0" w:color="000000"/>
-            </w:tcBorders>
-            <w:tcMar>
-              <w:top w:w="40" w:type="dxa"/>
-              <w:left w:w="80" w:type="dxa"/>
-              <w:bottom w:w="40" w:type="dxa"/>
-              <w:right w:w="80" w:type="dxa"/>
-            </w:tcMar>
-            <w:vAlign w:val="center"/>
-          </w:tcPr>
-          <w:p>
-            <w:pPr>
-              <w:pStyle w:val="af0"/>
-            </w:pPr>
-            <w:r>
-              <w:t>Если сервис погоды недоступен, бот отвечает «⚠️ Не удалось получить погоду. Попробуй чуть позже.» и продолжает работать.</w:t>
-            </w:r>
-          </w:p>
-        </w:tc>
-      </w:tr>
-      <w:tr>
-        <w:tblPrEx>
-          <w:tblCellMar>
-            <w:top w:w="0" w:type="dxa"/>
-            <w:bottom w:w="0" w:type="dxa"/>
-          </w:tblCellMar>
-        </w:tblPrEx>
-        <w:trPr>
-          <w:cantSplit/>
-        </w:trPr>
-        <w:tc>
-          <w:tcPr>
-            <w:tcW w:w="890" w:type="dxa"/>
-            <w:tcBorders>
-              <w:top w:val="single" w:sz="4" w:space="0" w:color="000000"/>
-              <w:left w:val="single" w:sz="4" w:space="0" w:color="000000"/>
-              <w:bottom w:val="single" w:sz="4" w:space="0" w:color="000000"/>
-              <w:right w:val="single" w:sz="4" w:space="0" w:color="000000"/>
-            </w:tcBorders>
-            <w:tcMar>
-              <w:top w:w="40" w:type="dxa"/>
-              <w:left w:w="80" w:type="dxa"/>
-              <w:bottom w:w="40" w:type="dxa"/>
-              <w:right w:w="80" w:type="dxa"/>
-            </w:tcMar>
-            <w:vAlign w:val="center"/>
-          </w:tcPr>
-          <w:p>
-            <w:pPr>
-              <w:pStyle w:val="af0"/>
-            </w:pPr>
-            <w:r>
-              <w:t>FR-14</w:t>
-            </w:r>
-          </w:p>
-        </w:tc>
-        <w:tc>
-          <w:tcPr>
-            <w:tcW w:w="8748" w:type="dxa"/>
-            <w:tcBorders>
-              <w:top w:val="single" w:sz="4" w:space="0" w:color="000000"/>
-              <w:left w:val="single" w:sz="4" w:space="0" w:color="000000"/>
-              <w:bottom w:val="single" w:sz="4" w:space="0" w:color="000000"/>
-              <w:right w:val="single" w:sz="4" w:space="0" w:color="000000"/>
-            </w:tcBorders>
-            <w:tcMar>
-              <w:top w:w="40" w:type="dxa"/>
-              <w:left w:w="80" w:type="dxa"/>
-              <w:bottom w:w="40" w:type="dxa"/>
-              <w:right w:w="80" w:type="dxa"/>
-            </w:tcMar>
-            <w:vAlign w:val="center"/>
-          </w:tcPr>
-          <w:p>
-            <w:pPr>
-              <w:pStyle w:val="af0"/>
-            </w:pPr>
-            <w:r>
-              <w:t>Под сообщением о погоде есть кнопка «</w:t>
-            </w:r>
-            <w:r>
-              <w:t>🏙</w:t>
-            </w:r>
-            <w:r>
-              <w:t xml:space="preserve"> Сменить город», запускающая смену города (FR-70).</w:t>
+              <w:t>Если сервис погоды недоступен, вместо погоды выводится «</w:t>
+            </w:r>
+            <w:r>
+              <w:t>🌤</w:t>
+            </w:r>
+            <w:r>
+              <w:t xml:space="preserve"> Погода временно недоступна», остальные блоки показываются.</w:t>
             </w:r>
           </w:p>
         </w:tc>
@@ -5519,7 +6662,19 @@
         <w:pStyle w:val="a0"/>
       </w:pPr>
       <w:r>
-        <w:t>Правила формирования советов (FR-12) сведены в таблицу 1.3.</w:t>
+        <w:rPr>
+          <w:b/>
+          <w:bCs/>
+        </w:rPr>
+        <w:t>Напоминания</w:t>
+      </w:r>
+    </w:p>
+    <w:p>
+      <w:pPr>
+        <w:pStyle w:val="a0"/>
+      </w:pPr>
+      <w:r>
+        <w:t>Требования к разделу «Напоминания» приведены в таблице 1.5.</w:t>
       </w:r>
     </w:p>
     <w:p>
@@ -5527,7 +6682,7 @@
         <w:pStyle w:val="af"/>
       </w:pPr>
       <w:r>
-        <w:t>Таблица 1.3 – Правила формирования советов по погоде</w:t>
+        <w:t>Таблица 1.5 – Требования к разделу «Напоминания»</w:t>
       </w:r>
     </w:p>
     <w:tbl>
@@ -5545,767 +6700,7 @@
           <w:left w:w="10" w:type="dxa"/>
           <w:right w:w="10" w:type="dxa"/>
         </w:tblCellMar>
-        <w:tblLook w:val="04A0" w:firstRow="1" w:lastRow="0" w:firstColumn="1" w:lastColumn="0" w:noHBand="0" w:noVBand="1"/>
-      </w:tblPr>
-      <w:tblGrid>
-        <w:gridCol w:w="5241"/>
-        <w:gridCol w:w="4397"/>
-      </w:tblGrid>
-      <w:tr>
-        <w:tblPrEx>
-          <w:tblCellMar>
-            <w:top w:w="0" w:type="dxa"/>
-            <w:bottom w:w="0" w:type="dxa"/>
-          </w:tblCellMar>
-        </w:tblPrEx>
-        <w:trPr>
-          <w:cantSplit/>
-          <w:tblHeader/>
-        </w:trPr>
-        <w:tc>
-          <w:tcPr>
-            <w:tcW w:w="5241" w:type="dxa"/>
-            <w:tcBorders>
-              <w:top w:val="single" w:sz="4" w:space="0" w:color="000000"/>
-              <w:left w:val="single" w:sz="4" w:space="0" w:color="000000"/>
-              <w:bottom w:val="single" w:sz="4" w:space="0" w:color="000000"/>
-              <w:right w:val="single" w:sz="4" w:space="0" w:color="000000"/>
-            </w:tcBorders>
-            <w:tcMar>
-              <w:top w:w="40" w:type="dxa"/>
-              <w:left w:w="80" w:type="dxa"/>
-              <w:bottom w:w="40" w:type="dxa"/>
-              <w:right w:w="80" w:type="dxa"/>
-            </w:tcMar>
-            <w:vAlign w:val="center"/>
-          </w:tcPr>
-          <w:p>
-            <w:pPr>
-              <w:pStyle w:val="af0"/>
-              <w:jc w:val="center"/>
-            </w:pPr>
-            <w:r>
-              <w:rPr>
-                <w:b/>
-                <w:bCs/>
-              </w:rPr>
-              <w:t>Условие</w:t>
-            </w:r>
-          </w:p>
-        </w:tc>
-        <w:tc>
-          <w:tcPr>
-            <w:tcW w:w="4397" w:type="dxa"/>
-            <w:tcBorders>
-              <w:top w:val="single" w:sz="4" w:space="0" w:color="000000"/>
-              <w:left w:val="single" w:sz="4" w:space="0" w:color="000000"/>
-              <w:bottom w:val="single" w:sz="4" w:space="0" w:color="000000"/>
-              <w:right w:val="single" w:sz="4" w:space="0" w:color="000000"/>
-            </w:tcBorders>
-            <w:tcMar>
-              <w:top w:w="40" w:type="dxa"/>
-              <w:left w:w="80" w:type="dxa"/>
-              <w:bottom w:w="40" w:type="dxa"/>
-              <w:right w:w="80" w:type="dxa"/>
-            </w:tcMar>
-            <w:vAlign w:val="center"/>
-          </w:tcPr>
-          <w:p>
-            <w:pPr>
-              <w:pStyle w:val="af0"/>
-              <w:jc w:val="center"/>
-            </w:pPr>
-            <w:r>
-              <w:rPr>
-                <w:b/>
-                <w:bCs/>
-              </w:rPr>
-              <w:t>Совет</w:t>
-            </w:r>
-          </w:p>
-        </w:tc>
-      </w:tr>
-      <w:tr>
-        <w:tblPrEx>
-          <w:tblCellMar>
-            <w:top w:w="0" w:type="dxa"/>
-            <w:bottom w:w="0" w:type="dxa"/>
-          </w:tblCellMar>
-        </w:tblPrEx>
-        <w:trPr>
-          <w:cantSplit/>
-        </w:trPr>
-        <w:tc>
-          <w:tcPr>
-            <w:tcW w:w="5241" w:type="dxa"/>
-            <w:tcBorders>
-              <w:top w:val="single" w:sz="4" w:space="0" w:color="000000"/>
-              <w:left w:val="single" w:sz="4" w:space="0" w:color="000000"/>
-              <w:bottom w:val="single" w:sz="4" w:space="0" w:color="000000"/>
-              <w:right w:val="single" w:sz="4" w:space="0" w:color="000000"/>
-            </w:tcBorders>
-            <w:tcMar>
-              <w:top w:w="40" w:type="dxa"/>
-              <w:left w:w="80" w:type="dxa"/>
-              <w:bottom w:w="40" w:type="dxa"/>
-              <w:right w:w="80" w:type="dxa"/>
-            </w:tcMar>
-            <w:vAlign w:val="center"/>
-          </w:tcPr>
-          <w:p>
-            <w:pPr>
-              <w:pStyle w:val="af0"/>
-            </w:pPr>
-            <w:r>
-              <w:t>Сейчас осадки ≥ 0,1 мм</w:t>
-            </w:r>
-          </w:p>
-        </w:tc>
-        <w:tc>
-          <w:tcPr>
-            <w:tcW w:w="4397" w:type="dxa"/>
-            <w:tcBorders>
-              <w:top w:val="single" w:sz="4" w:space="0" w:color="000000"/>
-              <w:left w:val="single" w:sz="4" w:space="0" w:color="000000"/>
-              <w:bottom w:val="single" w:sz="4" w:space="0" w:color="000000"/>
-              <w:right w:val="single" w:sz="4" w:space="0" w:color="000000"/>
-            </w:tcBorders>
-            <w:tcMar>
-              <w:top w:w="40" w:type="dxa"/>
-              <w:left w:w="80" w:type="dxa"/>
-              <w:bottom w:w="40" w:type="dxa"/>
-              <w:right w:w="80" w:type="dxa"/>
-            </w:tcMar>
-            <w:vAlign w:val="center"/>
-          </w:tcPr>
-          <w:p>
-            <w:pPr>
-              <w:pStyle w:val="af0"/>
-            </w:pPr>
-            <w:r>
-              <w:t>«</w:t>
-            </w:r>
-            <w:r>
-              <w:t>🌧</w:t>
-            </w:r>
-            <w:r>
-              <w:t xml:space="preserve"> Сейчас идёт дождь — возьми зонт»</w:t>
-            </w:r>
-          </w:p>
-        </w:tc>
-      </w:tr>
-      <w:tr>
-        <w:tblPrEx>
-          <w:tblCellMar>
-            <w:top w:w="0" w:type="dxa"/>
-            <w:bottom w:w="0" w:type="dxa"/>
-          </w:tblCellMar>
-        </w:tblPrEx>
-        <w:trPr>
-          <w:cantSplit/>
-        </w:trPr>
-        <w:tc>
-          <w:tcPr>
-            <w:tcW w:w="5241" w:type="dxa"/>
-            <w:tcBorders>
-              <w:top w:val="single" w:sz="4" w:space="0" w:color="000000"/>
-              <w:left w:val="single" w:sz="4" w:space="0" w:color="000000"/>
-              <w:bottom w:val="single" w:sz="4" w:space="0" w:color="000000"/>
-              <w:right w:val="single" w:sz="4" w:space="0" w:color="000000"/>
-            </w:tcBorders>
-            <w:tcMar>
-              <w:top w:w="40" w:type="dxa"/>
-              <w:left w:w="80" w:type="dxa"/>
-              <w:bottom w:w="40" w:type="dxa"/>
-              <w:right w:w="80" w:type="dxa"/>
-            </w:tcMar>
-            <w:vAlign w:val="center"/>
-          </w:tcPr>
-          <w:p>
-            <w:pPr>
-              <w:pStyle w:val="af0"/>
-            </w:pPr>
-            <w:r>
-              <w:t>Осадки ≥ 0,1 мм начнутся в ближайшие 120 минут</w:t>
-            </w:r>
-          </w:p>
-        </w:tc>
-        <w:tc>
-          <w:tcPr>
-            <w:tcW w:w="4397" w:type="dxa"/>
-            <w:tcBorders>
-              <w:top w:val="single" w:sz="4" w:space="0" w:color="000000"/>
-              <w:left w:val="single" w:sz="4" w:space="0" w:color="000000"/>
-              <w:bottom w:val="single" w:sz="4" w:space="0" w:color="000000"/>
-              <w:right w:val="single" w:sz="4" w:space="0" w:color="000000"/>
-            </w:tcBorders>
-            <w:tcMar>
-              <w:top w:w="40" w:type="dxa"/>
-              <w:left w:w="80" w:type="dxa"/>
-              <w:bottom w:w="40" w:type="dxa"/>
-              <w:right w:w="80" w:type="dxa"/>
-            </w:tcMar>
-            <w:vAlign w:val="center"/>
-          </w:tcPr>
-          <w:p>
-            <w:pPr>
-              <w:pStyle w:val="af0"/>
-            </w:pPr>
-            <w:r>
-              <w:t>«</w:t>
-            </w:r>
-            <w:r>
-              <w:t>🌧</w:t>
-            </w:r>
-            <w:r>
-              <w:t xml:space="preserve"> Через N минут дождь — возьми зонт»</w:t>
-            </w:r>
-          </w:p>
-        </w:tc>
-      </w:tr>
-      <w:tr>
-        <w:tblPrEx>
-          <w:tblCellMar>
-            <w:top w:w="0" w:type="dxa"/>
-            <w:bottom w:w="0" w:type="dxa"/>
-          </w:tblCellMar>
-        </w:tblPrEx>
-        <w:trPr>
-          <w:cantSplit/>
-        </w:trPr>
-        <w:tc>
-          <w:tcPr>
-            <w:tcW w:w="5241" w:type="dxa"/>
-            <w:tcBorders>
-              <w:top w:val="single" w:sz="4" w:space="0" w:color="000000"/>
-              <w:left w:val="single" w:sz="4" w:space="0" w:color="000000"/>
-              <w:bottom w:val="single" w:sz="4" w:space="0" w:color="000000"/>
-              <w:right w:val="single" w:sz="4" w:space="0" w:color="000000"/>
-            </w:tcBorders>
-            <w:tcMar>
-              <w:top w:w="40" w:type="dxa"/>
-              <w:left w:w="80" w:type="dxa"/>
-              <w:bottom w:w="40" w:type="dxa"/>
-              <w:right w:w="80" w:type="dxa"/>
-            </w:tcMar>
-            <w:vAlign w:val="center"/>
-          </w:tcPr>
-          <w:p>
-            <w:pPr>
-              <w:pStyle w:val="af0"/>
-            </w:pPr>
-            <w:r>
-              <w:t>Осадков в ближайшие 2 часа нет, но позже сегодня вероятность ≥ 60%</w:t>
-            </w:r>
-          </w:p>
-        </w:tc>
-        <w:tc>
-          <w:tcPr>
-            <w:tcW w:w="4397" w:type="dxa"/>
-            <w:tcBorders>
-              <w:top w:val="single" w:sz="4" w:space="0" w:color="000000"/>
-              <w:left w:val="single" w:sz="4" w:space="0" w:color="000000"/>
-              <w:bottom w:val="single" w:sz="4" w:space="0" w:color="000000"/>
-              <w:right w:val="single" w:sz="4" w:space="0" w:color="000000"/>
-            </w:tcBorders>
-            <w:tcMar>
-              <w:top w:w="40" w:type="dxa"/>
-              <w:left w:w="80" w:type="dxa"/>
-              <w:bottom w:w="40" w:type="dxa"/>
-              <w:right w:w="80" w:type="dxa"/>
-            </w:tcMar>
-            <w:vAlign w:val="center"/>
-          </w:tcPr>
-          <w:p>
-            <w:pPr>
-              <w:pStyle w:val="af0"/>
-            </w:pPr>
-            <w:r>
-              <w:t>«☔ Дождь ожидается после ЧЧ:00 — зонт сегодня пригодится»</w:t>
-            </w:r>
-          </w:p>
-        </w:tc>
-      </w:tr>
-      <w:tr>
-        <w:tblPrEx>
-          <w:tblCellMar>
-            <w:top w:w="0" w:type="dxa"/>
-            <w:bottom w:w="0" w:type="dxa"/>
-          </w:tblCellMar>
-        </w:tblPrEx>
-        <w:trPr>
-          <w:cantSplit/>
-        </w:trPr>
-        <w:tc>
-          <w:tcPr>
-            <w:tcW w:w="5241" w:type="dxa"/>
-            <w:tcBorders>
-              <w:top w:val="single" w:sz="4" w:space="0" w:color="000000"/>
-              <w:left w:val="single" w:sz="4" w:space="0" w:color="000000"/>
-              <w:bottom w:val="single" w:sz="4" w:space="0" w:color="000000"/>
-              <w:right w:val="single" w:sz="4" w:space="0" w:color="000000"/>
-            </w:tcBorders>
-            <w:tcMar>
-              <w:top w:w="40" w:type="dxa"/>
-              <w:left w:w="80" w:type="dxa"/>
-              <w:bottom w:w="40" w:type="dxa"/>
-              <w:right w:w="80" w:type="dxa"/>
-            </w:tcMar>
-            <w:vAlign w:val="center"/>
-          </w:tcPr>
-          <w:p>
-            <w:pPr>
-              <w:pStyle w:val="af0"/>
-            </w:pPr>
-            <w:r>
-              <w:t>Температура в 18:00 выше, чем в 08:00, на 5 °C и более</w:t>
-            </w:r>
-          </w:p>
-        </w:tc>
-        <w:tc>
-          <w:tcPr>
-            <w:tcW w:w="4397" w:type="dxa"/>
-            <w:tcBorders>
-              <w:top w:val="single" w:sz="4" w:space="0" w:color="000000"/>
-              <w:left w:val="single" w:sz="4" w:space="0" w:color="000000"/>
-              <w:bottom w:val="single" w:sz="4" w:space="0" w:color="000000"/>
-              <w:right w:val="single" w:sz="4" w:space="0" w:color="000000"/>
-            </w:tcBorders>
-            <w:tcMar>
-              <w:top w:w="40" w:type="dxa"/>
-              <w:left w:w="80" w:type="dxa"/>
-              <w:bottom w:w="40" w:type="dxa"/>
-              <w:right w:w="80" w:type="dxa"/>
-            </w:tcMar>
-            <w:vAlign w:val="center"/>
-          </w:tcPr>
-          <w:p>
-            <w:pPr>
-              <w:pStyle w:val="af0"/>
-            </w:pPr>
-            <w:r>
-              <w:t>«</w:t>
-            </w:r>
-            <w:r>
-              <w:t>🧥</w:t>
-            </w:r>
-            <w:r>
-              <w:t xml:space="preserve"> Утром холодно, вечером потеплеет»</w:t>
-            </w:r>
-          </w:p>
-        </w:tc>
-      </w:tr>
-      <w:tr>
-        <w:tblPrEx>
-          <w:tblCellMar>
-            <w:top w:w="0" w:type="dxa"/>
-            <w:bottom w:w="0" w:type="dxa"/>
-          </w:tblCellMar>
-        </w:tblPrEx>
-        <w:trPr>
-          <w:cantSplit/>
-        </w:trPr>
-        <w:tc>
-          <w:tcPr>
-            <w:tcW w:w="5241" w:type="dxa"/>
-            <w:tcBorders>
-              <w:top w:val="single" w:sz="4" w:space="0" w:color="000000"/>
-              <w:left w:val="single" w:sz="4" w:space="0" w:color="000000"/>
-              <w:bottom w:val="single" w:sz="4" w:space="0" w:color="000000"/>
-              <w:right w:val="single" w:sz="4" w:space="0" w:color="000000"/>
-            </w:tcBorders>
-            <w:tcMar>
-              <w:top w:w="40" w:type="dxa"/>
-              <w:left w:w="80" w:type="dxa"/>
-              <w:bottom w:w="40" w:type="dxa"/>
-              <w:right w:w="80" w:type="dxa"/>
-            </w:tcMar>
-            <w:vAlign w:val="center"/>
-          </w:tcPr>
-          <w:p>
-            <w:pPr>
-              <w:pStyle w:val="af0"/>
-            </w:pPr>
-            <w:r>
-              <w:t>Температура в 18:00 ниже, чем в 08:00, на 5 °C и более</w:t>
-            </w:r>
-          </w:p>
-        </w:tc>
-        <w:tc>
-          <w:tcPr>
-            <w:tcW w:w="4397" w:type="dxa"/>
-            <w:tcBorders>
-              <w:top w:val="single" w:sz="4" w:space="0" w:color="000000"/>
-              <w:left w:val="single" w:sz="4" w:space="0" w:color="000000"/>
-              <w:bottom w:val="single" w:sz="4" w:space="0" w:color="000000"/>
-              <w:right w:val="single" w:sz="4" w:space="0" w:color="000000"/>
-            </w:tcBorders>
-            <w:tcMar>
-              <w:top w:w="40" w:type="dxa"/>
-              <w:left w:w="80" w:type="dxa"/>
-              <w:bottom w:w="40" w:type="dxa"/>
-              <w:right w:w="80" w:type="dxa"/>
-            </w:tcMar>
-            <w:vAlign w:val="center"/>
-          </w:tcPr>
-          <w:p>
-            <w:pPr>
-              <w:pStyle w:val="af0"/>
-            </w:pPr>
-            <w:r>
-              <w:t>«</w:t>
-            </w:r>
-            <w:r>
-              <w:t>🌡</w:t>
-            </w:r>
-            <w:r>
-              <w:t xml:space="preserve"> К вечеру похолодает — захвати кофту»</w:t>
-            </w:r>
-          </w:p>
-        </w:tc>
-      </w:tr>
-      <w:tr>
-        <w:tblPrEx>
-          <w:tblCellMar>
-            <w:top w:w="0" w:type="dxa"/>
-            <w:bottom w:w="0" w:type="dxa"/>
-          </w:tblCellMar>
-        </w:tblPrEx>
-        <w:trPr>
-          <w:cantSplit/>
-        </w:trPr>
-        <w:tc>
-          <w:tcPr>
-            <w:tcW w:w="5241" w:type="dxa"/>
-            <w:tcBorders>
-              <w:top w:val="single" w:sz="4" w:space="0" w:color="000000"/>
-              <w:left w:val="single" w:sz="4" w:space="0" w:color="000000"/>
-              <w:bottom w:val="single" w:sz="4" w:space="0" w:color="000000"/>
-              <w:right w:val="single" w:sz="4" w:space="0" w:color="000000"/>
-            </w:tcBorders>
-            <w:tcMar>
-              <w:top w:w="40" w:type="dxa"/>
-              <w:left w:w="80" w:type="dxa"/>
-              <w:bottom w:w="40" w:type="dxa"/>
-              <w:right w:w="80" w:type="dxa"/>
-            </w:tcMar>
-            <w:vAlign w:val="center"/>
-          </w:tcPr>
-          <w:p>
-            <w:pPr>
-              <w:pStyle w:val="af0"/>
-            </w:pPr>
-            <w:r>
-              <w:t>Ветер ≥ 10 м/с</w:t>
-            </w:r>
-          </w:p>
-        </w:tc>
-        <w:tc>
-          <w:tcPr>
-            <w:tcW w:w="4397" w:type="dxa"/>
-            <w:tcBorders>
-              <w:top w:val="single" w:sz="4" w:space="0" w:color="000000"/>
-              <w:left w:val="single" w:sz="4" w:space="0" w:color="000000"/>
-              <w:bottom w:val="single" w:sz="4" w:space="0" w:color="000000"/>
-              <w:right w:val="single" w:sz="4" w:space="0" w:color="000000"/>
-            </w:tcBorders>
-            <w:tcMar>
-              <w:top w:w="40" w:type="dxa"/>
-              <w:left w:w="80" w:type="dxa"/>
-              <w:bottom w:w="40" w:type="dxa"/>
-              <w:right w:w="80" w:type="dxa"/>
-            </w:tcMar>
-            <w:vAlign w:val="center"/>
-          </w:tcPr>
-          <w:p>
-            <w:pPr>
-              <w:pStyle w:val="af0"/>
-            </w:pPr>
-            <w:r>
-              <w:t>«</w:t>
-            </w:r>
-            <w:r>
-              <w:t>💨</w:t>
-            </w:r>
-            <w:r>
-              <w:t xml:space="preserve"> Сильный ветер — одевайся плотнее»</w:t>
-            </w:r>
-          </w:p>
-        </w:tc>
-      </w:tr>
-      <w:tr>
-        <w:tblPrEx>
-          <w:tblCellMar>
-            <w:top w:w="0" w:type="dxa"/>
-            <w:bottom w:w="0" w:type="dxa"/>
-          </w:tblCellMar>
-        </w:tblPrEx>
-        <w:trPr>
-          <w:cantSplit/>
-        </w:trPr>
-        <w:tc>
-          <w:tcPr>
-            <w:tcW w:w="5241" w:type="dxa"/>
-            <w:tcBorders>
-              <w:top w:val="single" w:sz="4" w:space="0" w:color="000000"/>
-              <w:left w:val="single" w:sz="4" w:space="0" w:color="000000"/>
-              <w:bottom w:val="single" w:sz="4" w:space="0" w:color="000000"/>
-              <w:right w:val="single" w:sz="4" w:space="0" w:color="000000"/>
-            </w:tcBorders>
-            <w:tcMar>
-              <w:top w:w="40" w:type="dxa"/>
-              <w:left w:w="80" w:type="dxa"/>
-              <w:bottom w:w="40" w:type="dxa"/>
-              <w:right w:w="80" w:type="dxa"/>
-            </w:tcMar>
-            <w:vAlign w:val="center"/>
-          </w:tcPr>
-          <w:p>
-            <w:pPr>
-              <w:pStyle w:val="af0"/>
-            </w:pPr>
-            <w:r>
-              <w:t>Ощущаемая температура ≤ −15 °C</w:t>
-            </w:r>
-          </w:p>
-        </w:tc>
-        <w:tc>
-          <w:tcPr>
-            <w:tcW w:w="4397" w:type="dxa"/>
-            <w:tcBorders>
-              <w:top w:val="single" w:sz="4" w:space="0" w:color="000000"/>
-              <w:left w:val="single" w:sz="4" w:space="0" w:color="000000"/>
-              <w:bottom w:val="single" w:sz="4" w:space="0" w:color="000000"/>
-              <w:right w:val="single" w:sz="4" w:space="0" w:color="000000"/>
-            </w:tcBorders>
-            <w:tcMar>
-              <w:top w:w="40" w:type="dxa"/>
-              <w:left w:w="80" w:type="dxa"/>
-              <w:bottom w:w="40" w:type="dxa"/>
-              <w:right w:w="80" w:type="dxa"/>
-            </w:tcMar>
-            <w:vAlign w:val="center"/>
-          </w:tcPr>
-          <w:p>
-            <w:pPr>
-              <w:pStyle w:val="af0"/>
-            </w:pPr>
-            <w:r>
-              <w:t>«</w:t>
-            </w:r>
-            <w:r>
-              <w:t>🥶</w:t>
-            </w:r>
-            <w:r>
-              <w:t xml:space="preserve"> Очень холодно — одевайся теплее»</w:t>
-            </w:r>
-          </w:p>
-        </w:tc>
-      </w:tr>
-      <w:tr>
-        <w:tblPrEx>
-          <w:tblCellMar>
-            <w:top w:w="0" w:type="dxa"/>
-            <w:bottom w:w="0" w:type="dxa"/>
-          </w:tblCellMar>
-        </w:tblPrEx>
-        <w:trPr>
-          <w:cantSplit/>
-        </w:trPr>
-        <w:tc>
-          <w:tcPr>
-            <w:tcW w:w="5241" w:type="dxa"/>
-            <w:tcBorders>
-              <w:top w:val="single" w:sz="4" w:space="0" w:color="000000"/>
-              <w:left w:val="single" w:sz="4" w:space="0" w:color="000000"/>
-              <w:bottom w:val="single" w:sz="4" w:space="0" w:color="000000"/>
-              <w:right w:val="single" w:sz="4" w:space="0" w:color="000000"/>
-            </w:tcBorders>
-            <w:tcMar>
-              <w:top w:w="40" w:type="dxa"/>
-              <w:left w:w="80" w:type="dxa"/>
-              <w:bottom w:w="40" w:type="dxa"/>
-              <w:right w:w="80" w:type="dxa"/>
-            </w:tcMar>
-            <w:vAlign w:val="center"/>
-          </w:tcPr>
-          <w:p>
-            <w:pPr>
-              <w:pStyle w:val="af0"/>
-            </w:pPr>
-            <w:r>
-              <w:t>Ощущаемая температура ≥ +30 °C</w:t>
-            </w:r>
-          </w:p>
-        </w:tc>
-        <w:tc>
-          <w:tcPr>
-            <w:tcW w:w="4397" w:type="dxa"/>
-            <w:tcBorders>
-              <w:top w:val="single" w:sz="4" w:space="0" w:color="000000"/>
-              <w:left w:val="single" w:sz="4" w:space="0" w:color="000000"/>
-              <w:bottom w:val="single" w:sz="4" w:space="0" w:color="000000"/>
-              <w:right w:val="single" w:sz="4" w:space="0" w:color="000000"/>
-            </w:tcBorders>
-            <w:tcMar>
-              <w:top w:w="40" w:type="dxa"/>
-              <w:left w:w="80" w:type="dxa"/>
-              <w:bottom w:w="40" w:type="dxa"/>
-              <w:right w:w="80" w:type="dxa"/>
-            </w:tcMar>
-            <w:vAlign w:val="center"/>
-          </w:tcPr>
-          <w:p>
-            <w:pPr>
-              <w:pStyle w:val="af0"/>
-            </w:pPr>
-            <w:r>
-              <w:t>«</w:t>
-            </w:r>
-            <w:r>
-              <w:t>🥵</w:t>
-            </w:r>
-            <w:r>
-              <w:t xml:space="preserve"> Жара — пей больше воды»</w:t>
-            </w:r>
-          </w:p>
-        </w:tc>
-      </w:tr>
-      <w:tr>
-        <w:tblPrEx>
-          <w:tblCellMar>
-            <w:top w:w="0" w:type="dxa"/>
-            <w:bottom w:w="0" w:type="dxa"/>
-          </w:tblCellMar>
-        </w:tblPrEx>
-        <w:trPr>
-          <w:cantSplit/>
-        </w:trPr>
-        <w:tc>
-          <w:tcPr>
-            <w:tcW w:w="5241" w:type="dxa"/>
-            <w:tcBorders>
-              <w:top w:val="single" w:sz="4" w:space="0" w:color="000000"/>
-              <w:left w:val="single" w:sz="4" w:space="0" w:color="000000"/>
-              <w:bottom w:val="single" w:sz="4" w:space="0" w:color="000000"/>
-              <w:right w:val="single" w:sz="4" w:space="0" w:color="000000"/>
-            </w:tcBorders>
-            <w:tcMar>
-              <w:top w:w="40" w:type="dxa"/>
-              <w:left w:w="80" w:type="dxa"/>
-              <w:bottom w:w="40" w:type="dxa"/>
-              <w:right w:w="80" w:type="dxa"/>
-            </w:tcMar>
-            <w:vAlign w:val="center"/>
-          </w:tcPr>
-          <w:p>
-            <w:pPr>
-              <w:pStyle w:val="af0"/>
-            </w:pPr>
-            <w:r>
-              <w:t>Осадков сегодня не ожидается, дневной максимум от +12 до +28 °C, ветер &lt; 7 м/с</w:t>
-            </w:r>
-          </w:p>
-        </w:tc>
-        <w:tc>
-          <w:tcPr>
-            <w:tcW w:w="4397" w:type="dxa"/>
-            <w:tcBorders>
-              <w:top w:val="single" w:sz="4" w:space="0" w:color="000000"/>
-              <w:left w:val="single" w:sz="4" w:space="0" w:color="000000"/>
-              <w:bottom w:val="single" w:sz="4" w:space="0" w:color="000000"/>
-              <w:right w:val="single" w:sz="4" w:space="0" w:color="000000"/>
-            </w:tcBorders>
-            <w:tcMar>
-              <w:top w:w="40" w:type="dxa"/>
-              <w:left w:w="80" w:type="dxa"/>
-              <w:bottom w:w="40" w:type="dxa"/>
-              <w:right w:w="80" w:type="dxa"/>
-            </w:tcMar>
-            <w:vAlign w:val="center"/>
-          </w:tcPr>
-          <w:p>
-            <w:pPr>
-              <w:pStyle w:val="af0"/>
-            </w:pPr>
-            <w:r>
-              <w:t>«</w:t>
-            </w:r>
-            <w:r>
-              <w:t>🚲</w:t>
-            </w:r>
-            <w:r>
-              <w:t xml:space="preserve"> Сегодня хороший день для велосипеда»</w:t>
-            </w:r>
-          </w:p>
-        </w:tc>
-      </w:tr>
-    </w:tbl>
-    <w:p>
-      <w:pPr>
-        <w:pStyle w:val="a0"/>
-        <w:spacing w:line="240" w:lineRule="auto"/>
-      </w:pPr>
-    </w:p>
-    <w:p>
-      <w:pPr>
-        <w:pStyle w:val="a0"/>
-      </w:pPr>
-      <w:r>
-        <w:lastRenderedPageBreak/>
-        <w:t xml:space="preserve">При текущей температуре 0 °C и ниже вместо слова «дождь» используется «снег», значок </w:t>
-      </w:r>
-      <w:r>
-        <w:t>🌨</w:t>
-      </w:r>
-      <w:r>
-        <w:t>, а совет про зонт заменяется на «надень капюшон».</w:t>
-      </w:r>
-    </w:p>
-    <w:p>
-      <w:pPr>
-        <w:pStyle w:val="a0"/>
-      </w:pPr>
-      <w:r>
-        <w:rPr>
-          <w:b/>
-          <w:bCs/>
-        </w:rPr>
-        <w:t>Мой день</w:t>
-      </w:r>
-    </w:p>
-    <w:p>
-      <w:pPr>
-        <w:pStyle w:val="a0"/>
-      </w:pPr>
-      <w:r>
-        <w:t>Требования к разделу «Мой день» приведены в таблице 1.4.</w:t>
-      </w:r>
-    </w:p>
-    <w:p>
-      <w:pPr>
-        <w:pStyle w:val="af"/>
-      </w:pPr>
-      <w:r>
-        <w:t>Таблица 1.4 – Требования к разделу «Мой день»</w:t>
-      </w:r>
-    </w:p>
-    <w:tbl>
-      <w:tblPr>
-        <w:tblW w:w="9638" w:type="dxa"/>
-        <w:tblBorders>
-          <w:top w:val="single" w:sz="4" w:space="0" w:color="auto"/>
-          <w:left w:val="single" w:sz="4" w:space="0" w:color="auto"/>
-          <w:bottom w:val="single" w:sz="4" w:space="0" w:color="auto"/>
-          <w:right w:val="single" w:sz="4" w:space="0" w:color="auto"/>
-          <w:insideH w:val="single" w:sz="4" w:space="0" w:color="auto"/>
-          <w:insideV w:val="single" w:sz="4" w:space="0" w:color="auto"/>
-        </w:tblBorders>
-        <w:tblCellMar>
-          <w:left w:w="10" w:type="dxa"/>
-          <w:right w:w="10" w:type="dxa"/>
-        </w:tblCellMar>
-        <w:tblLook w:val="04A0" w:firstRow="1" w:lastRow="0" w:firstColumn="1" w:lastColumn="0" w:noHBand="0" w:noVBand="1"/>
+        <w:tblLook w:val="0000" w:firstRow="0" w:lastRow="0" w:firstColumn="0" w:lastColumn="0" w:noHBand="0" w:noVBand="0"/>
       </w:tblPr>
       <w:tblGrid>
         <w:gridCol w:w="890"/>
@@ -6417,7 +6812,7 @@
               <w:pStyle w:val="af0"/>
             </w:pPr>
             <w:r>
-              <w:t>FR-20</w:t>
+              <w:t>FR-30</w:t>
             </w:r>
           </w:p>
         </w:tc>
@@ -6443,13 +6838,7 @@
               <w:pStyle w:val="af0"/>
             </w:pPr>
             <w:r>
-              <w:t>Кнопка «</w:t>
-            </w:r>
-            <w:r>
-              <w:t>📅</w:t>
-            </w:r>
-            <w:r>
-              <w:t xml:space="preserve"> Мой день» выводит одним сообщением: дату в формате «Сегодня, 19 сентября, суббота»; текущую погоду и первый из советов; количество ещё не сработавших напоминаний на сегодня со списком «• ЧЧ:ММ — текст»; прогресс привычек «выполнено/всего»; количество заметок.</w:t>
+              <w:t>Кнопка «⏰ Напоминания» показывает нумерованный список активных напоминаний в порядке наступления в формате «N. ДД.ММ ЧЧ:ММ — текст» и счётчик «(k/20)». Если список пуст — сообщение об этом.</w:t>
             </w:r>
           </w:p>
         </w:tc>
@@ -6470,23 +6859,23 @@
             <w:tcBorders>
               <w:top w:val="single" w:sz="4" w:space="0" w:color="000000"/>
               <w:left w:val="single" w:sz="4" w:space="0" w:color="000000"/>
-              <w:bottom w:val="single" w:sz="4" w:space="0" w:color="000000"/>
-              <w:right w:val="single" w:sz="4" w:space="0" w:color="000000"/>
-            </w:tcBorders>
-            <w:tcMar>
-              <w:top w:w="40" w:type="dxa"/>
-              <w:left w:w="80" w:type="dxa"/>
-              <w:bottom w:w="40" w:type="dxa"/>
-              <w:right w:w="80" w:type="dxa"/>
-            </w:tcMar>
-            <w:vAlign w:val="center"/>
-          </w:tcPr>
-          <w:p>
-            <w:pPr>
-              <w:pStyle w:val="af0"/>
-            </w:pPr>
-            <w:r>
-              <w:t>FR-21</w:t>
+              <w:bottom w:val="nil"/>
+              <w:right w:val="single" w:sz="4" w:space="0" w:color="000000"/>
+            </w:tcBorders>
+            <w:tcMar>
+              <w:top w:w="40" w:type="dxa"/>
+              <w:left w:w="80" w:type="dxa"/>
+              <w:bottom w:w="40" w:type="dxa"/>
+              <w:right w:w="80" w:type="dxa"/>
+            </w:tcMar>
+            <w:vAlign w:val="center"/>
+          </w:tcPr>
+          <w:p>
+            <w:pPr>
+              <w:pStyle w:val="af0"/>
+            </w:pPr>
+            <w:r>
+              <w:t>FR-31</w:t>
             </w:r>
           </w:p>
         </w:tc>
@@ -6496,92 +6885,23 @@
             <w:tcBorders>
               <w:top w:val="single" w:sz="4" w:space="0" w:color="000000"/>
               <w:left w:val="single" w:sz="4" w:space="0" w:color="000000"/>
-              <w:bottom w:val="single" w:sz="4" w:space="0" w:color="000000"/>
-              <w:right w:val="single" w:sz="4" w:space="0" w:color="000000"/>
-            </w:tcBorders>
-            <w:tcMar>
-              <w:top w:w="40" w:type="dxa"/>
-              <w:left w:w="80" w:type="dxa"/>
-              <w:bottom w:w="40" w:type="dxa"/>
-              <w:right w:w="80" w:type="dxa"/>
-            </w:tcMar>
-            <w:vAlign w:val="center"/>
-          </w:tcPr>
-          <w:p>
-            <w:pPr>
-              <w:pStyle w:val="af0"/>
-            </w:pPr>
-            <w:r>
-              <w:t>Слово «напоминание» склоняется по числу: 1 напоминание, 2 напоминания, 5 напоминаний, 11 напоминаний, 21 напоминание.</w:t>
-            </w:r>
-          </w:p>
-        </w:tc>
-      </w:tr>
-      <w:tr>
-        <w:tblPrEx>
-          <w:tblCellMar>
-            <w:top w:w="0" w:type="dxa"/>
-            <w:bottom w:w="0" w:type="dxa"/>
-          </w:tblCellMar>
-        </w:tblPrEx>
-        <w:trPr>
-          <w:cantSplit/>
-        </w:trPr>
-        <w:tc>
-          <w:tcPr>
-            <w:tcW w:w="890" w:type="dxa"/>
-            <w:tcBorders>
-              <w:top w:val="single" w:sz="4" w:space="0" w:color="000000"/>
-              <w:left w:val="single" w:sz="4" w:space="0" w:color="000000"/>
-              <w:bottom w:val="single" w:sz="4" w:space="0" w:color="000000"/>
-              <w:right w:val="single" w:sz="4" w:space="0" w:color="000000"/>
-            </w:tcBorders>
-            <w:tcMar>
-              <w:top w:w="40" w:type="dxa"/>
-              <w:left w:w="80" w:type="dxa"/>
-              <w:bottom w:w="40" w:type="dxa"/>
-              <w:right w:w="80" w:type="dxa"/>
-            </w:tcMar>
-            <w:vAlign w:val="center"/>
-          </w:tcPr>
-          <w:p>
-            <w:pPr>
-              <w:pStyle w:val="af0"/>
-            </w:pPr>
-            <w:r>
-              <w:t>FR-22</w:t>
-            </w:r>
-          </w:p>
-        </w:tc>
-        <w:tc>
-          <w:tcPr>
-            <w:tcW w:w="8748" w:type="dxa"/>
-            <w:tcBorders>
-              <w:top w:val="single" w:sz="4" w:space="0" w:color="000000"/>
-              <w:left w:val="single" w:sz="4" w:space="0" w:color="000000"/>
-              <w:bottom w:val="single" w:sz="4" w:space="0" w:color="000000"/>
-              <w:right w:val="single" w:sz="4" w:space="0" w:color="000000"/>
-            </w:tcBorders>
-            <w:tcMar>
-              <w:top w:w="40" w:type="dxa"/>
-              <w:left w:w="80" w:type="dxa"/>
-              <w:bottom w:w="40" w:type="dxa"/>
-              <w:right w:w="80" w:type="dxa"/>
-            </w:tcMar>
-            <w:vAlign w:val="center"/>
-          </w:tcPr>
-          <w:p>
-            <w:pPr>
-              <w:pStyle w:val="af0"/>
-            </w:pPr>
-            <w:r>
-              <w:t>Если сервис погоды недоступен, вместо погоды выводится «</w:t>
-            </w:r>
-            <w:r>
-              <w:t>🌤</w:t>
-            </w:r>
-            <w:r>
-              <w:t xml:space="preserve"> Погода временно недоступна», остальные блоки показываются.</w:t>
+              <w:bottom w:val="nil"/>
+              <w:right w:val="single" w:sz="4" w:space="0" w:color="000000"/>
+            </w:tcBorders>
+            <w:tcMar>
+              <w:top w:w="40" w:type="dxa"/>
+              <w:left w:w="80" w:type="dxa"/>
+              <w:bottom w:w="40" w:type="dxa"/>
+              <w:right w:w="80" w:type="dxa"/>
+            </w:tcMar>
+            <w:vAlign w:val="center"/>
+          </w:tcPr>
+          <w:p>
+            <w:pPr>
+              <w:pStyle w:val="af0"/>
+            </w:pPr>
+            <w:r>
+              <w:t>Добавление: бот запрашивает текст (от 1 до 200 символов после удаления пробелов по краям), затем время. При некорректном тексте бот сообщает об ошибке и запрашивает текст повторно.</w:t>
             </w:r>
           </w:p>
         </w:tc>
@@ -6589,36 +6909,12 @@
     </w:tbl>
     <w:p>
       <w:pPr>
-        <w:pStyle w:val="a0"/>
-        <w:spacing w:line="240" w:lineRule="auto"/>
-      </w:pPr>
-    </w:p>
-    <w:p>
-      <w:pPr>
-        <w:pStyle w:val="a0"/>
-      </w:pPr>
-      <w:r>
-        <w:rPr>
-          <w:b/>
-          <w:bCs/>
-        </w:rPr>
-        <w:t>Напоминания</w:t>
-      </w:r>
-    </w:p>
-    <w:p>
-      <w:pPr>
-        <w:pStyle w:val="a0"/>
-      </w:pPr>
-      <w:r>
-        <w:t>Требования к разделу «Напоминания» приведены в таблице 1.5.</w:t>
-      </w:r>
-    </w:p>
-    <w:p>
-      <w:pPr>
         <w:pStyle w:val="af"/>
-      </w:pPr>
-      <w:r>
-        <w:t>Таблица 1.5 – Требования к разделу «Напоминания»</w:t>
+        <w:pageBreakBefore/>
+      </w:pPr>
+      <w:r>
+        <w:lastRenderedPageBreak/>
+        <w:t>Продолжение таблицы 1.5</w:t>
       </w:r>
     </w:p>
     <w:tbl>
@@ -6636,7 +6932,7 @@
           <w:left w:w="10" w:type="dxa"/>
           <w:right w:w="10" w:type="dxa"/>
         </w:tblCellMar>
-        <w:tblLook w:val="04A0" w:firstRow="1" w:lastRow="0" w:firstColumn="1" w:lastColumn="0" w:noHBand="0" w:noVBand="1"/>
+        <w:tblLook w:val="0000" w:firstRow="0" w:lastRow="0" w:firstColumn="0" w:lastColumn="0" w:noHBand="0" w:noVBand="0"/>
       </w:tblPr>
       <w:tblGrid>
         <w:gridCol w:w="890"/>
@@ -6674,11 +6970,13 @@
             <w:pPr>
               <w:pStyle w:val="af0"/>
               <w:jc w:val="center"/>
-            </w:pPr>
-            <w:r>
               <w:rPr>
                 <w:b/>
-                <w:bCs/>
+              </w:rPr>
+            </w:pPr>
+            <w:r>
+              <w:rPr>
+                <w:b/>
               </w:rPr>
               <w:t>ID</w:t>
             </w:r>
@@ -6705,11 +7003,13 @@
             <w:pPr>
               <w:pStyle w:val="af0"/>
               <w:jc w:val="center"/>
-            </w:pPr>
-            <w:r>
               <w:rPr>
                 <w:b/>
-                <w:bCs/>
+              </w:rPr>
+            </w:pPr>
+            <w:r>
+              <w:rPr>
+                <w:b/>
               </w:rPr>
               <w:t>Требование</w:t>
             </w:r>
@@ -6748,7 +7048,10 @@
               <w:pStyle w:val="af0"/>
             </w:pPr>
             <w:r>
-              <w:t>FR-30</w:t>
+              <w:t>F</w:t>
+            </w:r>
+            <w:r>
+              <w:t>R-32</w:t>
             </w:r>
           </w:p>
         </w:tc>
@@ -6774,7 +7077,7 @@
               <w:pStyle w:val="af0"/>
             </w:pPr>
             <w:r>
-              <w:t>Кнопка «⏰ Напоминания» показывает нумерованный список активных напоминаний в порядке наступления в формате «N. ДД.ММ ЧЧ:ММ — текст» и счётчик «(k/20)». Если список пуст — сообщение об этом.</w:t>
+              <w:t>Принимаются форматы времени: ЧЧ:ММ — сегодня, а если это время уже наступило или прошло — завтра; ДД.ММ ЧЧ:ММ — в текущем году; ДД.ММ.ГГГГ ЧЧ:ММ — точная дата. Часы допускаются от 0 до 23, минуты от 0 до 59; ведущий ноль необязателен.</w:t>
             </w:r>
           </w:p>
         </w:tc>
@@ -6811,7 +7114,7 @@
               <w:pStyle w:val="af0"/>
             </w:pPr>
             <w:r>
-              <w:t>FR-31</w:t>
+              <w:t>FR-33</w:t>
             </w:r>
           </w:p>
         </w:tc>
@@ -6837,7 +7140,7 @@
               <w:pStyle w:val="af0"/>
             </w:pPr>
             <w:r>
-              <w:t>Добавление: бот запрашивает текст (от 1 до 200 символов после удаления пробелов по краям), затем время. При некорректном тексте бот сообщает об ошибке и запрашивает текст повторно.</w:t>
+              <w:t>Несуществующие дата и время (24:00, 25:70, 31.02 10:00), произвольный текст и пустой ввод отклоняются с подсказкой по форматам, ввод запрашивается повторно.</w:t>
             </w:r>
           </w:p>
         </w:tc>
@@ -6874,7 +7177,7 @@
               <w:pStyle w:val="af0"/>
             </w:pPr>
             <w:r>
-              <w:t>FR-32</w:t>
+              <w:t>FR-34</w:t>
             </w:r>
           </w:p>
         </w:tc>
@@ -6900,7 +7203,7 @@
               <w:pStyle w:val="af0"/>
             </w:pPr>
             <w:r>
-              <w:t>Принимаются форматы времени: ЧЧ:ММ — сегодня, а если это время уже наступило или прошло — завтра; ДД.ММ ЧЧ:ММ — в текущем году; ДД.ММ.ГГГГ ЧЧ:ММ — точная дата. Часы допускаются от 0 до 23, минуты от 0 до 59; ведущий ноль необязателен.</w:t>
+              <w:t>Момент в прошлом отклоняется сообщением «Это время уже прошло. Укажи момент в будущем:».</w:t>
             </w:r>
           </w:p>
         </w:tc>
@@ -6937,7 +7240,7 @@
               <w:pStyle w:val="af0"/>
             </w:pPr>
             <w:r>
-              <w:t>FR-33</w:t>
+              <w:t>FR-35</w:t>
             </w:r>
           </w:p>
         </w:tc>
@@ -6963,7 +7266,7 @@
               <w:pStyle w:val="af0"/>
             </w:pPr>
             <w:r>
-              <w:t>Несуществующие дата и время (24:00, 25:70, 31.02 10:00), произвольный текст и пустой ввод отклоняются с подсказкой по форматам, ввод запрашивается повторно.</w:t>
+              <w:t>После сохранения бот подтверждает: «✅ Напомню ДД.ММ.ГГГГ в ЧЧ:ММ: текст».</w:t>
             </w:r>
           </w:p>
         </w:tc>
@@ -7000,7 +7303,7 @@
               <w:pStyle w:val="af0"/>
             </w:pPr>
             <w:r>
-              <w:t>FR-34</w:t>
+              <w:t>FR-36</w:t>
             </w:r>
           </w:p>
         </w:tc>
@@ -7026,7 +7329,7 @@
               <w:pStyle w:val="af0"/>
             </w:pPr>
             <w:r>
-              <w:t>Момент в прошлом отклоняется сообщением «Это время уже прошло. Укажи момент в будущем:».</w:t>
+              <w:t>В назначенное время (с задержкой не более 60 секунд) бот отправляет «⏰ Напоминание: текст». Каждое напоминание отправляется один раз и после этого исчезает из списка активных.</w:t>
             </w:r>
           </w:p>
         </w:tc>
@@ -7063,7 +7366,7 @@
               <w:pStyle w:val="af0"/>
             </w:pPr>
             <w:r>
-              <w:t>FR-35</w:t>
+              <w:t>FR-37</w:t>
             </w:r>
           </w:p>
         </w:tc>
@@ -7089,7 +7392,7 @@
               <w:pStyle w:val="af0"/>
             </w:pPr>
             <w:r>
-              <w:t>После сохранения бот подтверждает: «✅ Напомню ДД.ММ.ГГГГ в ЧЧ:ММ: текст».</w:t>
+              <w:t>Одновременно допускается не более 20 активных напоминаний. При попытке добавить 21-е бот сообщает о лимите.</w:t>
             </w:r>
           </w:p>
         </w:tc>
@@ -7126,7 +7429,7 @@
               <w:pStyle w:val="af0"/>
             </w:pPr>
             <w:r>
-              <w:t>FR-36</w:t>
+              <w:t>FR-38</w:t>
             </w:r>
           </w:p>
         </w:tc>
@@ -7152,7 +7455,7 @@
               <w:pStyle w:val="af0"/>
             </w:pPr>
             <w:r>
-              <w:t>В назначенное время (с задержкой не более 60 секунд) бот отправляет «⏰ Напоминание: текст». Каждое напоминание отправляется один раз и после этого исчезает из списка активных.</w:t>
+              <w:t>Удаление выполняется по номеру из списка. Номер вне диапазона 1…N, ноль, отрицательное число и нечисловой ввод отклоняются с указанием допустимого диапазона.</w:t>
             </w:r>
           </w:p>
         </w:tc>
@@ -7173,23 +7476,23 @@
             <w:tcBorders>
               <w:top w:val="single" w:sz="4" w:space="0" w:color="000000"/>
               <w:left w:val="single" w:sz="4" w:space="0" w:color="000000"/>
-              <w:bottom w:val="nil"/>
-              <w:right w:val="single" w:sz="4" w:space="0" w:color="000000"/>
-            </w:tcBorders>
-            <w:tcMar>
-              <w:top w:w="40" w:type="dxa"/>
-              <w:left w:w="80" w:type="dxa"/>
-              <w:bottom w:w="40" w:type="dxa"/>
-              <w:right w:w="80" w:type="dxa"/>
-            </w:tcMar>
-            <w:vAlign w:val="center"/>
-          </w:tcPr>
-          <w:p>
-            <w:pPr>
-              <w:pStyle w:val="af0"/>
-            </w:pPr>
-            <w:r>
-              <w:t>FR-37</w:t>
+              <w:bottom w:val="single" w:sz="4" w:space="0" w:color="000000"/>
+              <w:right w:val="single" w:sz="4" w:space="0" w:color="000000"/>
+            </w:tcBorders>
+            <w:tcMar>
+              <w:top w:w="40" w:type="dxa"/>
+              <w:left w:w="80" w:type="dxa"/>
+              <w:bottom w:w="40" w:type="dxa"/>
+              <w:right w:w="80" w:type="dxa"/>
+            </w:tcMar>
+            <w:vAlign w:val="center"/>
+          </w:tcPr>
+          <w:p>
+            <w:pPr>
+              <w:pStyle w:val="af0"/>
+            </w:pPr>
+            <w:r>
+              <w:t>FR-39</w:t>
             </w:r>
           </w:p>
         </w:tc>
@@ -7199,23 +7502,23 @@
             <w:tcBorders>
               <w:top w:val="single" w:sz="4" w:space="0" w:color="000000"/>
               <w:left w:val="single" w:sz="4" w:space="0" w:color="000000"/>
-              <w:bottom w:val="nil"/>
-              <w:right w:val="single" w:sz="4" w:space="0" w:color="000000"/>
-            </w:tcBorders>
-            <w:tcMar>
-              <w:top w:w="40" w:type="dxa"/>
-              <w:left w:w="80" w:type="dxa"/>
-              <w:bottom w:w="40" w:type="dxa"/>
-              <w:right w:w="80" w:type="dxa"/>
-            </w:tcMar>
-            <w:vAlign w:val="center"/>
-          </w:tcPr>
-          <w:p>
-            <w:pPr>
-              <w:pStyle w:val="af0"/>
-            </w:pPr>
-            <w:r>
-              <w:t>Одновременно допускается не более 20 активных напоминаний. При попытке добавить 21-е бот сообщает о лимите.</w:t>
+              <w:bottom w:val="single" w:sz="4" w:space="0" w:color="000000"/>
+              <w:right w:val="single" w:sz="4" w:space="0" w:color="000000"/>
+            </w:tcBorders>
+            <w:tcMar>
+              <w:top w:w="40" w:type="dxa"/>
+              <w:left w:w="80" w:type="dxa"/>
+              <w:bottom w:w="40" w:type="dxa"/>
+              <w:right w:w="80" w:type="dxa"/>
+            </w:tcMar>
+            <w:vAlign w:val="center"/>
+          </w:tcPr>
+          <w:p>
+            <w:pPr>
+              <w:pStyle w:val="af0"/>
+            </w:pPr>
+            <w:r>
+              <w:t>Время напоминаний отсчитывается по часовому поясу города пользователя.</w:t>
             </w:r>
           </w:p>
         </w:tc>
@@ -7223,12 +7526,36 @@
     </w:tbl>
     <w:p>
       <w:pPr>
+        <w:pStyle w:val="a0"/>
+        <w:spacing w:line="240" w:lineRule="auto"/>
+      </w:pPr>
+    </w:p>
+    <w:p>
+      <w:pPr>
+        <w:pStyle w:val="a0"/>
+      </w:pPr>
+      <w:r>
+        <w:rPr>
+          <w:b/>
+          <w:bCs/>
+        </w:rPr>
+        <w:t>Заметки</w:t>
+      </w:r>
+    </w:p>
+    <w:p>
+      <w:pPr>
+        <w:pStyle w:val="a0"/>
+      </w:pPr>
+      <w:r>
+        <w:t>Требования к разделу «Заметки» приведены в таблице 1.6.</w:t>
+      </w:r>
+    </w:p>
+    <w:p>
+      <w:pPr>
         <w:pStyle w:val="af"/>
-        <w:pageBreakBefore/>
-      </w:pPr>
-      <w:r>
-        <w:lastRenderedPageBreak/>
-        <w:t>Продолжение таблицы 1.5</w:t>
+      </w:pPr>
+      <w:r>
+        <w:t>Таблица 1.6 – Требования к разделу «Заметки»</w:t>
       </w:r>
     </w:p>
     <w:tbl>
@@ -7246,7 +7573,7 @@
           <w:left w:w="10" w:type="dxa"/>
           <w:right w:w="10" w:type="dxa"/>
         </w:tblCellMar>
-        <w:tblLook w:val="04A0" w:firstRow="1" w:lastRow="0" w:firstColumn="1" w:lastColumn="0" w:noHBand="0" w:noVBand="1"/>
+        <w:tblLook w:val="0000" w:firstRow="0" w:lastRow="0" w:firstColumn="0" w:lastColumn="0" w:noHBand="0" w:noVBand="0"/>
       </w:tblPr>
       <w:tblGrid>
         <w:gridCol w:w="890"/>
@@ -7284,46 +7611,42 @@
             <w:pPr>
               <w:pStyle w:val="af0"/>
               <w:jc w:val="center"/>
+            </w:pPr>
+            <w:r>
               <w:rPr>
                 <w:b/>
-              </w:rPr>
+                <w:bCs/>
+              </w:rPr>
+              <w:t>ID</w:t>
+            </w:r>
+          </w:p>
+        </w:tc>
+        <w:tc>
+          <w:tcPr>
+            <w:tcW w:w="8748" w:type="dxa"/>
+            <w:tcBorders>
+              <w:top w:val="single" w:sz="4" w:space="0" w:color="000000"/>
+              <w:left w:val="single" w:sz="4" w:space="0" w:color="000000"/>
+              <w:bottom w:val="single" w:sz="4" w:space="0" w:color="000000"/>
+              <w:right w:val="single" w:sz="4" w:space="0" w:color="000000"/>
+            </w:tcBorders>
+            <w:tcMar>
+              <w:top w:w="40" w:type="dxa"/>
+              <w:left w:w="80" w:type="dxa"/>
+              <w:bottom w:w="40" w:type="dxa"/>
+              <w:right w:w="80" w:type="dxa"/>
+            </w:tcMar>
+            <w:vAlign w:val="center"/>
+          </w:tcPr>
+          <w:p>
+            <w:pPr>
+              <w:pStyle w:val="af0"/>
+              <w:jc w:val="center"/>
             </w:pPr>
             <w:r>
               <w:rPr>
                 <w:b/>
-              </w:rPr>
-              <w:t>ID</w:t>
-            </w:r>
-          </w:p>
-        </w:tc>
-        <w:tc>
-          <w:tcPr>
-            <w:tcW w:w="8748" w:type="dxa"/>
-            <w:tcBorders>
-              <w:top w:val="single" w:sz="4" w:space="0" w:color="000000"/>
-              <w:left w:val="single" w:sz="4" w:space="0" w:color="000000"/>
-              <w:bottom w:val="single" w:sz="4" w:space="0" w:color="000000"/>
-              <w:right w:val="single" w:sz="4" w:space="0" w:color="000000"/>
-            </w:tcBorders>
-            <w:tcMar>
-              <w:top w:w="40" w:type="dxa"/>
-              <w:left w:w="80" w:type="dxa"/>
-              <w:bottom w:w="40" w:type="dxa"/>
-              <w:right w:w="80" w:type="dxa"/>
-            </w:tcMar>
-            <w:vAlign w:val="center"/>
-          </w:tcPr>
-          <w:p>
-            <w:pPr>
-              <w:pStyle w:val="af0"/>
-              <w:jc w:val="center"/>
-              <w:rPr>
-                <w:b/>
-              </w:rPr>
-            </w:pPr>
-            <w:r>
-              <w:rPr>
-                <w:b/>
+                <w:bCs/>
               </w:rPr>
               <w:t>Требование</w:t>
             </w:r>
@@ -7362,10 +7685,7 @@
               <w:pStyle w:val="af0"/>
             </w:pPr>
             <w:r>
-              <w:t>F</w:t>
-            </w:r>
-            <w:r>
-              <w:t>R-38</w:t>
+              <w:t>FR-40</w:t>
             </w:r>
           </w:p>
         </w:tc>
@@ -7391,7 +7711,13 @@
               <w:pStyle w:val="af0"/>
             </w:pPr>
             <w:r>
-              <w:t>Удаление выполняется по номеру из списка. Номер вне диапазона 1…N, ноль, отрицательное число и нечисловой ввод отклоняются с указанием допустимого диапазона.</w:t>
+              <w:t>Кнопка «</w:t>
+            </w:r>
+            <w:r>
+              <w:t>📝</w:t>
+            </w:r>
+            <w:r>
+              <w:t xml:space="preserve"> Заметки» показывает нумерованный список заметок от старых к новым и счётчик «(k/50)». Если заметок нет — сообщение об этом.</w:t>
             </w:r>
           </w:p>
         </w:tc>
@@ -7428,7 +7754,7 @@
               <w:pStyle w:val="af0"/>
             </w:pPr>
             <w:r>
-              <w:t>FR-39</w:t>
+              <w:t>FR-41</w:t>
             </w:r>
           </w:p>
         </w:tc>
@@ -7454,7 +7780,133 @@
               <w:pStyle w:val="af0"/>
             </w:pPr>
             <w:r>
-              <w:t>Время напоминаний отсчитывается по часовому поясу города пользователя.</w:t>
+              <w:t>Текст заметки — от 1 до 500 символов после удаления пробелов по краям. Пустой ввод, ввод из одних пробелов, текст длиннее 500 символов и нетекстовые сообщения отклоняются, ввод запрашивается повторно.</w:t>
+            </w:r>
+          </w:p>
+        </w:tc>
+      </w:tr>
+      <w:tr>
+        <w:tblPrEx>
+          <w:tblCellMar>
+            <w:top w:w="0" w:type="dxa"/>
+            <w:bottom w:w="0" w:type="dxa"/>
+          </w:tblCellMar>
+        </w:tblPrEx>
+        <w:trPr>
+          <w:cantSplit/>
+        </w:trPr>
+        <w:tc>
+          <w:tcPr>
+            <w:tcW w:w="890" w:type="dxa"/>
+            <w:tcBorders>
+              <w:top w:val="single" w:sz="4" w:space="0" w:color="000000"/>
+              <w:left w:val="single" w:sz="4" w:space="0" w:color="000000"/>
+              <w:bottom w:val="single" w:sz="4" w:space="0" w:color="000000"/>
+              <w:right w:val="single" w:sz="4" w:space="0" w:color="000000"/>
+            </w:tcBorders>
+            <w:tcMar>
+              <w:top w:w="40" w:type="dxa"/>
+              <w:left w:w="80" w:type="dxa"/>
+              <w:bottom w:w="40" w:type="dxa"/>
+              <w:right w:w="80" w:type="dxa"/>
+            </w:tcMar>
+            <w:vAlign w:val="center"/>
+          </w:tcPr>
+          <w:p>
+            <w:pPr>
+              <w:pStyle w:val="af0"/>
+            </w:pPr>
+            <w:r>
+              <w:t>FR-42</w:t>
+            </w:r>
+          </w:p>
+        </w:tc>
+        <w:tc>
+          <w:tcPr>
+            <w:tcW w:w="8748" w:type="dxa"/>
+            <w:tcBorders>
+              <w:top w:val="single" w:sz="4" w:space="0" w:color="000000"/>
+              <w:left w:val="single" w:sz="4" w:space="0" w:color="000000"/>
+              <w:bottom w:val="single" w:sz="4" w:space="0" w:color="000000"/>
+              <w:right w:val="single" w:sz="4" w:space="0" w:color="000000"/>
+            </w:tcBorders>
+            <w:tcMar>
+              <w:top w:w="40" w:type="dxa"/>
+              <w:left w:w="80" w:type="dxa"/>
+              <w:bottom w:w="40" w:type="dxa"/>
+              <w:right w:w="80" w:type="dxa"/>
+            </w:tcMar>
+            <w:vAlign w:val="center"/>
+          </w:tcPr>
+          <w:p>
+            <w:pPr>
+              <w:pStyle w:val="af0"/>
+            </w:pPr>
+            <w:r>
+              <w:t>Допускается не более 50 заметок. При попытке добавить 51-ю бот сообщает о лимите.</w:t>
+            </w:r>
+          </w:p>
+        </w:tc>
+      </w:tr>
+      <w:tr>
+        <w:tblPrEx>
+          <w:tblCellMar>
+            <w:top w:w="0" w:type="dxa"/>
+            <w:bottom w:w="0" w:type="dxa"/>
+          </w:tblCellMar>
+        </w:tblPrEx>
+        <w:trPr>
+          <w:cantSplit/>
+        </w:trPr>
+        <w:tc>
+          <w:tcPr>
+            <w:tcW w:w="890" w:type="dxa"/>
+            <w:tcBorders>
+              <w:top w:val="single" w:sz="4" w:space="0" w:color="000000"/>
+              <w:left w:val="single" w:sz="4" w:space="0" w:color="000000"/>
+              <w:bottom w:val="single" w:sz="4" w:space="0" w:color="000000"/>
+              <w:right w:val="single" w:sz="4" w:space="0" w:color="000000"/>
+            </w:tcBorders>
+            <w:tcMar>
+              <w:top w:w="40" w:type="dxa"/>
+              <w:left w:w="80" w:type="dxa"/>
+              <w:bottom w:w="40" w:type="dxa"/>
+              <w:right w:w="80" w:type="dxa"/>
+            </w:tcMar>
+            <w:vAlign w:val="center"/>
+          </w:tcPr>
+          <w:p>
+            <w:pPr>
+              <w:pStyle w:val="af0"/>
+            </w:pPr>
+            <w:r>
+              <w:t>FR-43</w:t>
+            </w:r>
+          </w:p>
+        </w:tc>
+        <w:tc>
+          <w:tcPr>
+            <w:tcW w:w="8748" w:type="dxa"/>
+            <w:tcBorders>
+              <w:top w:val="single" w:sz="4" w:space="0" w:color="000000"/>
+              <w:left w:val="single" w:sz="4" w:space="0" w:color="000000"/>
+              <w:bottom w:val="single" w:sz="4" w:space="0" w:color="000000"/>
+              <w:right w:val="single" w:sz="4" w:space="0" w:color="000000"/>
+            </w:tcBorders>
+            <w:tcMar>
+              <w:top w:w="40" w:type="dxa"/>
+              <w:left w:w="80" w:type="dxa"/>
+              <w:bottom w:w="40" w:type="dxa"/>
+              <w:right w:w="80" w:type="dxa"/>
+            </w:tcMar>
+            <w:vAlign w:val="center"/>
+          </w:tcPr>
+          <w:p>
+            <w:pPr>
+              <w:pStyle w:val="af0"/>
+            </w:pPr>
+            <w:r>
+              <w:t>Удаление выполняется по номеру из списка; правила проверки номера те же, что в FR-38. После удаления нумерация оставшихся заметок сдвигается.</w:t>
             </w:r>
           </w:p>
         </w:tc>
@@ -7475,15 +7927,15 @@
           <w:b/>
           <w:bCs/>
         </w:rPr>
-        <w:t>Заметки</w:t>
-      </w:r>
-    </w:p>
-    <w:p>
-      <w:pPr>
-        <w:pStyle w:val="a0"/>
-      </w:pPr>
-      <w:r>
-        <w:t>Требования к разделу «Заметки» приведены в таблице 1.6.</w:t>
+        <w:t>Привычки</w:t>
+      </w:r>
+    </w:p>
+    <w:p>
+      <w:pPr>
+        <w:pStyle w:val="a0"/>
+      </w:pPr>
+      <w:r>
+        <w:t>Требования к разделу «Привычки» приведены в таблице 1.7.</w:t>
       </w:r>
     </w:p>
     <w:p>
@@ -7491,7 +7943,8 @@
         <w:pStyle w:val="af"/>
       </w:pPr>
       <w:r>
-        <w:t>Таблица 1.6 – Требования к разделу «Заметки»</w:t>
+        <w:lastRenderedPageBreak/>
+        <w:t>Таблица 1.7 – Требования к разделу «Привычки»</w:t>
       </w:r>
     </w:p>
     <w:tbl>
@@ -7509,7 +7962,7 @@
           <w:left w:w="10" w:type="dxa"/>
           <w:right w:w="10" w:type="dxa"/>
         </w:tblCellMar>
-        <w:tblLook w:val="04A0" w:firstRow="1" w:lastRow="0" w:firstColumn="1" w:lastColumn="0" w:noHBand="0" w:noVBand="1"/>
+        <w:tblLook w:val="0000" w:firstRow="0" w:lastRow="0" w:firstColumn="0" w:lastColumn="0" w:noHBand="0" w:noVBand="0"/>
       </w:tblPr>
       <w:tblGrid>
         <w:gridCol w:w="890"/>
@@ -7621,7 +8074,7 @@
               <w:pStyle w:val="af0"/>
             </w:pPr>
             <w:r>
-              <w:t>FR-40</w:t>
+              <w:t>FR-50</w:t>
             </w:r>
           </w:p>
         </w:tc>
@@ -7650,10 +8103,10 @@
               <w:t>Кнопка «</w:t>
             </w:r>
             <w:r>
-              <w:t>📝</w:t>
-            </w:r>
-            <w:r>
-              <w:t xml:space="preserve"> Заметки» показывает нумерованный список заметок от старых к новым и счётчик «(k/50)». Если заметок нет — сообщение об этом.</w:t>
+              <w:t>🎯</w:t>
+            </w:r>
+            <w:r>
+              <w:t xml:space="preserve"> Привычки» показывает по каждой привычке две строки: «Название — X/Y дней», где X — число дней с отметкой «выполнил», Y — число дней с даты создания привычки включительно; и «Текущая серия — N дней».</w:t>
             </w:r>
           </w:p>
         </w:tc>
@@ -7690,7 +8143,7 @@
               <w:pStyle w:val="af0"/>
             </w:pPr>
             <w:r>
-              <w:t>FR-41</w:t>
+              <w:t>FR-51</w:t>
             </w:r>
           </w:p>
         </w:tc>
@@ -7716,7 +8169,7 @@
               <w:pStyle w:val="af0"/>
             </w:pPr>
             <w:r>
-              <w:t>Текст заметки — от 1 до 500 символов после удаления пробелов по краям. Пустой ввод, ввод из одних пробелов, текст длиннее 500 символов и нетекстовые сообщения отклоняются, ввод запрашивается повторно.</w:t>
+              <w:t>Текущая серия — число дней подряд с отметкой «выполнил», считая назад от сегодняшнего дня. Если сегодня отметки ещё нет, счёт начинается со вчера. Если сегодня стоит отметка «пропустил», серия равна 0.</w:t>
             </w:r>
           </w:p>
         </w:tc>
@@ -7753,7 +8206,7 @@
               <w:pStyle w:val="af0"/>
             </w:pPr>
             <w:r>
-              <w:t>FR-42</w:t>
+              <w:t>FR-52</w:t>
             </w:r>
           </w:p>
         </w:tc>
@@ -7779,7 +8232,13 @@
               <w:pStyle w:val="af0"/>
             </w:pPr>
             <w:r>
-              <w:t>Допускается не более 50 заметок. При попытке добавить 51-ю бот сообщает о лимите.</w:t>
+              <w:t xml:space="preserve">При серии 3 дня и более в первой строке добавляется значок </w:t>
+            </w:r>
+            <w:r>
+              <w:t>🔥</w:t>
+            </w:r>
+            <w:r>
+              <w:t>.</w:t>
             </w:r>
           </w:p>
         </w:tc>
@@ -7816,7 +8275,7 @@
               <w:pStyle w:val="af0"/>
             </w:pPr>
             <w:r>
-              <w:t>FR-43</w:t>
+              <w:t>FR-53</w:t>
             </w:r>
           </w:p>
         </w:tc>
@@ -7842,7 +8301,322 @@
               <w:pStyle w:val="af0"/>
             </w:pPr>
             <w:r>
-              <w:t>Удаление выполняется по номеру из списка; правила проверки номера те же, что в FR-38. После удаления нумерация оставшихся заметок сдвигается.</w:t>
+              <w:t>Слово «день» склоняется по числу: 1 день, 2 дня, 5 дней, 11 дней, 21 день.</w:t>
+            </w:r>
+          </w:p>
+        </w:tc>
+      </w:tr>
+      <w:tr>
+        <w:tblPrEx>
+          <w:tblCellMar>
+            <w:top w:w="0" w:type="dxa"/>
+            <w:bottom w:w="0" w:type="dxa"/>
+          </w:tblCellMar>
+        </w:tblPrEx>
+        <w:trPr>
+          <w:cantSplit/>
+        </w:trPr>
+        <w:tc>
+          <w:tcPr>
+            <w:tcW w:w="890" w:type="dxa"/>
+            <w:tcBorders>
+              <w:top w:val="single" w:sz="4" w:space="0" w:color="000000"/>
+              <w:left w:val="single" w:sz="4" w:space="0" w:color="000000"/>
+              <w:bottom w:val="single" w:sz="4" w:space="0" w:color="000000"/>
+              <w:right w:val="single" w:sz="4" w:space="0" w:color="000000"/>
+            </w:tcBorders>
+            <w:tcMar>
+              <w:top w:w="40" w:type="dxa"/>
+              <w:left w:w="80" w:type="dxa"/>
+              <w:bottom w:w="40" w:type="dxa"/>
+              <w:right w:w="80" w:type="dxa"/>
+            </w:tcMar>
+            <w:vAlign w:val="center"/>
+          </w:tcPr>
+          <w:p>
+            <w:pPr>
+              <w:pStyle w:val="af0"/>
+            </w:pPr>
+            <w:r>
+              <w:t>FR-54</w:t>
+            </w:r>
+          </w:p>
+        </w:tc>
+        <w:tc>
+          <w:tcPr>
+            <w:tcW w:w="8748" w:type="dxa"/>
+            <w:tcBorders>
+              <w:top w:val="single" w:sz="4" w:space="0" w:color="000000"/>
+              <w:left w:val="single" w:sz="4" w:space="0" w:color="000000"/>
+              <w:bottom w:val="single" w:sz="4" w:space="0" w:color="000000"/>
+              <w:right w:val="single" w:sz="4" w:space="0" w:color="000000"/>
+            </w:tcBorders>
+            <w:tcMar>
+              <w:top w:w="40" w:type="dxa"/>
+              <w:left w:w="80" w:type="dxa"/>
+              <w:bottom w:w="40" w:type="dxa"/>
+              <w:right w:w="80" w:type="dxa"/>
+            </w:tcMar>
+            <w:vAlign w:val="center"/>
+          </w:tcPr>
+          <w:p>
+            <w:pPr>
+              <w:pStyle w:val="af0"/>
+            </w:pPr>
+            <w:r>
+              <w:t>«✅ Отметить сегодня» присылает по отдельному сообщению на каждую привычку с кнопками «✅ Выполнил» и «❌ Пропустил». После нажатия сообщение заменяется на «Название — ✅ выполнено сегодня» или «Название — ❌ пропущено сегодня».</w:t>
+            </w:r>
+          </w:p>
+        </w:tc>
+      </w:tr>
+      <w:tr>
+        <w:tblPrEx>
+          <w:tblCellMar>
+            <w:top w:w="0" w:type="dxa"/>
+            <w:bottom w:w="0" w:type="dxa"/>
+          </w:tblCellMar>
+        </w:tblPrEx>
+        <w:trPr>
+          <w:cantSplit/>
+        </w:trPr>
+        <w:tc>
+          <w:tcPr>
+            <w:tcW w:w="890" w:type="dxa"/>
+            <w:tcBorders>
+              <w:top w:val="single" w:sz="4" w:space="0" w:color="000000"/>
+              <w:left w:val="single" w:sz="4" w:space="0" w:color="000000"/>
+              <w:bottom w:val="single" w:sz="4" w:space="0" w:color="000000"/>
+              <w:right w:val="single" w:sz="4" w:space="0" w:color="000000"/>
+            </w:tcBorders>
+            <w:tcMar>
+              <w:top w:w="40" w:type="dxa"/>
+              <w:left w:w="80" w:type="dxa"/>
+              <w:bottom w:w="40" w:type="dxa"/>
+              <w:right w:w="80" w:type="dxa"/>
+            </w:tcMar>
+            <w:vAlign w:val="center"/>
+          </w:tcPr>
+          <w:p>
+            <w:pPr>
+              <w:pStyle w:val="af0"/>
+            </w:pPr>
+            <w:r>
+              <w:t>FR-55</w:t>
+            </w:r>
+          </w:p>
+        </w:tc>
+        <w:tc>
+          <w:tcPr>
+            <w:tcW w:w="8748" w:type="dxa"/>
+            <w:tcBorders>
+              <w:top w:val="single" w:sz="4" w:space="0" w:color="000000"/>
+              <w:left w:val="single" w:sz="4" w:space="0" w:color="000000"/>
+              <w:bottom w:val="single" w:sz="4" w:space="0" w:color="000000"/>
+              <w:right w:val="single" w:sz="4" w:space="0" w:color="000000"/>
+            </w:tcBorders>
+            <w:tcMar>
+              <w:top w:w="40" w:type="dxa"/>
+              <w:left w:w="80" w:type="dxa"/>
+              <w:bottom w:w="40" w:type="dxa"/>
+              <w:right w:w="80" w:type="dxa"/>
+            </w:tcMar>
+            <w:vAlign w:val="center"/>
+          </w:tcPr>
+          <w:p>
+            <w:pPr>
+              <w:pStyle w:val="af0"/>
+            </w:pPr>
+            <w:r>
+              <w:t>Отметку за сегодня можно изменить повторной отметкой; в статистике учитывается последняя.</w:t>
+            </w:r>
+          </w:p>
+        </w:tc>
+      </w:tr>
+      <w:tr>
+        <w:tblPrEx>
+          <w:tblCellMar>
+            <w:top w:w="0" w:type="dxa"/>
+            <w:bottom w:w="0" w:type="dxa"/>
+          </w:tblCellMar>
+        </w:tblPrEx>
+        <w:trPr>
+          <w:cantSplit/>
+        </w:trPr>
+        <w:tc>
+          <w:tcPr>
+            <w:tcW w:w="890" w:type="dxa"/>
+            <w:tcBorders>
+              <w:top w:val="single" w:sz="4" w:space="0" w:color="000000"/>
+              <w:left w:val="single" w:sz="4" w:space="0" w:color="000000"/>
+              <w:bottom w:val="single" w:sz="4" w:space="0" w:color="000000"/>
+              <w:right w:val="single" w:sz="4" w:space="0" w:color="000000"/>
+            </w:tcBorders>
+            <w:tcMar>
+              <w:top w:w="40" w:type="dxa"/>
+              <w:left w:w="80" w:type="dxa"/>
+              <w:bottom w:w="40" w:type="dxa"/>
+              <w:right w:w="80" w:type="dxa"/>
+            </w:tcMar>
+            <w:vAlign w:val="center"/>
+          </w:tcPr>
+          <w:p>
+            <w:pPr>
+              <w:pStyle w:val="af0"/>
+            </w:pPr>
+            <w:r>
+              <w:t>FR-56</w:t>
+            </w:r>
+          </w:p>
+        </w:tc>
+        <w:tc>
+          <w:tcPr>
+            <w:tcW w:w="8748" w:type="dxa"/>
+            <w:tcBorders>
+              <w:top w:val="single" w:sz="4" w:space="0" w:color="000000"/>
+              <w:left w:val="single" w:sz="4" w:space="0" w:color="000000"/>
+              <w:bottom w:val="single" w:sz="4" w:space="0" w:color="000000"/>
+              <w:right w:val="single" w:sz="4" w:space="0" w:color="000000"/>
+            </w:tcBorders>
+            <w:tcMar>
+              <w:top w:w="40" w:type="dxa"/>
+              <w:left w:w="80" w:type="dxa"/>
+              <w:bottom w:w="40" w:type="dxa"/>
+              <w:right w:w="80" w:type="dxa"/>
+            </w:tcMar>
+            <w:vAlign w:val="center"/>
+          </w:tcPr>
+          <w:p>
+            <w:pPr>
+              <w:pStyle w:val="af0"/>
+            </w:pPr>
+            <w:r>
+              <w:t>Название привычки — от 1 до 50 символов. Названия в пределах одного пользователя уникальны без учёта регистра.</w:t>
+            </w:r>
+          </w:p>
+        </w:tc>
+      </w:tr>
+      <w:tr>
+        <w:tblPrEx>
+          <w:tblCellMar>
+            <w:top w:w="0" w:type="dxa"/>
+            <w:bottom w:w="0" w:type="dxa"/>
+          </w:tblCellMar>
+        </w:tblPrEx>
+        <w:trPr>
+          <w:cantSplit/>
+        </w:trPr>
+        <w:tc>
+          <w:tcPr>
+            <w:tcW w:w="890" w:type="dxa"/>
+            <w:tcBorders>
+              <w:top w:val="single" w:sz="4" w:space="0" w:color="000000"/>
+              <w:left w:val="single" w:sz="4" w:space="0" w:color="000000"/>
+              <w:bottom w:val="single" w:sz="4" w:space="0" w:color="000000"/>
+              <w:right w:val="single" w:sz="4" w:space="0" w:color="000000"/>
+            </w:tcBorders>
+            <w:tcMar>
+              <w:top w:w="40" w:type="dxa"/>
+              <w:left w:w="80" w:type="dxa"/>
+              <w:bottom w:w="40" w:type="dxa"/>
+              <w:right w:w="80" w:type="dxa"/>
+            </w:tcMar>
+            <w:vAlign w:val="center"/>
+          </w:tcPr>
+          <w:p>
+            <w:pPr>
+              <w:pStyle w:val="af0"/>
+            </w:pPr>
+            <w:r>
+              <w:t>FR-57</w:t>
+            </w:r>
+          </w:p>
+        </w:tc>
+        <w:tc>
+          <w:tcPr>
+            <w:tcW w:w="8748" w:type="dxa"/>
+            <w:tcBorders>
+              <w:top w:val="single" w:sz="4" w:space="0" w:color="000000"/>
+              <w:left w:val="single" w:sz="4" w:space="0" w:color="000000"/>
+              <w:bottom w:val="single" w:sz="4" w:space="0" w:color="000000"/>
+              <w:right w:val="single" w:sz="4" w:space="0" w:color="000000"/>
+            </w:tcBorders>
+            <w:tcMar>
+              <w:top w:w="40" w:type="dxa"/>
+              <w:left w:w="80" w:type="dxa"/>
+              <w:bottom w:w="40" w:type="dxa"/>
+              <w:right w:w="80" w:type="dxa"/>
+            </w:tcMar>
+            <w:vAlign w:val="center"/>
+          </w:tcPr>
+          <w:p>
+            <w:pPr>
+              <w:pStyle w:val="af0"/>
+            </w:pPr>
+            <w:r>
+              <w:t>Допускается не более 10 привычек.</w:t>
+            </w:r>
+          </w:p>
+        </w:tc>
+      </w:tr>
+      <w:tr>
+        <w:tblPrEx>
+          <w:tblCellMar>
+            <w:top w:w="0" w:type="dxa"/>
+            <w:bottom w:w="0" w:type="dxa"/>
+          </w:tblCellMar>
+        </w:tblPrEx>
+        <w:trPr>
+          <w:cantSplit/>
+        </w:trPr>
+        <w:tc>
+          <w:tcPr>
+            <w:tcW w:w="890" w:type="dxa"/>
+            <w:tcBorders>
+              <w:top w:val="single" w:sz="4" w:space="0" w:color="000000"/>
+              <w:left w:val="single" w:sz="4" w:space="0" w:color="000000"/>
+              <w:bottom w:val="single" w:sz="4" w:space="0" w:color="000000"/>
+              <w:right w:val="single" w:sz="4" w:space="0" w:color="000000"/>
+            </w:tcBorders>
+            <w:tcMar>
+              <w:top w:w="40" w:type="dxa"/>
+              <w:left w:w="80" w:type="dxa"/>
+              <w:bottom w:w="40" w:type="dxa"/>
+              <w:right w:w="80" w:type="dxa"/>
+            </w:tcMar>
+            <w:vAlign w:val="center"/>
+          </w:tcPr>
+          <w:p>
+            <w:pPr>
+              <w:pStyle w:val="af0"/>
+            </w:pPr>
+            <w:r>
+              <w:t>FR-58</w:t>
+            </w:r>
+          </w:p>
+        </w:tc>
+        <w:tc>
+          <w:tcPr>
+            <w:tcW w:w="8748" w:type="dxa"/>
+            <w:tcBorders>
+              <w:top w:val="single" w:sz="4" w:space="0" w:color="000000"/>
+              <w:left w:val="single" w:sz="4" w:space="0" w:color="000000"/>
+              <w:bottom w:val="single" w:sz="4" w:space="0" w:color="000000"/>
+              <w:right w:val="single" w:sz="4" w:space="0" w:color="000000"/>
+            </w:tcBorders>
+            <w:tcMar>
+              <w:top w:w="40" w:type="dxa"/>
+              <w:left w:w="80" w:type="dxa"/>
+              <w:bottom w:w="40" w:type="dxa"/>
+              <w:right w:w="80" w:type="dxa"/>
+            </w:tcMar>
+            <w:vAlign w:val="center"/>
+          </w:tcPr>
+          <w:p>
+            <w:pPr>
+              <w:pStyle w:val="af0"/>
+            </w:pPr>
+            <w:r>
+              <w:t>Удаление выполняется по номеру; вместе с привычкой удаляются все её отметки. Нажатие кнопки отметки у уже удалённой привычки даёт уведомление «Эта привычка уже удалена.»</w:t>
             </w:r>
           </w:p>
         </w:tc>
@@ -7863,15 +8637,15 @@
           <w:b/>
           <w:bCs/>
         </w:rPr>
-        <w:t>Привычки</w:t>
-      </w:r>
-    </w:p>
-    <w:p>
-      <w:pPr>
-        <w:pStyle w:val="a0"/>
-      </w:pPr>
-      <w:r>
-        <w:t>Требования к разделу «Привычки» приведены в таблице 1.7.</w:t>
+        <w:t>Курс валют</w:t>
+      </w:r>
+    </w:p>
+    <w:p>
+      <w:pPr>
+        <w:pStyle w:val="a0"/>
+      </w:pPr>
+      <w:r>
+        <w:t>Требования к разделу «Курс валют» приведены в таблице 1.8.</w:t>
       </w:r>
     </w:p>
     <w:p>
@@ -7879,7 +8653,7 @@
         <w:pStyle w:val="af"/>
       </w:pPr>
       <w:r>
-        <w:t>Таблица 1.7 – Требования к разделу «Привычки»</w:t>
+        <w:t>Таблица 1.8 – Требования к разделу «Курс валют»</w:t>
       </w:r>
     </w:p>
     <w:tbl>
@@ -7897,7 +8671,7 @@
           <w:left w:w="10" w:type="dxa"/>
           <w:right w:w="10" w:type="dxa"/>
         </w:tblCellMar>
-        <w:tblLook w:val="04A0" w:firstRow="1" w:lastRow="0" w:firstColumn="1" w:lastColumn="0" w:noHBand="0" w:noVBand="1"/>
+        <w:tblLook w:val="0000" w:firstRow="0" w:lastRow="0" w:firstColumn="0" w:lastColumn="0" w:noHBand="0" w:noVBand="0"/>
       </w:tblPr>
       <w:tblGrid>
         <w:gridCol w:w="890"/>
@@ -8009,7 +8783,7 @@
               <w:pStyle w:val="af0"/>
             </w:pPr>
             <w:r>
-              <w:t>FR-50</w:t>
+              <w:t>FR-60</w:t>
             </w:r>
           </w:p>
         </w:tc>
@@ -8038,10 +8812,10 @@
               <w:t>Кнопка «</w:t>
             </w:r>
             <w:r>
-              <w:t>🎯</w:t>
-            </w:r>
-            <w:r>
-              <w:t xml:space="preserve"> Привычки» показывает по каждой привычке две строки: «Название — X/Y дней», где X — число дней с отметкой «выполнил», Y — число дней с даты создания привычки включительно; и «Текущая серия — N дней».</w:t>
+              <w:t>💱</w:t>
+            </w:r>
+            <w:r>
+              <w:t xml:space="preserve"> Курс валют» показывает дату курса и официальные курсы USD и EUR к рублю с двумя знаками после запятой и изменением к предыдущему дню: ▲ рост, ▼ снижение, • без изменений.</w:t>
             </w:r>
           </w:p>
         </w:tc>
@@ -8078,7 +8852,7 @@
               <w:pStyle w:val="af0"/>
             </w:pPr>
             <w:r>
-              <w:t>FR-51</w:t>
+              <w:t>FR-61</w:t>
             </w:r>
           </w:p>
         </w:tc>
@@ -8104,7 +8878,13 @@
               <w:pStyle w:val="af0"/>
             </w:pPr>
             <w:r>
-              <w:t>Текущая серия — число дней подряд с отметкой «выполнил», считая назад от сегодняшнего дня. Если сегодня отметки ещё нет, счёт начинается со вчера. Если сегодня стоит отметка «пропустил», серия равна 0.</w:t>
+              <w:t>Конвертер работает в четырёх направлениях: USD → ₽, EUR → ₽, ₽ → USD, ₽ → EUR. Результат выводится в формате «</w:t>
+            </w:r>
+            <w:r>
+              <w:t>💱</w:t>
+            </w:r>
+            <w:r>
+              <w:t xml:space="preserve"> 100.00 USD = 8,419.75 RUB».</w:t>
             </w:r>
           </w:p>
         </w:tc>
@@ -8141,7 +8921,7 @@
               <w:pStyle w:val="af0"/>
             </w:pPr>
             <w:r>
-              <w:t>FR-52</w:t>
+              <w:t>FR-62</w:t>
             </w:r>
           </w:p>
         </w:tc>
@@ -8167,13 +8947,7 @@
               <w:pStyle w:val="af0"/>
             </w:pPr>
             <w:r>
-              <w:t xml:space="preserve">При серии 3 дня и более в первой строке добавляется значок </w:t>
-            </w:r>
-            <w:r>
-              <w:t>🔥</w:t>
-            </w:r>
-            <w:r>
-              <w:t>.</w:t>
+              <w:t>Сумма — положительное число не больше 1 000 000 000. Допускаются запятая или точка как десятичный разделитель и пробелы между разрядами (1 500,50). Ноль, отрицательные числа, текст, пустой ввод, nan, inf и значения больше предела отклоняются, ввод запрашивается повторно.</w:t>
             </w:r>
           </w:p>
         </w:tc>
@@ -8210,7 +8984,7 @@
               <w:pStyle w:val="af0"/>
             </w:pPr>
             <w:r>
-              <w:t>FR-53</w:t>
+              <w:t>FR-63</w:t>
             </w:r>
           </w:p>
         </w:tc>
@@ -8236,196 +9010,7 @@
               <w:pStyle w:val="af0"/>
             </w:pPr>
             <w:r>
-              <w:t>Слово «день» склоняется по числу: 1 день, 2 дня, 5 дней, 11 дней, 21 день.</w:t>
-            </w:r>
-          </w:p>
-        </w:tc>
-      </w:tr>
-      <w:tr>
-        <w:tblPrEx>
-          <w:tblCellMar>
-            <w:top w:w="0" w:type="dxa"/>
-            <w:bottom w:w="0" w:type="dxa"/>
-          </w:tblCellMar>
-        </w:tblPrEx>
-        <w:trPr>
-          <w:cantSplit/>
-        </w:trPr>
-        <w:tc>
-          <w:tcPr>
-            <w:tcW w:w="890" w:type="dxa"/>
-            <w:tcBorders>
-              <w:top w:val="single" w:sz="4" w:space="0" w:color="000000"/>
-              <w:left w:val="single" w:sz="4" w:space="0" w:color="000000"/>
-              <w:bottom w:val="single" w:sz="4" w:space="0" w:color="000000"/>
-              <w:right w:val="single" w:sz="4" w:space="0" w:color="000000"/>
-            </w:tcBorders>
-            <w:tcMar>
-              <w:top w:w="40" w:type="dxa"/>
-              <w:left w:w="80" w:type="dxa"/>
-              <w:bottom w:w="40" w:type="dxa"/>
-              <w:right w:w="80" w:type="dxa"/>
-            </w:tcMar>
-            <w:vAlign w:val="center"/>
-          </w:tcPr>
-          <w:p>
-            <w:pPr>
-              <w:pStyle w:val="af0"/>
-            </w:pPr>
-            <w:r>
-              <w:t>FR-54</w:t>
-            </w:r>
-          </w:p>
-        </w:tc>
-        <w:tc>
-          <w:tcPr>
-            <w:tcW w:w="8748" w:type="dxa"/>
-            <w:tcBorders>
-              <w:top w:val="single" w:sz="4" w:space="0" w:color="000000"/>
-              <w:left w:val="single" w:sz="4" w:space="0" w:color="000000"/>
-              <w:bottom w:val="single" w:sz="4" w:space="0" w:color="000000"/>
-              <w:right w:val="single" w:sz="4" w:space="0" w:color="000000"/>
-            </w:tcBorders>
-            <w:tcMar>
-              <w:top w:w="40" w:type="dxa"/>
-              <w:left w:w="80" w:type="dxa"/>
-              <w:bottom w:w="40" w:type="dxa"/>
-              <w:right w:w="80" w:type="dxa"/>
-            </w:tcMar>
-            <w:vAlign w:val="center"/>
-          </w:tcPr>
-          <w:p>
-            <w:pPr>
-              <w:pStyle w:val="af0"/>
-            </w:pPr>
-            <w:r>
-              <w:t>«✅ Отметить сегодня» присылает по отдельному сообщению на каждую привычку с кнопками «✅ Выполнил» и «❌ Пропустил». После нажатия сообщение заменяется на «Название — ✅ выполнено сегодня» или «Название — ❌ пропущено сегодня».</w:t>
-            </w:r>
-          </w:p>
-        </w:tc>
-      </w:tr>
-      <w:tr>
-        <w:tblPrEx>
-          <w:tblCellMar>
-            <w:top w:w="0" w:type="dxa"/>
-            <w:bottom w:w="0" w:type="dxa"/>
-          </w:tblCellMar>
-        </w:tblPrEx>
-        <w:trPr>
-          <w:cantSplit/>
-        </w:trPr>
-        <w:tc>
-          <w:tcPr>
-            <w:tcW w:w="890" w:type="dxa"/>
-            <w:tcBorders>
-              <w:top w:val="single" w:sz="4" w:space="0" w:color="000000"/>
-              <w:left w:val="single" w:sz="4" w:space="0" w:color="000000"/>
-              <w:bottom w:val="single" w:sz="4" w:space="0" w:color="000000"/>
-              <w:right w:val="single" w:sz="4" w:space="0" w:color="000000"/>
-            </w:tcBorders>
-            <w:tcMar>
-              <w:top w:w="40" w:type="dxa"/>
-              <w:left w:w="80" w:type="dxa"/>
-              <w:bottom w:w="40" w:type="dxa"/>
-              <w:right w:w="80" w:type="dxa"/>
-            </w:tcMar>
-            <w:vAlign w:val="center"/>
-          </w:tcPr>
-          <w:p>
-            <w:pPr>
-              <w:pStyle w:val="af0"/>
-            </w:pPr>
-            <w:r>
-              <w:t>FR-55</w:t>
-            </w:r>
-          </w:p>
-        </w:tc>
-        <w:tc>
-          <w:tcPr>
-            <w:tcW w:w="8748" w:type="dxa"/>
-            <w:tcBorders>
-              <w:top w:val="single" w:sz="4" w:space="0" w:color="000000"/>
-              <w:left w:val="single" w:sz="4" w:space="0" w:color="000000"/>
-              <w:bottom w:val="single" w:sz="4" w:space="0" w:color="000000"/>
-              <w:right w:val="single" w:sz="4" w:space="0" w:color="000000"/>
-            </w:tcBorders>
-            <w:tcMar>
-              <w:top w:w="40" w:type="dxa"/>
-              <w:left w:w="80" w:type="dxa"/>
-              <w:bottom w:w="40" w:type="dxa"/>
-              <w:right w:w="80" w:type="dxa"/>
-            </w:tcMar>
-            <w:vAlign w:val="center"/>
-          </w:tcPr>
-          <w:p>
-            <w:pPr>
-              <w:pStyle w:val="af0"/>
-            </w:pPr>
-            <w:r>
-              <w:t>Отметку за сегодня можно изменить повторной отметкой; в статистике учитывается последняя.</w:t>
-            </w:r>
-          </w:p>
-        </w:tc>
-      </w:tr>
-      <w:tr>
-        <w:tblPrEx>
-          <w:tblCellMar>
-            <w:top w:w="0" w:type="dxa"/>
-            <w:bottom w:w="0" w:type="dxa"/>
-          </w:tblCellMar>
-        </w:tblPrEx>
-        <w:trPr>
-          <w:cantSplit/>
-        </w:trPr>
-        <w:tc>
-          <w:tcPr>
-            <w:tcW w:w="890" w:type="dxa"/>
-            <w:tcBorders>
-              <w:top w:val="single" w:sz="4" w:space="0" w:color="000000"/>
-              <w:left w:val="single" w:sz="4" w:space="0" w:color="000000"/>
-              <w:bottom w:val="nil"/>
-              <w:right w:val="single" w:sz="4" w:space="0" w:color="000000"/>
-            </w:tcBorders>
-            <w:tcMar>
-              <w:top w:w="40" w:type="dxa"/>
-              <w:left w:w="80" w:type="dxa"/>
-              <w:bottom w:w="40" w:type="dxa"/>
-              <w:right w:w="80" w:type="dxa"/>
-            </w:tcMar>
-            <w:vAlign w:val="center"/>
-          </w:tcPr>
-          <w:p>
-            <w:pPr>
-              <w:pStyle w:val="af0"/>
-            </w:pPr>
-            <w:r>
-              <w:t>FR-56</w:t>
-            </w:r>
-          </w:p>
-        </w:tc>
-        <w:tc>
-          <w:tcPr>
-            <w:tcW w:w="8748" w:type="dxa"/>
-            <w:tcBorders>
-              <w:top w:val="single" w:sz="4" w:space="0" w:color="000000"/>
-              <w:left w:val="single" w:sz="4" w:space="0" w:color="000000"/>
-              <w:bottom w:val="nil"/>
-              <w:right w:val="single" w:sz="4" w:space="0" w:color="000000"/>
-            </w:tcBorders>
-            <w:tcMar>
-              <w:top w:w="40" w:type="dxa"/>
-              <w:left w:w="80" w:type="dxa"/>
-              <w:bottom w:w="40" w:type="dxa"/>
-              <w:right w:w="80" w:type="dxa"/>
-            </w:tcMar>
-            <w:vAlign w:val="center"/>
-          </w:tcPr>
-          <w:p>
-            <w:pPr>
-              <w:pStyle w:val="af0"/>
-            </w:pPr>
-            <w:r>
-              <w:t>Название привычки — от 1 до 50 символов. Названия в пределах одного пользователя уникальны без учёта регистра.</w:t>
+              <w:t>Если сервис курсов недоступен, бот отвечает «⚠️ Не удалось получить курсы. Попробуй чуть позже.»</w:t>
             </w:r>
           </w:p>
         </w:tc>
@@ -8433,12 +9018,37 @@
     </w:tbl>
     <w:p>
       <w:pPr>
+        <w:pStyle w:val="a0"/>
+        <w:spacing w:line="240" w:lineRule="auto"/>
+      </w:pPr>
+    </w:p>
+    <w:p>
+      <w:pPr>
+        <w:pStyle w:val="a0"/>
+      </w:pPr>
+      <w:r>
+        <w:rPr>
+          <w:b/>
+          <w:bCs/>
+        </w:rPr>
+        <w:t>Настройки и утренняя сводка</w:t>
+      </w:r>
+    </w:p>
+    <w:p>
+      <w:pPr>
+        <w:pStyle w:val="a0"/>
+      </w:pPr>
+      <w:r>
+        <w:t>Требования к настройкам и утренней сводке приведены в таблице 1.9.</w:t>
+      </w:r>
+    </w:p>
+    <w:p>
+      <w:pPr>
         <w:pStyle w:val="af"/>
-        <w:pageBreakBefore/>
       </w:pPr>
       <w:r>
         <w:lastRenderedPageBreak/>
-        <w:t>Продолжение таблицы 1.7</w:t>
+        <w:t>Таблица 1.9 – Требования к настройкам и утренней сводке</w:t>
       </w:r>
     </w:p>
     <w:tbl>
@@ -8456,7 +9066,7 @@
           <w:left w:w="10" w:type="dxa"/>
           <w:right w:w="10" w:type="dxa"/>
         </w:tblCellMar>
-        <w:tblLook w:val="04A0" w:firstRow="1" w:lastRow="0" w:firstColumn="1" w:lastColumn="0" w:noHBand="0" w:noVBand="1"/>
+        <w:tblLook w:val="0000" w:firstRow="0" w:lastRow="0" w:firstColumn="0" w:lastColumn="0" w:noHBand="0" w:noVBand="0"/>
       </w:tblPr>
       <w:tblGrid>
         <w:gridCol w:w="890"/>
@@ -8494,46 +9104,42 @@
             <w:pPr>
               <w:pStyle w:val="af0"/>
               <w:jc w:val="center"/>
+            </w:pPr>
+            <w:r>
               <w:rPr>
                 <w:b/>
-              </w:rPr>
+                <w:bCs/>
+              </w:rPr>
+              <w:t>ID</w:t>
+            </w:r>
+          </w:p>
+        </w:tc>
+        <w:tc>
+          <w:tcPr>
+            <w:tcW w:w="8748" w:type="dxa"/>
+            <w:tcBorders>
+              <w:top w:val="single" w:sz="4" w:space="0" w:color="000000"/>
+              <w:left w:val="single" w:sz="4" w:space="0" w:color="000000"/>
+              <w:bottom w:val="single" w:sz="4" w:space="0" w:color="000000"/>
+              <w:right w:val="single" w:sz="4" w:space="0" w:color="000000"/>
+            </w:tcBorders>
+            <w:tcMar>
+              <w:top w:w="40" w:type="dxa"/>
+              <w:left w:w="80" w:type="dxa"/>
+              <w:bottom w:w="40" w:type="dxa"/>
+              <w:right w:w="80" w:type="dxa"/>
+            </w:tcMar>
+            <w:vAlign w:val="center"/>
+          </w:tcPr>
+          <w:p>
+            <w:pPr>
+              <w:pStyle w:val="af0"/>
+              <w:jc w:val="center"/>
             </w:pPr>
             <w:r>
               <w:rPr>
                 <w:b/>
-              </w:rPr>
-              <w:t>ID</w:t>
-            </w:r>
-          </w:p>
-        </w:tc>
-        <w:tc>
-          <w:tcPr>
-            <w:tcW w:w="8748" w:type="dxa"/>
-            <w:tcBorders>
-              <w:top w:val="single" w:sz="4" w:space="0" w:color="000000"/>
-              <w:left w:val="single" w:sz="4" w:space="0" w:color="000000"/>
-              <w:bottom w:val="single" w:sz="4" w:space="0" w:color="000000"/>
-              <w:right w:val="single" w:sz="4" w:space="0" w:color="000000"/>
-            </w:tcBorders>
-            <w:tcMar>
-              <w:top w:w="40" w:type="dxa"/>
-              <w:left w:w="80" w:type="dxa"/>
-              <w:bottom w:w="40" w:type="dxa"/>
-              <w:right w:w="80" w:type="dxa"/>
-            </w:tcMar>
-            <w:vAlign w:val="center"/>
-          </w:tcPr>
-          <w:p>
-            <w:pPr>
-              <w:pStyle w:val="af0"/>
-              <w:jc w:val="center"/>
-              <w:rPr>
-                <w:b/>
-              </w:rPr>
-            </w:pPr>
-            <w:r>
-              <w:rPr>
-                <w:b/>
+                <w:bCs/>
               </w:rPr>
               <w:t>Требование</w:t>
             </w:r>
@@ -8572,10 +9178,7 @@
               <w:pStyle w:val="af0"/>
             </w:pPr>
             <w:r>
-              <w:t>F</w:t>
-            </w:r>
-            <w:r>
-              <w:t>R-57</w:t>
+              <w:t>FR-70</w:t>
             </w:r>
           </w:p>
         </w:tc>
@@ -8601,7 +9204,7 @@
               <w:pStyle w:val="af0"/>
             </w:pPr>
             <w:r>
-              <w:t>Допускается не более 10 привычек.</w:t>
+              <w:t>Смена города: пользователь вводит название (до 50 символов), бот находит город и сохраняет его название, координаты и часовой пояс. Ненайденный город отклоняется сообщением «Не нашёл город «…»», ввод запрашивается повторно.</w:t>
             </w:r>
           </w:p>
         </w:tc>
@@ -8638,7 +9241,7 @@
               <w:pStyle w:val="af0"/>
             </w:pPr>
             <w:r>
-              <w:t>FR-58</w:t>
+              <w:t>FR-71</w:t>
             </w:r>
           </w:p>
         </w:tc>
@@ -8664,7 +9267,208 @@
               <w:pStyle w:val="af0"/>
             </w:pPr>
             <w:r>
-              <w:t>Удаление выполняется по номеру; вместе с привычкой удаляются все её отметки. Нажатие кнопки отметки у уже удалённой привычки даёт уведомление «Эта привычка уже удалена.»</w:t>
+              <w:t>Время утренней сводки задаётся в формате ЧЧ:ММ; правила проверки те же, что для времени в FR-32/FR-33. Сохраняется с ведущими нулями (7:5 → 07:05).</w:t>
+            </w:r>
+          </w:p>
+        </w:tc>
+      </w:tr>
+      <w:tr>
+        <w:tblPrEx>
+          <w:tblCellMar>
+            <w:top w:w="0" w:type="dxa"/>
+            <w:bottom w:w="0" w:type="dxa"/>
+          </w:tblCellMar>
+        </w:tblPrEx>
+        <w:trPr>
+          <w:cantSplit/>
+        </w:trPr>
+        <w:tc>
+          <w:tcPr>
+            <w:tcW w:w="890" w:type="dxa"/>
+            <w:tcBorders>
+              <w:top w:val="single" w:sz="4" w:space="0" w:color="000000"/>
+              <w:left w:val="single" w:sz="4" w:space="0" w:color="000000"/>
+              <w:bottom w:val="single" w:sz="4" w:space="0" w:color="000000"/>
+              <w:right w:val="single" w:sz="4" w:space="0" w:color="000000"/>
+            </w:tcBorders>
+            <w:tcMar>
+              <w:top w:w="40" w:type="dxa"/>
+              <w:left w:w="80" w:type="dxa"/>
+              <w:bottom w:w="40" w:type="dxa"/>
+              <w:right w:w="80" w:type="dxa"/>
+            </w:tcMar>
+            <w:vAlign w:val="center"/>
+          </w:tcPr>
+          <w:p>
+            <w:pPr>
+              <w:pStyle w:val="af0"/>
+            </w:pPr>
+            <w:r>
+              <w:t>FR-72</w:t>
+            </w:r>
+          </w:p>
+        </w:tc>
+        <w:tc>
+          <w:tcPr>
+            <w:tcW w:w="8748" w:type="dxa"/>
+            <w:tcBorders>
+              <w:top w:val="single" w:sz="4" w:space="0" w:color="000000"/>
+              <w:left w:val="single" w:sz="4" w:space="0" w:color="000000"/>
+              <w:bottom w:val="single" w:sz="4" w:space="0" w:color="000000"/>
+              <w:right w:val="single" w:sz="4" w:space="0" w:color="000000"/>
+            </w:tcBorders>
+            <w:tcMar>
+              <w:top w:w="40" w:type="dxa"/>
+              <w:left w:w="80" w:type="dxa"/>
+              <w:bottom w:w="40" w:type="dxa"/>
+              <w:right w:w="80" w:type="dxa"/>
+            </w:tcMar>
+            <w:vAlign w:val="center"/>
+          </w:tcPr>
+          <w:p>
+            <w:pPr>
+              <w:pStyle w:val="af0"/>
+            </w:pPr>
+            <w:r>
+              <w:t>Сводку можно включить и выключить кнопкой; экран настроек сразу показывает новое состояние.</w:t>
+            </w:r>
+          </w:p>
+        </w:tc>
+      </w:tr>
+      <w:tr>
+        <w:tblPrEx>
+          <w:tblCellMar>
+            <w:top w:w="0" w:type="dxa"/>
+            <w:bottom w:w="0" w:type="dxa"/>
+          </w:tblCellMar>
+        </w:tblPrEx>
+        <w:trPr>
+          <w:cantSplit/>
+        </w:trPr>
+        <w:tc>
+          <w:tcPr>
+            <w:tcW w:w="890" w:type="dxa"/>
+            <w:tcBorders>
+              <w:top w:val="single" w:sz="4" w:space="0" w:color="000000"/>
+              <w:left w:val="single" w:sz="4" w:space="0" w:color="000000"/>
+              <w:bottom w:val="single" w:sz="4" w:space="0" w:color="000000"/>
+              <w:right w:val="single" w:sz="4" w:space="0" w:color="000000"/>
+            </w:tcBorders>
+            <w:tcMar>
+              <w:top w:w="40" w:type="dxa"/>
+              <w:left w:w="80" w:type="dxa"/>
+              <w:bottom w:w="40" w:type="dxa"/>
+              <w:right w:w="80" w:type="dxa"/>
+            </w:tcMar>
+            <w:vAlign w:val="center"/>
+          </w:tcPr>
+          <w:p>
+            <w:pPr>
+              <w:pStyle w:val="af0"/>
+            </w:pPr>
+            <w:r>
+              <w:t>FR-73</w:t>
+            </w:r>
+          </w:p>
+        </w:tc>
+        <w:tc>
+          <w:tcPr>
+            <w:tcW w:w="8748" w:type="dxa"/>
+            <w:tcBorders>
+              <w:top w:val="single" w:sz="4" w:space="0" w:color="000000"/>
+              <w:left w:val="single" w:sz="4" w:space="0" w:color="000000"/>
+              <w:bottom w:val="single" w:sz="4" w:space="0" w:color="000000"/>
+              <w:right w:val="single" w:sz="4" w:space="0" w:color="000000"/>
+            </w:tcBorders>
+            <w:tcMar>
+              <w:top w:w="40" w:type="dxa"/>
+              <w:left w:w="80" w:type="dxa"/>
+              <w:bottom w:w="40" w:type="dxa"/>
+              <w:right w:w="80" w:type="dxa"/>
+            </w:tcMar>
+            <w:vAlign w:val="center"/>
+          </w:tcPr>
+          <w:p>
+            <w:pPr>
+              <w:pStyle w:val="af0"/>
+            </w:pPr>
+            <w:r>
+              <w:t>Если сводка включена, бот сам присылает её один раз в сутки в течение часа после заданного времени по часовому поясу города пользователя. Вне этого окна сводка за текущий день не отправляется.</w:t>
+            </w:r>
+          </w:p>
+        </w:tc>
+      </w:tr>
+      <w:tr>
+        <w:tblPrEx>
+          <w:tblCellMar>
+            <w:top w:w="0" w:type="dxa"/>
+            <w:bottom w:w="0" w:type="dxa"/>
+          </w:tblCellMar>
+        </w:tblPrEx>
+        <w:trPr>
+          <w:cantSplit/>
+        </w:trPr>
+        <w:tc>
+          <w:tcPr>
+            <w:tcW w:w="890" w:type="dxa"/>
+            <w:tcBorders>
+              <w:top w:val="single" w:sz="4" w:space="0" w:color="000000"/>
+              <w:left w:val="single" w:sz="4" w:space="0" w:color="000000"/>
+              <w:bottom w:val="single" w:sz="4" w:space="0" w:color="000000"/>
+              <w:right w:val="single" w:sz="4" w:space="0" w:color="000000"/>
+            </w:tcBorders>
+            <w:tcMar>
+              <w:top w:w="40" w:type="dxa"/>
+              <w:left w:w="80" w:type="dxa"/>
+              <w:bottom w:w="40" w:type="dxa"/>
+              <w:right w:w="80" w:type="dxa"/>
+            </w:tcMar>
+            <w:vAlign w:val="center"/>
+          </w:tcPr>
+          <w:p>
+            <w:pPr>
+              <w:pStyle w:val="af0"/>
+            </w:pPr>
+            <w:r>
+              <w:t>FR-74</w:t>
+            </w:r>
+          </w:p>
+        </w:tc>
+        <w:tc>
+          <w:tcPr>
+            <w:tcW w:w="8748" w:type="dxa"/>
+            <w:tcBorders>
+              <w:top w:val="single" w:sz="4" w:space="0" w:color="000000"/>
+              <w:left w:val="single" w:sz="4" w:space="0" w:color="000000"/>
+              <w:bottom w:val="single" w:sz="4" w:space="0" w:color="000000"/>
+              <w:right w:val="single" w:sz="4" w:space="0" w:color="000000"/>
+            </w:tcBorders>
+            <w:tcMar>
+              <w:top w:w="40" w:type="dxa"/>
+              <w:left w:w="80" w:type="dxa"/>
+              <w:bottom w:w="40" w:type="dxa"/>
+              <w:right w:w="80" w:type="dxa"/>
+            </w:tcMar>
+            <w:vAlign w:val="center"/>
+          </w:tcPr>
+          <w:p>
+            <w:pPr>
+              <w:pStyle w:val="af0"/>
+            </w:pPr>
+            <w:r>
+              <w:t>Сводка содержит: приветствие; диапазон температур на день; все советы по погоде; список напоминаний на сегодня либо «</w:t>
+            </w:r>
+            <w:r>
+              <w:t>📌</w:t>
+            </w:r>
+            <w:r>
+              <w:t xml:space="preserve"> На сегодня напоминаний нет»; строку «</w:t>
+            </w:r>
+            <w:r>
+              <w:t>🔥</w:t>
+            </w:r>
+            <w:r>
+              <w:t xml:space="preserve"> Серия привычки «название»: N дней» для привычки с самой длинной текущей серией, если такая серия больше нуля.</w:t>
             </w:r>
           </w:p>
         </w:tc>
@@ -8678,22 +9482,20 @@
     </w:p>
     <w:p>
       <w:pPr>
-        <w:pStyle w:val="a0"/>
-      </w:pPr>
-      <w:r>
-        <w:rPr>
-          <w:b/>
-          <w:bCs/>
-        </w:rPr>
-        <w:t>Курс валют</w:t>
-      </w:r>
-    </w:p>
-    <w:p>
-      <w:pPr>
-        <w:pStyle w:val="a0"/>
-      </w:pPr>
-      <w:r>
-        <w:t>Требования к разделу «Курс валют» приведены в таблице 1.8.</w:t>
+        <w:pStyle w:val="3"/>
+      </w:pPr>
+      <w:bookmarkStart w:id="7" w:name="_Toc240691021"/>
+      <w:r>
+        <w:t>1.4.2 Требования к надёжности</w:t>
+      </w:r>
+      <w:bookmarkEnd w:id="7"/>
+    </w:p>
+    <w:p>
+      <w:pPr>
+        <w:pStyle w:val="a0"/>
+      </w:pPr>
+      <w:r>
+        <w:t>Требования к надёжности приведены в таблице 1.10.</w:t>
       </w:r>
     </w:p>
     <w:p>
@@ -8701,7 +9503,7 @@
         <w:pStyle w:val="af"/>
       </w:pPr>
       <w:r>
-        <w:t>Таблица 1.8 – Требования к разделу «Курс валют»</w:t>
+        <w:t>Таблица 1.10 – Требования к надёжности</w:t>
       </w:r>
     </w:p>
     <w:tbl>
@@ -8719,857 +9521,7 @@
           <w:left w:w="10" w:type="dxa"/>
           <w:right w:w="10" w:type="dxa"/>
         </w:tblCellMar>
-        <w:tblLook w:val="04A0" w:firstRow="1" w:lastRow="0" w:firstColumn="1" w:lastColumn="0" w:noHBand="0" w:noVBand="1"/>
-      </w:tblPr>
-      <w:tblGrid>
-        <w:gridCol w:w="890"/>
-        <w:gridCol w:w="8748"/>
-      </w:tblGrid>
-      <w:tr>
-        <w:tblPrEx>
-          <w:tblCellMar>
-            <w:top w:w="0" w:type="dxa"/>
-            <w:bottom w:w="0" w:type="dxa"/>
-          </w:tblCellMar>
-        </w:tblPrEx>
-        <w:trPr>
-          <w:cantSplit/>
-          <w:tblHeader/>
-        </w:trPr>
-        <w:tc>
-          <w:tcPr>
-            <w:tcW w:w="890" w:type="dxa"/>
-            <w:tcBorders>
-              <w:top w:val="single" w:sz="4" w:space="0" w:color="000000"/>
-              <w:left w:val="single" w:sz="4" w:space="0" w:color="000000"/>
-              <w:bottom w:val="single" w:sz="4" w:space="0" w:color="000000"/>
-              <w:right w:val="single" w:sz="4" w:space="0" w:color="000000"/>
-            </w:tcBorders>
-            <w:tcMar>
-              <w:top w:w="40" w:type="dxa"/>
-              <w:left w:w="80" w:type="dxa"/>
-              <w:bottom w:w="40" w:type="dxa"/>
-              <w:right w:w="80" w:type="dxa"/>
-            </w:tcMar>
-            <w:vAlign w:val="center"/>
-          </w:tcPr>
-          <w:p>
-            <w:pPr>
-              <w:pStyle w:val="af0"/>
-              <w:jc w:val="center"/>
-            </w:pPr>
-            <w:r>
-              <w:rPr>
-                <w:b/>
-                <w:bCs/>
-              </w:rPr>
-              <w:t>ID</w:t>
-            </w:r>
-          </w:p>
-        </w:tc>
-        <w:tc>
-          <w:tcPr>
-            <w:tcW w:w="8748" w:type="dxa"/>
-            <w:tcBorders>
-              <w:top w:val="single" w:sz="4" w:space="0" w:color="000000"/>
-              <w:left w:val="single" w:sz="4" w:space="0" w:color="000000"/>
-              <w:bottom w:val="single" w:sz="4" w:space="0" w:color="000000"/>
-              <w:right w:val="single" w:sz="4" w:space="0" w:color="000000"/>
-            </w:tcBorders>
-            <w:tcMar>
-              <w:top w:w="40" w:type="dxa"/>
-              <w:left w:w="80" w:type="dxa"/>
-              <w:bottom w:w="40" w:type="dxa"/>
-              <w:right w:w="80" w:type="dxa"/>
-            </w:tcMar>
-            <w:vAlign w:val="center"/>
-          </w:tcPr>
-          <w:p>
-            <w:pPr>
-              <w:pStyle w:val="af0"/>
-              <w:jc w:val="center"/>
-            </w:pPr>
-            <w:r>
-              <w:rPr>
-                <w:b/>
-                <w:bCs/>
-              </w:rPr>
-              <w:t>Требование</w:t>
-            </w:r>
-          </w:p>
-        </w:tc>
-      </w:tr>
-      <w:tr>
-        <w:tblPrEx>
-          <w:tblCellMar>
-            <w:top w:w="0" w:type="dxa"/>
-            <w:bottom w:w="0" w:type="dxa"/>
-          </w:tblCellMar>
-        </w:tblPrEx>
-        <w:trPr>
-          <w:cantSplit/>
-        </w:trPr>
-        <w:tc>
-          <w:tcPr>
-            <w:tcW w:w="890" w:type="dxa"/>
-            <w:tcBorders>
-              <w:top w:val="single" w:sz="4" w:space="0" w:color="000000"/>
-              <w:left w:val="single" w:sz="4" w:space="0" w:color="000000"/>
-              <w:bottom w:val="single" w:sz="4" w:space="0" w:color="000000"/>
-              <w:right w:val="single" w:sz="4" w:space="0" w:color="000000"/>
-            </w:tcBorders>
-            <w:tcMar>
-              <w:top w:w="40" w:type="dxa"/>
-              <w:left w:w="80" w:type="dxa"/>
-              <w:bottom w:w="40" w:type="dxa"/>
-              <w:right w:w="80" w:type="dxa"/>
-            </w:tcMar>
-            <w:vAlign w:val="center"/>
-          </w:tcPr>
-          <w:p>
-            <w:pPr>
-              <w:pStyle w:val="af0"/>
-            </w:pPr>
-            <w:r>
-              <w:t>FR-60</w:t>
-            </w:r>
-          </w:p>
-        </w:tc>
-        <w:tc>
-          <w:tcPr>
-            <w:tcW w:w="8748" w:type="dxa"/>
-            <w:tcBorders>
-              <w:top w:val="single" w:sz="4" w:space="0" w:color="000000"/>
-              <w:left w:val="single" w:sz="4" w:space="0" w:color="000000"/>
-              <w:bottom w:val="single" w:sz="4" w:space="0" w:color="000000"/>
-              <w:right w:val="single" w:sz="4" w:space="0" w:color="000000"/>
-            </w:tcBorders>
-            <w:tcMar>
-              <w:top w:w="40" w:type="dxa"/>
-              <w:left w:w="80" w:type="dxa"/>
-              <w:bottom w:w="40" w:type="dxa"/>
-              <w:right w:w="80" w:type="dxa"/>
-            </w:tcMar>
-            <w:vAlign w:val="center"/>
-          </w:tcPr>
-          <w:p>
-            <w:pPr>
-              <w:pStyle w:val="af0"/>
-            </w:pPr>
-            <w:r>
-              <w:t>Кнопка «</w:t>
-            </w:r>
-            <w:r>
-              <w:t>💱</w:t>
-            </w:r>
-            <w:r>
-              <w:t xml:space="preserve"> Курс валют» показывает дату курса и официальные курсы USD и EUR к рублю с двумя знаками после запятой и изменением к предыдущему дню: ▲ рост, ▼ снижение, • без изменений.</w:t>
-            </w:r>
-          </w:p>
-        </w:tc>
-      </w:tr>
-      <w:tr>
-        <w:tblPrEx>
-          <w:tblCellMar>
-            <w:top w:w="0" w:type="dxa"/>
-            <w:bottom w:w="0" w:type="dxa"/>
-          </w:tblCellMar>
-        </w:tblPrEx>
-        <w:trPr>
-          <w:cantSplit/>
-        </w:trPr>
-        <w:tc>
-          <w:tcPr>
-            <w:tcW w:w="890" w:type="dxa"/>
-            <w:tcBorders>
-              <w:top w:val="single" w:sz="4" w:space="0" w:color="000000"/>
-              <w:left w:val="single" w:sz="4" w:space="0" w:color="000000"/>
-              <w:bottom w:val="single" w:sz="4" w:space="0" w:color="000000"/>
-              <w:right w:val="single" w:sz="4" w:space="0" w:color="000000"/>
-            </w:tcBorders>
-            <w:tcMar>
-              <w:top w:w="40" w:type="dxa"/>
-              <w:left w:w="80" w:type="dxa"/>
-              <w:bottom w:w="40" w:type="dxa"/>
-              <w:right w:w="80" w:type="dxa"/>
-            </w:tcMar>
-            <w:vAlign w:val="center"/>
-          </w:tcPr>
-          <w:p>
-            <w:pPr>
-              <w:pStyle w:val="af0"/>
-            </w:pPr>
-            <w:r>
-              <w:t>FR-61</w:t>
-            </w:r>
-          </w:p>
-        </w:tc>
-        <w:tc>
-          <w:tcPr>
-            <w:tcW w:w="8748" w:type="dxa"/>
-            <w:tcBorders>
-              <w:top w:val="single" w:sz="4" w:space="0" w:color="000000"/>
-              <w:left w:val="single" w:sz="4" w:space="0" w:color="000000"/>
-              <w:bottom w:val="single" w:sz="4" w:space="0" w:color="000000"/>
-              <w:right w:val="single" w:sz="4" w:space="0" w:color="000000"/>
-            </w:tcBorders>
-            <w:tcMar>
-              <w:top w:w="40" w:type="dxa"/>
-              <w:left w:w="80" w:type="dxa"/>
-              <w:bottom w:w="40" w:type="dxa"/>
-              <w:right w:w="80" w:type="dxa"/>
-            </w:tcMar>
-            <w:vAlign w:val="center"/>
-          </w:tcPr>
-          <w:p>
-            <w:pPr>
-              <w:pStyle w:val="af0"/>
-            </w:pPr>
-            <w:r>
-              <w:t>Конвертер работает в четырёх направлениях: USD → ₽, EUR → ₽, ₽ → USD, ₽ → EUR. Результат выводится в формате «</w:t>
-            </w:r>
-            <w:r>
-              <w:t>💱</w:t>
-            </w:r>
-            <w:r>
-              <w:t xml:space="preserve"> 100.00 USD = 8,419.75 RUB».</w:t>
-            </w:r>
-          </w:p>
-        </w:tc>
-      </w:tr>
-      <w:tr>
-        <w:tblPrEx>
-          <w:tblCellMar>
-            <w:top w:w="0" w:type="dxa"/>
-            <w:bottom w:w="0" w:type="dxa"/>
-          </w:tblCellMar>
-        </w:tblPrEx>
-        <w:trPr>
-          <w:cantSplit/>
-        </w:trPr>
-        <w:tc>
-          <w:tcPr>
-            <w:tcW w:w="890" w:type="dxa"/>
-            <w:tcBorders>
-              <w:top w:val="single" w:sz="4" w:space="0" w:color="000000"/>
-              <w:left w:val="single" w:sz="4" w:space="0" w:color="000000"/>
-              <w:bottom w:val="single" w:sz="4" w:space="0" w:color="000000"/>
-              <w:right w:val="single" w:sz="4" w:space="0" w:color="000000"/>
-            </w:tcBorders>
-            <w:tcMar>
-              <w:top w:w="40" w:type="dxa"/>
-              <w:left w:w="80" w:type="dxa"/>
-              <w:bottom w:w="40" w:type="dxa"/>
-              <w:right w:w="80" w:type="dxa"/>
-            </w:tcMar>
-            <w:vAlign w:val="center"/>
-          </w:tcPr>
-          <w:p>
-            <w:pPr>
-              <w:pStyle w:val="af0"/>
-            </w:pPr>
-            <w:r>
-              <w:t>FR-62</w:t>
-            </w:r>
-          </w:p>
-        </w:tc>
-        <w:tc>
-          <w:tcPr>
-            <w:tcW w:w="8748" w:type="dxa"/>
-            <w:tcBorders>
-              <w:top w:val="single" w:sz="4" w:space="0" w:color="000000"/>
-              <w:left w:val="single" w:sz="4" w:space="0" w:color="000000"/>
-              <w:bottom w:val="single" w:sz="4" w:space="0" w:color="000000"/>
-              <w:right w:val="single" w:sz="4" w:space="0" w:color="000000"/>
-            </w:tcBorders>
-            <w:tcMar>
-              <w:top w:w="40" w:type="dxa"/>
-              <w:left w:w="80" w:type="dxa"/>
-              <w:bottom w:w="40" w:type="dxa"/>
-              <w:right w:w="80" w:type="dxa"/>
-            </w:tcMar>
-            <w:vAlign w:val="center"/>
-          </w:tcPr>
-          <w:p>
-            <w:pPr>
-              <w:pStyle w:val="af0"/>
-            </w:pPr>
-            <w:r>
-              <w:t>Сумма — положительное число не больше 1 000 000 000. Допускаются запятая или точка как десятичный разделитель и пробелы между разрядами (1 500,50). Ноль, отрицательные числа, текст, пустой ввод, nan, inf и значения больше предела отклоняются, ввод запрашивается повторно.</w:t>
-            </w:r>
-          </w:p>
-        </w:tc>
-      </w:tr>
-      <w:tr>
-        <w:tblPrEx>
-          <w:tblCellMar>
-            <w:top w:w="0" w:type="dxa"/>
-            <w:bottom w:w="0" w:type="dxa"/>
-          </w:tblCellMar>
-        </w:tblPrEx>
-        <w:trPr>
-          <w:cantSplit/>
-        </w:trPr>
-        <w:tc>
-          <w:tcPr>
-            <w:tcW w:w="890" w:type="dxa"/>
-            <w:tcBorders>
-              <w:top w:val="single" w:sz="4" w:space="0" w:color="000000"/>
-              <w:left w:val="single" w:sz="4" w:space="0" w:color="000000"/>
-              <w:bottom w:val="single" w:sz="4" w:space="0" w:color="000000"/>
-              <w:right w:val="single" w:sz="4" w:space="0" w:color="000000"/>
-            </w:tcBorders>
-            <w:tcMar>
-              <w:top w:w="40" w:type="dxa"/>
-              <w:left w:w="80" w:type="dxa"/>
-              <w:bottom w:w="40" w:type="dxa"/>
-              <w:right w:w="80" w:type="dxa"/>
-            </w:tcMar>
-            <w:vAlign w:val="center"/>
-          </w:tcPr>
-          <w:p>
-            <w:pPr>
-              <w:pStyle w:val="af0"/>
-            </w:pPr>
-            <w:r>
-              <w:t>FR-63</w:t>
-            </w:r>
-          </w:p>
-        </w:tc>
-        <w:tc>
-          <w:tcPr>
-            <w:tcW w:w="8748" w:type="dxa"/>
-            <w:tcBorders>
-              <w:top w:val="single" w:sz="4" w:space="0" w:color="000000"/>
-              <w:left w:val="single" w:sz="4" w:space="0" w:color="000000"/>
-              <w:bottom w:val="single" w:sz="4" w:space="0" w:color="000000"/>
-              <w:right w:val="single" w:sz="4" w:space="0" w:color="000000"/>
-            </w:tcBorders>
-            <w:tcMar>
-              <w:top w:w="40" w:type="dxa"/>
-              <w:left w:w="80" w:type="dxa"/>
-              <w:bottom w:w="40" w:type="dxa"/>
-              <w:right w:w="80" w:type="dxa"/>
-            </w:tcMar>
-            <w:vAlign w:val="center"/>
-          </w:tcPr>
-          <w:p>
-            <w:pPr>
-              <w:pStyle w:val="af0"/>
-            </w:pPr>
-            <w:r>
-              <w:t>Если сервис курсов недоступен, бот отвечает «⚠️ Не удалось получить курсы. Попробуй чуть позже.»</w:t>
-            </w:r>
-          </w:p>
-        </w:tc>
-      </w:tr>
-    </w:tbl>
-    <w:p>
-      <w:pPr>
-        <w:pStyle w:val="a0"/>
-        <w:spacing w:line="240" w:lineRule="auto"/>
-      </w:pPr>
-    </w:p>
-    <w:p>
-      <w:pPr>
-        <w:pStyle w:val="a0"/>
-      </w:pPr>
-      <w:r>
-        <w:rPr>
-          <w:b/>
-          <w:bCs/>
-        </w:rPr>
-        <w:t>Настройки и утренняя сводка</w:t>
-      </w:r>
-    </w:p>
-    <w:p>
-      <w:pPr>
-        <w:pStyle w:val="a0"/>
-      </w:pPr>
-      <w:r>
-        <w:t>Требования к настройкам и утренней сводке приведены в таблице 1.9.</w:t>
-      </w:r>
-    </w:p>
-    <w:p>
-      <w:pPr>
-        <w:pStyle w:val="af"/>
-      </w:pPr>
-      <w:r>
-        <w:t>Таблица 1.9 – Требования к настройкам и утренней сводке</w:t>
-      </w:r>
-    </w:p>
-    <w:tbl>
-      <w:tblPr>
-        <w:tblW w:w="9638" w:type="dxa"/>
-        <w:tblBorders>
-          <w:top w:val="single" w:sz="4" w:space="0" w:color="auto"/>
-          <w:left w:val="single" w:sz="4" w:space="0" w:color="auto"/>
-          <w:bottom w:val="single" w:sz="4" w:space="0" w:color="auto"/>
-          <w:right w:val="single" w:sz="4" w:space="0" w:color="auto"/>
-          <w:insideH w:val="single" w:sz="4" w:space="0" w:color="auto"/>
-          <w:insideV w:val="single" w:sz="4" w:space="0" w:color="auto"/>
-        </w:tblBorders>
-        <w:tblCellMar>
-          <w:left w:w="10" w:type="dxa"/>
-          <w:right w:w="10" w:type="dxa"/>
-        </w:tblCellMar>
-        <w:tblLook w:val="04A0" w:firstRow="1" w:lastRow="0" w:firstColumn="1" w:lastColumn="0" w:noHBand="0" w:noVBand="1"/>
-      </w:tblPr>
-      <w:tblGrid>
-        <w:gridCol w:w="890"/>
-        <w:gridCol w:w="8748"/>
-      </w:tblGrid>
-      <w:tr>
-        <w:tblPrEx>
-          <w:tblCellMar>
-            <w:top w:w="0" w:type="dxa"/>
-            <w:bottom w:w="0" w:type="dxa"/>
-          </w:tblCellMar>
-        </w:tblPrEx>
-        <w:trPr>
-          <w:cantSplit/>
-          <w:tblHeader/>
-        </w:trPr>
-        <w:tc>
-          <w:tcPr>
-            <w:tcW w:w="890" w:type="dxa"/>
-            <w:tcBorders>
-              <w:top w:val="single" w:sz="4" w:space="0" w:color="000000"/>
-              <w:left w:val="single" w:sz="4" w:space="0" w:color="000000"/>
-              <w:bottom w:val="single" w:sz="4" w:space="0" w:color="000000"/>
-              <w:right w:val="single" w:sz="4" w:space="0" w:color="000000"/>
-            </w:tcBorders>
-            <w:tcMar>
-              <w:top w:w="40" w:type="dxa"/>
-              <w:left w:w="80" w:type="dxa"/>
-              <w:bottom w:w="40" w:type="dxa"/>
-              <w:right w:w="80" w:type="dxa"/>
-            </w:tcMar>
-            <w:vAlign w:val="center"/>
-          </w:tcPr>
-          <w:p>
-            <w:pPr>
-              <w:pStyle w:val="af0"/>
-              <w:jc w:val="center"/>
-            </w:pPr>
-            <w:r>
-              <w:rPr>
-                <w:b/>
-                <w:bCs/>
-              </w:rPr>
-              <w:t>ID</w:t>
-            </w:r>
-          </w:p>
-        </w:tc>
-        <w:tc>
-          <w:tcPr>
-            <w:tcW w:w="8748" w:type="dxa"/>
-            <w:tcBorders>
-              <w:top w:val="single" w:sz="4" w:space="0" w:color="000000"/>
-              <w:left w:val="single" w:sz="4" w:space="0" w:color="000000"/>
-              <w:bottom w:val="single" w:sz="4" w:space="0" w:color="000000"/>
-              <w:right w:val="single" w:sz="4" w:space="0" w:color="000000"/>
-            </w:tcBorders>
-            <w:tcMar>
-              <w:top w:w="40" w:type="dxa"/>
-              <w:left w:w="80" w:type="dxa"/>
-              <w:bottom w:w="40" w:type="dxa"/>
-              <w:right w:w="80" w:type="dxa"/>
-            </w:tcMar>
-            <w:vAlign w:val="center"/>
-          </w:tcPr>
-          <w:p>
-            <w:pPr>
-              <w:pStyle w:val="af0"/>
-              <w:jc w:val="center"/>
-            </w:pPr>
-            <w:r>
-              <w:rPr>
-                <w:b/>
-                <w:bCs/>
-              </w:rPr>
-              <w:t>Требование</w:t>
-            </w:r>
-          </w:p>
-        </w:tc>
-      </w:tr>
-      <w:tr>
-        <w:tblPrEx>
-          <w:tblCellMar>
-            <w:top w:w="0" w:type="dxa"/>
-            <w:bottom w:w="0" w:type="dxa"/>
-          </w:tblCellMar>
-        </w:tblPrEx>
-        <w:trPr>
-          <w:cantSplit/>
-        </w:trPr>
-        <w:tc>
-          <w:tcPr>
-            <w:tcW w:w="890" w:type="dxa"/>
-            <w:tcBorders>
-              <w:top w:val="single" w:sz="4" w:space="0" w:color="000000"/>
-              <w:left w:val="single" w:sz="4" w:space="0" w:color="000000"/>
-              <w:bottom w:val="single" w:sz="4" w:space="0" w:color="000000"/>
-              <w:right w:val="single" w:sz="4" w:space="0" w:color="000000"/>
-            </w:tcBorders>
-            <w:tcMar>
-              <w:top w:w="40" w:type="dxa"/>
-              <w:left w:w="80" w:type="dxa"/>
-              <w:bottom w:w="40" w:type="dxa"/>
-              <w:right w:w="80" w:type="dxa"/>
-            </w:tcMar>
-            <w:vAlign w:val="center"/>
-          </w:tcPr>
-          <w:p>
-            <w:pPr>
-              <w:pStyle w:val="af0"/>
-            </w:pPr>
-            <w:r>
-              <w:t>FR-70</w:t>
-            </w:r>
-          </w:p>
-        </w:tc>
-        <w:tc>
-          <w:tcPr>
-            <w:tcW w:w="8748" w:type="dxa"/>
-            <w:tcBorders>
-              <w:top w:val="single" w:sz="4" w:space="0" w:color="000000"/>
-              <w:left w:val="single" w:sz="4" w:space="0" w:color="000000"/>
-              <w:bottom w:val="single" w:sz="4" w:space="0" w:color="000000"/>
-              <w:right w:val="single" w:sz="4" w:space="0" w:color="000000"/>
-            </w:tcBorders>
-            <w:tcMar>
-              <w:top w:w="40" w:type="dxa"/>
-              <w:left w:w="80" w:type="dxa"/>
-              <w:bottom w:w="40" w:type="dxa"/>
-              <w:right w:w="80" w:type="dxa"/>
-            </w:tcMar>
-            <w:vAlign w:val="center"/>
-          </w:tcPr>
-          <w:p>
-            <w:pPr>
-              <w:pStyle w:val="af0"/>
-            </w:pPr>
-            <w:r>
-              <w:t>Смена города: пользователь вводит название (до 50 символов), бот находит город и сохраняет его название, координаты и часовой пояс. Ненайденный город отклоняется сообщением «Не нашёл город «…»», ввод запрашивается повторно.</w:t>
-            </w:r>
-          </w:p>
-        </w:tc>
-      </w:tr>
-      <w:tr>
-        <w:tblPrEx>
-          <w:tblCellMar>
-            <w:top w:w="0" w:type="dxa"/>
-            <w:bottom w:w="0" w:type="dxa"/>
-          </w:tblCellMar>
-        </w:tblPrEx>
-        <w:trPr>
-          <w:cantSplit/>
-        </w:trPr>
-        <w:tc>
-          <w:tcPr>
-            <w:tcW w:w="890" w:type="dxa"/>
-            <w:tcBorders>
-              <w:top w:val="single" w:sz="4" w:space="0" w:color="000000"/>
-              <w:left w:val="single" w:sz="4" w:space="0" w:color="000000"/>
-              <w:bottom w:val="single" w:sz="4" w:space="0" w:color="000000"/>
-              <w:right w:val="single" w:sz="4" w:space="0" w:color="000000"/>
-            </w:tcBorders>
-            <w:tcMar>
-              <w:top w:w="40" w:type="dxa"/>
-              <w:left w:w="80" w:type="dxa"/>
-              <w:bottom w:w="40" w:type="dxa"/>
-              <w:right w:w="80" w:type="dxa"/>
-            </w:tcMar>
-            <w:vAlign w:val="center"/>
-          </w:tcPr>
-          <w:p>
-            <w:pPr>
-              <w:pStyle w:val="af0"/>
-            </w:pPr>
-            <w:r>
-              <w:t>FR-71</w:t>
-            </w:r>
-          </w:p>
-        </w:tc>
-        <w:tc>
-          <w:tcPr>
-            <w:tcW w:w="8748" w:type="dxa"/>
-            <w:tcBorders>
-              <w:top w:val="single" w:sz="4" w:space="0" w:color="000000"/>
-              <w:left w:val="single" w:sz="4" w:space="0" w:color="000000"/>
-              <w:bottom w:val="single" w:sz="4" w:space="0" w:color="000000"/>
-              <w:right w:val="single" w:sz="4" w:space="0" w:color="000000"/>
-            </w:tcBorders>
-            <w:tcMar>
-              <w:top w:w="40" w:type="dxa"/>
-              <w:left w:w="80" w:type="dxa"/>
-              <w:bottom w:w="40" w:type="dxa"/>
-              <w:right w:w="80" w:type="dxa"/>
-            </w:tcMar>
-            <w:vAlign w:val="center"/>
-          </w:tcPr>
-          <w:p>
-            <w:pPr>
-              <w:pStyle w:val="af0"/>
-            </w:pPr>
-            <w:r>
-              <w:t>Время утренней сводки задаётся в формате ЧЧ:ММ; правила проверки те же, что для времени в FR-32/FR-33. Сохраняется с ведущими нулями (7:5 → 07:05).</w:t>
-            </w:r>
-          </w:p>
-        </w:tc>
-      </w:tr>
-      <w:tr>
-        <w:tblPrEx>
-          <w:tblCellMar>
-            <w:top w:w="0" w:type="dxa"/>
-            <w:bottom w:w="0" w:type="dxa"/>
-          </w:tblCellMar>
-        </w:tblPrEx>
-        <w:trPr>
-          <w:cantSplit/>
-        </w:trPr>
-        <w:tc>
-          <w:tcPr>
-            <w:tcW w:w="890" w:type="dxa"/>
-            <w:tcBorders>
-              <w:top w:val="single" w:sz="4" w:space="0" w:color="000000"/>
-              <w:left w:val="single" w:sz="4" w:space="0" w:color="000000"/>
-              <w:bottom w:val="single" w:sz="4" w:space="0" w:color="000000"/>
-              <w:right w:val="single" w:sz="4" w:space="0" w:color="000000"/>
-            </w:tcBorders>
-            <w:tcMar>
-              <w:top w:w="40" w:type="dxa"/>
-              <w:left w:w="80" w:type="dxa"/>
-              <w:bottom w:w="40" w:type="dxa"/>
-              <w:right w:w="80" w:type="dxa"/>
-            </w:tcMar>
-            <w:vAlign w:val="center"/>
-          </w:tcPr>
-          <w:p>
-            <w:pPr>
-              <w:pStyle w:val="af0"/>
-            </w:pPr>
-            <w:r>
-              <w:t>FR-72</w:t>
-            </w:r>
-          </w:p>
-        </w:tc>
-        <w:tc>
-          <w:tcPr>
-            <w:tcW w:w="8748" w:type="dxa"/>
-            <w:tcBorders>
-              <w:top w:val="single" w:sz="4" w:space="0" w:color="000000"/>
-              <w:left w:val="single" w:sz="4" w:space="0" w:color="000000"/>
-              <w:bottom w:val="single" w:sz="4" w:space="0" w:color="000000"/>
-              <w:right w:val="single" w:sz="4" w:space="0" w:color="000000"/>
-            </w:tcBorders>
-            <w:tcMar>
-              <w:top w:w="40" w:type="dxa"/>
-              <w:left w:w="80" w:type="dxa"/>
-              <w:bottom w:w="40" w:type="dxa"/>
-              <w:right w:w="80" w:type="dxa"/>
-            </w:tcMar>
-            <w:vAlign w:val="center"/>
-          </w:tcPr>
-          <w:p>
-            <w:pPr>
-              <w:pStyle w:val="af0"/>
-            </w:pPr>
-            <w:r>
-              <w:t>Сводку можно включить и выключить кнопкой; экран настроек сразу показывает новое состояние.</w:t>
-            </w:r>
-          </w:p>
-        </w:tc>
-      </w:tr>
-      <w:tr>
-        <w:tblPrEx>
-          <w:tblCellMar>
-            <w:top w:w="0" w:type="dxa"/>
-            <w:bottom w:w="0" w:type="dxa"/>
-          </w:tblCellMar>
-        </w:tblPrEx>
-        <w:trPr>
-          <w:cantSplit/>
-        </w:trPr>
-        <w:tc>
-          <w:tcPr>
-            <w:tcW w:w="890" w:type="dxa"/>
-            <w:tcBorders>
-              <w:top w:val="single" w:sz="4" w:space="0" w:color="000000"/>
-              <w:left w:val="single" w:sz="4" w:space="0" w:color="000000"/>
-              <w:bottom w:val="single" w:sz="4" w:space="0" w:color="000000"/>
-              <w:right w:val="single" w:sz="4" w:space="0" w:color="000000"/>
-            </w:tcBorders>
-            <w:tcMar>
-              <w:top w:w="40" w:type="dxa"/>
-              <w:left w:w="80" w:type="dxa"/>
-              <w:bottom w:w="40" w:type="dxa"/>
-              <w:right w:w="80" w:type="dxa"/>
-            </w:tcMar>
-            <w:vAlign w:val="center"/>
-          </w:tcPr>
-          <w:p>
-            <w:pPr>
-              <w:pStyle w:val="af0"/>
-            </w:pPr>
-            <w:r>
-              <w:t>FR-73</w:t>
-            </w:r>
-          </w:p>
-        </w:tc>
-        <w:tc>
-          <w:tcPr>
-            <w:tcW w:w="8748" w:type="dxa"/>
-            <w:tcBorders>
-              <w:top w:val="single" w:sz="4" w:space="0" w:color="000000"/>
-              <w:left w:val="single" w:sz="4" w:space="0" w:color="000000"/>
-              <w:bottom w:val="single" w:sz="4" w:space="0" w:color="000000"/>
-              <w:right w:val="single" w:sz="4" w:space="0" w:color="000000"/>
-            </w:tcBorders>
-            <w:tcMar>
-              <w:top w:w="40" w:type="dxa"/>
-              <w:left w:w="80" w:type="dxa"/>
-              <w:bottom w:w="40" w:type="dxa"/>
-              <w:right w:w="80" w:type="dxa"/>
-            </w:tcMar>
-            <w:vAlign w:val="center"/>
-          </w:tcPr>
-          <w:p>
-            <w:pPr>
-              <w:pStyle w:val="af0"/>
-            </w:pPr>
-            <w:r>
-              <w:t>Если сводка включена, бот сам присылает её один раз в сутки в течение часа после заданного времени по часовому поясу города пользователя. Вне этого окна сводка за текущий день не отправляется.</w:t>
-            </w:r>
-          </w:p>
-        </w:tc>
-      </w:tr>
-      <w:tr>
-        <w:tblPrEx>
-          <w:tblCellMar>
-            <w:top w:w="0" w:type="dxa"/>
-            <w:bottom w:w="0" w:type="dxa"/>
-          </w:tblCellMar>
-        </w:tblPrEx>
-        <w:trPr>
-          <w:cantSplit/>
-        </w:trPr>
-        <w:tc>
-          <w:tcPr>
-            <w:tcW w:w="890" w:type="dxa"/>
-            <w:tcBorders>
-              <w:top w:val="single" w:sz="4" w:space="0" w:color="000000"/>
-              <w:left w:val="single" w:sz="4" w:space="0" w:color="000000"/>
-              <w:bottom w:val="single" w:sz="4" w:space="0" w:color="000000"/>
-              <w:right w:val="single" w:sz="4" w:space="0" w:color="000000"/>
-            </w:tcBorders>
-            <w:tcMar>
-              <w:top w:w="40" w:type="dxa"/>
-              <w:left w:w="80" w:type="dxa"/>
-              <w:bottom w:w="40" w:type="dxa"/>
-              <w:right w:w="80" w:type="dxa"/>
-            </w:tcMar>
-            <w:vAlign w:val="center"/>
-          </w:tcPr>
-          <w:p>
-            <w:pPr>
-              <w:pStyle w:val="af0"/>
-            </w:pPr>
-            <w:r>
-              <w:t>FR-74</w:t>
-            </w:r>
-          </w:p>
-        </w:tc>
-        <w:tc>
-          <w:tcPr>
-            <w:tcW w:w="8748" w:type="dxa"/>
-            <w:tcBorders>
-              <w:top w:val="single" w:sz="4" w:space="0" w:color="000000"/>
-              <w:left w:val="single" w:sz="4" w:space="0" w:color="000000"/>
-              <w:bottom w:val="single" w:sz="4" w:space="0" w:color="000000"/>
-              <w:right w:val="single" w:sz="4" w:space="0" w:color="000000"/>
-            </w:tcBorders>
-            <w:tcMar>
-              <w:top w:w="40" w:type="dxa"/>
-              <w:left w:w="80" w:type="dxa"/>
-              <w:bottom w:w="40" w:type="dxa"/>
-              <w:right w:w="80" w:type="dxa"/>
-            </w:tcMar>
-            <w:vAlign w:val="center"/>
-          </w:tcPr>
-          <w:p>
-            <w:pPr>
-              <w:pStyle w:val="af0"/>
-            </w:pPr>
-            <w:r>
-              <w:t>Сводка содержит: приветствие; диапазон температур на день; все советы по погоде; список напоминаний на сегодня либо «</w:t>
-            </w:r>
-            <w:r>
-              <w:t>📌</w:t>
-            </w:r>
-            <w:r>
-              <w:t xml:space="preserve"> На сегодня напоминаний нет»; строку «</w:t>
-            </w:r>
-            <w:r>
-              <w:t>🔥</w:t>
-            </w:r>
-            <w:r>
-              <w:t xml:space="preserve"> Серия привычки «название»: N дней» для привычки с самой длинной текущей серией, если такая серия больше нуля.</w:t>
-            </w:r>
-          </w:p>
-        </w:tc>
-      </w:tr>
-    </w:tbl>
-    <w:p>
-      <w:pPr>
-        <w:pStyle w:val="a0"/>
-        <w:spacing w:line="240" w:lineRule="auto"/>
-      </w:pPr>
-    </w:p>
-    <w:p>
-      <w:pPr>
-        <w:pStyle w:val="3"/>
-      </w:pPr>
-      <w:bookmarkStart w:id="7" w:name="_Toc240683997"/>
-      <w:r>
-        <w:lastRenderedPageBreak/>
-        <w:t>1.4.2 Требования к надёжности</w:t>
-      </w:r>
-      <w:bookmarkEnd w:id="7"/>
-    </w:p>
-    <w:p>
-      <w:pPr>
-        <w:pStyle w:val="a0"/>
-      </w:pPr>
-      <w:r>
-        <w:t>Требования к надёжности приведены в таблице 1.10.</w:t>
-      </w:r>
-    </w:p>
-    <w:p>
-      <w:pPr>
-        <w:pStyle w:val="af"/>
-      </w:pPr>
-      <w:r>
-        <w:t>Таблица 1.10 – Требования к надёжности</w:t>
-      </w:r>
-    </w:p>
-    <w:tbl>
-      <w:tblPr>
-        <w:tblW w:w="9638" w:type="dxa"/>
-        <w:tblBorders>
-          <w:top w:val="single" w:sz="4" w:space="0" w:color="auto"/>
-          <w:left w:val="single" w:sz="4" w:space="0" w:color="auto"/>
-          <w:bottom w:val="single" w:sz="4" w:space="0" w:color="auto"/>
-          <w:right w:val="single" w:sz="4" w:space="0" w:color="auto"/>
-          <w:insideH w:val="single" w:sz="4" w:space="0" w:color="auto"/>
-          <w:insideV w:val="single" w:sz="4" w:space="0" w:color="auto"/>
-        </w:tblBorders>
-        <w:tblCellMar>
-          <w:left w:w="10" w:type="dxa"/>
-          <w:right w:w="10" w:type="dxa"/>
-        </w:tblCellMar>
-        <w:tblLook w:val="04A0" w:firstRow="1" w:lastRow="0" w:firstColumn="1" w:lastColumn="0" w:noHBand="0" w:noVBand="1"/>
+        <w:tblLook w:val="0000" w:firstRow="0" w:lastRow="0" w:firstColumn="0" w:lastColumn="0" w:noHBand="0" w:noVBand="0"/>
       </w:tblPr>
       <w:tblGrid>
         <w:gridCol w:w="1022"/>
@@ -9975,7 +9927,7 @@
       <w:pPr>
         <w:pStyle w:val="3"/>
       </w:pPr>
-      <w:bookmarkStart w:id="8" w:name="_Toc240683998"/>
+      <w:bookmarkStart w:id="8" w:name="_Toc240691022"/>
       <w:r>
         <w:t>1.4.3 Условия эксплуатации</w:t>
       </w:r>
@@ -10026,6 +9978,7 @@
         </w:numPr>
       </w:pPr>
       <w:r>
+        <w:lastRenderedPageBreak/>
         <w:t>одновременно с одним токеном должен работать только один экземпляр бота;</w:t>
       </w:r>
     </w:p>
@@ -10045,7 +9998,7 @@
       <w:pPr>
         <w:pStyle w:val="3"/>
       </w:pPr>
-      <w:bookmarkStart w:id="9" w:name="_Toc240683999"/>
+      <w:bookmarkStart w:id="9" w:name="_Toc240691023"/>
       <w:r>
         <w:t>1.4.4 Требования к совместимости</w:t>
       </w:r>
@@ -10103,9 +10056,8 @@
       <w:pPr>
         <w:pStyle w:val="2"/>
       </w:pPr>
-      <w:bookmarkStart w:id="10" w:name="_Toc240684000"/>
-      <w:r>
-        <w:lastRenderedPageBreak/>
+      <w:bookmarkStart w:id="10" w:name="_Toc240691024"/>
+      <w:r>
         <w:t>1.5 Требования к интерфейсу</w:t>
       </w:r>
       <w:bookmarkEnd w:id="10"/>
@@ -10239,7 +10191,7 @@
           <w:left w:w="10" w:type="dxa"/>
           <w:right w:w="10" w:type="dxa"/>
         </w:tblCellMar>
-        <w:tblLook w:val="04A0" w:firstRow="1" w:lastRow="0" w:firstColumn="1" w:lastColumn="0" w:noHBand="0" w:noVBand="1"/>
+        <w:tblLook w:val="0000" w:firstRow="0" w:lastRow="0" w:firstColumn="0" w:lastColumn="0" w:noHBand="0" w:noVBand="0"/>
       </w:tblPr>
       <w:tblGrid>
         <w:gridCol w:w="2200"/>
@@ -10827,6 +10779,7 @@
           <w:b/>
           <w:bCs/>
         </w:rPr>
+        <w:lastRenderedPageBreak/>
         <w:t>Общие правила:</w:t>
       </w:r>
     </w:p>
@@ -10905,7 +10858,6 @@
         </w:numPr>
       </w:pPr>
       <w:r>
-        <w:lastRenderedPageBreak/>
         <w:t>UI-06. Названия разделов в приветствии, в меню и в документации совпадают.</w:t>
       </w:r>
     </w:p>
@@ -10913,7 +10865,7 @@
       <w:pPr>
         <w:pStyle w:val="2"/>
       </w:pPr>
-      <w:bookmarkStart w:id="11" w:name="_Toc240684001"/>
+      <w:bookmarkStart w:id="11" w:name="_Toc240691025"/>
       <w:r>
         <w:t>1.6 Критерии приёмки</w:t>
       </w:r>
@@ -10995,7 +10947,7 @@
       <w:pPr>
         <w:pStyle w:val="2"/>
       </w:pPr>
-      <w:bookmarkStart w:id="12" w:name="_Toc240684002"/>
+      <w:bookmarkStart w:id="12" w:name="_Toc240691026"/>
       <w:r>
         <w:t>1.7 Требования к документации и запуск</w:t>
       </w:r>
@@ -11030,6 +10982,7 @@
         </w:numPr>
       </w:pPr>
       <w:r>
+        <w:lastRenderedPageBreak/>
         <w:t>docs/TZ.md — настоящее техническое задание;</w:t>
       </w:r>
     </w:p>
@@ -11095,7 +11048,6 @@
         <w:pStyle w:val="a0"/>
       </w:pPr>
       <w:r>
-        <w:lastRenderedPageBreak/>
         <w:t>Для проверки утренней сводки без ожидания утра: в настройках задать время сводки на 1–2 минуты раньше текущего — сводка придёт в течение минуты. Это сработает, только если сегодня сводка ещё не приходила: она отправляется один раз в сутки.</w:t>
       </w:r>
     </w:p>
@@ -11103,7 +11055,7 @@
       <w:pPr>
         <w:pStyle w:val="2"/>
       </w:pPr>
-      <w:bookmarkStart w:id="13" w:name="_Toc240684003"/>
+      <w:bookmarkStart w:id="13" w:name="_Toc240691027"/>
       <w:r>
         <w:t>1.8 Порядок контроля и приёмки</w:t>
       </w:r>
@@ -11148,7 +11100,7 @@
           <w:left w:w="10" w:type="dxa"/>
           <w:right w:w="10" w:type="dxa"/>
         </w:tblCellMar>
-        <w:tblLook w:val="04A0" w:firstRow="1" w:lastRow="0" w:firstColumn="1" w:lastColumn="0" w:noHBand="0" w:noVBand="1"/>
+        <w:tblLook w:val="0000" w:firstRow="0" w:lastRow="0" w:firstColumn="0" w:lastColumn="0" w:noHBand="0" w:noVBand="0"/>
       </w:tblPr>
       <w:tblGrid>
         <w:gridCol w:w="2424"/>
@@ -11543,7 +11495,7 @@
             <w:tcBorders>
               <w:top w:val="single" w:sz="4" w:space="0" w:color="000000"/>
               <w:left w:val="single" w:sz="4" w:space="0" w:color="000000"/>
-              <w:bottom w:val="single" w:sz="4" w:space="0" w:color="000000"/>
+              <w:bottom w:val="nil"/>
               <w:right w:val="single" w:sz="4" w:space="0" w:color="000000"/>
             </w:tcBorders>
             <w:tcMar>
@@ -11569,7 +11521,7 @@
             <w:tcBorders>
               <w:top w:val="single" w:sz="4" w:space="0" w:color="000000"/>
               <w:left w:val="single" w:sz="4" w:space="0" w:color="000000"/>
-              <w:bottom w:val="single" w:sz="4" w:space="0" w:color="000000"/>
+              <w:bottom w:val="nil"/>
               <w:right w:val="single" w:sz="4" w:space="0" w:color="000000"/>
             </w:tcBorders>
             <w:tcMar>
@@ -11595,7 +11547,7 @@
             <w:tcBorders>
               <w:top w:val="single" w:sz="4" w:space="0" w:color="000000"/>
               <w:left w:val="single" w:sz="4" w:space="0" w:color="000000"/>
-              <w:bottom w:val="single" w:sz="4" w:space="0" w:color="000000"/>
+              <w:bottom w:val="nil"/>
               <w:right w:val="single" w:sz="4" w:space="0" w:color="000000"/>
             </w:tcBorders>
             <w:tcMar>
@@ -11612,273 +11564,6 @@
             </w:pPr>
             <w:r>
               <w:t>Тестирование переходов состояний</w:t>
-            </w:r>
-          </w:p>
-        </w:tc>
-      </w:tr>
-      <w:tr>
-        <w:tblPrEx>
-          <w:tblCellMar>
-            <w:top w:w="0" w:type="dxa"/>
-            <w:bottom w:w="0" w:type="dxa"/>
-          </w:tblCellMar>
-        </w:tblPrEx>
-        <w:trPr>
-          <w:cantSplit/>
-        </w:trPr>
-        <w:tc>
-          <w:tcPr>
-            <w:tcW w:w="2424" w:type="dxa"/>
-            <w:tcBorders>
-              <w:top w:val="single" w:sz="4" w:space="0" w:color="000000"/>
-              <w:left w:val="single" w:sz="4" w:space="0" w:color="000000"/>
-              <w:bottom w:val="single" w:sz="4" w:space="0" w:color="000000"/>
-              <w:right w:val="single" w:sz="4" w:space="0" w:color="000000"/>
-            </w:tcBorders>
-            <w:tcMar>
-              <w:top w:w="40" w:type="dxa"/>
-              <w:left w:w="80" w:type="dxa"/>
-              <w:bottom w:w="40" w:type="dxa"/>
-              <w:right w:w="80" w:type="dxa"/>
-            </w:tcMar>
-            <w:vAlign w:val="center"/>
-          </w:tcPr>
-          <w:p>
-            <w:pPr>
-              <w:pStyle w:val="af0"/>
-            </w:pPr>
-            <w:r>
-              <w:t>Тестирование интерфейса</w:t>
-            </w:r>
-          </w:p>
-        </w:tc>
-        <w:tc>
-          <w:tcPr>
-            <w:tcW w:w="3568" w:type="dxa"/>
-            <w:tcBorders>
-              <w:top w:val="single" w:sz="4" w:space="0" w:color="000000"/>
-              <w:left w:val="single" w:sz="4" w:space="0" w:color="000000"/>
-              <w:bottom w:val="single" w:sz="4" w:space="0" w:color="000000"/>
-              <w:right w:val="single" w:sz="4" w:space="0" w:color="000000"/>
-            </w:tcBorders>
-            <w:tcMar>
-              <w:top w:w="40" w:type="dxa"/>
-              <w:left w:w="80" w:type="dxa"/>
-              <w:bottom w:w="40" w:type="dxa"/>
-              <w:right w:w="80" w:type="dxa"/>
-            </w:tcMar>
-            <w:vAlign w:val="center"/>
-          </w:tcPr>
-          <w:p>
-            <w:pPr>
-              <w:pStyle w:val="af0"/>
-            </w:pPr>
-            <w:r>
-              <w:t>Требования UI-01…UI-06, тексты кнопок и сообщений</w:t>
-            </w:r>
-          </w:p>
-        </w:tc>
-        <w:tc>
-          <w:tcPr>
-            <w:tcW w:w="3646" w:type="dxa"/>
-            <w:tcBorders>
-              <w:top w:val="single" w:sz="4" w:space="0" w:color="000000"/>
-              <w:left w:val="single" w:sz="4" w:space="0" w:color="000000"/>
-              <w:bottom w:val="single" w:sz="4" w:space="0" w:color="000000"/>
-              <w:right w:val="single" w:sz="4" w:space="0" w:color="000000"/>
-            </w:tcBorders>
-            <w:tcMar>
-              <w:top w:w="40" w:type="dxa"/>
-              <w:left w:w="80" w:type="dxa"/>
-              <w:bottom w:w="40" w:type="dxa"/>
-              <w:right w:w="80" w:type="dxa"/>
-            </w:tcMar>
-            <w:vAlign w:val="center"/>
-          </w:tcPr>
-          <w:p>
-            <w:pPr>
-              <w:pStyle w:val="af0"/>
-            </w:pPr>
-            <w:r>
-              <w:t>Чек-лист</w:t>
-            </w:r>
-          </w:p>
-        </w:tc>
-      </w:tr>
-      <w:tr>
-        <w:tblPrEx>
-          <w:tblCellMar>
-            <w:top w:w="0" w:type="dxa"/>
-            <w:bottom w:w="0" w:type="dxa"/>
-          </w:tblCellMar>
-        </w:tblPrEx>
-        <w:trPr>
-          <w:cantSplit/>
-        </w:trPr>
-        <w:tc>
-          <w:tcPr>
-            <w:tcW w:w="2424" w:type="dxa"/>
-            <w:tcBorders>
-              <w:top w:val="single" w:sz="4" w:space="0" w:color="000000"/>
-              <w:left w:val="single" w:sz="4" w:space="0" w:color="000000"/>
-              <w:bottom w:val="single" w:sz="4" w:space="0" w:color="000000"/>
-              <w:right w:val="single" w:sz="4" w:space="0" w:color="000000"/>
-            </w:tcBorders>
-            <w:tcMar>
-              <w:top w:w="40" w:type="dxa"/>
-              <w:left w:w="80" w:type="dxa"/>
-              <w:bottom w:w="40" w:type="dxa"/>
-              <w:right w:w="80" w:type="dxa"/>
-            </w:tcMar>
-            <w:vAlign w:val="center"/>
-          </w:tcPr>
-          <w:p>
-            <w:pPr>
-              <w:pStyle w:val="af0"/>
-            </w:pPr>
-            <w:r>
-              <w:t>Тестирование надёжности</w:t>
-            </w:r>
-          </w:p>
-        </w:tc>
-        <w:tc>
-          <w:tcPr>
-            <w:tcW w:w="3568" w:type="dxa"/>
-            <w:tcBorders>
-              <w:top w:val="single" w:sz="4" w:space="0" w:color="000000"/>
-              <w:left w:val="single" w:sz="4" w:space="0" w:color="000000"/>
-              <w:bottom w:val="single" w:sz="4" w:space="0" w:color="000000"/>
-              <w:right w:val="single" w:sz="4" w:space="0" w:color="000000"/>
-            </w:tcBorders>
-            <w:tcMar>
-              <w:top w:w="40" w:type="dxa"/>
-              <w:left w:w="80" w:type="dxa"/>
-              <w:bottom w:w="40" w:type="dxa"/>
-              <w:right w:w="80" w:type="dxa"/>
-            </w:tcMar>
-            <w:vAlign w:val="center"/>
-          </w:tcPr>
-          <w:p>
-            <w:pPr>
-              <w:pStyle w:val="af0"/>
-            </w:pPr>
-            <w:r>
-              <w:t>NFR-01…NFR-05: перезапуск, отключение сети</w:t>
-            </w:r>
-          </w:p>
-        </w:tc>
-        <w:tc>
-          <w:tcPr>
-            <w:tcW w:w="3646" w:type="dxa"/>
-            <w:tcBorders>
-              <w:top w:val="single" w:sz="4" w:space="0" w:color="000000"/>
-              <w:left w:val="single" w:sz="4" w:space="0" w:color="000000"/>
-              <w:bottom w:val="single" w:sz="4" w:space="0" w:color="000000"/>
-              <w:right w:val="single" w:sz="4" w:space="0" w:color="000000"/>
-            </w:tcBorders>
-            <w:tcMar>
-              <w:top w:w="40" w:type="dxa"/>
-              <w:left w:w="80" w:type="dxa"/>
-              <w:bottom w:w="40" w:type="dxa"/>
-              <w:right w:w="80" w:type="dxa"/>
-            </w:tcMar>
-            <w:vAlign w:val="center"/>
-          </w:tcPr>
-          <w:p>
-            <w:pPr>
-              <w:pStyle w:val="af0"/>
-            </w:pPr>
-            <w:r>
-              <w:t>Исследовательское тестирование</w:t>
-            </w:r>
-          </w:p>
-        </w:tc>
-      </w:tr>
-      <w:tr>
-        <w:tblPrEx>
-          <w:tblCellMar>
-            <w:top w:w="0" w:type="dxa"/>
-            <w:bottom w:w="0" w:type="dxa"/>
-          </w:tblCellMar>
-        </w:tblPrEx>
-        <w:trPr>
-          <w:cantSplit/>
-        </w:trPr>
-        <w:tc>
-          <w:tcPr>
-            <w:tcW w:w="2424" w:type="dxa"/>
-            <w:tcBorders>
-              <w:top w:val="single" w:sz="4" w:space="0" w:color="000000"/>
-              <w:left w:val="single" w:sz="4" w:space="0" w:color="000000"/>
-              <w:bottom w:val="single" w:sz="4" w:space="0" w:color="000000"/>
-              <w:right w:val="single" w:sz="4" w:space="0" w:color="000000"/>
-            </w:tcBorders>
-            <w:tcMar>
-              <w:top w:w="40" w:type="dxa"/>
-              <w:left w:w="80" w:type="dxa"/>
-              <w:bottom w:w="40" w:type="dxa"/>
-              <w:right w:w="80" w:type="dxa"/>
-            </w:tcMar>
-            <w:vAlign w:val="center"/>
-          </w:tcPr>
-          <w:p>
-            <w:pPr>
-              <w:pStyle w:val="af0"/>
-            </w:pPr>
-            <w:r>
-              <w:t>Тестирование документации</w:t>
-            </w:r>
-          </w:p>
-        </w:tc>
-        <w:tc>
-          <w:tcPr>
-            <w:tcW w:w="3568" w:type="dxa"/>
-            <w:tcBorders>
-              <w:top w:val="single" w:sz="4" w:space="0" w:color="000000"/>
-              <w:left w:val="single" w:sz="4" w:space="0" w:color="000000"/>
-              <w:bottom w:val="single" w:sz="4" w:space="0" w:color="000000"/>
-              <w:right w:val="single" w:sz="4" w:space="0" w:color="000000"/>
-            </w:tcBorders>
-            <w:tcMar>
-              <w:top w:w="40" w:type="dxa"/>
-              <w:left w:w="80" w:type="dxa"/>
-              <w:bottom w:w="40" w:type="dxa"/>
-              <w:right w:w="80" w:type="dxa"/>
-            </w:tcMar>
-            <w:vAlign w:val="center"/>
-          </w:tcPr>
-          <w:p>
-            <w:pPr>
-              <w:pStyle w:val="af0"/>
-            </w:pPr>
-            <w:r>
-              <w:t>Полнота и соответствие документации продукту</w:t>
-            </w:r>
-          </w:p>
-        </w:tc>
-        <w:tc>
-          <w:tcPr>
-            <w:tcW w:w="3646" w:type="dxa"/>
-            <w:tcBorders>
-              <w:top w:val="single" w:sz="4" w:space="0" w:color="000000"/>
-              <w:left w:val="single" w:sz="4" w:space="0" w:color="000000"/>
-              <w:bottom w:val="single" w:sz="4" w:space="0" w:color="000000"/>
-              <w:right w:val="single" w:sz="4" w:space="0" w:color="000000"/>
-            </w:tcBorders>
-            <w:tcMar>
-              <w:top w:w="40" w:type="dxa"/>
-              <w:left w:w="80" w:type="dxa"/>
-              <w:bottom w:w="40" w:type="dxa"/>
-              <w:right w:w="80" w:type="dxa"/>
-            </w:tcMar>
-            <w:vAlign w:val="center"/>
-          </w:tcPr>
-          <w:p>
-            <w:pPr>
-              <w:pStyle w:val="af0"/>
-            </w:pPr>
-            <w:r>
-              <w:t>Ревью, чек-лист</w:t>
             </w:r>
           </w:p>
         </w:tc>
@@ -11886,43 +11571,12 @@
     </w:tbl>
     <w:p>
       <w:pPr>
-        <w:pStyle w:val="a0"/>
-        <w:spacing w:line="240" w:lineRule="auto"/>
-      </w:pPr>
-    </w:p>
-    <w:p>
-      <w:pPr>
-        <w:pStyle w:val="a0"/>
-      </w:pPr>
-      <w:r>
-        <w:t>Приёмочные испытания проводит команда-тестировщик. Результаты оформляются тест-кейсами со статусами Passed / Failed / Blocked / Not Run и отчётами о дефектах с классификацией по серьёзности: критическая, средняя, незначительная. Продукт считается принятым при выполнении критериев подраздела 1.6.</w:t>
-      </w:r>
-    </w:p>
-    <w:p>
-      <w:pPr>
-        <w:pStyle w:val="2"/>
-      </w:pPr>
-      <w:bookmarkStart w:id="14" w:name="_Toc240684004"/>
+        <w:pStyle w:val="af"/>
+        <w:pageBreakBefore/>
+      </w:pPr>
       <w:r>
         <w:lastRenderedPageBreak/>
-        <w:t>1.9 Этапы и сроки разработки</w:t>
-      </w:r>
-      <w:bookmarkEnd w:id="14"/>
-    </w:p>
-    <w:p>
-      <w:pPr>
-        <w:pStyle w:val="a0"/>
-      </w:pPr>
-      <w:r>
-        <w:t>План-график работ приведён в таблице 1.13.</w:t>
-      </w:r>
-    </w:p>
-    <w:p>
-      <w:pPr>
-        <w:pStyle w:val="af"/>
-      </w:pPr>
-      <w:r>
-        <w:t>Таблица 1.13 – Этапы и сроки разработки</w:t>
+        <w:t>Продолжение таблицы 1.12</w:t>
       </w:r>
     </w:p>
     <w:tbl>
@@ -11940,7 +11594,451 @@
           <w:left w:w="10" w:type="dxa"/>
           <w:right w:w="10" w:type="dxa"/>
         </w:tblCellMar>
-        <w:tblLook w:val="04A0" w:firstRow="1" w:lastRow="0" w:firstColumn="1" w:lastColumn="0" w:noHBand="0" w:noVBand="1"/>
+        <w:tblLook w:val="0000" w:firstRow="0" w:lastRow="0" w:firstColumn="0" w:lastColumn="0" w:noHBand="0" w:noVBand="0"/>
+      </w:tblPr>
+      <w:tblGrid>
+        <w:gridCol w:w="2424"/>
+        <w:gridCol w:w="3568"/>
+        <w:gridCol w:w="3646"/>
+      </w:tblGrid>
+      <w:tr>
+        <w:tblPrEx>
+          <w:tblCellMar>
+            <w:top w:w="0" w:type="dxa"/>
+            <w:bottom w:w="0" w:type="dxa"/>
+          </w:tblCellMar>
+        </w:tblPrEx>
+        <w:trPr>
+          <w:cantSplit/>
+          <w:tblHeader/>
+        </w:trPr>
+        <w:tc>
+          <w:tcPr>
+            <w:tcW w:w="2424" w:type="dxa"/>
+            <w:tcBorders>
+              <w:top w:val="single" w:sz="4" w:space="0" w:color="000000"/>
+              <w:left w:val="single" w:sz="4" w:space="0" w:color="000000"/>
+              <w:bottom w:val="single" w:sz="4" w:space="0" w:color="000000"/>
+              <w:right w:val="single" w:sz="4" w:space="0" w:color="000000"/>
+            </w:tcBorders>
+            <w:tcMar>
+              <w:top w:w="40" w:type="dxa"/>
+              <w:left w:w="80" w:type="dxa"/>
+              <w:bottom w:w="40" w:type="dxa"/>
+              <w:right w:w="80" w:type="dxa"/>
+            </w:tcMar>
+            <w:vAlign w:val="center"/>
+          </w:tcPr>
+          <w:p>
+            <w:pPr>
+              <w:pStyle w:val="af0"/>
+              <w:jc w:val="center"/>
+              <w:rPr>
+                <w:b/>
+              </w:rPr>
+            </w:pPr>
+            <w:r>
+              <w:rPr>
+                <w:b/>
+              </w:rPr>
+              <w:t>Вид проверки</w:t>
+            </w:r>
+          </w:p>
+        </w:tc>
+        <w:tc>
+          <w:tcPr>
+            <w:tcW w:w="3568" w:type="dxa"/>
+            <w:tcBorders>
+              <w:top w:val="single" w:sz="4" w:space="0" w:color="000000"/>
+              <w:left w:val="single" w:sz="4" w:space="0" w:color="000000"/>
+              <w:bottom w:val="single" w:sz="4" w:space="0" w:color="000000"/>
+              <w:right w:val="single" w:sz="4" w:space="0" w:color="000000"/>
+            </w:tcBorders>
+            <w:tcMar>
+              <w:top w:w="40" w:type="dxa"/>
+              <w:left w:w="80" w:type="dxa"/>
+              <w:bottom w:w="40" w:type="dxa"/>
+              <w:right w:w="80" w:type="dxa"/>
+            </w:tcMar>
+            <w:vAlign w:val="center"/>
+          </w:tcPr>
+          <w:p>
+            <w:pPr>
+              <w:pStyle w:val="af0"/>
+              <w:jc w:val="center"/>
+              <w:rPr>
+                <w:b/>
+              </w:rPr>
+            </w:pPr>
+            <w:r>
+              <w:rPr>
+                <w:b/>
+              </w:rPr>
+              <w:t>Что проверяется</w:t>
+            </w:r>
+          </w:p>
+        </w:tc>
+        <w:tc>
+          <w:tcPr>
+            <w:tcW w:w="3646" w:type="dxa"/>
+            <w:tcBorders>
+              <w:top w:val="single" w:sz="4" w:space="0" w:color="000000"/>
+              <w:left w:val="single" w:sz="4" w:space="0" w:color="000000"/>
+              <w:bottom w:val="single" w:sz="4" w:space="0" w:color="000000"/>
+              <w:right w:val="single" w:sz="4" w:space="0" w:color="000000"/>
+            </w:tcBorders>
+            <w:tcMar>
+              <w:top w:w="40" w:type="dxa"/>
+              <w:left w:w="80" w:type="dxa"/>
+              <w:bottom w:w="40" w:type="dxa"/>
+              <w:right w:w="80" w:type="dxa"/>
+            </w:tcMar>
+            <w:vAlign w:val="center"/>
+          </w:tcPr>
+          <w:p>
+            <w:pPr>
+              <w:pStyle w:val="af0"/>
+              <w:jc w:val="center"/>
+              <w:rPr>
+                <w:b/>
+              </w:rPr>
+            </w:pPr>
+            <w:r>
+              <w:rPr>
+                <w:b/>
+              </w:rPr>
+              <w:t>Техники</w:t>
+            </w:r>
+          </w:p>
+        </w:tc>
+      </w:tr>
+      <w:tr>
+        <w:tblPrEx>
+          <w:tblCellMar>
+            <w:top w:w="0" w:type="dxa"/>
+            <w:bottom w:w="0" w:type="dxa"/>
+          </w:tblCellMar>
+        </w:tblPrEx>
+        <w:trPr>
+          <w:cantSplit/>
+        </w:trPr>
+        <w:tc>
+          <w:tcPr>
+            <w:tcW w:w="2424" w:type="dxa"/>
+            <w:tcBorders>
+              <w:top w:val="single" w:sz="4" w:space="0" w:color="000000"/>
+              <w:left w:val="single" w:sz="4" w:space="0" w:color="000000"/>
+              <w:bottom w:val="single" w:sz="4" w:space="0" w:color="000000"/>
+              <w:right w:val="single" w:sz="4" w:space="0" w:color="000000"/>
+            </w:tcBorders>
+            <w:tcMar>
+              <w:top w:w="40" w:type="dxa"/>
+              <w:left w:w="80" w:type="dxa"/>
+              <w:bottom w:w="40" w:type="dxa"/>
+              <w:right w:w="80" w:type="dxa"/>
+            </w:tcMar>
+            <w:vAlign w:val="center"/>
+          </w:tcPr>
+          <w:p>
+            <w:pPr>
+              <w:pStyle w:val="af0"/>
+            </w:pPr>
+            <w:r>
+              <w:t>Т</w:t>
+            </w:r>
+            <w:r>
+              <w:t>естирование интерфейса</w:t>
+            </w:r>
+          </w:p>
+        </w:tc>
+        <w:tc>
+          <w:tcPr>
+            <w:tcW w:w="3568" w:type="dxa"/>
+            <w:tcBorders>
+              <w:top w:val="single" w:sz="4" w:space="0" w:color="000000"/>
+              <w:left w:val="single" w:sz="4" w:space="0" w:color="000000"/>
+              <w:bottom w:val="single" w:sz="4" w:space="0" w:color="000000"/>
+              <w:right w:val="single" w:sz="4" w:space="0" w:color="000000"/>
+            </w:tcBorders>
+            <w:tcMar>
+              <w:top w:w="40" w:type="dxa"/>
+              <w:left w:w="80" w:type="dxa"/>
+              <w:bottom w:w="40" w:type="dxa"/>
+              <w:right w:w="80" w:type="dxa"/>
+            </w:tcMar>
+            <w:vAlign w:val="center"/>
+          </w:tcPr>
+          <w:p>
+            <w:pPr>
+              <w:pStyle w:val="af0"/>
+            </w:pPr>
+            <w:r>
+              <w:t>Требования UI-01…UI-06, тексты кнопок и сообщений</w:t>
+            </w:r>
+          </w:p>
+        </w:tc>
+        <w:tc>
+          <w:tcPr>
+            <w:tcW w:w="3646" w:type="dxa"/>
+            <w:tcBorders>
+              <w:top w:val="single" w:sz="4" w:space="0" w:color="000000"/>
+              <w:left w:val="single" w:sz="4" w:space="0" w:color="000000"/>
+              <w:bottom w:val="single" w:sz="4" w:space="0" w:color="000000"/>
+              <w:right w:val="single" w:sz="4" w:space="0" w:color="000000"/>
+            </w:tcBorders>
+            <w:tcMar>
+              <w:top w:w="40" w:type="dxa"/>
+              <w:left w:w="80" w:type="dxa"/>
+              <w:bottom w:w="40" w:type="dxa"/>
+              <w:right w:w="80" w:type="dxa"/>
+            </w:tcMar>
+            <w:vAlign w:val="center"/>
+          </w:tcPr>
+          <w:p>
+            <w:pPr>
+              <w:pStyle w:val="af0"/>
+            </w:pPr>
+            <w:r>
+              <w:t>Чек-лист</w:t>
+            </w:r>
+          </w:p>
+        </w:tc>
+      </w:tr>
+      <w:tr>
+        <w:tblPrEx>
+          <w:tblCellMar>
+            <w:top w:w="0" w:type="dxa"/>
+            <w:bottom w:w="0" w:type="dxa"/>
+          </w:tblCellMar>
+        </w:tblPrEx>
+        <w:trPr>
+          <w:cantSplit/>
+        </w:trPr>
+        <w:tc>
+          <w:tcPr>
+            <w:tcW w:w="2424" w:type="dxa"/>
+            <w:tcBorders>
+              <w:top w:val="single" w:sz="4" w:space="0" w:color="000000"/>
+              <w:left w:val="single" w:sz="4" w:space="0" w:color="000000"/>
+              <w:bottom w:val="single" w:sz="4" w:space="0" w:color="000000"/>
+              <w:right w:val="single" w:sz="4" w:space="0" w:color="000000"/>
+            </w:tcBorders>
+            <w:tcMar>
+              <w:top w:w="40" w:type="dxa"/>
+              <w:left w:w="80" w:type="dxa"/>
+              <w:bottom w:w="40" w:type="dxa"/>
+              <w:right w:w="80" w:type="dxa"/>
+            </w:tcMar>
+            <w:vAlign w:val="center"/>
+          </w:tcPr>
+          <w:p>
+            <w:pPr>
+              <w:pStyle w:val="af0"/>
+            </w:pPr>
+            <w:r>
+              <w:t>Тестирование надёжности</w:t>
+            </w:r>
+          </w:p>
+        </w:tc>
+        <w:tc>
+          <w:tcPr>
+            <w:tcW w:w="3568" w:type="dxa"/>
+            <w:tcBorders>
+              <w:top w:val="single" w:sz="4" w:space="0" w:color="000000"/>
+              <w:left w:val="single" w:sz="4" w:space="0" w:color="000000"/>
+              <w:bottom w:val="single" w:sz="4" w:space="0" w:color="000000"/>
+              <w:right w:val="single" w:sz="4" w:space="0" w:color="000000"/>
+            </w:tcBorders>
+            <w:tcMar>
+              <w:top w:w="40" w:type="dxa"/>
+              <w:left w:w="80" w:type="dxa"/>
+              <w:bottom w:w="40" w:type="dxa"/>
+              <w:right w:w="80" w:type="dxa"/>
+            </w:tcMar>
+            <w:vAlign w:val="center"/>
+          </w:tcPr>
+          <w:p>
+            <w:pPr>
+              <w:pStyle w:val="af0"/>
+            </w:pPr>
+            <w:r>
+              <w:t>NFR-01…NFR-05: перезапуск, отключение сети</w:t>
+            </w:r>
+          </w:p>
+        </w:tc>
+        <w:tc>
+          <w:tcPr>
+            <w:tcW w:w="3646" w:type="dxa"/>
+            <w:tcBorders>
+              <w:top w:val="single" w:sz="4" w:space="0" w:color="000000"/>
+              <w:left w:val="single" w:sz="4" w:space="0" w:color="000000"/>
+              <w:bottom w:val="single" w:sz="4" w:space="0" w:color="000000"/>
+              <w:right w:val="single" w:sz="4" w:space="0" w:color="000000"/>
+            </w:tcBorders>
+            <w:tcMar>
+              <w:top w:w="40" w:type="dxa"/>
+              <w:left w:w="80" w:type="dxa"/>
+              <w:bottom w:w="40" w:type="dxa"/>
+              <w:right w:w="80" w:type="dxa"/>
+            </w:tcMar>
+            <w:vAlign w:val="center"/>
+          </w:tcPr>
+          <w:p>
+            <w:pPr>
+              <w:pStyle w:val="af0"/>
+            </w:pPr>
+            <w:r>
+              <w:t>Исследовательское тестирование</w:t>
+            </w:r>
+          </w:p>
+        </w:tc>
+      </w:tr>
+      <w:tr>
+        <w:tblPrEx>
+          <w:tblCellMar>
+            <w:top w:w="0" w:type="dxa"/>
+            <w:bottom w:w="0" w:type="dxa"/>
+          </w:tblCellMar>
+        </w:tblPrEx>
+        <w:trPr>
+          <w:cantSplit/>
+        </w:trPr>
+        <w:tc>
+          <w:tcPr>
+            <w:tcW w:w="2424" w:type="dxa"/>
+            <w:tcBorders>
+              <w:top w:val="single" w:sz="4" w:space="0" w:color="000000"/>
+              <w:left w:val="single" w:sz="4" w:space="0" w:color="000000"/>
+              <w:bottom w:val="single" w:sz="4" w:space="0" w:color="000000"/>
+              <w:right w:val="single" w:sz="4" w:space="0" w:color="000000"/>
+            </w:tcBorders>
+            <w:tcMar>
+              <w:top w:w="40" w:type="dxa"/>
+              <w:left w:w="80" w:type="dxa"/>
+              <w:bottom w:w="40" w:type="dxa"/>
+              <w:right w:w="80" w:type="dxa"/>
+            </w:tcMar>
+            <w:vAlign w:val="center"/>
+          </w:tcPr>
+          <w:p>
+            <w:pPr>
+              <w:pStyle w:val="af0"/>
+            </w:pPr>
+            <w:r>
+              <w:t>Тестирование документации</w:t>
+            </w:r>
+          </w:p>
+        </w:tc>
+        <w:tc>
+          <w:tcPr>
+            <w:tcW w:w="3568" w:type="dxa"/>
+            <w:tcBorders>
+              <w:top w:val="single" w:sz="4" w:space="0" w:color="000000"/>
+              <w:left w:val="single" w:sz="4" w:space="0" w:color="000000"/>
+              <w:bottom w:val="single" w:sz="4" w:space="0" w:color="000000"/>
+              <w:right w:val="single" w:sz="4" w:space="0" w:color="000000"/>
+            </w:tcBorders>
+            <w:tcMar>
+              <w:top w:w="40" w:type="dxa"/>
+              <w:left w:w="80" w:type="dxa"/>
+              <w:bottom w:w="40" w:type="dxa"/>
+              <w:right w:w="80" w:type="dxa"/>
+            </w:tcMar>
+            <w:vAlign w:val="center"/>
+          </w:tcPr>
+          <w:p>
+            <w:pPr>
+              <w:pStyle w:val="af0"/>
+            </w:pPr>
+            <w:r>
+              <w:t>Полнота и соответствие документации продукту</w:t>
+            </w:r>
+          </w:p>
+        </w:tc>
+        <w:tc>
+          <w:tcPr>
+            <w:tcW w:w="3646" w:type="dxa"/>
+            <w:tcBorders>
+              <w:top w:val="single" w:sz="4" w:space="0" w:color="000000"/>
+              <w:left w:val="single" w:sz="4" w:space="0" w:color="000000"/>
+              <w:bottom w:val="single" w:sz="4" w:space="0" w:color="000000"/>
+              <w:right w:val="single" w:sz="4" w:space="0" w:color="000000"/>
+            </w:tcBorders>
+            <w:tcMar>
+              <w:top w:w="40" w:type="dxa"/>
+              <w:left w:w="80" w:type="dxa"/>
+              <w:bottom w:w="40" w:type="dxa"/>
+              <w:right w:w="80" w:type="dxa"/>
+            </w:tcMar>
+            <w:vAlign w:val="center"/>
+          </w:tcPr>
+          <w:p>
+            <w:pPr>
+              <w:pStyle w:val="af0"/>
+            </w:pPr>
+            <w:r>
+              <w:t>Ревью, чек-лист</w:t>
+            </w:r>
+          </w:p>
+        </w:tc>
+      </w:tr>
+    </w:tbl>
+    <w:p>
+      <w:pPr>
+        <w:pStyle w:val="a0"/>
+        <w:spacing w:line="240" w:lineRule="auto"/>
+      </w:pPr>
+    </w:p>
+    <w:p>
+      <w:pPr>
+        <w:pStyle w:val="a0"/>
+      </w:pPr>
+      <w:r>
+        <w:t>Приёмочные испытания проводит команда-тестировщик. Результаты оформляются тест-кейсами со статусами Passed / Failed / Blocked / Not Run и отчётами о дефектах с классификацией по серьёзности: критическая, средняя, незначительная. Продукт считается принятым при выполнении критериев подраздела 1.6.</w:t>
+      </w:r>
+    </w:p>
+    <w:p>
+      <w:pPr>
+        <w:pStyle w:val="2"/>
+      </w:pPr>
+      <w:bookmarkStart w:id="14" w:name="_Toc240691028"/>
+      <w:r>
+        <w:t>1.9 Этапы и сроки разработки</w:t>
+      </w:r>
+      <w:bookmarkEnd w:id="14"/>
+    </w:p>
+    <w:p>
+      <w:pPr>
+        <w:pStyle w:val="a0"/>
+      </w:pPr>
+      <w:r>
+        <w:t>План-график работ приведён в таблице 1.13.</w:t>
+      </w:r>
+    </w:p>
+    <w:p>
+      <w:pPr>
+        <w:pStyle w:val="af"/>
+      </w:pPr>
+      <w:r>
+        <w:t>Таблица 1.13 – Этапы и сроки разработки</w:t>
+      </w:r>
+    </w:p>
+    <w:tbl>
+      <w:tblPr>
+        <w:tblW w:w="9638" w:type="dxa"/>
+        <w:tblBorders>
+          <w:top w:val="single" w:sz="4" w:space="0" w:color="auto"/>
+          <w:left w:val="single" w:sz="4" w:space="0" w:color="auto"/>
+          <w:bottom w:val="single" w:sz="4" w:space="0" w:color="auto"/>
+          <w:right w:val="single" w:sz="4" w:space="0" w:color="auto"/>
+          <w:insideH w:val="single" w:sz="4" w:space="0" w:color="auto"/>
+          <w:insideV w:val="single" w:sz="4" w:space="0" w:color="auto"/>
+        </w:tblBorders>
+        <w:tblCellMar>
+          <w:left w:w="10" w:type="dxa"/>
+          <w:right w:w="10" w:type="dxa"/>
+        </w:tblCellMar>
+        <w:tblLook w:val="0000" w:firstRow="0" w:lastRow="0" w:firstColumn="0" w:lastColumn="0" w:noHBand="0" w:noVBand="0"/>
       </w:tblPr>
       <w:tblGrid>
         <w:gridCol w:w="402"/>
@@ -13054,7 +13152,7 @@
           <w:left w:w="10" w:type="dxa"/>
           <w:right w:w="10" w:type="dxa"/>
         </w:tblCellMar>
-        <w:tblLook w:val="04A0" w:firstRow="1" w:lastRow="0" w:firstColumn="1" w:lastColumn="0" w:noHBand="0" w:noVBand="1"/>
+        <w:tblLook w:val="0000" w:firstRow="0" w:lastRow="0" w:firstColumn="0" w:lastColumn="0" w:noHBand="0" w:noVBand="0"/>
       </w:tblPr>
       <w:tblGrid>
         <w:gridCol w:w="4244"/>
@@ -13150,7 +13248,7 @@
             <w:tcBorders>
               <w:top w:val="single" w:sz="4" w:space="0" w:color="000000"/>
               <w:left w:val="single" w:sz="4" w:space="0" w:color="000000"/>
-              <w:bottom w:val="single" w:sz="4" w:space="0" w:color="000000"/>
+              <w:bottom w:val="nil"/>
               <w:right w:val="single" w:sz="4" w:space="0" w:color="000000"/>
             </w:tcBorders>
             <w:tcMar>
@@ -13176,7 +13274,7 @@
             <w:tcBorders>
               <w:top w:val="single" w:sz="4" w:space="0" w:color="000000"/>
               <w:left w:val="single" w:sz="4" w:space="0" w:color="000000"/>
-              <w:bottom w:val="single" w:sz="4" w:space="0" w:color="000000"/>
+              <w:bottom w:val="nil"/>
               <w:right w:val="single" w:sz="4" w:space="0" w:color="000000"/>
             </w:tcBorders>
             <w:tcMar>
@@ -13193,132 +13291,6 @@
             </w:pPr>
             <w:r>
               <w:t>Тимлид, разработчик</w:t>
-            </w:r>
-          </w:p>
-        </w:tc>
-      </w:tr>
-      <w:tr>
-        <w:tblPrEx>
-          <w:tblCellMar>
-            <w:top w:w="0" w:type="dxa"/>
-            <w:bottom w:w="0" w:type="dxa"/>
-          </w:tblCellMar>
-        </w:tblPrEx>
-        <w:trPr>
-          <w:cantSplit/>
-        </w:trPr>
-        <w:tc>
-          <w:tcPr>
-            <w:tcW w:w="4244" w:type="dxa"/>
-            <w:tcBorders>
-              <w:top w:val="single" w:sz="4" w:space="0" w:color="000000"/>
-              <w:left w:val="single" w:sz="4" w:space="0" w:color="000000"/>
-              <w:bottom w:val="single" w:sz="4" w:space="0" w:color="000000"/>
-              <w:right w:val="single" w:sz="4" w:space="0" w:color="000000"/>
-            </w:tcBorders>
-            <w:tcMar>
-              <w:top w:w="40" w:type="dxa"/>
-              <w:left w:w="80" w:type="dxa"/>
-              <w:bottom w:w="40" w:type="dxa"/>
-              <w:right w:w="80" w:type="dxa"/>
-            </w:tcMar>
-            <w:vAlign w:val="center"/>
-          </w:tcPr>
-          <w:p>
-            <w:pPr>
-              <w:pStyle w:val="af0"/>
-            </w:pPr>
-            <w:r>
-              <w:t>Губин Александр Сергеевич</w:t>
-            </w:r>
-          </w:p>
-        </w:tc>
-        <w:tc>
-          <w:tcPr>
-            <w:tcW w:w="5394" w:type="dxa"/>
-            <w:tcBorders>
-              <w:top w:val="single" w:sz="4" w:space="0" w:color="000000"/>
-              <w:left w:val="single" w:sz="4" w:space="0" w:color="000000"/>
-              <w:bottom w:val="single" w:sz="4" w:space="0" w:color="000000"/>
-              <w:right w:val="single" w:sz="4" w:space="0" w:color="000000"/>
-            </w:tcBorders>
-            <w:tcMar>
-              <w:top w:w="40" w:type="dxa"/>
-              <w:left w:w="80" w:type="dxa"/>
-              <w:bottom w:w="40" w:type="dxa"/>
-              <w:right w:w="80" w:type="dxa"/>
-            </w:tcMar>
-            <w:vAlign w:val="center"/>
-          </w:tcPr>
-          <w:p>
-            <w:pPr>
-              <w:pStyle w:val="af0"/>
-            </w:pPr>
-            <w:r>
-              <w:t>Специалист по автоматизации тестирования</w:t>
-            </w:r>
-          </w:p>
-        </w:tc>
-      </w:tr>
-      <w:tr>
-        <w:tblPrEx>
-          <w:tblCellMar>
-            <w:top w:w="0" w:type="dxa"/>
-            <w:bottom w:w="0" w:type="dxa"/>
-          </w:tblCellMar>
-        </w:tblPrEx>
-        <w:trPr>
-          <w:cantSplit/>
-        </w:trPr>
-        <w:tc>
-          <w:tcPr>
-            <w:tcW w:w="4244" w:type="dxa"/>
-            <w:tcBorders>
-              <w:top w:val="single" w:sz="4" w:space="0" w:color="000000"/>
-              <w:left w:val="single" w:sz="4" w:space="0" w:color="000000"/>
-              <w:bottom w:val="single" w:sz="4" w:space="0" w:color="000000"/>
-              <w:right w:val="single" w:sz="4" w:space="0" w:color="000000"/>
-            </w:tcBorders>
-            <w:tcMar>
-              <w:top w:w="40" w:type="dxa"/>
-              <w:left w:w="80" w:type="dxa"/>
-              <w:bottom w:w="40" w:type="dxa"/>
-              <w:right w:w="80" w:type="dxa"/>
-            </w:tcMar>
-            <w:vAlign w:val="center"/>
-          </w:tcPr>
-          <w:p>
-            <w:pPr>
-              <w:pStyle w:val="af0"/>
-            </w:pPr>
-            <w:r>
-              <w:t>Ким Андрей Владимирович</w:t>
-            </w:r>
-          </w:p>
-        </w:tc>
-        <w:tc>
-          <w:tcPr>
-            <w:tcW w:w="5394" w:type="dxa"/>
-            <w:tcBorders>
-              <w:top w:val="single" w:sz="4" w:space="0" w:color="000000"/>
-              <w:left w:val="single" w:sz="4" w:space="0" w:color="000000"/>
-              <w:bottom w:val="single" w:sz="4" w:space="0" w:color="000000"/>
-              <w:right w:val="single" w:sz="4" w:space="0" w:color="000000"/>
-            </w:tcBorders>
-            <w:tcMar>
-              <w:top w:w="40" w:type="dxa"/>
-              <w:left w:w="80" w:type="dxa"/>
-              <w:bottom w:w="40" w:type="dxa"/>
-              <w:right w:w="80" w:type="dxa"/>
-            </w:tcMar>
-            <w:vAlign w:val="center"/>
-          </w:tcPr>
-          <w:p>
-            <w:pPr>
-              <w:pStyle w:val="af0"/>
-            </w:pPr>
-            <w:r>
-              <w:t>Инженер по качеству, тестировщик</w:t>
             </w:r>
           </w:p>
         </w:tc>
@@ -13326,361 +13298,12 @@
     </w:tbl>
     <w:p>
       <w:pPr>
-        <w:pStyle w:val="a0"/>
-        <w:spacing w:line="240" w:lineRule="auto"/>
-      </w:pPr>
-    </w:p>
-    <w:p>
-      <w:pPr>
-        <w:pStyle w:val="1"/>
+        <w:pStyle w:val="af"/>
         <w:pageBreakBefore/>
       </w:pPr>
-      <w:bookmarkStart w:id="15" w:name="_Toc240684005"/>
       <w:r>
         <w:lastRenderedPageBreak/>
-        <w:t>2 ДОПОЛНИТЕЛЬНАЯ ДОКУМЕНТАЦИЯ</w:t>
-      </w:r>
-      <w:bookmarkEnd w:id="15"/>
-    </w:p>
-    <w:p>
-      <w:pPr>
-        <w:pStyle w:val="a0"/>
-      </w:pPr>
-      <w:r>
-        <w:t>Дополнительная документация включает руководство пользователя и описание архитектуры программного продукта со схемами.</w:t>
-      </w:r>
-    </w:p>
-    <w:p>
-      <w:pPr>
-        <w:pStyle w:val="2"/>
-      </w:pPr>
-      <w:bookmarkStart w:id="16" w:name="_Toc240684006"/>
-      <w:r>
-        <w:t>2.1 Руководство пользователя</w:t>
-      </w:r>
-      <w:bookmarkEnd w:id="16"/>
-    </w:p>
-    <w:p>
-      <w:pPr>
-        <w:pStyle w:val="a0"/>
-      </w:pPr>
-      <w:r>
-        <w:t>Telegram-бот «Личный помощник» — погода с советами, напоминания, заметки, привычки и курсы валют в одном чате.</w:t>
-      </w:r>
-    </w:p>
-    <w:p>
-      <w:pPr>
-        <w:pStyle w:val="3"/>
-      </w:pPr>
-      <w:bookmarkStart w:id="17" w:name="_Toc240684007"/>
-      <w:r>
-        <w:t>2.1.1 Начало работы</w:t>
-      </w:r>
-      <w:bookmarkEnd w:id="17"/>
-    </w:p>
-    <w:p>
-      <w:pPr>
-        <w:pStyle w:val="a0"/>
-        <w:numPr>
-          <w:ilvl w:val="0"/>
-          <w:numId w:val="7"/>
-        </w:numPr>
-      </w:pPr>
-      <w:r>
-        <w:t xml:space="preserve">откройте бота в Telegram и нажмите </w:t>
-      </w:r>
-      <w:r>
-        <w:rPr>
-          <w:b/>
-          <w:bCs/>
-        </w:rPr>
-        <w:t>Start</w:t>
-      </w:r>
-      <w:r>
-        <w:t xml:space="preserve"> (или отправьте /start);</w:t>
-      </w:r>
-    </w:p>
-    <w:p>
-      <w:pPr>
-        <w:pStyle w:val="a0"/>
-        <w:numPr>
-          <w:ilvl w:val="0"/>
-          <w:numId w:val="7"/>
-        </w:numPr>
-      </w:pPr>
-      <w:r>
-        <w:t>бот поздоровается и покажет главное меню — большие кнопки под полем ввода:.</w:t>
-      </w:r>
-    </w:p>
-    <w:p>
-      <w:pPr>
-        <w:pStyle w:val="af1"/>
-        <w:keepLines/>
-        <w:spacing w:before="120"/>
-      </w:pPr>
-      <w:r>
-        <w:t>🌤</w:t>
-      </w:r>
-      <w:r>
-        <w:t xml:space="preserve"> Погода        </w:t>
-      </w:r>
-      <w:r>
-        <w:t>📅</w:t>
-      </w:r>
-      <w:r>
-        <w:t xml:space="preserve"> Мой день</w:t>
-      </w:r>
-    </w:p>
-    <w:p>
-      <w:pPr>
-        <w:pStyle w:val="af1"/>
-        <w:keepLines/>
-      </w:pPr>
-      <w:r>
-        <w:t>⏰</w:t>
-      </w:r>
-      <w:r>
-        <w:t xml:space="preserve"> Напоминания   </w:t>
-      </w:r>
-      <w:r>
-        <w:t>📝</w:t>
-      </w:r>
-      <w:r>
-        <w:t xml:space="preserve"> Заметки</w:t>
-      </w:r>
-    </w:p>
-    <w:p>
-      <w:pPr>
-        <w:pStyle w:val="af1"/>
-        <w:keepLines/>
-      </w:pPr>
-      <w:r>
-        <w:t>🎯</w:t>
-      </w:r>
-      <w:r>
-        <w:t xml:space="preserve"> Привычки      </w:t>
-      </w:r>
-      <w:r>
-        <w:t>💱</w:t>
-      </w:r>
-      <w:r>
-        <w:t xml:space="preserve"> Курс валют</w:t>
-      </w:r>
-    </w:p>
-    <w:p>
-      <w:pPr>
-        <w:pStyle w:val="af1"/>
-        <w:keepLines/>
-        <w:spacing w:after="120"/>
-      </w:pPr>
-      <w:r>
-        <w:t>⚙</w:t>
-      </w:r>
-      <w:r>
-        <w:t>️</w:t>
-      </w:r>
-      <w:r>
-        <w:t xml:space="preserve"> Настройки</w:t>
-      </w:r>
-    </w:p>
-    <w:p>
-      <w:pPr>
-        <w:pStyle w:val="a0"/>
-        <w:numPr>
-          <w:ilvl w:val="0"/>
-          <w:numId w:val="7"/>
-        </w:numPr>
-      </w:pPr>
-      <w:r>
-        <w:t xml:space="preserve">если вы не из Москвы, сразу зайдите в </w:t>
-      </w:r>
-      <w:r>
-        <w:rPr>
-          <w:b/>
-          <w:bCs/>
-        </w:rPr>
-        <w:t>⚙</w:t>
-      </w:r>
-      <w:r>
-        <w:rPr>
-          <w:b/>
-          <w:bCs/>
-        </w:rPr>
-        <w:t>️</w:t>
-      </w:r>
-      <w:r>
-        <w:rPr>
-          <w:b/>
-          <w:bCs/>
-        </w:rPr>
-        <w:t xml:space="preserve"> Настройки → </w:t>
-      </w:r>
-      <w:r>
-        <w:rPr>
-          <w:b/>
-          <w:bCs/>
-        </w:rPr>
-        <w:t>🏙</w:t>
-      </w:r>
-      <w:r>
-        <w:rPr>
-          <w:b/>
-          <w:bCs/>
-        </w:rPr>
-        <w:t xml:space="preserve"> Сменить город</w:t>
-      </w:r>
-      <w:r>
-        <w:t>: от города зависят погода и время, по которому приходят напоминания и утренняя сводка.</w:t>
-      </w:r>
-    </w:p>
-    <w:p>
-      <w:pPr>
-        <w:pStyle w:val="a0"/>
-      </w:pPr>
-      <w:r>
-        <w:t>Команда /help в любой момент повторяет приветствие и возвращает меню.</w:t>
-      </w:r>
-    </w:p>
-    <w:p>
-      <w:pPr>
-        <w:pStyle w:val="a0"/>
-      </w:pPr>
-      <w:r>
-        <w:rPr>
-          <w:b/>
-          <w:bCs/>
-        </w:rPr>
-        <w:t>Как устроен ввод.</w:t>
-      </w:r>
-      <w:r>
-        <w:t xml:space="preserve"> Когда бот ждёт от вас текст (название заметки, время напоминания и так далее), вместо меню появляется одна кнопка — </w:t>
-      </w:r>
-      <w:r>
-        <w:rPr>
-          <w:b/>
-          <w:bCs/>
-        </w:rPr>
-        <w:t>❌ Отмена</w:t>
-      </w:r>
-      <w:r>
-        <w:t>. Нажмите её, если передумали: ничего не сохранится. Если вы ошиблись в формате, бот объяснит, что не так, и попросит ввести ещё раз.</w:t>
-      </w:r>
-    </w:p>
-    <w:p>
-      <w:pPr>
-        <w:pStyle w:val="3"/>
-      </w:pPr>
-      <w:bookmarkStart w:id="18" w:name="_Toc240684008"/>
-      <w:r>
-        <w:t>2.1.2 Погода</w:t>
-      </w:r>
-      <w:bookmarkEnd w:id="18"/>
-    </w:p>
-    <w:p>
-      <w:pPr>
-        <w:pStyle w:val="a0"/>
-      </w:pPr>
-      <w:r>
-        <w:t xml:space="preserve">Нажмите </w:t>
-      </w:r>
-      <w:r>
-        <w:rPr>
-          <w:b/>
-          <w:bCs/>
-        </w:rPr>
-        <w:t>🌤</w:t>
-      </w:r>
-      <w:r>
-        <w:rPr>
-          <w:b/>
-          <w:bCs/>
-        </w:rPr>
-        <w:t xml:space="preserve"> Погода</w:t>
-      </w:r>
-      <w:r>
-        <w:t>. Бот покажет погоду в вашем городе и советы на день:</w:t>
-      </w:r>
-    </w:p>
-    <w:p>
-      <w:pPr>
-        <w:pStyle w:val="af1"/>
-        <w:keepLines/>
-        <w:spacing w:before="120"/>
-      </w:pPr>
-      <w:r>
-        <w:t>🌤</w:t>
-      </w:r>
-      <w:r>
-        <w:t xml:space="preserve"> Москва: +10°C, малооблачно</w:t>
-      </w:r>
-    </w:p>
-    <w:p>
-      <w:pPr>
-        <w:pStyle w:val="af1"/>
-        <w:keepLines/>
-      </w:pPr>
-      <w:r>
-        <w:t>Ощущается как +9°C, ветер 1 м/с</w:t>
-      </w:r>
-    </w:p>
-    <w:p>
-      <w:pPr>
-        <w:pStyle w:val="af1"/>
-        <w:keepLines/>
-      </w:pPr>
-      <w:r>
-        <w:t>Сегодня: +9…+17°C</w:t>
-      </w:r>
-    </w:p>
-    <w:p>
-      <w:pPr>
-        <w:pStyle w:val="af1"/>
-        <w:keepLines/>
-      </w:pPr>
-      <w:r>
-        <w:t xml:space="preserve"> </w:t>
-      </w:r>
-    </w:p>
-    <w:p>
-      <w:pPr>
-        <w:pStyle w:val="af1"/>
-        <w:keepLines/>
-      </w:pPr>
-      <w:r>
-        <w:lastRenderedPageBreak/>
-        <w:t>🧥</w:t>
-      </w:r>
-      <w:r>
-        <w:t xml:space="preserve"> Утром холодно, вечером потеплеет</w:t>
-      </w:r>
-    </w:p>
-    <w:p>
-      <w:pPr>
-        <w:pStyle w:val="af1"/>
-        <w:keepLines/>
-        <w:spacing w:after="120"/>
-      </w:pPr>
-      <w:r>
-        <w:t>🚲</w:t>
-      </w:r>
-      <w:r>
-        <w:t xml:space="preserve"> Сегодня хороший день для велосипеда</w:t>
-      </w:r>
-    </w:p>
-    <w:p>
-      <w:pPr>
-        <w:pStyle w:val="a0"/>
-      </w:pPr>
-      <w:r>
-        <w:t>Какие советы бывают и когда они появляются, показано в таблице 2.1.</w:t>
-      </w:r>
-    </w:p>
-    <w:p>
-      <w:pPr>
-        <w:pStyle w:val="af"/>
-      </w:pPr>
-      <w:r>
-        <w:t>Таблица 2.1 – Советы бота по погоде</w:t>
+        <w:t>Продолжение таблицы 1.14</w:t>
       </w:r>
     </w:p>
     <w:tbl>
@@ -13698,7 +13321,595 @@
           <w:left w:w="10" w:type="dxa"/>
           <w:right w:w="10" w:type="dxa"/>
         </w:tblCellMar>
-        <w:tblLook w:val="04A0" w:firstRow="1" w:lastRow="0" w:firstColumn="1" w:lastColumn="0" w:noHBand="0" w:noVBand="1"/>
+        <w:tblLook w:val="0000" w:firstRow="0" w:lastRow="0" w:firstColumn="0" w:lastColumn="0" w:noHBand="0" w:noVBand="0"/>
+      </w:tblPr>
+      <w:tblGrid>
+        <w:gridCol w:w="4244"/>
+        <w:gridCol w:w="5394"/>
+      </w:tblGrid>
+      <w:tr>
+        <w:tblPrEx>
+          <w:tblCellMar>
+            <w:top w:w="0" w:type="dxa"/>
+            <w:bottom w:w="0" w:type="dxa"/>
+          </w:tblCellMar>
+        </w:tblPrEx>
+        <w:trPr>
+          <w:cantSplit/>
+          <w:tblHeader/>
+        </w:trPr>
+        <w:tc>
+          <w:tcPr>
+            <w:tcW w:w="4244" w:type="dxa"/>
+            <w:tcBorders>
+              <w:top w:val="single" w:sz="4" w:space="0" w:color="000000"/>
+              <w:left w:val="single" w:sz="4" w:space="0" w:color="000000"/>
+              <w:bottom w:val="single" w:sz="4" w:space="0" w:color="000000"/>
+              <w:right w:val="single" w:sz="4" w:space="0" w:color="000000"/>
+            </w:tcBorders>
+            <w:tcMar>
+              <w:top w:w="40" w:type="dxa"/>
+              <w:left w:w="80" w:type="dxa"/>
+              <w:bottom w:w="40" w:type="dxa"/>
+              <w:right w:w="80" w:type="dxa"/>
+            </w:tcMar>
+            <w:vAlign w:val="center"/>
+          </w:tcPr>
+          <w:p>
+            <w:pPr>
+              <w:pStyle w:val="af0"/>
+              <w:jc w:val="center"/>
+              <w:rPr>
+                <w:b/>
+              </w:rPr>
+            </w:pPr>
+            <w:r>
+              <w:rPr>
+                <w:b/>
+              </w:rPr>
+              <w:t>Участник</w:t>
+            </w:r>
+          </w:p>
+        </w:tc>
+        <w:tc>
+          <w:tcPr>
+            <w:tcW w:w="5394" w:type="dxa"/>
+            <w:tcBorders>
+              <w:top w:val="single" w:sz="4" w:space="0" w:color="000000"/>
+              <w:left w:val="single" w:sz="4" w:space="0" w:color="000000"/>
+              <w:bottom w:val="single" w:sz="4" w:space="0" w:color="000000"/>
+              <w:right w:val="single" w:sz="4" w:space="0" w:color="000000"/>
+            </w:tcBorders>
+            <w:tcMar>
+              <w:top w:w="40" w:type="dxa"/>
+              <w:left w:w="80" w:type="dxa"/>
+              <w:bottom w:w="40" w:type="dxa"/>
+              <w:right w:w="80" w:type="dxa"/>
+            </w:tcMar>
+            <w:vAlign w:val="center"/>
+          </w:tcPr>
+          <w:p>
+            <w:pPr>
+              <w:pStyle w:val="af0"/>
+              <w:jc w:val="center"/>
+              <w:rPr>
+                <w:b/>
+              </w:rPr>
+            </w:pPr>
+            <w:r>
+              <w:rPr>
+                <w:b/>
+              </w:rPr>
+              <w:t>Роль</w:t>
+            </w:r>
+          </w:p>
+        </w:tc>
+      </w:tr>
+      <w:tr>
+        <w:tblPrEx>
+          <w:tblCellMar>
+            <w:top w:w="0" w:type="dxa"/>
+            <w:bottom w:w="0" w:type="dxa"/>
+          </w:tblCellMar>
+        </w:tblPrEx>
+        <w:trPr>
+          <w:cantSplit/>
+        </w:trPr>
+        <w:tc>
+          <w:tcPr>
+            <w:tcW w:w="4244" w:type="dxa"/>
+            <w:tcBorders>
+              <w:top w:val="single" w:sz="4" w:space="0" w:color="000000"/>
+              <w:left w:val="single" w:sz="4" w:space="0" w:color="000000"/>
+              <w:bottom w:val="single" w:sz="4" w:space="0" w:color="000000"/>
+              <w:right w:val="single" w:sz="4" w:space="0" w:color="000000"/>
+            </w:tcBorders>
+            <w:tcMar>
+              <w:top w:w="40" w:type="dxa"/>
+              <w:left w:w="80" w:type="dxa"/>
+              <w:bottom w:w="40" w:type="dxa"/>
+              <w:right w:w="80" w:type="dxa"/>
+            </w:tcMar>
+            <w:vAlign w:val="center"/>
+          </w:tcPr>
+          <w:p>
+            <w:pPr>
+              <w:pStyle w:val="af0"/>
+            </w:pPr>
+            <w:r>
+              <w:t>Г</w:t>
+            </w:r>
+            <w:r>
+              <w:t>убин Александр Сергеевич</w:t>
+            </w:r>
+          </w:p>
+        </w:tc>
+        <w:tc>
+          <w:tcPr>
+            <w:tcW w:w="5394" w:type="dxa"/>
+            <w:tcBorders>
+              <w:top w:val="single" w:sz="4" w:space="0" w:color="000000"/>
+              <w:left w:val="single" w:sz="4" w:space="0" w:color="000000"/>
+              <w:bottom w:val="single" w:sz="4" w:space="0" w:color="000000"/>
+              <w:right w:val="single" w:sz="4" w:space="0" w:color="000000"/>
+            </w:tcBorders>
+            <w:tcMar>
+              <w:top w:w="40" w:type="dxa"/>
+              <w:left w:w="80" w:type="dxa"/>
+              <w:bottom w:w="40" w:type="dxa"/>
+              <w:right w:w="80" w:type="dxa"/>
+            </w:tcMar>
+            <w:vAlign w:val="center"/>
+          </w:tcPr>
+          <w:p>
+            <w:pPr>
+              <w:pStyle w:val="af0"/>
+            </w:pPr>
+            <w:r>
+              <w:t>Специалист по автоматизации тестирования</w:t>
+            </w:r>
+          </w:p>
+        </w:tc>
+      </w:tr>
+      <w:tr>
+        <w:tblPrEx>
+          <w:tblCellMar>
+            <w:top w:w="0" w:type="dxa"/>
+            <w:bottom w:w="0" w:type="dxa"/>
+          </w:tblCellMar>
+        </w:tblPrEx>
+        <w:trPr>
+          <w:cantSplit/>
+        </w:trPr>
+        <w:tc>
+          <w:tcPr>
+            <w:tcW w:w="4244" w:type="dxa"/>
+            <w:tcBorders>
+              <w:top w:val="single" w:sz="4" w:space="0" w:color="000000"/>
+              <w:left w:val="single" w:sz="4" w:space="0" w:color="000000"/>
+              <w:bottom w:val="single" w:sz="4" w:space="0" w:color="000000"/>
+              <w:right w:val="single" w:sz="4" w:space="0" w:color="000000"/>
+            </w:tcBorders>
+            <w:tcMar>
+              <w:top w:w="40" w:type="dxa"/>
+              <w:left w:w="80" w:type="dxa"/>
+              <w:bottom w:w="40" w:type="dxa"/>
+              <w:right w:w="80" w:type="dxa"/>
+            </w:tcMar>
+            <w:vAlign w:val="center"/>
+          </w:tcPr>
+          <w:p>
+            <w:pPr>
+              <w:pStyle w:val="af0"/>
+            </w:pPr>
+            <w:r>
+              <w:t>Ким Андрей Владимирович</w:t>
+            </w:r>
+          </w:p>
+        </w:tc>
+        <w:tc>
+          <w:tcPr>
+            <w:tcW w:w="5394" w:type="dxa"/>
+            <w:tcBorders>
+              <w:top w:val="single" w:sz="4" w:space="0" w:color="000000"/>
+              <w:left w:val="single" w:sz="4" w:space="0" w:color="000000"/>
+              <w:bottom w:val="single" w:sz="4" w:space="0" w:color="000000"/>
+              <w:right w:val="single" w:sz="4" w:space="0" w:color="000000"/>
+            </w:tcBorders>
+            <w:tcMar>
+              <w:top w:w="40" w:type="dxa"/>
+              <w:left w:w="80" w:type="dxa"/>
+              <w:bottom w:w="40" w:type="dxa"/>
+              <w:right w:w="80" w:type="dxa"/>
+            </w:tcMar>
+            <w:vAlign w:val="center"/>
+          </w:tcPr>
+          <w:p>
+            <w:pPr>
+              <w:pStyle w:val="af0"/>
+            </w:pPr>
+            <w:r>
+              <w:t>Инженер по качеству, тестировщик</w:t>
+            </w:r>
+          </w:p>
+        </w:tc>
+      </w:tr>
+    </w:tbl>
+    <w:p>
+      <w:pPr>
+        <w:pStyle w:val="a0"/>
+        <w:spacing w:line="240" w:lineRule="auto"/>
+      </w:pPr>
+    </w:p>
+    <w:p>
+      <w:pPr>
+        <w:pStyle w:val="1"/>
+        <w:pageBreakBefore/>
+      </w:pPr>
+      <w:bookmarkStart w:id="15" w:name="_Toc240691029"/>
+      <w:r>
+        <w:lastRenderedPageBreak/>
+        <w:t>2 ДОПОЛНИТЕЛЬНАЯ ДОКУМЕНТАЦИЯ</w:t>
+      </w:r>
+      <w:bookmarkEnd w:id="15"/>
+    </w:p>
+    <w:p>
+      <w:pPr>
+        <w:pStyle w:val="a0"/>
+      </w:pPr>
+      <w:r>
+        <w:t>Дополнительная документация включает руководство пользователя и описание архитектуры программного продукта со схемами.</w:t>
+      </w:r>
+    </w:p>
+    <w:p>
+      <w:pPr>
+        <w:pStyle w:val="2"/>
+      </w:pPr>
+      <w:bookmarkStart w:id="16" w:name="_Toc240691030"/>
+      <w:r>
+        <w:t>2.1 Руководство пользователя</w:t>
+      </w:r>
+      <w:bookmarkEnd w:id="16"/>
+    </w:p>
+    <w:p>
+      <w:pPr>
+        <w:pStyle w:val="a0"/>
+      </w:pPr>
+      <w:r>
+        <w:t>Telegram-бот «Личный помощник» — погода с советами, напоминания, заметки, привычки и курсы валют в одном чате.</w:t>
+      </w:r>
+    </w:p>
+    <w:p>
+      <w:pPr>
+        <w:pStyle w:val="3"/>
+      </w:pPr>
+      <w:bookmarkStart w:id="17" w:name="_Toc240691031"/>
+      <w:r>
+        <w:t>2.1.1 Начало работы</w:t>
+      </w:r>
+      <w:bookmarkEnd w:id="17"/>
+    </w:p>
+    <w:p>
+      <w:pPr>
+        <w:pStyle w:val="a0"/>
+        <w:numPr>
+          <w:ilvl w:val="0"/>
+          <w:numId w:val="7"/>
+        </w:numPr>
+      </w:pPr>
+      <w:r>
+        <w:t xml:space="preserve">откройте бота в Telegram и нажмите </w:t>
+      </w:r>
+      <w:r>
+        <w:rPr>
+          <w:b/>
+          <w:bCs/>
+        </w:rPr>
+        <w:t>Start</w:t>
+      </w:r>
+      <w:r>
+        <w:t xml:space="preserve"> (или отправьте /start);</w:t>
+      </w:r>
+    </w:p>
+    <w:p>
+      <w:pPr>
+        <w:pStyle w:val="a0"/>
+        <w:numPr>
+          <w:ilvl w:val="0"/>
+          <w:numId w:val="7"/>
+        </w:numPr>
+      </w:pPr>
+      <w:r>
+        <w:t>бот поздоровается и покажет главное меню — большие кнопки под полем ввода:.</w:t>
+      </w:r>
+    </w:p>
+    <w:p>
+      <w:pPr>
+        <w:pStyle w:val="af1"/>
+        <w:keepLines/>
+        <w:spacing w:before="120"/>
+      </w:pPr>
+      <w:r>
+        <w:t>🌤</w:t>
+      </w:r>
+      <w:r>
+        <w:t xml:space="preserve"> Погода        </w:t>
+      </w:r>
+      <w:r>
+        <w:t>📅</w:t>
+      </w:r>
+      <w:r>
+        <w:t xml:space="preserve"> Мой день</w:t>
+      </w:r>
+    </w:p>
+    <w:p>
+      <w:pPr>
+        <w:pStyle w:val="af1"/>
+        <w:keepLines/>
+      </w:pPr>
+      <w:r>
+        <w:t>⏰</w:t>
+      </w:r>
+      <w:r>
+        <w:t xml:space="preserve"> Напоминания   </w:t>
+      </w:r>
+      <w:r>
+        <w:t>📝</w:t>
+      </w:r>
+      <w:r>
+        <w:t xml:space="preserve"> Заметки</w:t>
+      </w:r>
+    </w:p>
+    <w:p>
+      <w:pPr>
+        <w:pStyle w:val="af1"/>
+        <w:keepLines/>
+      </w:pPr>
+      <w:r>
+        <w:t>🎯</w:t>
+      </w:r>
+      <w:r>
+        <w:t xml:space="preserve"> Привычки      </w:t>
+      </w:r>
+      <w:r>
+        <w:t>💱</w:t>
+      </w:r>
+      <w:r>
+        <w:t xml:space="preserve"> Курс валют</w:t>
+      </w:r>
+    </w:p>
+    <w:p>
+      <w:pPr>
+        <w:pStyle w:val="af1"/>
+        <w:keepLines/>
+        <w:spacing w:after="120"/>
+      </w:pPr>
+      <w:r>
+        <w:t>⚙</w:t>
+      </w:r>
+      <w:r>
+        <w:t>️</w:t>
+      </w:r>
+      <w:r>
+        <w:t xml:space="preserve"> Настройки</w:t>
+      </w:r>
+    </w:p>
+    <w:p>
+      <w:pPr>
+        <w:pStyle w:val="a0"/>
+        <w:numPr>
+          <w:ilvl w:val="0"/>
+          <w:numId w:val="7"/>
+        </w:numPr>
+      </w:pPr>
+      <w:r>
+        <w:t xml:space="preserve">если вы не из Москвы, сразу зайдите в </w:t>
+      </w:r>
+      <w:r>
+        <w:rPr>
+          <w:b/>
+          <w:bCs/>
+        </w:rPr>
+        <w:t>⚙</w:t>
+      </w:r>
+      <w:r>
+        <w:rPr>
+          <w:b/>
+          <w:bCs/>
+        </w:rPr>
+        <w:t>️</w:t>
+      </w:r>
+      <w:r>
+        <w:rPr>
+          <w:b/>
+          <w:bCs/>
+        </w:rPr>
+        <w:t xml:space="preserve"> Настройки → </w:t>
+      </w:r>
+      <w:r>
+        <w:rPr>
+          <w:b/>
+          <w:bCs/>
+        </w:rPr>
+        <w:t>🏙</w:t>
+      </w:r>
+      <w:r>
+        <w:rPr>
+          <w:b/>
+          <w:bCs/>
+        </w:rPr>
+        <w:t xml:space="preserve"> Сменить город</w:t>
+      </w:r>
+      <w:r>
+        <w:t>: от города зависят погода и время, по которому приходят напоминания и утренняя сводка.</w:t>
+      </w:r>
+    </w:p>
+    <w:p>
+      <w:pPr>
+        <w:pStyle w:val="a0"/>
+      </w:pPr>
+      <w:r>
+        <w:t>Команда /help в любой момент повторяет приветствие и возвращает меню.</w:t>
+      </w:r>
+    </w:p>
+    <w:p>
+      <w:pPr>
+        <w:pStyle w:val="a0"/>
+      </w:pPr>
+      <w:r>
+        <w:rPr>
+          <w:b/>
+          <w:bCs/>
+        </w:rPr>
+        <w:t>Как устроен ввод.</w:t>
+      </w:r>
+      <w:r>
+        <w:t xml:space="preserve"> Когда бот ждёт от вас текст (название заметки, время напоминания и так далее), вместо меню появляется одна кнопка — </w:t>
+      </w:r>
+      <w:r>
+        <w:rPr>
+          <w:b/>
+          <w:bCs/>
+        </w:rPr>
+        <w:t>❌ Отмена</w:t>
+      </w:r>
+      <w:r>
+        <w:t>. Нажмите её, если передумали: ничего не сохранится. Если вы ошиблись в формате, бот объяснит, что не так, и попросит ввести ещё раз.</w:t>
+      </w:r>
+    </w:p>
+    <w:p>
+      <w:pPr>
+        <w:pStyle w:val="3"/>
+      </w:pPr>
+      <w:bookmarkStart w:id="18" w:name="_Toc240691032"/>
+      <w:r>
+        <w:t>2.1.2 Погода</w:t>
+      </w:r>
+      <w:bookmarkEnd w:id="18"/>
+    </w:p>
+    <w:p>
+      <w:pPr>
+        <w:pStyle w:val="a0"/>
+      </w:pPr>
+      <w:r>
+        <w:t xml:space="preserve">Нажмите </w:t>
+      </w:r>
+      <w:r>
+        <w:rPr>
+          <w:b/>
+          <w:bCs/>
+        </w:rPr>
+        <w:t>🌤</w:t>
+      </w:r>
+      <w:r>
+        <w:rPr>
+          <w:b/>
+          <w:bCs/>
+        </w:rPr>
+        <w:t xml:space="preserve"> Погода</w:t>
+      </w:r>
+      <w:r>
+        <w:t>. Бот покажет погоду в вашем городе и советы на день:</w:t>
+      </w:r>
+    </w:p>
+    <w:p>
+      <w:pPr>
+        <w:pStyle w:val="af1"/>
+        <w:keepLines/>
+        <w:spacing w:before="120"/>
+      </w:pPr>
+      <w:r>
+        <w:t>🌤</w:t>
+      </w:r>
+      <w:r>
+        <w:t xml:space="preserve"> Москва: +10°C, малооблачно</w:t>
+      </w:r>
+    </w:p>
+    <w:p>
+      <w:pPr>
+        <w:pStyle w:val="af1"/>
+        <w:keepLines/>
+      </w:pPr>
+      <w:r>
+        <w:t>Ощущается как +9°C, ветер 1 м/с</w:t>
+      </w:r>
+    </w:p>
+    <w:p>
+      <w:pPr>
+        <w:pStyle w:val="af1"/>
+        <w:keepLines/>
+      </w:pPr>
+      <w:r>
+        <w:t>Сегодня: +9…+17°C</w:t>
+      </w:r>
+    </w:p>
+    <w:p>
+      <w:pPr>
+        <w:pStyle w:val="af1"/>
+        <w:keepLines/>
+      </w:pPr>
+      <w:r>
+        <w:t xml:space="preserve"> </w:t>
+      </w:r>
+    </w:p>
+    <w:p>
+      <w:pPr>
+        <w:pStyle w:val="af1"/>
+        <w:keepLines/>
+      </w:pPr>
+      <w:r>
+        <w:lastRenderedPageBreak/>
+        <w:t>🧥</w:t>
+      </w:r>
+      <w:r>
+        <w:t xml:space="preserve"> Утром холодно, вечером потеплеет</w:t>
+      </w:r>
+    </w:p>
+    <w:p>
+      <w:pPr>
+        <w:pStyle w:val="af1"/>
+        <w:keepLines/>
+        <w:spacing w:after="120"/>
+      </w:pPr>
+      <w:r>
+        <w:t>🚲</w:t>
+      </w:r>
+      <w:r>
+        <w:t xml:space="preserve"> Сегодня хороший день для велосипеда</w:t>
+      </w:r>
+    </w:p>
+    <w:p>
+      <w:pPr>
+        <w:pStyle w:val="a0"/>
+      </w:pPr>
+      <w:r>
+        <w:t>Какие советы бывают и когда они появляются, показано в таблице 2.1.</w:t>
+      </w:r>
+    </w:p>
+    <w:p>
+      <w:pPr>
+        <w:pStyle w:val="af"/>
+      </w:pPr>
+      <w:r>
+        <w:t>Таблица 2.1 – Советы бота по погоде</w:t>
+      </w:r>
+    </w:p>
+    <w:tbl>
+      <w:tblPr>
+        <w:tblW w:w="9638" w:type="dxa"/>
+        <w:tblBorders>
+          <w:top w:val="single" w:sz="4" w:space="0" w:color="auto"/>
+          <w:left w:val="single" w:sz="4" w:space="0" w:color="auto"/>
+          <w:bottom w:val="single" w:sz="4" w:space="0" w:color="auto"/>
+          <w:right w:val="single" w:sz="4" w:space="0" w:color="auto"/>
+          <w:insideH w:val="single" w:sz="4" w:space="0" w:color="auto"/>
+          <w:insideV w:val="single" w:sz="4" w:space="0" w:color="auto"/>
+        </w:tblBorders>
+        <w:tblCellMar>
+          <w:left w:w="10" w:type="dxa"/>
+          <w:right w:w="10" w:type="dxa"/>
+        </w:tblCellMar>
+        <w:tblLook w:val="0000" w:firstRow="0" w:lastRow="0" w:firstColumn="0" w:lastColumn="0" w:noHBand="0" w:noVBand="0"/>
       </w:tblPr>
       <w:tblGrid>
         <w:gridCol w:w="4383"/>
@@ -14479,7 +14690,7 @@
       <w:pPr>
         <w:pStyle w:val="3"/>
       </w:pPr>
-      <w:bookmarkStart w:id="19" w:name="_Toc240684009"/>
+      <w:bookmarkStart w:id="19" w:name="_Toc240691033"/>
       <w:r>
         <w:t>2.1.3 Мой день</w:t>
       </w:r>
@@ -14650,7 +14861,7 @@
       <w:pPr>
         <w:pStyle w:val="3"/>
       </w:pPr>
-      <w:bookmarkStart w:id="20" w:name="_Toc240684010"/>
+      <w:bookmarkStart w:id="20" w:name="_Toc240691034"/>
       <w:r>
         <w:lastRenderedPageBreak/>
         <w:t>2.1.4 Напоминания</w:t>
@@ -14791,7 +15002,7 @@
           <w:left w:w="10" w:type="dxa"/>
           <w:right w:w="10" w:type="dxa"/>
         </w:tblCellMar>
-        <w:tblLook w:val="04A0" w:firstRow="1" w:lastRow="0" w:firstColumn="1" w:lastColumn="0" w:noHBand="0" w:noVBand="1"/>
+        <w:tblLook w:val="0000" w:firstRow="0" w:lastRow="0" w:firstColumn="0" w:lastColumn="0" w:noHBand="0" w:noVBand="0"/>
       </w:tblPr>
       <w:tblGrid>
         <w:gridCol w:w="2456"/>
@@ -15131,7 +15342,7 @@
       <w:pPr>
         <w:pStyle w:val="3"/>
       </w:pPr>
-      <w:bookmarkStart w:id="21" w:name="_Toc240684011"/>
+      <w:bookmarkStart w:id="21" w:name="_Toc240691035"/>
       <w:r>
         <w:t>2.1.5 Заметки</w:t>
       </w:r>
@@ -15239,7 +15450,7 @@
       <w:pPr>
         <w:pStyle w:val="3"/>
       </w:pPr>
-      <w:bookmarkStart w:id="22" w:name="_Toc240684012"/>
+      <w:bookmarkStart w:id="22" w:name="_Toc240691036"/>
       <w:r>
         <w:lastRenderedPageBreak/>
         <w:t>2.1.6 Привычки</w:t>
@@ -15461,7 +15672,7 @@
       <w:pPr>
         <w:pStyle w:val="3"/>
       </w:pPr>
-      <w:bookmarkStart w:id="23" w:name="_Toc240684013"/>
+      <w:bookmarkStart w:id="23" w:name="_Toc240691037"/>
       <w:r>
         <w:t>2.1.7 Курс валют</w:t>
       </w:r>
@@ -15581,7 +15792,7 @@
       <w:pPr>
         <w:pStyle w:val="3"/>
       </w:pPr>
-      <w:bookmarkStart w:id="24" w:name="_Toc240684014"/>
+      <w:bookmarkStart w:id="24" w:name="_Toc240691038"/>
       <w:r>
         <w:t>2.1.8 Настройки</w:t>
       </w:r>
@@ -15745,7 +15956,7 @@
       <w:pPr>
         <w:pStyle w:val="3"/>
       </w:pPr>
-      <w:bookmarkStart w:id="25" w:name="_Toc240684015"/>
+      <w:bookmarkStart w:id="25" w:name="_Toc240691039"/>
       <w:r>
         <w:t>2.1.9 Утренняя сводка</w:t>
       </w:r>
@@ -15881,7 +16092,7 @@
       <w:pPr>
         <w:pStyle w:val="3"/>
       </w:pPr>
-      <w:bookmarkStart w:id="26" w:name="_Toc240684016"/>
+      <w:bookmarkStart w:id="26" w:name="_Toc240691040"/>
       <w:r>
         <w:lastRenderedPageBreak/>
         <w:t>2.1.10 Частые вопросы</w:t>
@@ -16043,7 +16254,7 @@
       <w:pPr>
         <w:pStyle w:val="2"/>
       </w:pPr>
-      <w:bookmarkStart w:id="27" w:name="_Toc240684017"/>
+      <w:bookmarkStart w:id="27" w:name="_Toc240691041"/>
       <w:r>
         <w:t>2.2 Описание архитектуры</w:t>
       </w:r>
@@ -16061,7 +16272,7 @@
       <w:pPr>
         <w:pStyle w:val="3"/>
       </w:pPr>
-      <w:bookmarkStart w:id="28" w:name="_Toc240684018"/>
+      <w:bookmarkStart w:id="28" w:name="_Toc240691042"/>
       <w:r>
         <w:t>2.2.1 Общая идея</w:t>
       </w:r>
@@ -16126,7 +16337,7 @@
       <w:pPr>
         <w:pStyle w:val="3"/>
       </w:pPr>
-      <w:bookmarkStart w:id="29" w:name="_Toc240684019"/>
+      <w:bookmarkStart w:id="29" w:name="_Toc240691043"/>
       <w:r>
         <w:t>2.2.2 Технологии</w:t>
       </w:r>
@@ -16163,7 +16374,7 @@
           <w:left w:w="10" w:type="dxa"/>
           <w:right w:w="10" w:type="dxa"/>
         </w:tblCellMar>
-        <w:tblLook w:val="04A0" w:firstRow="1" w:lastRow="0" w:firstColumn="1" w:lastColumn="0" w:noHBand="0" w:noVBand="1"/>
+        <w:tblLook w:val="0000" w:firstRow="0" w:lastRow="0" w:firstColumn="0" w:lastColumn="0" w:noHBand="0" w:noVBand="0"/>
       </w:tblPr>
       <w:tblGrid>
         <w:gridCol w:w="1958"/>
@@ -16998,7 +17209,7 @@
       <w:pPr>
         <w:pStyle w:val="3"/>
       </w:pPr>
-      <w:bookmarkStart w:id="30" w:name="_Toc240684020"/>
+      <w:bookmarkStart w:id="30" w:name="_Toc240691044"/>
       <w:r>
         <w:t>2.2.3 Модули</w:t>
       </w:r>
@@ -17043,7 +17254,7 @@
           <w:left w:w="10" w:type="dxa"/>
           <w:right w:w="10" w:type="dxa"/>
         </w:tblCellMar>
-        <w:tblLook w:val="04A0" w:firstRow="1" w:lastRow="0" w:firstColumn="1" w:lastColumn="0" w:noHBand="0" w:noVBand="1"/>
+        <w:tblLook w:val="0000" w:firstRow="0" w:lastRow="0" w:firstColumn="0" w:lastColumn="0" w:noHBand="0" w:noVBand="0"/>
       </w:tblPr>
       <w:tblGrid>
         <w:gridCol w:w="1814"/>
@@ -17338,7 +17549,7 @@
           <w:left w:w="10" w:type="dxa"/>
           <w:right w:w="10" w:type="dxa"/>
         </w:tblCellMar>
-        <w:tblLook w:val="04A0" w:firstRow="1" w:lastRow="0" w:firstColumn="1" w:lastColumn="0" w:noHBand="0" w:noVBand="1"/>
+        <w:tblLook w:val="0000" w:firstRow="0" w:lastRow="0" w:firstColumn="0" w:lastColumn="0" w:noHBand="0" w:noVBand="0"/>
       </w:tblPr>
       <w:tblGrid>
         <w:gridCol w:w="1814"/>
@@ -18096,7 +18307,7 @@
       <w:pPr>
         <w:pStyle w:val="3"/>
       </w:pPr>
-      <w:bookmarkStart w:id="31" w:name="_Toc240684021"/>
+      <w:bookmarkStart w:id="31" w:name="_Toc240691045"/>
       <w:r>
         <w:t>2.2.4 Схема компонентов</w:t>
       </w:r>
@@ -18114,7 +18325,7 @@
       <w:pPr>
         <w:pStyle w:val="3"/>
       </w:pPr>
-      <w:bookmarkStart w:id="32" w:name="_Toc240684022"/>
+      <w:bookmarkStart w:id="32" w:name="_Toc240691046"/>
       <w:r>
         <w:t>2.2.5 Как обрабатывается нажатие кнопки</w:t>
       </w:r>
@@ -18143,10 +18354,10 @@
           <w:noProof/>
         </w:rPr>
         <w:drawing>
-          <wp:inline distT="0" distB="0" distL="0" distR="0" wp14:anchorId="44D46F76" wp14:editId="24C4EDC4">
+          <wp:inline distT="0" distB="0" distL="0" distR="0" wp14:anchorId="4225B331" wp14:editId="3B5823BC">
             <wp:extent cx="5715000" cy="4800600"/>
             <wp:effectExtent l="0" t="0" r="0" b="0"/>
-            <wp:docPr id="989310882" name="Рисунок 989310882"/>
+            <wp:docPr id="2121757281" name="Рисунок 2121757281"/>
             <wp:cNvGraphicFramePr>
               <a:graphicFrameLocks xmlns:a="http://schemas.openxmlformats.org/drawingml/2006/main" noChangeAspect="1"/>
             </wp:cNvGraphicFramePr>
@@ -18202,7 +18413,7 @@
       <w:pPr>
         <w:pStyle w:val="3"/>
       </w:pPr>
-      <w:bookmarkStart w:id="33" w:name="_Toc240684023"/>
+      <w:bookmarkStart w:id="33" w:name="_Toc240691047"/>
       <w:r>
         <w:t>2.2.6 Как работают диалоги ввода</w:t>
       </w:r>
@@ -18236,10 +18447,10 @@
         </w:rPr>
         <w:lastRenderedPageBreak/>
         <w:drawing>
-          <wp:inline distT="0" distB="0" distL="0" distR="0" wp14:anchorId="31E24142" wp14:editId="4FEE5EA3">
+          <wp:inline distT="0" distB="0" distL="0" distR="0" wp14:anchorId="3F5FC155" wp14:editId="5788B225">
             <wp:extent cx="6115050" cy="5029200"/>
             <wp:effectExtent l="0" t="0" r="0" b="0"/>
-            <wp:docPr id="1545700595" name="Рисунок 1545700595"/>
+            <wp:docPr id="361450432" name="Рисунок 361450432"/>
             <wp:cNvGraphicFramePr>
               <a:graphicFrameLocks xmlns:a="http://schemas.openxmlformats.org/drawingml/2006/main" noChangeAspect="1"/>
             </wp:cNvGraphicFramePr>
@@ -18294,10 +18505,10 @@
           <w:noProof/>
         </w:rPr>
         <w:drawing>
-          <wp:inline distT="0" distB="0" distL="0" distR="0" wp14:anchorId="06B16F01" wp14:editId="5FFC4065">
+          <wp:inline distT="0" distB="0" distL="0" distR="0" wp14:anchorId="32270E3C" wp14:editId="1F59D0A4">
             <wp:extent cx="3810000" cy="3362325"/>
             <wp:effectExtent l="0" t="0" r="0" b="0"/>
-            <wp:docPr id="52109381" name="Рисунок 52109381"/>
+            <wp:docPr id="966769892" name="Рисунок 966769892"/>
             <wp:cNvGraphicFramePr>
               <a:graphicFrameLocks xmlns:a="http://schemas.openxmlformats.org/drawingml/2006/main" noChangeAspect="1"/>
             </wp:cNvGraphicFramePr>
@@ -18424,7 +18635,7 @@
       <w:pPr>
         <w:pStyle w:val="3"/>
       </w:pPr>
-      <w:bookmarkStart w:id="34" w:name="_Toc240684024"/>
+      <w:bookmarkStart w:id="34" w:name="_Toc240691048"/>
       <w:r>
         <w:t>2.2.7 Фоновый поток</w:t>
       </w:r>
@@ -18457,10 +18668,10 @@
           <w:noProof/>
         </w:rPr>
         <w:drawing>
-          <wp:inline distT="0" distB="0" distL="0" distR="0" wp14:anchorId="6B3F4405" wp14:editId="75217225">
+          <wp:inline distT="0" distB="0" distL="0" distR="0" wp14:anchorId="53A5E9EF" wp14:editId="1F0C652C">
             <wp:extent cx="4000500" cy="3876675"/>
             <wp:effectExtent l="0" t="0" r="0" b="0"/>
-            <wp:docPr id="1983948986" name="Рисунок 1983948986"/>
+            <wp:docPr id="468406438" name="Рисунок 468406438"/>
             <wp:cNvGraphicFramePr>
               <a:graphicFrameLocks xmlns:a="http://schemas.openxmlformats.org/drawingml/2006/main" noChangeAspect="1"/>
             </wp:cNvGraphicFramePr>
@@ -18574,7 +18785,7 @@
       <w:pPr>
         <w:pStyle w:val="3"/>
       </w:pPr>
-      <w:bookmarkStart w:id="35" w:name="_Toc240684025"/>
+      <w:bookmarkStart w:id="35" w:name="_Toc240691049"/>
       <w:r>
         <w:t>2.2.8 База данных</w:t>
       </w:r>
@@ -18684,10 +18895,10 @@
         </w:rPr>
         <w:lastRenderedPageBreak/>
         <w:drawing>
-          <wp:inline distT="0" distB="0" distL="0" distR="0" wp14:anchorId="1F24D8E0" wp14:editId="63A0BE59">
+          <wp:inline distT="0" distB="0" distL="0" distR="0" wp14:anchorId="3991F950" wp14:editId="301651F9">
             <wp:extent cx="6115050" cy="6057900"/>
             <wp:effectExtent l="0" t="0" r="0" b="0"/>
-            <wp:docPr id="1554916293" name="Рисунок 1554916293"/>
+            <wp:docPr id="2020263672" name="Рисунок 2020263672"/>
             <wp:cNvGraphicFramePr>
               <a:graphicFrameLocks xmlns:a="http://schemas.openxmlformats.org/drawingml/2006/main" noChangeAspect="1"/>
             </wp:cNvGraphicFramePr>
@@ -18735,7 +18946,7 @@
       <w:pPr>
         <w:pStyle w:val="3"/>
       </w:pPr>
-      <w:bookmarkStart w:id="36" w:name="_Toc240684026"/>
+      <w:bookmarkStart w:id="36" w:name="_Toc240691050"/>
       <w:r>
         <w:t>2.2.9 Работа со временем</w:t>
       </w:r>
@@ -18770,7 +18981,7 @@
       <w:pPr>
         <w:pStyle w:val="3"/>
       </w:pPr>
-      <w:bookmarkStart w:id="37" w:name="_Toc240684027"/>
+      <w:bookmarkStart w:id="37" w:name="_Toc240691051"/>
       <w:r>
         <w:t>2.2.10 Обработка ошибок</w:t>
       </w:r>
@@ -18807,7 +19018,7 @@
           <w:left w:w="10" w:type="dxa"/>
           <w:right w:w="10" w:type="dxa"/>
         </w:tblCellMar>
-        <w:tblLook w:val="04A0" w:firstRow="1" w:lastRow="0" w:firstColumn="1" w:lastColumn="0" w:noHBand="0" w:noVBand="1"/>
+        <w:tblLook w:val="0000" w:firstRow="0" w:lastRow="0" w:firstColumn="0" w:lastColumn="0" w:noHBand="0" w:noVBand="0"/>
       </w:tblPr>
       <w:tblGrid>
         <w:gridCol w:w="4132"/>
@@ -19339,7 +19550,7 @@
       <w:pPr>
         <w:pStyle w:val="3"/>
       </w:pPr>
-      <w:bookmarkStart w:id="38" w:name="_Toc240684028"/>
+      <w:bookmarkStart w:id="38" w:name="_Toc240691052"/>
       <w:r>
         <w:t>2.2.11 Безопасность</w:t>
       </w:r>
@@ -19421,7 +19632,7 @@
       <w:pPr>
         <w:pStyle w:val="3"/>
       </w:pPr>
-      <w:bookmarkStart w:id="39" w:name="_Toc240684029"/>
+      <w:bookmarkStart w:id="39" w:name="_Toc240691053"/>
       <w:r>
         <w:lastRenderedPageBreak/>
         <w:t>2.2.12 Принятые решения</w:t>
@@ -19459,7 +19670,7 @@
           <w:left w:w="10" w:type="dxa"/>
           <w:right w:w="10" w:type="dxa"/>
         </w:tblCellMar>
-        <w:tblLook w:val="04A0" w:firstRow="1" w:lastRow="0" w:firstColumn="1" w:lastColumn="0" w:noHBand="0" w:noVBand="1"/>
+        <w:tblLook w:val="0000" w:firstRow="0" w:lastRow="0" w:firstColumn="0" w:lastColumn="0" w:noHBand="0" w:noVBand="0"/>
       </w:tblPr>
       <w:tblGrid>
         <w:gridCol w:w="2368"/>
@@ -20254,7 +20465,7 @@
         <w:pStyle w:val="1"/>
         <w:pageBreakBefore/>
       </w:pPr>
-      <w:bookmarkStart w:id="40" w:name="_Toc240684030"/>
+      <w:bookmarkStart w:id="40" w:name="_Toc240691054"/>
       <w:r>
         <w:lastRenderedPageBreak/>
         <w:t>3 ОПИСАНИЕ ВНЕСЁННЫХ ОШИБОК</w:t>
@@ -20265,7 +20476,7 @@
       <w:pPr>
         <w:pStyle w:val="2"/>
       </w:pPr>
-      <w:bookmarkStart w:id="41" w:name="_Toc240684031"/>
+      <w:bookmarkStart w:id="41" w:name="_Toc240691055"/>
       <w:r>
         <w:t>3.1 Принцип отбора ошибок</w:t>
       </w:r>
@@ -20343,7 +20554,7 @@
           <w:left w:w="10" w:type="dxa"/>
           <w:right w:w="10" w:type="dxa"/>
         </w:tblCellMar>
-        <w:tblLook w:val="04A0" w:firstRow="1" w:lastRow="0" w:firstColumn="1" w:lastColumn="0" w:noHBand="0" w:noVBand="1"/>
+        <w:tblLook w:val="0000" w:firstRow="0" w:lastRow="0" w:firstColumn="0" w:lastColumn="0" w:noHBand="0" w:noVBand="0"/>
       </w:tblPr>
       <w:tblGrid>
         <w:gridCol w:w="1022"/>
@@ -21731,7 +21942,7 @@
       <w:pPr>
         <w:pStyle w:val="2"/>
       </w:pPr>
-      <w:bookmarkStart w:id="42" w:name="_Toc240684032"/>
+      <w:bookmarkStart w:id="42" w:name="_Toc240691056"/>
       <w:r>
         <w:t>3.2 ERR-01. Заметка длиной 500 символов отклоняется</w:t>
       </w:r>
@@ -21874,7 +22085,7 @@
       <w:pPr>
         <w:pStyle w:val="2"/>
       </w:pPr>
-      <w:bookmarkStart w:id="43" w:name="_Toc240684033"/>
+      <w:bookmarkStart w:id="43" w:name="_Toc240691057"/>
       <w:r>
         <w:t>3.3 ERR-02. По номеру удаляется не то напоминание</w:t>
       </w:r>
@@ -22046,7 +22257,7 @@
       <w:pPr>
         <w:pStyle w:val="2"/>
       </w:pPr>
-      <w:bookmarkStart w:id="44" w:name="_Toc240684034"/>
+      <w:bookmarkStart w:id="44" w:name="_Toc240691058"/>
       <w:r>
         <w:lastRenderedPageBreak/>
         <w:t>3.4 ERR-03. Конвертер принимает ноль и отрицательные суммы</w:t>
@@ -22195,7 +22406,7 @@
       <w:pPr>
         <w:pStyle w:val="2"/>
       </w:pPr>
-      <w:bookmarkStart w:id="45" w:name="_Toc240684035"/>
+      <w:bookmarkStart w:id="45" w:name="_Toc240691059"/>
       <w:r>
         <w:t>3.5 ERR-04. Подпись кнопки сводки противоположна действию</w:t>
       </w:r>
@@ -22356,7 +22567,7 @@
       <w:pPr>
         <w:pStyle w:val="2"/>
       </w:pPr>
-      <w:bookmarkStart w:id="46" w:name="_Toc240684036"/>
+      <w:bookmarkStart w:id="46" w:name="_Toc240691060"/>
       <w:r>
         <w:t>3.6 ERR-05. Опечатка в тексте напоминания</w:t>
       </w:r>
@@ -22492,7 +22703,7 @@
       <w:pPr>
         <w:pStyle w:val="2"/>
       </w:pPr>
-      <w:bookmarkStart w:id="47" w:name="_Toc240684037"/>
+      <w:bookmarkStart w:id="47" w:name="_Toc240691061"/>
       <w:r>
         <w:lastRenderedPageBreak/>
         <w:t>3.7 ERR-06. Стикер вместо названия города остаётся без ответа</w:t>
@@ -22641,7 +22852,7 @@
       <w:pPr>
         <w:pStyle w:val="2"/>
       </w:pPr>
-      <w:bookmarkStart w:id="48" w:name="_Toc240684038"/>
+      <w:bookmarkStart w:id="48" w:name="_Toc240691062"/>
       <w:r>
         <w:t>3.8 ERR-07. Прошедшее время не переносится на завтра</w:t>
       </w:r>
@@ -22779,7 +22990,7 @@
         <w:pStyle w:val="1"/>
         <w:pageBreakBefore/>
       </w:pPr>
-      <w:bookmarkStart w:id="49" w:name="_Toc240684039"/>
+      <w:bookmarkStart w:id="49" w:name="_Toc240691063"/>
       <w:r>
         <w:lastRenderedPageBreak/>
         <w:t>4 АНАЛИЗ ТЕХНИЧЕСКОГО ЗАДАНИЯ И ДОКУМЕНТАЦИИ ДРУГОЙ КОМАНДЫ</w:t>
@@ -22825,7 +23036,7 @@
           <w:left w:w="10" w:type="dxa"/>
           <w:right w:w="10" w:type="dxa"/>
         </w:tblCellMar>
-        <w:tblLook w:val="04A0" w:firstRow="1" w:lastRow="0" w:firstColumn="1" w:lastColumn="0" w:noHBand="0" w:noVBand="1"/>
+        <w:tblLook w:val="0000" w:firstRow="0" w:lastRow="0" w:firstColumn="0" w:lastColumn="0" w:noHBand="0" w:noVBand="0"/>
       </w:tblPr>
       <w:tblGrid>
         <w:gridCol w:w="402"/>
@@ -23661,7 +23872,7 @@
         <w:pStyle w:val="1"/>
         <w:pageBreakBefore/>
       </w:pPr>
-      <w:bookmarkStart w:id="50" w:name="_Toc240684040"/>
+      <w:bookmarkStart w:id="50" w:name="_Toc240691064"/>
       <w:r>
         <w:lastRenderedPageBreak/>
         <w:t>5 РЕЗУЛЬТАТЫ ТЕСТИРОВАНИЯ ПРОГРАММНОГО ПРОДУКТА ДРУГОЙ КОМАНДЫ</w:t>
@@ -23707,7 +23918,7 @@
           <w:left w:w="10" w:type="dxa"/>
           <w:right w:w="10" w:type="dxa"/>
         </w:tblCellMar>
-        <w:tblLook w:val="04A0" w:firstRow="1" w:lastRow="0" w:firstColumn="1" w:lastColumn="0" w:noHBand="0" w:noVBand="1"/>
+        <w:tblLook w:val="0000" w:firstRow="0" w:lastRow="0" w:firstColumn="0" w:lastColumn="0" w:noHBand="0" w:noVBand="0"/>
       </w:tblPr>
       <w:tblGrid>
         <w:gridCol w:w="2329"/>
@@ -24510,7 +24721,7 @@
           <w:left w:w="10" w:type="dxa"/>
           <w:right w:w="10" w:type="dxa"/>
         </w:tblCellMar>
-        <w:tblLook w:val="04A0" w:firstRow="1" w:lastRow="0" w:firstColumn="1" w:lastColumn="0" w:noHBand="0" w:noVBand="1"/>
+        <w:tblLook w:val="0000" w:firstRow="0" w:lastRow="0" w:firstColumn="0" w:lastColumn="0" w:noHBand="0" w:noVBand="0"/>
       </w:tblPr>
       <w:tblGrid>
         <w:gridCol w:w="2915"/>
@@ -25246,7 +25457,7 @@
           <w:left w:w="10" w:type="dxa"/>
           <w:right w:w="10" w:type="dxa"/>
         </w:tblCellMar>
-        <w:tblLook w:val="04A0" w:firstRow="1" w:lastRow="0" w:firstColumn="1" w:lastColumn="0" w:noHBand="0" w:noVBand="1"/>
+        <w:tblLook w:val="0000" w:firstRow="0" w:lastRow="0" w:firstColumn="0" w:lastColumn="0" w:noHBand="0" w:noVBand="0"/>
       </w:tblPr>
       <w:tblGrid>
         <w:gridCol w:w="2915"/>
@@ -25534,7 +25745,7 @@
         <w:pStyle w:val="1"/>
         <w:pageBreakBefore/>
       </w:pPr>
-      <w:bookmarkStart w:id="51" w:name="_Toc240684041"/>
+      <w:bookmarkStart w:id="51" w:name="_Toc240691065"/>
       <w:r>
         <w:lastRenderedPageBreak/>
         <w:t>6 ВЫЯВЛЕННЫЕ НЕДОЧЁТЫ ДОКУМЕНТАЦИИ ДРУГОЙ КОМАНДЫ</w:t>
@@ -25554,7 +25765,7 @@
         <w:pStyle w:val="1"/>
         <w:pageBreakBefore/>
       </w:pPr>
-      <w:bookmarkStart w:id="52" w:name="_Toc240684042"/>
+      <w:bookmarkStart w:id="52" w:name="_Toc240691066"/>
       <w:r>
         <w:lastRenderedPageBreak/>
         <w:t>ЗАКЛЮЧЕНИЕ</w:t>
@@ -25609,7 +25820,7 @@
         <w:pStyle w:val="1"/>
         <w:pageBreakBefore/>
       </w:pPr>
-      <w:bookmarkStart w:id="53" w:name="_Toc240684043"/>
+      <w:bookmarkStart w:id="53" w:name="_Toc240691067"/>
       <w:r>
         <w:lastRenderedPageBreak/>
         <w:t>СПИСОК ИСПОЛЬЗУЕМЫХ ИСТОЧНИКОВ</w:t>
@@ -25701,7 +25912,7 @@
         <w:pStyle w:val="1"/>
         <w:pageBreakBefore/>
       </w:pPr>
-      <w:bookmarkStart w:id="54" w:name="_Toc240684044"/>
+      <w:bookmarkStart w:id="54" w:name="_Toc240691068"/>
       <w:r>
         <w:lastRenderedPageBreak/>
         <w:t>ПРИЛОЖЕНИЯ</w:t>
@@ -26316,10 +26527,65 @@
 <file path=word/numbering.xml><?xml version="1.0" encoding="utf-8"?>
 <w:numbering xmlns:wpc="http://schemas.microsoft.com/office/word/2010/wordprocessingCanvas" xmlns:cx="http://schemas.microsoft.com/office/drawing/2014/chartex" xmlns:cx1="http://schemas.microsoft.com/office/drawing/2015/9/8/chartex" xmlns:cx2="http://schemas.microsoft.com/office/drawing/2015/10/21/chartex" xmlns:cx3="http://schemas.microsoft.com/office/drawing/2016/5/9/chartex" xmlns:cx4="http://schemas.microsoft.com/office/drawing/2016/5/10/chartex" xmlns:cx5="http://schemas.microsoft.com/office/drawing/2016/5/11/chartex" xmlns:cx6="http://schemas.microsoft.com/office/drawing/2016/5/12/chartex" xmlns:cx7="http://schemas.microsoft.com/office/drawing/2016/5/13/chartex" xmlns:cx8="http://schemas.microsoft.com/office/drawing/2016/5/14/chartex" xmlns:mc="http://schemas.openxmlformats.org/markup-compatibility/2006" xmlns:aink="http://schemas.microsoft.com/office/drawing/2016/ink" xmlns:am3d="http://schemas.microsoft.com/office/drawing/2017/model3d" xmlns:o="urn:schemas-microsoft-com:office:office" xmlns:oel="http://schemas.microsoft.com/office/2019/extlst" xmlns:r="http://schemas.openxmlformats.org/officeDocument/2006/relationships" xmlns:m="http://schemas.openxmlformats.org/officeDocument/2006/math" xmlns:v="urn:schemas-microsoft-com:vml" xmlns:wp14="http://schemas.microsoft.com/office/word/2010/wordprocessingDrawing" xmlns:wp="http://schemas.openxmlformats.org/drawingml/2006/wordprocessingDrawing" xmlns:w10="urn:schemas-microsoft-com:office:word" xmlns:w="http://schemas.openxmlformats.org/wordprocessingml/2006/main" xmlns:w14="http://schemas.microsoft.com/office/word/2010/wordml" xmlns:w15="http://schemas.microsoft.com/office/word/2012/wordml" xmlns:w16cex="http://schemas.microsoft.com/office/word/2018/wordml/cex" xmlns:w16cid="http://schemas.microsoft.com/office/word/2016/wordml/cid" xmlns:w16="http://schemas.microsoft.com/office/word/2018/wordml" xmlns:w16du="http://schemas.microsoft.com/office/word/2023/wordml/word16du" xmlns:w16sdtdh="http://schemas.microsoft.com/office/word/2020/wordml/sdtdatahash" xmlns:w16sdtfl="http://schemas.microsoft.com/office/word/2024/wordml/sdtformatlock" xmlns:w16se="http://schemas.microsoft.com/office/word/2015/wordml/symex" xmlns:wpg="http://schemas.microsoft.com/office/word/2010/wordprocessingGroup" xmlns:wpi="http://schemas.microsoft.com/office/word/2010/wordprocessingInk" xmlns:wne="http://schemas.microsoft.com/office/word/2006/wordml" xmlns:wps="http://schemas.microsoft.com/office/word/2010/wordprocessingShape" mc:Ignorable="w14 w15 w16se w16cid w16 w16cex w16sdtdh w16sdtfl w16du wp14">
   <w:abstractNum w:abstractNumId="0" w15:restartNumberingAfterBreak="0">
-    <w:nsid w:val="01472ED7"/>
+    <w:nsid w:val="06064231"/>
     <w:multiLevelType w:val="hybridMultilevel"/>
-    <w:tmpl w:val="6BC628E0"/>
-    <w:lvl w:ilvl="0" w:tplc="96B8AD02">
+    <w:tmpl w:val="045C8A4E"/>
+    <w:lvl w:ilvl="0" w:tplc="4EB4A48C">
+      <w:start w:val="1"/>
+      <w:numFmt w:val="bullet"/>
+      <w:suff w:val="space"/>
+      <w:lvlText w:val="–"/>
+      <w:lvlJc w:val="left"/>
+      <w:pPr>
+        <w:ind w:left="0" w:firstLine="709"/>
+      </w:pPr>
+    </w:lvl>
+    <w:lvl w:ilvl="1" w:tplc="0A2CBAD6">
+      <w:numFmt w:val="decimal"/>
+      <w:lvlText w:val=""/>
+      <w:lvlJc w:val="left"/>
+    </w:lvl>
+    <w:lvl w:ilvl="2" w:tplc="5D503C02">
+      <w:numFmt w:val="decimal"/>
+      <w:lvlText w:val=""/>
+      <w:lvlJc w:val="left"/>
+    </w:lvl>
+    <w:lvl w:ilvl="3" w:tplc="62327BCA">
+      <w:numFmt w:val="decimal"/>
+      <w:lvlText w:val=""/>
+      <w:lvlJc w:val="left"/>
+    </w:lvl>
+    <w:lvl w:ilvl="4" w:tplc="61D23798">
+      <w:numFmt w:val="decimal"/>
+      <w:lvlText w:val=""/>
+      <w:lvlJc w:val="left"/>
+    </w:lvl>
+    <w:lvl w:ilvl="5" w:tplc="0F3E1920">
+      <w:numFmt w:val="decimal"/>
+      <w:lvlText w:val=""/>
+      <w:lvlJc w:val="left"/>
+    </w:lvl>
+    <w:lvl w:ilvl="6" w:tplc="691EFEF6">
+      <w:numFmt w:val="decimal"/>
+      <w:lvlText w:val=""/>
+      <w:lvlJc w:val="left"/>
+    </w:lvl>
+    <w:lvl w:ilvl="7" w:tplc="D11E141C">
+      <w:numFmt w:val="decimal"/>
+      <w:lvlText w:val=""/>
+      <w:lvlJc w:val="left"/>
+    </w:lvl>
+    <w:lvl w:ilvl="8" w:tplc="C37CFE70">
+      <w:numFmt w:val="decimal"/>
+      <w:lvlText w:val=""/>
+      <w:lvlJc w:val="left"/>
+    </w:lvl>
+  </w:abstractNum>
+  <w:abstractNum w:abstractNumId="1" w15:restartNumberingAfterBreak="0">
+    <w:nsid w:val="2C7E110E"/>
+    <w:multiLevelType w:val="hybridMultilevel"/>
+    <w:tmpl w:val="B6B6E0BE"/>
+    <w:lvl w:ilvl="0" w:tplc="5798DF1C">
       <w:start w:val="1"/>
       <w:numFmt w:val="bullet"/>
       <w:lvlText w:val="●"/>
@@ -26328,7 +26594,7 @@
         <w:ind w:left="720" w:hanging="360"/>
       </w:pPr>
     </w:lvl>
-    <w:lvl w:ilvl="1" w:tplc="9C50196C">
+    <w:lvl w:ilvl="1" w:tplc="F662A2D2">
       <w:start w:val="1"/>
       <w:numFmt w:val="bullet"/>
       <w:lvlText w:val="○"/>
@@ -26337,7 +26603,7 @@
         <w:ind w:left="1440" w:hanging="360"/>
       </w:pPr>
     </w:lvl>
-    <w:lvl w:ilvl="2" w:tplc="A5706E12">
+    <w:lvl w:ilvl="2" w:tplc="D71A9E12">
       <w:start w:val="1"/>
       <w:numFmt w:val="bullet"/>
       <w:lvlText w:val="■"/>
@@ -26346,7 +26612,7 @@
         <w:ind w:left="2160" w:hanging="360"/>
       </w:pPr>
     </w:lvl>
-    <w:lvl w:ilvl="3" w:tplc="1E6200B0">
+    <w:lvl w:ilvl="3" w:tplc="923CB51A">
       <w:start w:val="1"/>
       <w:numFmt w:val="bullet"/>
       <w:lvlText w:val="●"/>
@@ -26355,7 +26621,7 @@
         <w:ind w:left="2880" w:hanging="360"/>
       </w:pPr>
     </w:lvl>
-    <w:lvl w:ilvl="4" w:tplc="A18E4000">
+    <w:lvl w:ilvl="4" w:tplc="3274EDDE">
       <w:start w:val="1"/>
       <w:numFmt w:val="bullet"/>
       <w:lvlText w:val="○"/>
@@ -26364,7 +26630,7 @@
         <w:ind w:left="3600" w:hanging="360"/>
       </w:pPr>
     </w:lvl>
-    <w:lvl w:ilvl="5" w:tplc="B45A75C8">
+    <w:lvl w:ilvl="5" w:tplc="20ACB830">
       <w:start w:val="1"/>
       <w:numFmt w:val="bullet"/>
       <w:lvlText w:val="■"/>
@@ -26373,7 +26639,7 @@
         <w:ind w:left="4320" w:hanging="360"/>
       </w:pPr>
     </w:lvl>
-    <w:lvl w:ilvl="6" w:tplc="18E43388">
+    <w:lvl w:ilvl="6" w:tplc="B1BC2A54">
       <w:start w:val="1"/>
       <w:numFmt w:val="bullet"/>
       <w:lvlText w:val="●"/>
@@ -26382,7 +26648,7 @@
         <w:ind w:left="5040" w:hanging="360"/>
       </w:pPr>
     </w:lvl>
-    <w:lvl w:ilvl="7" w:tplc="51F0E28A">
+    <w:lvl w:ilvl="7" w:tplc="62EC4ED4">
       <w:start w:val="1"/>
       <w:numFmt w:val="bullet"/>
       <w:lvlText w:val="●"/>
@@ -26391,7 +26657,7 @@
         <w:ind w:left="5760" w:hanging="360"/>
       </w:pPr>
     </w:lvl>
-    <w:lvl w:ilvl="8" w:tplc="422847F6">
+    <w:lvl w:ilvl="8" w:tplc="79CAAF5C">
       <w:start w:val="1"/>
       <w:numFmt w:val="bullet"/>
       <w:lvlText w:val="●"/>
@@ -26401,11 +26667,11 @@
       </w:pPr>
     </w:lvl>
   </w:abstractNum>
-  <w:abstractNum w:abstractNumId="1" w15:restartNumberingAfterBreak="0">
-    <w:nsid w:val="2DB52C64"/>
+  <w:abstractNum w:abstractNumId="2" w15:restartNumberingAfterBreak="0">
+    <w:nsid w:val="34DD2E50"/>
     <w:multiLevelType w:val="hybridMultilevel"/>
-    <w:tmpl w:val="6B6CB004"/>
-    <w:lvl w:ilvl="0" w:tplc="FC5CF334">
+    <w:tmpl w:val="D35C1586"/>
+    <w:lvl w:ilvl="0" w:tplc="1D06D084">
       <w:start w:val="1"/>
       <w:numFmt w:val="decimal"/>
       <w:suff w:val="space"/>
@@ -26415,218 +26681,163 @@
         <w:ind w:left="0" w:firstLine="709"/>
       </w:pPr>
     </w:lvl>
-    <w:lvl w:ilvl="1" w:tplc="93780A56">
+    <w:lvl w:ilvl="1" w:tplc="F31050CE">
       <w:numFmt w:val="decimal"/>
       <w:lvlText w:val=""/>
       <w:lvlJc w:val="left"/>
     </w:lvl>
-    <w:lvl w:ilvl="2" w:tplc="05725F1A">
+    <w:lvl w:ilvl="2" w:tplc="7B087DC0">
       <w:numFmt w:val="decimal"/>
       <w:lvlText w:val=""/>
       <w:lvlJc w:val="left"/>
     </w:lvl>
-    <w:lvl w:ilvl="3" w:tplc="E574318C">
+    <w:lvl w:ilvl="3" w:tplc="A67EBC1C">
       <w:numFmt w:val="decimal"/>
       <w:lvlText w:val=""/>
       <w:lvlJc w:val="left"/>
     </w:lvl>
-    <w:lvl w:ilvl="4" w:tplc="3F005380">
+    <w:lvl w:ilvl="4" w:tplc="2FCE5B8A">
       <w:numFmt w:val="decimal"/>
       <w:lvlText w:val=""/>
       <w:lvlJc w:val="left"/>
     </w:lvl>
-    <w:lvl w:ilvl="5" w:tplc="CFBAB354">
+    <w:lvl w:ilvl="5" w:tplc="1AACA092">
       <w:numFmt w:val="decimal"/>
       <w:lvlText w:val=""/>
       <w:lvlJc w:val="left"/>
     </w:lvl>
-    <w:lvl w:ilvl="6" w:tplc="0FCA2F66">
+    <w:lvl w:ilvl="6" w:tplc="7D42CF36">
       <w:numFmt w:val="decimal"/>
       <w:lvlText w:val=""/>
       <w:lvlJc w:val="left"/>
     </w:lvl>
-    <w:lvl w:ilvl="7" w:tplc="BB52BCE2">
+    <w:lvl w:ilvl="7" w:tplc="D480DDE0">
       <w:numFmt w:val="decimal"/>
       <w:lvlText w:val=""/>
       <w:lvlJc w:val="left"/>
     </w:lvl>
-    <w:lvl w:ilvl="8" w:tplc="C6ECD39A">
+    <w:lvl w:ilvl="8" w:tplc="68C4B09E">
       <w:numFmt w:val="decimal"/>
       <w:lvlText w:val=""/>
       <w:lvlJc w:val="left"/>
     </w:lvl>
   </w:abstractNum>
-  <w:abstractNum w:abstractNumId="2" w15:restartNumberingAfterBreak="0">
-    <w:nsid w:val="7AD63F4D"/>
-    <w:multiLevelType w:val="hybridMultilevel"/>
-    <w:tmpl w:val="7ED050B0"/>
-    <w:lvl w:ilvl="0" w:tplc="CE92436A">
-      <w:start w:val="1"/>
-      <w:numFmt w:val="bullet"/>
-      <w:suff w:val="space"/>
-      <w:lvlText w:val="–"/>
-      <w:lvlJc w:val="left"/>
-      <w:pPr>
-        <w:ind w:left="0" w:firstLine="709"/>
-      </w:pPr>
-    </w:lvl>
-    <w:lvl w:ilvl="1" w:tplc="B920904E">
-      <w:numFmt w:val="decimal"/>
-      <w:lvlText w:val=""/>
-      <w:lvlJc w:val="left"/>
-    </w:lvl>
-    <w:lvl w:ilvl="2" w:tplc="A81CB6BA">
-      <w:numFmt w:val="decimal"/>
-      <w:lvlText w:val=""/>
-      <w:lvlJc w:val="left"/>
-    </w:lvl>
-    <w:lvl w:ilvl="3" w:tplc="83EC5D38">
-      <w:numFmt w:val="decimal"/>
-      <w:lvlText w:val=""/>
-      <w:lvlJc w:val="left"/>
-    </w:lvl>
-    <w:lvl w:ilvl="4" w:tplc="B46AED92">
-      <w:numFmt w:val="decimal"/>
-      <w:lvlText w:val=""/>
-      <w:lvlJc w:val="left"/>
-    </w:lvl>
-    <w:lvl w:ilvl="5" w:tplc="AB5C6F0C">
-      <w:numFmt w:val="decimal"/>
-      <w:lvlText w:val=""/>
-      <w:lvlJc w:val="left"/>
-    </w:lvl>
-    <w:lvl w:ilvl="6" w:tplc="9AC6319C">
-      <w:numFmt w:val="decimal"/>
-      <w:lvlText w:val=""/>
-      <w:lvlJc w:val="left"/>
-    </w:lvl>
-    <w:lvl w:ilvl="7" w:tplc="B85416D4">
-      <w:numFmt w:val="decimal"/>
-      <w:lvlText w:val=""/>
-      <w:lvlJc w:val="left"/>
-    </w:lvl>
-    <w:lvl w:ilvl="8" w:tplc="43A0DC78">
-      <w:numFmt w:val="decimal"/>
-      <w:lvlText w:val=""/>
-      <w:lvlJc w:val="left"/>
-    </w:lvl>
-  </w:abstractNum>
-  <w:num w:numId="1" w16cid:durableId="61219326">
+  <w:num w:numId="1" w16cid:durableId="64885212">
+    <w:abstractNumId w:val="1"/>
+    <w:lvlOverride w:ilvl="0">
+      <w:startOverride w:val="1"/>
+    </w:lvlOverride>
+  </w:num>
+  <w:num w:numId="2" w16cid:durableId="778914128">
     <w:abstractNumId w:val="0"/>
     <w:lvlOverride w:ilvl="0">
       <w:startOverride w:val="1"/>
     </w:lvlOverride>
   </w:num>
-  <w:num w:numId="2" w16cid:durableId="829978556">
+  <w:num w:numId="3" w16cid:durableId="730615572">
     <w:abstractNumId w:val="2"/>
     <w:lvlOverride w:ilvl="0">
       <w:startOverride w:val="1"/>
     </w:lvlOverride>
   </w:num>
-  <w:num w:numId="3" w16cid:durableId="723794494">
-    <w:abstractNumId w:val="1"/>
+  <w:num w:numId="4" w16cid:durableId="599027264">
+    <w:abstractNumId w:val="0"/>
     <w:lvlOverride w:ilvl="0">
       <w:startOverride w:val="1"/>
     </w:lvlOverride>
   </w:num>
-  <w:num w:numId="4" w16cid:durableId="1864661426">
+  <w:num w:numId="5" w16cid:durableId="94129861">
     <w:abstractNumId w:val="2"/>
     <w:lvlOverride w:ilvl="0">
       <w:startOverride w:val="1"/>
     </w:lvlOverride>
   </w:num>
-  <w:num w:numId="5" w16cid:durableId="2083865224">
-    <w:abstractNumId w:val="1"/>
+  <w:num w:numId="6" w16cid:durableId="845823794">
+    <w:abstractNumId w:val="0"/>
     <w:lvlOverride w:ilvl="0">
       <w:startOverride w:val="1"/>
     </w:lvlOverride>
   </w:num>
-  <w:num w:numId="6" w16cid:durableId="1291864103">
+  <w:num w:numId="7" w16cid:durableId="1033307468">
     <w:abstractNumId w:val="2"/>
     <w:lvlOverride w:ilvl="0">
       <w:startOverride w:val="1"/>
     </w:lvlOverride>
   </w:num>
-  <w:num w:numId="7" w16cid:durableId="455876671">
-    <w:abstractNumId w:val="1"/>
+  <w:num w:numId="8" w16cid:durableId="1090197250">
+    <w:abstractNumId w:val="0"/>
     <w:lvlOverride w:ilvl="0">
       <w:startOverride w:val="1"/>
     </w:lvlOverride>
   </w:num>
-  <w:num w:numId="8" w16cid:durableId="720372669">
+  <w:num w:numId="9" w16cid:durableId="947083869">
     <w:abstractNumId w:val="2"/>
     <w:lvlOverride w:ilvl="0">
       <w:startOverride w:val="1"/>
     </w:lvlOverride>
   </w:num>
-  <w:num w:numId="9" w16cid:durableId="1061754879">
-    <w:abstractNumId w:val="1"/>
+  <w:num w:numId="10" w16cid:durableId="1250777251">
+    <w:abstractNumId w:val="0"/>
     <w:lvlOverride w:ilvl="0">
       <w:startOverride w:val="1"/>
     </w:lvlOverride>
   </w:num>
-  <w:num w:numId="10" w16cid:durableId="1209074032">
+  <w:num w:numId="11" w16cid:durableId="263418580">
     <w:abstractNumId w:val="2"/>
     <w:lvlOverride w:ilvl="0">
       <w:startOverride w:val="1"/>
     </w:lvlOverride>
   </w:num>
-  <w:num w:numId="11" w16cid:durableId="1032070656">
-    <w:abstractNumId w:val="1"/>
-    <w:lvlOverride w:ilvl="0">
-      <w:startOverride w:val="1"/>
-    </w:lvlOverride>
-  </w:num>
-  <w:num w:numId="12" w16cid:durableId="2126806564">
-    <w:abstractNumId w:val="1"/>
-    <w:lvlOverride w:ilvl="0">
-      <w:startOverride w:val="1"/>
-    </w:lvlOverride>
-  </w:num>
-  <w:num w:numId="13" w16cid:durableId="1348094880">
+  <w:num w:numId="12" w16cid:durableId="1994293144">
     <w:abstractNumId w:val="2"/>
     <w:lvlOverride w:ilvl="0">
       <w:startOverride w:val="1"/>
     </w:lvlOverride>
   </w:num>
-  <w:num w:numId="14" w16cid:durableId="1662003661">
-    <w:abstractNumId w:val="1"/>
+  <w:num w:numId="13" w16cid:durableId="250890951">
+    <w:abstractNumId w:val="0"/>
     <w:lvlOverride w:ilvl="0">
       <w:startOverride w:val="1"/>
     </w:lvlOverride>
   </w:num>
-  <w:num w:numId="15" w16cid:durableId="979074167">
-    <w:abstractNumId w:val="1"/>
+  <w:num w:numId="14" w16cid:durableId="1586187822">
+    <w:abstractNumId w:val="2"/>
     <w:lvlOverride w:ilvl="0">
       <w:startOverride w:val="1"/>
     </w:lvlOverride>
   </w:num>
-  <w:num w:numId="16" w16cid:durableId="1461848227">
-    <w:abstractNumId w:val="1"/>
+  <w:num w:numId="15" w16cid:durableId="1899169021">
+    <w:abstractNumId w:val="2"/>
     <w:lvlOverride w:ilvl="0">
       <w:startOverride w:val="1"/>
     </w:lvlOverride>
   </w:num>
-  <w:num w:numId="17" w16cid:durableId="1458378032">
-    <w:abstractNumId w:val="1"/>
+  <w:num w:numId="16" w16cid:durableId="502742748">
+    <w:abstractNumId w:val="2"/>
     <w:lvlOverride w:ilvl="0">
       <w:startOverride w:val="1"/>
     </w:lvlOverride>
   </w:num>
-  <w:num w:numId="18" w16cid:durableId="1654412168">
-    <w:abstractNumId w:val="1"/>
+  <w:num w:numId="17" w16cid:durableId="221454111">
+    <w:abstractNumId w:val="2"/>
     <w:lvlOverride w:ilvl="0">
       <w:startOverride w:val="1"/>
     </w:lvlOverride>
   </w:num>
-  <w:num w:numId="19" w16cid:durableId="636105521">
-    <w:abstractNumId w:val="1"/>
+  <w:num w:numId="18" w16cid:durableId="246890915">
+    <w:abstractNumId w:val="2"/>
     <w:lvlOverride w:ilvl="0">
       <w:startOverride w:val="1"/>
     </w:lvlOverride>
   </w:num>
-  <w:num w:numId="20" w16cid:durableId="275062511">
-    <w:abstractNumId w:val="1"/>
+  <w:num w:numId="19" w16cid:durableId="1575311527">
+    <w:abstractNumId w:val="2"/>
+    <w:lvlOverride w:ilvl="0">
+      <w:startOverride w:val="1"/>
+    </w:lvlOverride>
+  </w:num>
+  <w:num w:numId="20" w16cid:durableId="2088071924">
+    <w:abstractNumId w:val="2"/>
     <w:lvlOverride w:ilvl="0">
       <w:startOverride w:val="1"/>
     </w:lvlOverride>
@@ -27313,7 +27524,7 @@
     <w:autoRedefine/>
     <w:uiPriority w:val="39"/>
     <w:unhideWhenUsed/>
-    <w:rsid w:val="000C627E"/>
+    <w:rsid w:val="000338E0"/>
     <w:pPr>
       <w:spacing w:after="100"/>
     </w:pPr>
@@ -27325,7 +27536,7 @@
     <w:autoRedefine/>
     <w:uiPriority w:val="39"/>
     <w:unhideWhenUsed/>
-    <w:rsid w:val="000C627E"/>
+    <w:rsid w:val="000338E0"/>
     <w:pPr>
       <w:spacing w:after="100"/>
       <w:ind w:left="280"/>
@@ -27338,7 +27549,7 @@
     <w:autoRedefine/>
     <w:uiPriority w:val="39"/>
     <w:unhideWhenUsed/>
-    <w:rsid w:val="000C627E"/>
+    <w:rsid w:val="000338E0"/>
     <w:pPr>
       <w:spacing w:after="100"/>
       <w:ind w:left="560"/>

--- a/reports/Отчет_ПР1.docx
+++ b/reports/Отчет_ПР1.docx
@@ -11,7 +11,7 @@
           <w:noProof/>
         </w:rPr>
         <w:drawing>
-          <wp:inline distT="0" distB="0" distL="0" distR="0" wp14:anchorId="0CAF4304" wp14:editId="3AAAB670">
+          <wp:inline distT="0" distB="0" distL="0" distR="0" wp14:anchorId="0AB10866" wp14:editId="449BF4F1">
             <wp:extent cx="895350" cy="1009650"/>
             <wp:effectExtent l="0" t="0" r="0" b="0"/>
             <wp:docPr id="1" name="Рисунок 1"/>
@@ -214,7 +214,7 @@
           <w:left w:w="10" w:type="dxa"/>
           <w:right w:w="10" w:type="dxa"/>
         </w:tblCellMar>
-        <w:tblLook w:val="0000" w:firstRow="0" w:lastRow="0" w:firstColumn="0" w:lastColumn="0" w:noHBand="0" w:noVBand="0"/>
+        <w:tblLook w:val="04A0" w:firstRow="1" w:lastRow="0" w:firstColumn="1" w:lastColumn="0" w:noHBand="0" w:noVBand="1"/>
       </w:tblPr>
       <w:tblGrid>
         <w:gridCol w:w="4700"/>
@@ -429,7 +429,7 @@
     <w:sdt>
       <w:sdtPr>
         <w:alias w:val="Содержание"/>
-        <w:id w:val="-1868429284"/>
+        <w:id w:val="1277136521"/>
       </w:sdtPr>
       <w:sdtEndPr/>
       <w:sdtContent>
@@ -457,7 +457,7 @@
           <w:r>
             <w:fldChar w:fldCharType="separate"/>
           </w:r>
-          <w:hyperlink w:anchor="_Toc240691014" w:history="1">
+          <w:hyperlink w:anchor="_Toc240695079" w:history="1">
             <w:r>
               <w:rPr>
                 <w:rStyle w:val="a6"/>
@@ -481,7 +481,7 @@
               <w:rPr>
                 <w:noProof/>
               </w:rPr>
-              <w:instrText xml:space="preserve"> PAGEREF _Toc240691014 \h </w:instrText>
+              <w:instrText xml:space="preserve"> PAGEREF _Toc240695079 \h </w:instrText>
             </w:r>
             <w:r>
               <w:rPr>
@@ -523,7 +523,7 @@
               <w14:ligatures w14:val="standardContextual"/>
             </w:rPr>
           </w:pPr>
-          <w:hyperlink w:anchor="_Toc240691015" w:history="1">
+          <w:hyperlink w:anchor="_Toc240695080" w:history="1">
             <w:r>
               <w:rPr>
                 <w:rStyle w:val="a6"/>
@@ -547,7 +547,7 @@
               <w:rPr>
                 <w:noProof/>
               </w:rPr>
-              <w:instrText xml:space="preserve"> PAGEREF _Toc240691015 \h </w:instrText>
+              <w:instrText xml:space="preserve"> PAGEREF _Toc240695080 \h </w:instrText>
             </w:r>
             <w:r>
               <w:rPr>
@@ -589,7 +589,7 @@
               <w14:ligatures w14:val="standardContextual"/>
             </w:rPr>
           </w:pPr>
-          <w:hyperlink w:anchor="_Toc240691016" w:history="1">
+          <w:hyperlink w:anchor="_Toc240695081" w:history="1">
             <w:r>
               <w:rPr>
                 <w:rStyle w:val="a6"/>
@@ -613,7 +613,7 @@
               <w:rPr>
                 <w:noProof/>
               </w:rPr>
-              <w:instrText xml:space="preserve"> PAGEREF _Toc240691016 \h </w:instrText>
+              <w:instrText xml:space="preserve"> PAGEREF _Toc240695081 \h </w:instrText>
             </w:r>
             <w:r>
               <w:rPr>
@@ -655,7 +655,7 @@
               <w14:ligatures w14:val="standardContextual"/>
             </w:rPr>
           </w:pPr>
-          <w:hyperlink w:anchor="_Toc240691017" w:history="1">
+          <w:hyperlink w:anchor="_Toc240695082" w:history="1">
             <w:r>
               <w:rPr>
                 <w:rStyle w:val="a6"/>
@@ -679,7 +679,7 @@
               <w:rPr>
                 <w:noProof/>
               </w:rPr>
-              <w:instrText xml:space="preserve"> PAGEREF _Toc240691017 \h </w:instrText>
+              <w:instrText xml:space="preserve"> PAGEREF _Toc240695082 \h </w:instrText>
             </w:r>
             <w:r>
               <w:rPr>
@@ -721,7 +721,7 @@
               <w14:ligatures w14:val="standardContextual"/>
             </w:rPr>
           </w:pPr>
-          <w:hyperlink w:anchor="_Toc240691018" w:history="1">
+          <w:hyperlink w:anchor="_Toc240695083" w:history="1">
             <w:r>
               <w:rPr>
                 <w:rStyle w:val="a6"/>
@@ -745,7 +745,7 @@
               <w:rPr>
                 <w:noProof/>
               </w:rPr>
-              <w:instrText xml:space="preserve"> PAGEREF _Toc240691018 \h </w:instrText>
+              <w:instrText xml:space="preserve"> PAGEREF _Toc240695083 \h </w:instrText>
             </w:r>
             <w:r>
               <w:rPr>
@@ -787,7 +787,7 @@
               <w14:ligatures w14:val="standardContextual"/>
             </w:rPr>
           </w:pPr>
-          <w:hyperlink w:anchor="_Toc240691019" w:history="1">
+          <w:hyperlink w:anchor="_Toc240695084" w:history="1">
             <w:r>
               <w:rPr>
                 <w:rStyle w:val="a6"/>
@@ -811,7 +811,7 @@
               <w:rPr>
                 <w:noProof/>
               </w:rPr>
-              <w:instrText xml:space="preserve"> PAGEREF _Toc240691019 \h </w:instrText>
+              <w:instrText xml:space="preserve"> PAGEREF _Toc240695084 \h </w:instrText>
             </w:r>
             <w:r>
               <w:rPr>
@@ -853,7 +853,7 @@
               <w14:ligatures w14:val="standardContextual"/>
             </w:rPr>
           </w:pPr>
-          <w:hyperlink w:anchor="_Toc240691020" w:history="1">
+          <w:hyperlink w:anchor="_Toc240695085" w:history="1">
             <w:r>
               <w:rPr>
                 <w:rStyle w:val="a6"/>
@@ -877,7 +877,7 @@
               <w:rPr>
                 <w:noProof/>
               </w:rPr>
-              <w:instrText xml:space="preserve"> PAGEREF _Toc240691020 \h </w:instrText>
+              <w:instrText xml:space="preserve"> PAGEREF _Toc240695085 \h </w:instrText>
             </w:r>
             <w:r>
               <w:rPr>
@@ -919,7 +919,7 @@
               <w14:ligatures w14:val="standardContextual"/>
             </w:rPr>
           </w:pPr>
-          <w:hyperlink w:anchor="_Toc240691021" w:history="1">
+          <w:hyperlink w:anchor="_Toc240695086" w:history="1">
             <w:r>
               <w:rPr>
                 <w:rStyle w:val="a6"/>
@@ -943,7 +943,7 @@
               <w:rPr>
                 <w:noProof/>
               </w:rPr>
-              <w:instrText xml:space="preserve"> PAGEREF _Toc240691021 \h </w:instrText>
+              <w:instrText xml:space="preserve"> PAGEREF _Toc240695086 \h </w:instrText>
             </w:r>
             <w:r>
               <w:rPr>
@@ -985,7 +985,7 @@
               <w14:ligatures w14:val="standardContextual"/>
             </w:rPr>
           </w:pPr>
-          <w:hyperlink w:anchor="_Toc240691022" w:history="1">
+          <w:hyperlink w:anchor="_Toc240695087" w:history="1">
             <w:r>
               <w:rPr>
                 <w:rStyle w:val="a6"/>
@@ -1009,7 +1009,7 @@
               <w:rPr>
                 <w:noProof/>
               </w:rPr>
-              <w:instrText xml:space="preserve"> PAGEREF _Toc240691022 \h </w:instrText>
+              <w:instrText xml:space="preserve"> PAGEREF _Toc240695087 \h </w:instrText>
             </w:r>
             <w:r>
               <w:rPr>
@@ -1051,7 +1051,7 @@
               <w14:ligatures w14:val="standardContextual"/>
             </w:rPr>
           </w:pPr>
-          <w:hyperlink w:anchor="_Toc240691023" w:history="1">
+          <w:hyperlink w:anchor="_Toc240695088" w:history="1">
             <w:r>
               <w:rPr>
                 <w:rStyle w:val="a6"/>
@@ -1075,7 +1075,7 @@
               <w:rPr>
                 <w:noProof/>
               </w:rPr>
-              <w:instrText xml:space="preserve"> PAGEREF _Toc240691023 \h </w:instrText>
+              <w:instrText xml:space="preserve"> PAGEREF _Toc240695088 \h </w:instrText>
             </w:r>
             <w:r>
               <w:rPr>
@@ -1117,7 +1117,7 @@
               <w14:ligatures w14:val="standardContextual"/>
             </w:rPr>
           </w:pPr>
-          <w:hyperlink w:anchor="_Toc240691024" w:history="1">
+          <w:hyperlink w:anchor="_Toc240695089" w:history="1">
             <w:r>
               <w:rPr>
                 <w:rStyle w:val="a6"/>
@@ -1141,7 +1141,7 @@
               <w:rPr>
                 <w:noProof/>
               </w:rPr>
-              <w:instrText xml:space="preserve"> PAGEREF _Toc240691024 \h </w:instrText>
+              <w:instrText xml:space="preserve"> PAGEREF _Toc240695089 \h </w:instrText>
             </w:r>
             <w:r>
               <w:rPr>
@@ -1183,7 +1183,7 @@
               <w14:ligatures w14:val="standardContextual"/>
             </w:rPr>
           </w:pPr>
-          <w:hyperlink w:anchor="_Toc240691025" w:history="1">
+          <w:hyperlink w:anchor="_Toc240695090" w:history="1">
             <w:r>
               <w:rPr>
                 <w:rStyle w:val="a6"/>
@@ -1207,7 +1207,7 @@
               <w:rPr>
                 <w:noProof/>
               </w:rPr>
-              <w:instrText xml:space="preserve"> PAGEREF _Toc240691025 \h </w:instrText>
+              <w:instrText xml:space="preserve"> PAGEREF _Toc240695090 \h </w:instrText>
             </w:r>
             <w:r>
               <w:rPr>
@@ -1249,7 +1249,7 @@
               <w14:ligatures w14:val="standardContextual"/>
             </w:rPr>
           </w:pPr>
-          <w:hyperlink w:anchor="_Toc240691026" w:history="1">
+          <w:hyperlink w:anchor="_Toc240695091" w:history="1">
             <w:r>
               <w:rPr>
                 <w:rStyle w:val="a6"/>
@@ -1273,7 +1273,7 @@
               <w:rPr>
                 <w:noProof/>
               </w:rPr>
-              <w:instrText xml:space="preserve"> PAGEREF _Toc240691026 \h </w:instrText>
+              <w:instrText xml:space="preserve"> PAGEREF _Toc240695091 \h </w:instrText>
             </w:r>
             <w:r>
               <w:rPr>
@@ -1315,7 +1315,7 @@
               <w14:ligatures w14:val="standardContextual"/>
             </w:rPr>
           </w:pPr>
-          <w:hyperlink w:anchor="_Toc240691027" w:history="1">
+          <w:hyperlink w:anchor="_Toc240695092" w:history="1">
             <w:r>
               <w:rPr>
                 <w:rStyle w:val="a6"/>
@@ -1339,7 +1339,7 @@
               <w:rPr>
                 <w:noProof/>
               </w:rPr>
-              <w:instrText xml:space="preserve"> PAGEREF _Toc240691027 \h </w:instrText>
+              <w:instrText xml:space="preserve"> PAGEREF _Toc240695092 \h </w:instrText>
             </w:r>
             <w:r>
               <w:rPr>
@@ -1381,7 +1381,7 @@
               <w14:ligatures w14:val="standardContextual"/>
             </w:rPr>
           </w:pPr>
-          <w:hyperlink w:anchor="_Toc240691028" w:history="1">
+          <w:hyperlink w:anchor="_Toc240695093" w:history="1">
             <w:r>
               <w:rPr>
                 <w:rStyle w:val="a6"/>
@@ -1405,7 +1405,7 @@
               <w:rPr>
                 <w:noProof/>
               </w:rPr>
-              <w:instrText xml:space="preserve"> PAGEREF _Toc240691028 \h </w:instrText>
+              <w:instrText xml:space="preserve"> PAGEREF _Toc240695093 \h </w:instrText>
             </w:r>
             <w:r>
               <w:rPr>
@@ -1447,7 +1447,7 @@
               <w14:ligatures w14:val="standardContextual"/>
             </w:rPr>
           </w:pPr>
-          <w:hyperlink w:anchor="_Toc240691029" w:history="1">
+          <w:hyperlink w:anchor="_Toc240695094" w:history="1">
             <w:r>
               <w:rPr>
                 <w:rStyle w:val="a6"/>
@@ -1471,7 +1471,7 @@
               <w:rPr>
                 <w:noProof/>
               </w:rPr>
-              <w:instrText xml:space="preserve"> PAGEREF _Toc240691029 \h </w:instrText>
+              <w:instrText xml:space="preserve"> PAGEREF _Toc240695094 \h </w:instrText>
             </w:r>
             <w:r>
               <w:rPr>
@@ -1513,7 +1513,7 @@
               <w14:ligatures w14:val="standardContextual"/>
             </w:rPr>
           </w:pPr>
-          <w:hyperlink w:anchor="_Toc240691030" w:history="1">
+          <w:hyperlink w:anchor="_Toc240695095" w:history="1">
             <w:r>
               <w:rPr>
                 <w:rStyle w:val="a6"/>
@@ -1537,7 +1537,7 @@
               <w:rPr>
                 <w:noProof/>
               </w:rPr>
-              <w:instrText xml:space="preserve"> PAGEREF _Toc240691030 \h </w:instrText>
+              <w:instrText xml:space="preserve"> PAGEREF _Toc240695095 \h </w:instrText>
             </w:r>
             <w:r>
               <w:rPr>
@@ -1579,7 +1579,7 @@
               <w14:ligatures w14:val="standardContextual"/>
             </w:rPr>
           </w:pPr>
-          <w:hyperlink w:anchor="_Toc240691031" w:history="1">
+          <w:hyperlink w:anchor="_Toc240695096" w:history="1">
             <w:r>
               <w:rPr>
                 <w:rStyle w:val="a6"/>
@@ -1603,7 +1603,7 @@
               <w:rPr>
                 <w:noProof/>
               </w:rPr>
-              <w:instrText xml:space="preserve"> PAGEREF _Toc240691031 \h </w:instrText>
+              <w:instrText xml:space="preserve"> PAGEREF _Toc240695096 \h </w:instrText>
             </w:r>
             <w:r>
               <w:rPr>
@@ -1645,7 +1645,7 @@
               <w14:ligatures w14:val="standardContextual"/>
             </w:rPr>
           </w:pPr>
-          <w:hyperlink w:anchor="_Toc240691032" w:history="1">
+          <w:hyperlink w:anchor="_Toc240695097" w:history="1">
             <w:r>
               <w:rPr>
                 <w:rStyle w:val="a6"/>
@@ -1669,7 +1669,7 @@
               <w:rPr>
                 <w:noProof/>
               </w:rPr>
-              <w:instrText xml:space="preserve"> PAGEREF _Toc240691032 \h </w:instrText>
+              <w:instrText xml:space="preserve"> PAGEREF _Toc240695097 \h </w:instrText>
             </w:r>
             <w:r>
               <w:rPr>
@@ -1711,7 +1711,7 @@
               <w14:ligatures w14:val="standardContextual"/>
             </w:rPr>
           </w:pPr>
-          <w:hyperlink w:anchor="_Toc240691033" w:history="1">
+          <w:hyperlink w:anchor="_Toc240695098" w:history="1">
             <w:r>
               <w:rPr>
                 <w:rStyle w:val="a6"/>
@@ -1735,7 +1735,7 @@
               <w:rPr>
                 <w:noProof/>
               </w:rPr>
-              <w:instrText xml:space="preserve"> PAGEREF _Toc240691033 \h </w:instrText>
+              <w:instrText xml:space="preserve"> PAGEREF _Toc240695098 \h </w:instrText>
             </w:r>
             <w:r>
               <w:rPr>
@@ -1777,7 +1777,7 @@
               <w14:ligatures w14:val="standardContextual"/>
             </w:rPr>
           </w:pPr>
-          <w:hyperlink w:anchor="_Toc240691034" w:history="1">
+          <w:hyperlink w:anchor="_Toc240695099" w:history="1">
             <w:r>
               <w:rPr>
                 <w:rStyle w:val="a6"/>
@@ -1801,7 +1801,7 @@
               <w:rPr>
                 <w:noProof/>
               </w:rPr>
-              <w:instrText xml:space="preserve"> PAGEREF _Toc240691034 \h </w:instrText>
+              <w:instrText xml:space="preserve"> PAGEREF _Toc240695099 \h </w:instrText>
             </w:r>
             <w:r>
               <w:rPr>
@@ -1843,7 +1843,7 @@
               <w14:ligatures w14:val="standardContextual"/>
             </w:rPr>
           </w:pPr>
-          <w:hyperlink w:anchor="_Toc240691035" w:history="1">
+          <w:hyperlink w:anchor="_Toc240695100" w:history="1">
             <w:r>
               <w:rPr>
                 <w:rStyle w:val="a6"/>
@@ -1867,7 +1867,7 @@
               <w:rPr>
                 <w:noProof/>
               </w:rPr>
-              <w:instrText xml:space="preserve"> PAGEREF _Toc240691035 \h </w:instrText>
+              <w:instrText xml:space="preserve"> PAGEREF _Toc240695100 \h </w:instrText>
             </w:r>
             <w:r>
               <w:rPr>
@@ -1909,7 +1909,7 @@
               <w14:ligatures w14:val="standardContextual"/>
             </w:rPr>
           </w:pPr>
-          <w:hyperlink w:anchor="_Toc240691036" w:history="1">
+          <w:hyperlink w:anchor="_Toc240695101" w:history="1">
             <w:r>
               <w:rPr>
                 <w:rStyle w:val="a6"/>
@@ -1933,7 +1933,7 @@
               <w:rPr>
                 <w:noProof/>
               </w:rPr>
-              <w:instrText xml:space="preserve"> PAGEREF _Toc240691036 \h </w:instrText>
+              <w:instrText xml:space="preserve"> PAGEREF _Toc240695101 \h </w:instrText>
             </w:r>
             <w:r>
               <w:rPr>
@@ -1975,7 +1975,7 @@
               <w14:ligatures w14:val="standardContextual"/>
             </w:rPr>
           </w:pPr>
-          <w:hyperlink w:anchor="_Toc240691037" w:history="1">
+          <w:hyperlink w:anchor="_Toc240695102" w:history="1">
             <w:r>
               <w:rPr>
                 <w:rStyle w:val="a6"/>
@@ -1999,7 +1999,7 @@
               <w:rPr>
                 <w:noProof/>
               </w:rPr>
-              <w:instrText xml:space="preserve"> PAGEREF _Toc240691037 \h </w:instrText>
+              <w:instrText xml:space="preserve"> PAGEREF _Toc240695102 \h </w:instrText>
             </w:r>
             <w:r>
               <w:rPr>
@@ -2041,7 +2041,7 @@
               <w14:ligatures w14:val="standardContextual"/>
             </w:rPr>
           </w:pPr>
-          <w:hyperlink w:anchor="_Toc240691038" w:history="1">
+          <w:hyperlink w:anchor="_Toc240695103" w:history="1">
             <w:r>
               <w:rPr>
                 <w:rStyle w:val="a6"/>
@@ -2065,7 +2065,7 @@
               <w:rPr>
                 <w:noProof/>
               </w:rPr>
-              <w:instrText xml:space="preserve"> PAGEREF _Toc240691038 \h </w:instrText>
+              <w:instrText xml:space="preserve"> PAGEREF _Toc240695103 \h </w:instrText>
             </w:r>
             <w:r>
               <w:rPr>
@@ -2107,7 +2107,7 @@
               <w14:ligatures w14:val="standardContextual"/>
             </w:rPr>
           </w:pPr>
-          <w:hyperlink w:anchor="_Toc240691039" w:history="1">
+          <w:hyperlink w:anchor="_Toc240695104" w:history="1">
             <w:r>
               <w:rPr>
                 <w:rStyle w:val="a6"/>
@@ -2131,7 +2131,7 @@
               <w:rPr>
                 <w:noProof/>
               </w:rPr>
-              <w:instrText xml:space="preserve"> PAGEREF _Toc240691039 \h </w:instrText>
+              <w:instrText xml:space="preserve"> PAGEREF _Toc240695104 \h </w:instrText>
             </w:r>
             <w:r>
               <w:rPr>
@@ -2173,7 +2173,7 @@
               <w14:ligatures w14:val="standardContextual"/>
             </w:rPr>
           </w:pPr>
-          <w:hyperlink w:anchor="_Toc240691040" w:history="1">
+          <w:hyperlink w:anchor="_Toc240695105" w:history="1">
             <w:r>
               <w:rPr>
                 <w:rStyle w:val="a6"/>
@@ -2197,7 +2197,7 @@
               <w:rPr>
                 <w:noProof/>
               </w:rPr>
-              <w:instrText xml:space="preserve"> PAGEREF _Toc240691040 \h </w:instrText>
+              <w:instrText xml:space="preserve"> PAGEREF _Toc240695105 \h </w:instrText>
             </w:r>
             <w:r>
               <w:rPr>
@@ -2239,7 +2239,7 @@
               <w14:ligatures w14:val="standardContextual"/>
             </w:rPr>
           </w:pPr>
-          <w:hyperlink w:anchor="_Toc240691041" w:history="1">
+          <w:hyperlink w:anchor="_Toc240695106" w:history="1">
             <w:r>
               <w:rPr>
                 <w:rStyle w:val="a6"/>
@@ -2263,7 +2263,7 @@
               <w:rPr>
                 <w:noProof/>
               </w:rPr>
-              <w:instrText xml:space="preserve"> PAGEREF _Toc240691041 \h </w:instrText>
+              <w:instrText xml:space="preserve"> PAGEREF _Toc240695106 \h </w:instrText>
             </w:r>
             <w:r>
               <w:rPr>
@@ -2305,7 +2305,7 @@
               <w14:ligatures w14:val="standardContextual"/>
             </w:rPr>
           </w:pPr>
-          <w:hyperlink w:anchor="_Toc240691042" w:history="1">
+          <w:hyperlink w:anchor="_Toc240695107" w:history="1">
             <w:r>
               <w:rPr>
                 <w:rStyle w:val="a6"/>
@@ -2329,7 +2329,7 @@
               <w:rPr>
                 <w:noProof/>
               </w:rPr>
-              <w:instrText xml:space="preserve"> PAGEREF _Toc240691042 \h </w:instrText>
+              <w:instrText xml:space="preserve"> PAGEREF _Toc240695107 \h </w:instrText>
             </w:r>
             <w:r>
               <w:rPr>
@@ -2371,7 +2371,7 @@
               <w14:ligatures w14:val="standardContextual"/>
             </w:rPr>
           </w:pPr>
-          <w:hyperlink w:anchor="_Toc240691043" w:history="1">
+          <w:hyperlink w:anchor="_Toc240695108" w:history="1">
             <w:r>
               <w:rPr>
                 <w:rStyle w:val="a6"/>
@@ -2395,7 +2395,7 @@
               <w:rPr>
                 <w:noProof/>
               </w:rPr>
-              <w:instrText xml:space="preserve"> PAGEREF _Toc240691043 \h </w:instrText>
+              <w:instrText xml:space="preserve"> PAGEREF _Toc240695108 \h </w:instrText>
             </w:r>
             <w:r>
               <w:rPr>
@@ -2437,7 +2437,7 @@
               <w14:ligatures w14:val="standardContextual"/>
             </w:rPr>
           </w:pPr>
-          <w:hyperlink w:anchor="_Toc240691044" w:history="1">
+          <w:hyperlink w:anchor="_Toc240695109" w:history="1">
             <w:r>
               <w:rPr>
                 <w:rStyle w:val="a6"/>
@@ -2461,7 +2461,7 @@
               <w:rPr>
                 <w:noProof/>
               </w:rPr>
-              <w:instrText xml:space="preserve"> PAGEREF _Toc240691044 \h </w:instrText>
+              <w:instrText xml:space="preserve"> PAGEREF _Toc240695109 \h </w:instrText>
             </w:r>
             <w:r>
               <w:rPr>
@@ -2503,7 +2503,7 @@
               <w14:ligatures w14:val="standardContextual"/>
             </w:rPr>
           </w:pPr>
-          <w:hyperlink w:anchor="_Toc240691045" w:history="1">
+          <w:hyperlink w:anchor="_Toc240695110" w:history="1">
             <w:r>
               <w:rPr>
                 <w:rStyle w:val="a6"/>
@@ -2527,7 +2527,7 @@
               <w:rPr>
                 <w:noProof/>
               </w:rPr>
-              <w:instrText xml:space="preserve"> PAGEREF _Toc240691045 \h </w:instrText>
+              <w:instrText xml:space="preserve"> PAGEREF _Toc240695110 \h </w:instrText>
             </w:r>
             <w:r>
               <w:rPr>
@@ -2569,7 +2569,7 @@
               <w14:ligatures w14:val="standardContextual"/>
             </w:rPr>
           </w:pPr>
-          <w:hyperlink w:anchor="_Toc240691046" w:history="1">
+          <w:hyperlink w:anchor="_Toc240695111" w:history="1">
             <w:r>
               <w:rPr>
                 <w:rStyle w:val="a6"/>
@@ -2593,7 +2593,7 @@
               <w:rPr>
                 <w:noProof/>
               </w:rPr>
-              <w:instrText xml:space="preserve"> PAGEREF _Toc240691046 \h </w:instrText>
+              <w:instrText xml:space="preserve"> PAGEREF _Toc240695111 \h </w:instrText>
             </w:r>
             <w:r>
               <w:rPr>
@@ -2635,7 +2635,7 @@
               <w14:ligatures w14:val="standardContextual"/>
             </w:rPr>
           </w:pPr>
-          <w:hyperlink w:anchor="_Toc240691047" w:history="1">
+          <w:hyperlink w:anchor="_Toc240695112" w:history="1">
             <w:r>
               <w:rPr>
                 <w:rStyle w:val="a6"/>
@@ -2659,7 +2659,7 @@
               <w:rPr>
                 <w:noProof/>
               </w:rPr>
-              <w:instrText xml:space="preserve"> PAGEREF _Toc240691047 \h </w:instrText>
+              <w:instrText xml:space="preserve"> PAGEREF _Toc240695112 \h </w:instrText>
             </w:r>
             <w:r>
               <w:rPr>
@@ -2701,7 +2701,7 @@
               <w14:ligatures w14:val="standardContextual"/>
             </w:rPr>
           </w:pPr>
-          <w:hyperlink w:anchor="_Toc240691048" w:history="1">
+          <w:hyperlink w:anchor="_Toc240695113" w:history="1">
             <w:r>
               <w:rPr>
                 <w:rStyle w:val="a6"/>
@@ -2725,7 +2725,7 @@
               <w:rPr>
                 <w:noProof/>
               </w:rPr>
-              <w:instrText xml:space="preserve"> PAGEREF _Toc240691048 \h </w:instrText>
+              <w:instrText xml:space="preserve"> PAGEREF _Toc240695113 \h </w:instrText>
             </w:r>
             <w:r>
               <w:rPr>
@@ -2767,7 +2767,7 @@
               <w14:ligatures w14:val="standardContextual"/>
             </w:rPr>
           </w:pPr>
-          <w:hyperlink w:anchor="_Toc240691049" w:history="1">
+          <w:hyperlink w:anchor="_Toc240695114" w:history="1">
             <w:r>
               <w:rPr>
                 <w:rStyle w:val="a6"/>
@@ -2791,7 +2791,7 @@
               <w:rPr>
                 <w:noProof/>
               </w:rPr>
-              <w:instrText xml:space="preserve"> PAGEREF _Toc240691049 \h </w:instrText>
+              <w:instrText xml:space="preserve"> PAGEREF _Toc240695114 \h </w:instrText>
             </w:r>
             <w:r>
               <w:rPr>
@@ -2833,7 +2833,7 @@
               <w14:ligatures w14:val="standardContextual"/>
             </w:rPr>
           </w:pPr>
-          <w:hyperlink w:anchor="_Toc240691050" w:history="1">
+          <w:hyperlink w:anchor="_Toc240695115" w:history="1">
             <w:r>
               <w:rPr>
                 <w:rStyle w:val="a6"/>
@@ -2857,7 +2857,7 @@
               <w:rPr>
                 <w:noProof/>
               </w:rPr>
-              <w:instrText xml:space="preserve"> PAGEREF _Toc240691050 \h </w:instrText>
+              <w:instrText xml:space="preserve"> PAGEREF _Toc240695115 \h </w:instrText>
             </w:r>
             <w:r>
               <w:rPr>
@@ -2899,7 +2899,7 @@
               <w14:ligatures w14:val="standardContextual"/>
             </w:rPr>
           </w:pPr>
-          <w:hyperlink w:anchor="_Toc240691051" w:history="1">
+          <w:hyperlink w:anchor="_Toc240695116" w:history="1">
             <w:r>
               <w:rPr>
                 <w:rStyle w:val="a6"/>
@@ -2923,7 +2923,7 @@
               <w:rPr>
                 <w:noProof/>
               </w:rPr>
-              <w:instrText xml:space="preserve"> PAGEREF _Toc240691051 \h </w:instrText>
+              <w:instrText xml:space="preserve"> PAGEREF _Toc240695116 \h </w:instrText>
             </w:r>
             <w:r>
               <w:rPr>
@@ -2965,7 +2965,7 @@
               <w14:ligatures w14:val="standardContextual"/>
             </w:rPr>
           </w:pPr>
-          <w:hyperlink w:anchor="_Toc240691052" w:history="1">
+          <w:hyperlink w:anchor="_Toc240695117" w:history="1">
             <w:r>
               <w:rPr>
                 <w:rStyle w:val="a6"/>
@@ -2989,7 +2989,7 @@
               <w:rPr>
                 <w:noProof/>
               </w:rPr>
-              <w:instrText xml:space="preserve"> PAGEREF _Toc240691052 \h </w:instrText>
+              <w:instrText xml:space="preserve"> PAGEREF _Toc240695117 \h </w:instrText>
             </w:r>
             <w:r>
               <w:rPr>
@@ -3031,7 +3031,7 @@
               <w14:ligatures w14:val="standardContextual"/>
             </w:rPr>
           </w:pPr>
-          <w:hyperlink w:anchor="_Toc240691053" w:history="1">
+          <w:hyperlink w:anchor="_Toc240695118" w:history="1">
             <w:r>
               <w:rPr>
                 <w:rStyle w:val="a6"/>
@@ -3055,7 +3055,7 @@
               <w:rPr>
                 <w:noProof/>
               </w:rPr>
-              <w:instrText xml:space="preserve"> PAGEREF _Toc240691053 \h </w:instrText>
+              <w:instrText xml:space="preserve"> PAGEREF _Toc240695118 \h </w:instrText>
             </w:r>
             <w:r>
               <w:rPr>
@@ -3097,7 +3097,7 @@
               <w14:ligatures w14:val="standardContextual"/>
             </w:rPr>
           </w:pPr>
-          <w:hyperlink w:anchor="_Toc240691054" w:history="1">
+          <w:hyperlink w:anchor="_Toc240695119" w:history="1">
             <w:r>
               <w:rPr>
                 <w:rStyle w:val="a6"/>
@@ -3121,7 +3121,7 @@
               <w:rPr>
                 <w:noProof/>
               </w:rPr>
-              <w:instrText xml:space="preserve"> PAGEREF _Toc240691054 \h </w:instrText>
+              <w:instrText xml:space="preserve"> PAGEREF _Toc240695119 \h </w:instrText>
             </w:r>
             <w:r>
               <w:rPr>
@@ -3163,7 +3163,7 @@
               <w14:ligatures w14:val="standardContextual"/>
             </w:rPr>
           </w:pPr>
-          <w:hyperlink w:anchor="_Toc240691055" w:history="1">
+          <w:hyperlink w:anchor="_Toc240695120" w:history="1">
             <w:r>
               <w:rPr>
                 <w:rStyle w:val="a6"/>
@@ -3187,7 +3187,7 @@
               <w:rPr>
                 <w:noProof/>
               </w:rPr>
-              <w:instrText xml:space="preserve"> PAGEREF _Toc240691055 \h </w:instrText>
+              <w:instrText xml:space="preserve"> PAGEREF _Toc240695120 \h </w:instrText>
             </w:r>
             <w:r>
               <w:rPr>
@@ -3229,7 +3229,7 @@
               <w14:ligatures w14:val="standardContextual"/>
             </w:rPr>
           </w:pPr>
-          <w:hyperlink w:anchor="_Toc240691056" w:history="1">
+          <w:hyperlink w:anchor="_Toc240695121" w:history="1">
             <w:r>
               <w:rPr>
                 <w:rStyle w:val="a6"/>
@@ -3253,7 +3253,7 @@
               <w:rPr>
                 <w:noProof/>
               </w:rPr>
-              <w:instrText xml:space="preserve"> PAGEREF _Toc240691056 \h </w:instrText>
+              <w:instrText xml:space="preserve"> PAGEREF _Toc240695121 \h </w:instrText>
             </w:r>
             <w:r>
               <w:rPr>
@@ -3295,7 +3295,7 @@
               <w14:ligatures w14:val="standardContextual"/>
             </w:rPr>
           </w:pPr>
-          <w:hyperlink w:anchor="_Toc240691057" w:history="1">
+          <w:hyperlink w:anchor="_Toc240695122" w:history="1">
             <w:r>
               <w:rPr>
                 <w:rStyle w:val="a6"/>
@@ -3319,7 +3319,7 @@
               <w:rPr>
                 <w:noProof/>
               </w:rPr>
-              <w:instrText xml:space="preserve"> PAGEREF _Toc240691057 \h </w:instrText>
+              <w:instrText xml:space="preserve"> PAGEREF _Toc240695122 \h </w:instrText>
             </w:r>
             <w:r>
               <w:rPr>
@@ -3361,7 +3361,7 @@
               <w14:ligatures w14:val="standardContextual"/>
             </w:rPr>
           </w:pPr>
-          <w:hyperlink w:anchor="_Toc240691058" w:history="1">
+          <w:hyperlink w:anchor="_Toc240695123" w:history="1">
             <w:r>
               <w:rPr>
                 <w:rStyle w:val="a6"/>
@@ -3385,7 +3385,7 @@
               <w:rPr>
                 <w:noProof/>
               </w:rPr>
-              <w:instrText xml:space="preserve"> PAGEREF _Toc240691058 \h </w:instrText>
+              <w:instrText xml:space="preserve"> PAGEREF _Toc240695123 \h </w:instrText>
             </w:r>
             <w:r>
               <w:rPr>
@@ -3427,7 +3427,7 @@
               <w14:ligatures w14:val="standardContextual"/>
             </w:rPr>
           </w:pPr>
-          <w:hyperlink w:anchor="_Toc240691059" w:history="1">
+          <w:hyperlink w:anchor="_Toc240695124" w:history="1">
             <w:r>
               <w:rPr>
                 <w:rStyle w:val="a6"/>
@@ -3451,7 +3451,7 @@
               <w:rPr>
                 <w:noProof/>
               </w:rPr>
-              <w:instrText xml:space="preserve"> PAGEREF _Toc240691059 \h </w:instrText>
+              <w:instrText xml:space="preserve"> PAGEREF _Toc240695124 \h </w:instrText>
             </w:r>
             <w:r>
               <w:rPr>
@@ -3493,7 +3493,7 @@
               <w14:ligatures w14:val="standardContextual"/>
             </w:rPr>
           </w:pPr>
-          <w:hyperlink w:anchor="_Toc240691060" w:history="1">
+          <w:hyperlink w:anchor="_Toc240695125" w:history="1">
             <w:r>
               <w:rPr>
                 <w:rStyle w:val="a6"/>
@@ -3517,7 +3517,7 @@
               <w:rPr>
                 <w:noProof/>
               </w:rPr>
-              <w:instrText xml:space="preserve"> PAGEREF _Toc240691060 \h </w:instrText>
+              <w:instrText xml:space="preserve"> PAGEREF _Toc240695125 \h </w:instrText>
             </w:r>
             <w:r>
               <w:rPr>
@@ -3559,7 +3559,7 @@
               <w14:ligatures w14:val="standardContextual"/>
             </w:rPr>
           </w:pPr>
-          <w:hyperlink w:anchor="_Toc240691061" w:history="1">
+          <w:hyperlink w:anchor="_Toc240695126" w:history="1">
             <w:r>
               <w:rPr>
                 <w:rStyle w:val="a6"/>
@@ -3583,7 +3583,7 @@
               <w:rPr>
                 <w:noProof/>
               </w:rPr>
-              <w:instrText xml:space="preserve"> PAGEREF _Toc240691061 \h </w:instrText>
+              <w:instrText xml:space="preserve"> PAGEREF _Toc240695126 \h </w:instrText>
             </w:r>
             <w:r>
               <w:rPr>
@@ -3625,7 +3625,7 @@
               <w14:ligatures w14:val="standardContextual"/>
             </w:rPr>
           </w:pPr>
-          <w:hyperlink w:anchor="_Toc240691062" w:history="1">
+          <w:hyperlink w:anchor="_Toc240695127" w:history="1">
             <w:r>
               <w:rPr>
                 <w:rStyle w:val="a6"/>
@@ -3649,7 +3649,7 @@
               <w:rPr>
                 <w:noProof/>
               </w:rPr>
-              <w:instrText xml:space="preserve"> PAGEREF _Toc240691062 \h </w:instrText>
+              <w:instrText xml:space="preserve"> PAGEREF _Toc240695127 \h </w:instrText>
             </w:r>
             <w:r>
               <w:rPr>
@@ -3691,7 +3691,7 @@
               <w14:ligatures w14:val="standardContextual"/>
             </w:rPr>
           </w:pPr>
-          <w:hyperlink w:anchor="_Toc240691063" w:history="1">
+          <w:hyperlink w:anchor="_Toc240695128" w:history="1">
             <w:r>
               <w:rPr>
                 <w:rStyle w:val="a6"/>
@@ -3715,7 +3715,7 @@
               <w:rPr>
                 <w:noProof/>
               </w:rPr>
-              <w:instrText xml:space="preserve"> PAGEREF _Toc240691063 \h </w:instrText>
+              <w:instrText xml:space="preserve"> PAGEREF _Toc240695128 \h </w:instrText>
             </w:r>
             <w:r>
               <w:rPr>
@@ -3757,7 +3757,7 @@
               <w14:ligatures w14:val="standardContextual"/>
             </w:rPr>
           </w:pPr>
-          <w:hyperlink w:anchor="_Toc240691064" w:history="1">
+          <w:hyperlink w:anchor="_Toc240695129" w:history="1">
             <w:r>
               <w:rPr>
                 <w:rStyle w:val="a6"/>
@@ -3781,7 +3781,7 @@
               <w:rPr>
                 <w:noProof/>
               </w:rPr>
-              <w:instrText xml:space="preserve"> PAGEREF _Toc240691064 \h </w:instrText>
+              <w:instrText xml:space="preserve"> PAGEREF _Toc240695129 \h </w:instrText>
             </w:r>
             <w:r>
               <w:rPr>
@@ -3823,7 +3823,7 @@
               <w14:ligatures w14:val="standardContextual"/>
             </w:rPr>
           </w:pPr>
-          <w:hyperlink w:anchor="_Toc240691065" w:history="1">
+          <w:hyperlink w:anchor="_Toc240695130" w:history="1">
             <w:r>
               <w:rPr>
                 <w:rStyle w:val="a6"/>
@@ -3847,7 +3847,7 @@
               <w:rPr>
                 <w:noProof/>
               </w:rPr>
-              <w:instrText xml:space="preserve"> PAGEREF _Toc240691065 \h </w:instrText>
+              <w:instrText xml:space="preserve"> PAGEREF _Toc240695130 \h </w:instrText>
             </w:r>
             <w:r>
               <w:rPr>
@@ -3889,7 +3889,7 @@
               <w14:ligatures w14:val="standardContextual"/>
             </w:rPr>
           </w:pPr>
-          <w:hyperlink w:anchor="_Toc240691066" w:history="1">
+          <w:hyperlink w:anchor="_Toc240695131" w:history="1">
             <w:r>
               <w:rPr>
                 <w:rStyle w:val="a6"/>
@@ -3913,7 +3913,7 @@
               <w:rPr>
                 <w:noProof/>
               </w:rPr>
-              <w:instrText xml:space="preserve"> PAGEREF _Toc240691066 \h </w:instrText>
+              <w:instrText xml:space="preserve"> PAGEREF _Toc240695131 \h </w:instrText>
             </w:r>
             <w:r>
               <w:rPr>
@@ -3955,7 +3955,7 @@
               <w14:ligatures w14:val="standardContextual"/>
             </w:rPr>
           </w:pPr>
-          <w:hyperlink w:anchor="_Toc240691067" w:history="1">
+          <w:hyperlink w:anchor="_Toc240695132" w:history="1">
             <w:r>
               <w:rPr>
                 <w:rStyle w:val="a6"/>
@@ -3979,7 +3979,7 @@
               <w:rPr>
                 <w:noProof/>
               </w:rPr>
-              <w:instrText xml:space="preserve"> PAGEREF _Toc240691067 \h </w:instrText>
+              <w:instrText xml:space="preserve"> PAGEREF _Toc240695132 \h </w:instrText>
             </w:r>
             <w:r>
               <w:rPr>
@@ -4021,7 +4021,7 @@
               <w14:ligatures w14:val="standardContextual"/>
             </w:rPr>
           </w:pPr>
-          <w:hyperlink w:anchor="_Toc240691068" w:history="1">
+          <w:hyperlink w:anchor="_Toc240695133" w:history="1">
             <w:r>
               <w:rPr>
                 <w:rStyle w:val="a6"/>
@@ -4045,7 +4045,7 @@
               <w:rPr>
                 <w:noProof/>
               </w:rPr>
-              <w:instrText xml:space="preserve"> PAGEREF _Toc240691068 \h </w:instrText>
+              <w:instrText xml:space="preserve"> PAGEREF _Toc240695133 \h </w:instrText>
             </w:r>
             <w:r>
               <w:rPr>
@@ -4084,7 +4084,7 @@
         <w:pStyle w:val="1"/>
         <w:pageBreakBefore/>
       </w:pPr>
-      <w:bookmarkStart w:id="0" w:name="_Toc240691014"/>
+      <w:bookmarkStart w:id="0" w:name="_Toc240695079"/>
       <w:r>
         <w:lastRenderedPageBreak/>
         <w:t>ВВЕДЕНИЕ</w:t>
@@ -4277,7 +4277,7 @@
         <w:pStyle w:val="1"/>
         <w:pageBreakBefore/>
       </w:pPr>
-      <w:bookmarkStart w:id="1" w:name="_Toc240691015"/>
+      <w:bookmarkStart w:id="1" w:name="_Toc240695080"/>
       <w:r>
         <w:lastRenderedPageBreak/>
         <w:t>1 ТЕХНИЧЕСКОЕ ЗАДАНИЕ НА ПРОГРАММНЫЙ ПРОДУКТ</w:t>
@@ -4333,7 +4333,7 @@
       <w:pPr>
         <w:pStyle w:val="2"/>
       </w:pPr>
-      <w:bookmarkStart w:id="2" w:name="_Toc240691016"/>
+      <w:bookmarkStart w:id="2" w:name="_Toc240695081"/>
       <w:r>
         <w:t>1.1 Введение</w:t>
       </w:r>
@@ -4359,7 +4359,7 @@
       <w:pPr>
         <w:pStyle w:val="2"/>
       </w:pPr>
-      <w:bookmarkStart w:id="3" w:name="_Toc240691017"/>
+      <w:bookmarkStart w:id="3" w:name="_Toc240695082"/>
       <w:r>
         <w:t>1.2 Основания для разработки</w:t>
       </w:r>
@@ -4458,7 +4458,7 @@
       <w:pPr>
         <w:pStyle w:val="2"/>
       </w:pPr>
-      <w:bookmarkStart w:id="4" w:name="_Toc240691018"/>
+      <w:bookmarkStart w:id="4" w:name="_Toc240695083"/>
       <w:r>
         <w:t>1.3 Назначение разработки</w:t>
       </w:r>
@@ -4536,7 +4536,7 @@
       <w:pPr>
         <w:pStyle w:val="2"/>
       </w:pPr>
-      <w:bookmarkStart w:id="5" w:name="_Toc240691019"/>
+      <w:bookmarkStart w:id="5" w:name="_Toc240695084"/>
       <w:r>
         <w:t>1.4 Требования к программе</w:t>
       </w:r>
@@ -4546,7 +4546,7 @@
       <w:pPr>
         <w:pStyle w:val="3"/>
       </w:pPr>
-      <w:bookmarkStart w:id="6" w:name="_Toc240691020"/>
+      <w:bookmarkStart w:id="6" w:name="_Toc240695085"/>
       <w:r>
         <w:t>1.4.1 Функциональные требования</w:t>
       </w:r>
@@ -4652,7 +4652,7 @@
           <w:left w:w="10" w:type="dxa"/>
           <w:right w:w="10" w:type="dxa"/>
         </w:tblCellMar>
-        <w:tblLook w:val="0000" w:firstRow="0" w:lastRow="0" w:firstColumn="0" w:lastColumn="0" w:noHBand="0" w:noVBand="0"/>
+        <w:tblLook w:val="04A0" w:firstRow="1" w:lastRow="0" w:firstColumn="1" w:lastColumn="0" w:noHBand="0" w:noVBand="1"/>
       </w:tblPr>
       <w:tblGrid>
         <w:gridCol w:w="890"/>
@@ -5046,7 +5046,7 @@
           <w:left w:w="10" w:type="dxa"/>
           <w:right w:w="10" w:type="dxa"/>
         </w:tblCellMar>
-        <w:tblLook w:val="0000" w:firstRow="0" w:lastRow="0" w:firstColumn="0" w:lastColumn="0" w:noHBand="0" w:noVBand="0"/>
+        <w:tblLook w:val="04A0" w:firstRow="1" w:lastRow="0" w:firstColumn="1" w:lastColumn="0" w:noHBand="0" w:noVBand="1"/>
       </w:tblPr>
       <w:tblGrid>
         <w:gridCol w:w="890"/>
@@ -5497,7 +5497,7 @@
           <w:left w:w="10" w:type="dxa"/>
           <w:right w:w="10" w:type="dxa"/>
         </w:tblCellMar>
-        <w:tblLook w:val="0000" w:firstRow="0" w:lastRow="0" w:firstColumn="0" w:lastColumn="0" w:noHBand="0" w:noVBand="0"/>
+        <w:tblLook w:val="04A0" w:firstRow="1" w:lastRow="0" w:firstColumn="1" w:lastColumn="0" w:noHBand="0" w:noVBand="1"/>
       </w:tblPr>
       <w:tblGrid>
         <w:gridCol w:w="5241"/>
@@ -5804,7 +5804,7 @@
           <w:left w:w="10" w:type="dxa"/>
           <w:right w:w="10" w:type="dxa"/>
         </w:tblCellMar>
-        <w:tblLook w:val="0000" w:firstRow="0" w:lastRow="0" w:firstColumn="0" w:lastColumn="0" w:noHBand="0" w:noVBand="0"/>
+        <w:tblLook w:val="04A0" w:firstRow="1" w:lastRow="0" w:firstColumn="1" w:lastColumn="0" w:noHBand="0" w:noVBand="1"/>
       </w:tblPr>
       <w:tblGrid>
         <w:gridCol w:w="5241"/>
@@ -6369,7 +6369,7 @@
           <w:left w:w="10" w:type="dxa"/>
           <w:right w:w="10" w:type="dxa"/>
         </w:tblCellMar>
-        <w:tblLook w:val="0000" w:firstRow="0" w:lastRow="0" w:firstColumn="0" w:lastColumn="0" w:noHBand="0" w:noVBand="0"/>
+        <w:tblLook w:val="04A0" w:firstRow="1" w:lastRow="0" w:firstColumn="1" w:lastColumn="0" w:noHBand="0" w:noVBand="1"/>
       </w:tblPr>
       <w:tblGrid>
         <w:gridCol w:w="890"/>
@@ -6700,7 +6700,7 @@
           <w:left w:w="10" w:type="dxa"/>
           <w:right w:w="10" w:type="dxa"/>
         </w:tblCellMar>
-        <w:tblLook w:val="0000" w:firstRow="0" w:lastRow="0" w:firstColumn="0" w:lastColumn="0" w:noHBand="0" w:noVBand="0"/>
+        <w:tblLook w:val="04A0" w:firstRow="1" w:lastRow="0" w:firstColumn="1" w:lastColumn="0" w:noHBand="0" w:noVBand="1"/>
       </w:tblPr>
       <w:tblGrid>
         <w:gridCol w:w="890"/>
@@ -6932,7 +6932,7 @@
           <w:left w:w="10" w:type="dxa"/>
           <w:right w:w="10" w:type="dxa"/>
         </w:tblCellMar>
-        <w:tblLook w:val="0000" w:firstRow="0" w:lastRow="0" w:firstColumn="0" w:lastColumn="0" w:noHBand="0" w:noVBand="0"/>
+        <w:tblLook w:val="04A0" w:firstRow="1" w:lastRow="0" w:firstColumn="1" w:lastColumn="0" w:noHBand="0" w:noVBand="1"/>
       </w:tblPr>
       <w:tblGrid>
         <w:gridCol w:w="890"/>
@@ -7573,7 +7573,7 @@
           <w:left w:w="10" w:type="dxa"/>
           <w:right w:w="10" w:type="dxa"/>
         </w:tblCellMar>
-        <w:tblLook w:val="0000" w:firstRow="0" w:lastRow="0" w:firstColumn="0" w:lastColumn="0" w:noHBand="0" w:noVBand="0"/>
+        <w:tblLook w:val="04A0" w:firstRow="1" w:lastRow="0" w:firstColumn="1" w:lastColumn="0" w:noHBand="0" w:noVBand="1"/>
       </w:tblPr>
       <w:tblGrid>
         <w:gridCol w:w="890"/>
@@ -7962,7 +7962,7 @@
           <w:left w:w="10" w:type="dxa"/>
           <w:right w:w="10" w:type="dxa"/>
         </w:tblCellMar>
-        <w:tblLook w:val="0000" w:firstRow="0" w:lastRow="0" w:firstColumn="0" w:lastColumn="0" w:noHBand="0" w:noVBand="0"/>
+        <w:tblLook w:val="04A0" w:firstRow="1" w:lastRow="0" w:firstColumn="1" w:lastColumn="0" w:noHBand="0" w:noVBand="1"/>
       </w:tblPr>
       <w:tblGrid>
         <w:gridCol w:w="890"/>
@@ -8671,7 +8671,7 @@
           <w:left w:w="10" w:type="dxa"/>
           <w:right w:w="10" w:type="dxa"/>
         </w:tblCellMar>
-        <w:tblLook w:val="0000" w:firstRow="0" w:lastRow="0" w:firstColumn="0" w:lastColumn="0" w:noHBand="0" w:noVBand="0"/>
+        <w:tblLook w:val="04A0" w:firstRow="1" w:lastRow="0" w:firstColumn="1" w:lastColumn="0" w:noHBand="0" w:noVBand="1"/>
       </w:tblPr>
       <w:tblGrid>
         <w:gridCol w:w="890"/>
@@ -9066,7 +9066,7 @@
           <w:left w:w="10" w:type="dxa"/>
           <w:right w:w="10" w:type="dxa"/>
         </w:tblCellMar>
-        <w:tblLook w:val="0000" w:firstRow="0" w:lastRow="0" w:firstColumn="0" w:lastColumn="0" w:noHBand="0" w:noVBand="0"/>
+        <w:tblLook w:val="04A0" w:firstRow="1" w:lastRow="0" w:firstColumn="1" w:lastColumn="0" w:noHBand="0" w:noVBand="1"/>
       </w:tblPr>
       <w:tblGrid>
         <w:gridCol w:w="890"/>
@@ -9484,7 +9484,7 @@
       <w:pPr>
         <w:pStyle w:val="3"/>
       </w:pPr>
-      <w:bookmarkStart w:id="7" w:name="_Toc240691021"/>
+      <w:bookmarkStart w:id="7" w:name="_Toc240695086"/>
       <w:r>
         <w:t>1.4.2 Требования к надёжности</w:t>
       </w:r>
@@ -9521,7 +9521,7 @@
           <w:left w:w="10" w:type="dxa"/>
           <w:right w:w="10" w:type="dxa"/>
         </w:tblCellMar>
-        <w:tblLook w:val="0000" w:firstRow="0" w:lastRow="0" w:firstColumn="0" w:lastColumn="0" w:noHBand="0" w:noVBand="0"/>
+        <w:tblLook w:val="04A0" w:firstRow="1" w:lastRow="0" w:firstColumn="1" w:lastColumn="0" w:noHBand="0" w:noVBand="1"/>
       </w:tblPr>
       <w:tblGrid>
         <w:gridCol w:w="1022"/>
@@ -9927,7 +9927,7 @@
       <w:pPr>
         <w:pStyle w:val="3"/>
       </w:pPr>
-      <w:bookmarkStart w:id="8" w:name="_Toc240691022"/>
+      <w:bookmarkStart w:id="8" w:name="_Toc240695087"/>
       <w:r>
         <w:t>1.4.3 Условия эксплуатации</w:t>
       </w:r>
@@ -9998,7 +9998,7 @@
       <w:pPr>
         <w:pStyle w:val="3"/>
       </w:pPr>
-      <w:bookmarkStart w:id="9" w:name="_Toc240691023"/>
+      <w:bookmarkStart w:id="9" w:name="_Toc240695088"/>
       <w:r>
         <w:t>1.4.4 Требования к совместимости</w:t>
       </w:r>
@@ -10056,7 +10056,7 @@
       <w:pPr>
         <w:pStyle w:val="2"/>
       </w:pPr>
-      <w:bookmarkStart w:id="10" w:name="_Toc240691024"/>
+      <w:bookmarkStart w:id="10" w:name="_Toc240695089"/>
       <w:r>
         <w:t>1.5 Требования к интерфейсу</w:t>
       </w:r>
@@ -10191,7 +10191,7 @@
           <w:left w:w="10" w:type="dxa"/>
           <w:right w:w="10" w:type="dxa"/>
         </w:tblCellMar>
-        <w:tblLook w:val="0000" w:firstRow="0" w:lastRow="0" w:firstColumn="0" w:lastColumn="0" w:noHBand="0" w:noVBand="0"/>
+        <w:tblLook w:val="04A0" w:firstRow="1" w:lastRow="0" w:firstColumn="1" w:lastColumn="0" w:noHBand="0" w:noVBand="1"/>
       </w:tblPr>
       <w:tblGrid>
         <w:gridCol w:w="2200"/>
@@ -10865,7 +10865,7 @@
       <w:pPr>
         <w:pStyle w:val="2"/>
       </w:pPr>
-      <w:bookmarkStart w:id="11" w:name="_Toc240691025"/>
+      <w:bookmarkStart w:id="11" w:name="_Toc240695090"/>
       <w:r>
         <w:t>1.6 Критерии приёмки</w:t>
       </w:r>
@@ -10947,7 +10947,7 @@
       <w:pPr>
         <w:pStyle w:val="2"/>
       </w:pPr>
-      <w:bookmarkStart w:id="12" w:name="_Toc240691026"/>
+      <w:bookmarkStart w:id="12" w:name="_Toc240695091"/>
       <w:r>
         <w:t>1.7 Требования к документации и запуск</w:t>
       </w:r>
@@ -11007,7 +11007,19 @@
         </w:numPr>
       </w:pPr>
       <w:r>
-        <w:t>docs/ARCHITECTURE.md — описание архитектуры со схемами.</w:t>
+        <w:t>docs/ARCHITECTURE.md — описание архитектуры со схемами;</w:t>
+      </w:r>
+    </w:p>
+    <w:p>
+      <w:pPr>
+        <w:pStyle w:val="a0"/>
+        <w:numPr>
+          <w:ilvl w:val="0"/>
+          <w:numId w:val="6"/>
+        </w:numPr>
+      </w:pPr>
+      <w:r>
+        <w:t>docs/DEPLOY.md — развёртывание на сервере и управление службой.</w:t>
       </w:r>
     </w:p>
     <w:p>
@@ -11032,7 +11044,7 @@
         <w:t>Start</w:t>
       </w:r>
       <w:r>
-        <w:t>. Установка на стороне тестировщика не требуется.</w:t>
+        <w:t>. Бот развёрнут на сервере и доступен круглосуточно, установка на стороне тестировщика не требуется.</w:t>
       </w:r>
     </w:p>
     <w:p>
@@ -11055,7 +11067,7 @@
       <w:pPr>
         <w:pStyle w:val="2"/>
       </w:pPr>
-      <w:bookmarkStart w:id="13" w:name="_Toc240691027"/>
+      <w:bookmarkStart w:id="13" w:name="_Toc240695092"/>
       <w:r>
         <w:t>1.8 Порядок контроля и приёмки</w:t>
       </w:r>
@@ -11100,7 +11112,7 @@
           <w:left w:w="10" w:type="dxa"/>
           <w:right w:w="10" w:type="dxa"/>
         </w:tblCellMar>
-        <w:tblLook w:val="0000" w:firstRow="0" w:lastRow="0" w:firstColumn="0" w:lastColumn="0" w:noHBand="0" w:noVBand="0"/>
+        <w:tblLook w:val="04A0" w:firstRow="1" w:lastRow="0" w:firstColumn="1" w:lastColumn="0" w:noHBand="0" w:noVBand="1"/>
       </w:tblPr>
       <w:tblGrid>
         <w:gridCol w:w="2424"/>
@@ -11406,7 +11418,7 @@
             <w:tcBorders>
               <w:top w:val="single" w:sz="4" w:space="0" w:color="000000"/>
               <w:left w:val="single" w:sz="4" w:space="0" w:color="000000"/>
-              <w:bottom w:val="single" w:sz="4" w:space="0" w:color="000000"/>
+              <w:bottom w:val="nil"/>
               <w:right w:val="single" w:sz="4" w:space="0" w:color="000000"/>
             </w:tcBorders>
             <w:tcMar>
@@ -11432,7 +11444,7 @@
             <w:tcBorders>
               <w:top w:val="single" w:sz="4" w:space="0" w:color="000000"/>
               <w:left w:val="single" w:sz="4" w:space="0" w:color="000000"/>
-              <w:bottom w:val="single" w:sz="4" w:space="0" w:color="000000"/>
+              <w:bottom w:val="nil"/>
               <w:right w:val="single" w:sz="4" w:space="0" w:color="000000"/>
             </w:tcBorders>
             <w:tcMar>
@@ -11458,7 +11470,7 @@
             <w:tcBorders>
               <w:top w:val="single" w:sz="4" w:space="0" w:color="000000"/>
               <w:left w:val="single" w:sz="4" w:space="0" w:color="000000"/>
-              <w:bottom w:val="single" w:sz="4" w:space="0" w:color="000000"/>
+              <w:bottom w:val="nil"/>
               <w:right w:val="single" w:sz="4" w:space="0" w:color="000000"/>
             </w:tcBorders>
             <w:tcMar>
@@ -11475,95 +11487,6 @@
             </w:pPr>
             <w:r>
               <w:t>Error guessing</w:t>
-            </w:r>
-          </w:p>
-        </w:tc>
-      </w:tr>
-      <w:tr>
-        <w:tblPrEx>
-          <w:tblCellMar>
-            <w:top w:w="0" w:type="dxa"/>
-            <w:bottom w:w="0" w:type="dxa"/>
-          </w:tblCellMar>
-        </w:tblPrEx>
-        <w:trPr>
-          <w:cantSplit/>
-        </w:trPr>
-        <w:tc>
-          <w:tcPr>
-            <w:tcW w:w="2424" w:type="dxa"/>
-            <w:tcBorders>
-              <w:top w:val="single" w:sz="4" w:space="0" w:color="000000"/>
-              <w:left w:val="single" w:sz="4" w:space="0" w:color="000000"/>
-              <w:bottom w:val="nil"/>
-              <w:right w:val="single" w:sz="4" w:space="0" w:color="000000"/>
-            </w:tcBorders>
-            <w:tcMar>
-              <w:top w:w="40" w:type="dxa"/>
-              <w:left w:w="80" w:type="dxa"/>
-              <w:bottom w:w="40" w:type="dxa"/>
-              <w:right w:w="80" w:type="dxa"/>
-            </w:tcMar>
-            <w:vAlign w:val="center"/>
-          </w:tcPr>
-          <w:p>
-            <w:pPr>
-              <w:pStyle w:val="af0"/>
-            </w:pPr>
-            <w:r>
-              <w:t>Тестирование состояний</w:t>
-            </w:r>
-          </w:p>
-        </w:tc>
-        <w:tc>
-          <w:tcPr>
-            <w:tcW w:w="3568" w:type="dxa"/>
-            <w:tcBorders>
-              <w:top w:val="single" w:sz="4" w:space="0" w:color="000000"/>
-              <w:left w:val="single" w:sz="4" w:space="0" w:color="000000"/>
-              <w:bottom w:val="nil"/>
-              <w:right w:val="single" w:sz="4" w:space="0" w:color="000000"/>
-            </w:tcBorders>
-            <w:tcMar>
-              <w:top w:w="40" w:type="dxa"/>
-              <w:left w:w="80" w:type="dxa"/>
-              <w:bottom w:w="40" w:type="dxa"/>
-              <w:right w:w="80" w:type="dxa"/>
-            </w:tcMar>
-            <w:vAlign w:val="center"/>
-          </w:tcPr>
-          <w:p>
-            <w:pPr>
-              <w:pStyle w:val="af0"/>
-            </w:pPr>
-            <w:r>
-              <w:t>Диалоги ввода: отмена, команда посреди ввода, повторный ввод после ошибки</w:t>
-            </w:r>
-          </w:p>
-        </w:tc>
-        <w:tc>
-          <w:tcPr>
-            <w:tcW w:w="3646" w:type="dxa"/>
-            <w:tcBorders>
-              <w:top w:val="single" w:sz="4" w:space="0" w:color="000000"/>
-              <w:left w:val="single" w:sz="4" w:space="0" w:color="000000"/>
-              <w:bottom w:val="nil"/>
-              <w:right w:val="single" w:sz="4" w:space="0" w:color="000000"/>
-            </w:tcBorders>
-            <w:tcMar>
-              <w:top w:w="40" w:type="dxa"/>
-              <w:left w:w="80" w:type="dxa"/>
-              <w:bottom w:w="40" w:type="dxa"/>
-              <w:right w:w="80" w:type="dxa"/>
-            </w:tcMar>
-            <w:vAlign w:val="center"/>
-          </w:tcPr>
-          <w:p>
-            <w:pPr>
-              <w:pStyle w:val="af0"/>
-            </w:pPr>
-            <w:r>
-              <w:t>Тестирование переходов состояний</w:t>
             </w:r>
           </w:p>
         </w:tc>
@@ -11594,7 +11517,7 @@
           <w:left w:w="10" w:type="dxa"/>
           <w:right w:w="10" w:type="dxa"/>
         </w:tblCellMar>
-        <w:tblLook w:val="0000" w:firstRow="0" w:lastRow="0" w:firstColumn="0" w:lastColumn="0" w:noHBand="0" w:noVBand="0"/>
+        <w:tblLook w:val="04A0" w:firstRow="1" w:lastRow="0" w:firstColumn="1" w:lastColumn="0" w:noHBand="0" w:noVBand="1"/>
       </w:tblPr>
       <w:tblGrid>
         <w:gridCol w:w="2424"/>
@@ -11747,7 +11670,7 @@
               <w:t>Т</w:t>
             </w:r>
             <w:r>
-              <w:t>естирование интерфейса</w:t>
+              <w:t>естирование состояний</w:t>
             </w:r>
           </w:p>
         </w:tc>
@@ -11773,7 +11696,7 @@
               <w:pStyle w:val="af0"/>
             </w:pPr>
             <w:r>
-              <w:t>Требования UI-01…UI-06, тексты кнопок и сообщений</w:t>
+              <w:t>Диалоги ввода: отмена, команда посреди ввода, повторный ввод после ошибки</w:t>
             </w:r>
           </w:p>
         </w:tc>
@@ -11799,7 +11722,7 @@
               <w:pStyle w:val="af0"/>
             </w:pPr>
             <w:r>
-              <w:t>Чек-лист</w:t>
+              <w:t>Тестирование переходов состояний</w:t>
             </w:r>
           </w:p>
         </w:tc>
@@ -11836,7 +11759,7 @@
               <w:pStyle w:val="af0"/>
             </w:pPr>
             <w:r>
-              <w:t>Тестирование надёжности</w:t>
+              <w:t>Тестирование интерфейса</w:t>
             </w:r>
           </w:p>
         </w:tc>
@@ -11862,7 +11785,7 @@
               <w:pStyle w:val="af0"/>
             </w:pPr>
             <w:r>
-              <w:t>NFR-01…NFR-05: перезапуск, отключение сети</w:t>
+              <w:t>Требования UI-01…UI-06, тексты кнопок и сообщений</w:t>
             </w:r>
           </w:p>
         </w:tc>
@@ -11888,7 +11811,7 @@
               <w:pStyle w:val="af0"/>
             </w:pPr>
             <w:r>
-              <w:t>Исследовательское тестирование</w:t>
+              <w:t>Чек-лист</w:t>
             </w:r>
           </w:p>
         </w:tc>
@@ -11925,6 +11848,95 @@
               <w:pStyle w:val="af0"/>
             </w:pPr>
             <w:r>
+              <w:t>Тестирование надёжности</w:t>
+            </w:r>
+          </w:p>
+        </w:tc>
+        <w:tc>
+          <w:tcPr>
+            <w:tcW w:w="3568" w:type="dxa"/>
+            <w:tcBorders>
+              <w:top w:val="single" w:sz="4" w:space="0" w:color="000000"/>
+              <w:left w:val="single" w:sz="4" w:space="0" w:color="000000"/>
+              <w:bottom w:val="single" w:sz="4" w:space="0" w:color="000000"/>
+              <w:right w:val="single" w:sz="4" w:space="0" w:color="000000"/>
+            </w:tcBorders>
+            <w:tcMar>
+              <w:top w:w="40" w:type="dxa"/>
+              <w:left w:w="80" w:type="dxa"/>
+              <w:bottom w:w="40" w:type="dxa"/>
+              <w:right w:w="80" w:type="dxa"/>
+            </w:tcMar>
+            <w:vAlign w:val="center"/>
+          </w:tcPr>
+          <w:p>
+            <w:pPr>
+              <w:pStyle w:val="af0"/>
+            </w:pPr>
+            <w:r>
+              <w:t>NFR-01…NFR-05: перезапуск, отключение сети</w:t>
+            </w:r>
+          </w:p>
+        </w:tc>
+        <w:tc>
+          <w:tcPr>
+            <w:tcW w:w="3646" w:type="dxa"/>
+            <w:tcBorders>
+              <w:top w:val="single" w:sz="4" w:space="0" w:color="000000"/>
+              <w:left w:val="single" w:sz="4" w:space="0" w:color="000000"/>
+              <w:bottom w:val="single" w:sz="4" w:space="0" w:color="000000"/>
+              <w:right w:val="single" w:sz="4" w:space="0" w:color="000000"/>
+            </w:tcBorders>
+            <w:tcMar>
+              <w:top w:w="40" w:type="dxa"/>
+              <w:left w:w="80" w:type="dxa"/>
+              <w:bottom w:w="40" w:type="dxa"/>
+              <w:right w:w="80" w:type="dxa"/>
+            </w:tcMar>
+            <w:vAlign w:val="center"/>
+          </w:tcPr>
+          <w:p>
+            <w:pPr>
+              <w:pStyle w:val="af0"/>
+            </w:pPr>
+            <w:r>
+              <w:t>Исследовательское тестирование</w:t>
+            </w:r>
+          </w:p>
+        </w:tc>
+      </w:tr>
+      <w:tr>
+        <w:tblPrEx>
+          <w:tblCellMar>
+            <w:top w:w="0" w:type="dxa"/>
+            <w:bottom w:w="0" w:type="dxa"/>
+          </w:tblCellMar>
+        </w:tblPrEx>
+        <w:trPr>
+          <w:cantSplit/>
+        </w:trPr>
+        <w:tc>
+          <w:tcPr>
+            <w:tcW w:w="2424" w:type="dxa"/>
+            <w:tcBorders>
+              <w:top w:val="single" w:sz="4" w:space="0" w:color="000000"/>
+              <w:left w:val="single" w:sz="4" w:space="0" w:color="000000"/>
+              <w:bottom w:val="single" w:sz="4" w:space="0" w:color="000000"/>
+              <w:right w:val="single" w:sz="4" w:space="0" w:color="000000"/>
+            </w:tcBorders>
+            <w:tcMar>
+              <w:top w:w="40" w:type="dxa"/>
+              <w:left w:w="80" w:type="dxa"/>
+              <w:bottom w:w="40" w:type="dxa"/>
+              <w:right w:w="80" w:type="dxa"/>
+            </w:tcMar>
+            <w:vAlign w:val="center"/>
+          </w:tcPr>
+          <w:p>
+            <w:pPr>
+              <w:pStyle w:val="af0"/>
+            </w:pPr>
+            <w:r>
               <w:t>Тестирование документации</w:t>
             </w:r>
           </w:p>
@@ -12001,7 +12013,7 @@
       <w:pPr>
         <w:pStyle w:val="2"/>
       </w:pPr>
-      <w:bookmarkStart w:id="14" w:name="_Toc240691028"/>
+      <w:bookmarkStart w:id="14" w:name="_Toc240695093"/>
       <w:r>
         <w:t>1.9 Этапы и сроки разработки</w:t>
       </w:r>
@@ -12038,7 +12050,7 @@
           <w:left w:w="10" w:type="dxa"/>
           <w:right w:w="10" w:type="dxa"/>
         </w:tblCellMar>
-        <w:tblLook w:val="0000" w:firstRow="0" w:lastRow="0" w:firstColumn="0" w:lastColumn="0" w:noHBand="0" w:noVBand="0"/>
+        <w:tblLook w:val="04A0" w:firstRow="1" w:lastRow="0" w:firstColumn="1" w:lastColumn="0" w:noHBand="0" w:noVBand="1"/>
       </w:tblPr>
       <w:tblGrid>
         <w:gridCol w:w="402"/>
@@ -13134,6 +13146,7 @@
         <w:pStyle w:val="af"/>
       </w:pPr>
       <w:r>
+        <w:lastRenderedPageBreak/>
         <w:t>Таблица 1.14 – Роли участников команды</w:t>
       </w:r>
     </w:p>
@@ -13152,7 +13165,7 @@
           <w:left w:w="10" w:type="dxa"/>
           <w:right w:w="10" w:type="dxa"/>
         </w:tblCellMar>
-        <w:tblLook w:val="0000" w:firstRow="0" w:lastRow="0" w:firstColumn="0" w:lastColumn="0" w:noHBand="0" w:noVBand="0"/>
+        <w:tblLook w:val="04A0" w:firstRow="1" w:lastRow="0" w:firstColumn="1" w:lastColumn="0" w:noHBand="0" w:noVBand="1"/>
       </w:tblPr>
       <w:tblGrid>
         <w:gridCol w:w="4244"/>
@@ -13248,7 +13261,7 @@
             <w:tcBorders>
               <w:top w:val="single" w:sz="4" w:space="0" w:color="000000"/>
               <w:left w:val="single" w:sz="4" w:space="0" w:color="000000"/>
-              <w:bottom w:val="nil"/>
+              <w:bottom w:val="single" w:sz="4" w:space="0" w:color="000000"/>
               <w:right w:val="single" w:sz="4" w:space="0" w:color="000000"/>
             </w:tcBorders>
             <w:tcMar>
@@ -13274,7 +13287,7 @@
             <w:tcBorders>
               <w:top w:val="single" w:sz="4" w:space="0" w:color="000000"/>
               <w:left w:val="single" w:sz="4" w:space="0" w:color="000000"/>
-              <w:bottom w:val="nil"/>
+              <w:bottom w:val="single" w:sz="4" w:space="0" w:color="000000"/>
               <w:right w:val="single" w:sz="4" w:space="0" w:color="000000"/>
             </w:tcBorders>
             <w:tcMar>
@@ -13291,6 +13304,132 @@
             </w:pPr>
             <w:r>
               <w:t>Тимлид, разработчик</w:t>
+            </w:r>
+          </w:p>
+        </w:tc>
+      </w:tr>
+      <w:tr>
+        <w:tblPrEx>
+          <w:tblCellMar>
+            <w:top w:w="0" w:type="dxa"/>
+            <w:bottom w:w="0" w:type="dxa"/>
+          </w:tblCellMar>
+        </w:tblPrEx>
+        <w:trPr>
+          <w:cantSplit/>
+        </w:trPr>
+        <w:tc>
+          <w:tcPr>
+            <w:tcW w:w="4244" w:type="dxa"/>
+            <w:tcBorders>
+              <w:top w:val="single" w:sz="4" w:space="0" w:color="000000"/>
+              <w:left w:val="single" w:sz="4" w:space="0" w:color="000000"/>
+              <w:bottom w:val="single" w:sz="4" w:space="0" w:color="000000"/>
+              <w:right w:val="single" w:sz="4" w:space="0" w:color="000000"/>
+            </w:tcBorders>
+            <w:tcMar>
+              <w:top w:w="40" w:type="dxa"/>
+              <w:left w:w="80" w:type="dxa"/>
+              <w:bottom w:w="40" w:type="dxa"/>
+              <w:right w:w="80" w:type="dxa"/>
+            </w:tcMar>
+            <w:vAlign w:val="center"/>
+          </w:tcPr>
+          <w:p>
+            <w:pPr>
+              <w:pStyle w:val="af0"/>
+            </w:pPr>
+            <w:r>
+              <w:t>Губин Александр Сергеевич</w:t>
+            </w:r>
+          </w:p>
+        </w:tc>
+        <w:tc>
+          <w:tcPr>
+            <w:tcW w:w="5394" w:type="dxa"/>
+            <w:tcBorders>
+              <w:top w:val="single" w:sz="4" w:space="0" w:color="000000"/>
+              <w:left w:val="single" w:sz="4" w:space="0" w:color="000000"/>
+              <w:bottom w:val="single" w:sz="4" w:space="0" w:color="000000"/>
+              <w:right w:val="single" w:sz="4" w:space="0" w:color="000000"/>
+            </w:tcBorders>
+            <w:tcMar>
+              <w:top w:w="40" w:type="dxa"/>
+              <w:left w:w="80" w:type="dxa"/>
+              <w:bottom w:w="40" w:type="dxa"/>
+              <w:right w:w="80" w:type="dxa"/>
+            </w:tcMar>
+            <w:vAlign w:val="center"/>
+          </w:tcPr>
+          <w:p>
+            <w:pPr>
+              <w:pStyle w:val="af0"/>
+            </w:pPr>
+            <w:r>
+              <w:t>Специалист по автоматизации тестирования</w:t>
+            </w:r>
+          </w:p>
+        </w:tc>
+      </w:tr>
+      <w:tr>
+        <w:tblPrEx>
+          <w:tblCellMar>
+            <w:top w:w="0" w:type="dxa"/>
+            <w:bottom w:w="0" w:type="dxa"/>
+          </w:tblCellMar>
+        </w:tblPrEx>
+        <w:trPr>
+          <w:cantSplit/>
+        </w:trPr>
+        <w:tc>
+          <w:tcPr>
+            <w:tcW w:w="4244" w:type="dxa"/>
+            <w:tcBorders>
+              <w:top w:val="single" w:sz="4" w:space="0" w:color="000000"/>
+              <w:left w:val="single" w:sz="4" w:space="0" w:color="000000"/>
+              <w:bottom w:val="single" w:sz="4" w:space="0" w:color="000000"/>
+              <w:right w:val="single" w:sz="4" w:space="0" w:color="000000"/>
+            </w:tcBorders>
+            <w:tcMar>
+              <w:top w:w="40" w:type="dxa"/>
+              <w:left w:w="80" w:type="dxa"/>
+              <w:bottom w:w="40" w:type="dxa"/>
+              <w:right w:w="80" w:type="dxa"/>
+            </w:tcMar>
+            <w:vAlign w:val="center"/>
+          </w:tcPr>
+          <w:p>
+            <w:pPr>
+              <w:pStyle w:val="af0"/>
+            </w:pPr>
+            <w:r>
+              <w:t>Ким Андрей Владимирович</w:t>
+            </w:r>
+          </w:p>
+        </w:tc>
+        <w:tc>
+          <w:tcPr>
+            <w:tcW w:w="5394" w:type="dxa"/>
+            <w:tcBorders>
+              <w:top w:val="single" w:sz="4" w:space="0" w:color="000000"/>
+              <w:left w:val="single" w:sz="4" w:space="0" w:color="000000"/>
+              <w:bottom w:val="single" w:sz="4" w:space="0" w:color="000000"/>
+              <w:right w:val="single" w:sz="4" w:space="0" w:color="000000"/>
+            </w:tcBorders>
+            <w:tcMar>
+              <w:top w:w="40" w:type="dxa"/>
+              <w:left w:w="80" w:type="dxa"/>
+              <w:bottom w:w="40" w:type="dxa"/>
+              <w:right w:w="80" w:type="dxa"/>
+            </w:tcMar>
+            <w:vAlign w:val="center"/>
+          </w:tcPr>
+          <w:p>
+            <w:pPr>
+              <w:pStyle w:val="af0"/>
+            </w:pPr>
+            <w:r>
+              <w:t>Инженер по качеству, тестировщик</w:t>
             </w:r>
           </w:p>
         </w:tc>
@@ -13298,12 +13437,361 @@
     </w:tbl>
     <w:p>
       <w:pPr>
+        <w:pStyle w:val="a0"/>
+        <w:spacing w:line="240" w:lineRule="auto"/>
+      </w:pPr>
+    </w:p>
+    <w:p>
+      <w:pPr>
+        <w:pStyle w:val="1"/>
+        <w:pageBreakBefore/>
+      </w:pPr>
+      <w:bookmarkStart w:id="15" w:name="_Toc240695094"/>
+      <w:r>
+        <w:lastRenderedPageBreak/>
+        <w:t>2 ДОПОЛНИТЕЛЬНАЯ ДОКУМЕНТАЦИЯ</w:t>
+      </w:r>
+      <w:bookmarkEnd w:id="15"/>
+    </w:p>
+    <w:p>
+      <w:pPr>
+        <w:pStyle w:val="a0"/>
+      </w:pPr>
+      <w:r>
+        <w:t>Дополнительная документация включает руководство пользователя и описание архитектуры программного продукта со схемами.</w:t>
+      </w:r>
+    </w:p>
+    <w:p>
+      <w:pPr>
+        <w:pStyle w:val="2"/>
+      </w:pPr>
+      <w:bookmarkStart w:id="16" w:name="_Toc240695095"/>
+      <w:r>
+        <w:t>2.1 Руководство пользователя</w:t>
+      </w:r>
+      <w:bookmarkEnd w:id="16"/>
+    </w:p>
+    <w:p>
+      <w:pPr>
+        <w:pStyle w:val="a0"/>
+      </w:pPr>
+      <w:r>
+        <w:t>Telegram-бот «Личный помощник» — погода с советами, напоминания, заметки, привычки и курсы валют в одном чате.</w:t>
+      </w:r>
+    </w:p>
+    <w:p>
+      <w:pPr>
+        <w:pStyle w:val="3"/>
+      </w:pPr>
+      <w:bookmarkStart w:id="17" w:name="_Toc240695096"/>
+      <w:r>
+        <w:t>2.1.1 Начало работы</w:t>
+      </w:r>
+      <w:bookmarkEnd w:id="17"/>
+    </w:p>
+    <w:p>
+      <w:pPr>
+        <w:pStyle w:val="a0"/>
+        <w:numPr>
+          <w:ilvl w:val="0"/>
+          <w:numId w:val="7"/>
+        </w:numPr>
+      </w:pPr>
+      <w:r>
+        <w:t xml:space="preserve">откройте бота в Telegram и нажмите </w:t>
+      </w:r>
+      <w:r>
+        <w:rPr>
+          <w:b/>
+          <w:bCs/>
+        </w:rPr>
+        <w:t>Start</w:t>
+      </w:r>
+      <w:r>
+        <w:t xml:space="preserve"> (или отправьте /start);</w:t>
+      </w:r>
+    </w:p>
+    <w:p>
+      <w:pPr>
+        <w:pStyle w:val="a0"/>
+        <w:numPr>
+          <w:ilvl w:val="0"/>
+          <w:numId w:val="7"/>
+        </w:numPr>
+      </w:pPr>
+      <w:r>
+        <w:t>бот поздоровается и покажет главное меню — большие кнопки под полем ввода:.</w:t>
+      </w:r>
+    </w:p>
+    <w:p>
+      <w:pPr>
+        <w:pStyle w:val="af1"/>
+        <w:keepLines/>
+        <w:spacing w:before="120"/>
+      </w:pPr>
+      <w:r>
+        <w:t>🌤</w:t>
+      </w:r>
+      <w:r>
+        <w:t xml:space="preserve"> Погода        </w:t>
+      </w:r>
+      <w:r>
+        <w:t>📅</w:t>
+      </w:r>
+      <w:r>
+        <w:t xml:space="preserve"> Мой день</w:t>
+      </w:r>
+    </w:p>
+    <w:p>
+      <w:pPr>
+        <w:pStyle w:val="af1"/>
+        <w:keepLines/>
+      </w:pPr>
+      <w:r>
+        <w:t>⏰</w:t>
+      </w:r>
+      <w:r>
+        <w:t xml:space="preserve"> Напоминания   </w:t>
+      </w:r>
+      <w:r>
+        <w:t>📝</w:t>
+      </w:r>
+      <w:r>
+        <w:t xml:space="preserve"> Заметки</w:t>
+      </w:r>
+    </w:p>
+    <w:p>
+      <w:pPr>
+        <w:pStyle w:val="af1"/>
+        <w:keepLines/>
+      </w:pPr>
+      <w:r>
+        <w:t>🎯</w:t>
+      </w:r>
+      <w:r>
+        <w:t xml:space="preserve"> Привычки      </w:t>
+      </w:r>
+      <w:r>
+        <w:t>💱</w:t>
+      </w:r>
+      <w:r>
+        <w:t xml:space="preserve"> Курс валют</w:t>
+      </w:r>
+    </w:p>
+    <w:p>
+      <w:pPr>
+        <w:pStyle w:val="af1"/>
+        <w:keepLines/>
+        <w:spacing w:after="120"/>
+      </w:pPr>
+      <w:r>
+        <w:t>⚙</w:t>
+      </w:r>
+      <w:r>
+        <w:t>️</w:t>
+      </w:r>
+      <w:r>
+        <w:t xml:space="preserve"> Настройки</w:t>
+      </w:r>
+    </w:p>
+    <w:p>
+      <w:pPr>
+        <w:pStyle w:val="a0"/>
+        <w:numPr>
+          <w:ilvl w:val="0"/>
+          <w:numId w:val="7"/>
+        </w:numPr>
+      </w:pPr>
+      <w:r>
+        <w:t xml:space="preserve">если вы не из Москвы, сразу зайдите в </w:t>
+      </w:r>
+      <w:r>
+        <w:rPr>
+          <w:b/>
+          <w:bCs/>
+        </w:rPr>
+        <w:t>⚙</w:t>
+      </w:r>
+      <w:r>
+        <w:rPr>
+          <w:b/>
+          <w:bCs/>
+        </w:rPr>
+        <w:t>️</w:t>
+      </w:r>
+      <w:r>
+        <w:rPr>
+          <w:b/>
+          <w:bCs/>
+        </w:rPr>
+        <w:t xml:space="preserve"> Настройки → </w:t>
+      </w:r>
+      <w:r>
+        <w:rPr>
+          <w:b/>
+          <w:bCs/>
+        </w:rPr>
+        <w:t>🏙</w:t>
+      </w:r>
+      <w:r>
+        <w:rPr>
+          <w:b/>
+          <w:bCs/>
+        </w:rPr>
+        <w:t xml:space="preserve"> Сменить город</w:t>
+      </w:r>
+      <w:r>
+        <w:t>: от города зависят погода и время, по которому приходят напоминания и утренняя сводка.</w:t>
+      </w:r>
+    </w:p>
+    <w:p>
+      <w:pPr>
+        <w:pStyle w:val="a0"/>
+      </w:pPr>
+      <w:r>
+        <w:t>Команда /help в любой момент повторяет приветствие и возвращает меню.</w:t>
+      </w:r>
+    </w:p>
+    <w:p>
+      <w:pPr>
+        <w:pStyle w:val="a0"/>
+      </w:pPr>
+      <w:r>
+        <w:rPr>
+          <w:b/>
+          <w:bCs/>
+        </w:rPr>
+        <w:t>Как устроен ввод.</w:t>
+      </w:r>
+      <w:r>
+        <w:t xml:space="preserve"> Когда бот ждёт от вас текст (название заметки, время напоминания и так далее), вместо меню появляется одна кнопка — </w:t>
+      </w:r>
+      <w:r>
+        <w:rPr>
+          <w:b/>
+          <w:bCs/>
+        </w:rPr>
+        <w:t>❌ Отмена</w:t>
+      </w:r>
+      <w:r>
+        <w:t>. Нажмите её, если передумали: ничего не сохранится. Если вы ошиблись в формате, бот объяснит, что не так, и попросит ввести ещё раз.</w:t>
+      </w:r>
+    </w:p>
+    <w:p>
+      <w:pPr>
+        <w:pStyle w:val="3"/>
+      </w:pPr>
+      <w:bookmarkStart w:id="18" w:name="_Toc240695097"/>
+      <w:r>
+        <w:t>2.1.2 Погода</w:t>
+      </w:r>
+      <w:bookmarkEnd w:id="18"/>
+    </w:p>
+    <w:p>
+      <w:pPr>
+        <w:pStyle w:val="a0"/>
+      </w:pPr>
+      <w:r>
+        <w:t xml:space="preserve">Нажмите </w:t>
+      </w:r>
+      <w:r>
+        <w:rPr>
+          <w:b/>
+          <w:bCs/>
+        </w:rPr>
+        <w:t>🌤</w:t>
+      </w:r>
+      <w:r>
+        <w:rPr>
+          <w:b/>
+          <w:bCs/>
+        </w:rPr>
+        <w:t xml:space="preserve"> Погода</w:t>
+      </w:r>
+      <w:r>
+        <w:t>. Бот покажет погоду в вашем городе и советы на день:</w:t>
+      </w:r>
+    </w:p>
+    <w:p>
+      <w:pPr>
+        <w:pStyle w:val="af1"/>
+        <w:keepLines/>
+        <w:spacing w:before="120"/>
+      </w:pPr>
+      <w:r>
+        <w:t>🌤</w:t>
+      </w:r>
+      <w:r>
+        <w:t xml:space="preserve"> Москва: +10°C, малооблачно</w:t>
+      </w:r>
+    </w:p>
+    <w:p>
+      <w:pPr>
+        <w:pStyle w:val="af1"/>
+        <w:keepLines/>
+      </w:pPr>
+      <w:r>
+        <w:t>Ощущается как +9°C, ветер 1 м/с</w:t>
+      </w:r>
+    </w:p>
+    <w:p>
+      <w:pPr>
+        <w:pStyle w:val="af1"/>
+        <w:keepLines/>
+      </w:pPr>
+      <w:r>
+        <w:t>Сегодня: +9…+17°C</w:t>
+      </w:r>
+    </w:p>
+    <w:p>
+      <w:pPr>
+        <w:pStyle w:val="af1"/>
+        <w:keepLines/>
+      </w:pPr>
+      <w:r>
+        <w:t xml:space="preserve"> </w:t>
+      </w:r>
+    </w:p>
+    <w:p>
+      <w:pPr>
+        <w:pStyle w:val="af1"/>
+        <w:keepLines/>
+      </w:pPr>
+      <w:r>
+        <w:lastRenderedPageBreak/>
+        <w:t>🧥</w:t>
+      </w:r>
+      <w:r>
+        <w:t xml:space="preserve"> Утром холодно, вечером потеплеет</w:t>
+      </w:r>
+    </w:p>
+    <w:p>
+      <w:pPr>
+        <w:pStyle w:val="af1"/>
+        <w:keepLines/>
+        <w:spacing w:after="120"/>
+      </w:pPr>
+      <w:r>
+        <w:t>🚲</w:t>
+      </w:r>
+      <w:r>
+        <w:t xml:space="preserve"> Сегодня хороший день для велосипеда</w:t>
+      </w:r>
+    </w:p>
+    <w:p>
+      <w:pPr>
+        <w:pStyle w:val="a0"/>
+      </w:pPr>
+      <w:r>
+        <w:t>Какие советы бывают и когда они появляются, показано в таблице 2.1.</w:t>
+      </w:r>
+    </w:p>
+    <w:p>
+      <w:pPr>
         <w:pStyle w:val="af"/>
-        <w:pageBreakBefore/>
-      </w:pPr>
-      <w:r>
-        <w:lastRenderedPageBreak/>
-        <w:t>Продолжение таблицы 1.14</w:t>
+      </w:pPr>
+      <w:r>
+        <w:t>Таблица 2.1 – Советы бота по погоде</w:t>
       </w:r>
     </w:p>
     <w:tbl>
@@ -13321,595 +13809,7 @@
           <w:left w:w="10" w:type="dxa"/>
           <w:right w:w="10" w:type="dxa"/>
         </w:tblCellMar>
-        <w:tblLook w:val="0000" w:firstRow="0" w:lastRow="0" w:firstColumn="0" w:lastColumn="0" w:noHBand="0" w:noVBand="0"/>
-      </w:tblPr>
-      <w:tblGrid>
-        <w:gridCol w:w="4244"/>
-        <w:gridCol w:w="5394"/>
-      </w:tblGrid>
-      <w:tr>
-        <w:tblPrEx>
-          <w:tblCellMar>
-            <w:top w:w="0" w:type="dxa"/>
-            <w:bottom w:w="0" w:type="dxa"/>
-          </w:tblCellMar>
-        </w:tblPrEx>
-        <w:trPr>
-          <w:cantSplit/>
-          <w:tblHeader/>
-        </w:trPr>
-        <w:tc>
-          <w:tcPr>
-            <w:tcW w:w="4244" w:type="dxa"/>
-            <w:tcBorders>
-              <w:top w:val="single" w:sz="4" w:space="0" w:color="000000"/>
-              <w:left w:val="single" w:sz="4" w:space="0" w:color="000000"/>
-              <w:bottom w:val="single" w:sz="4" w:space="0" w:color="000000"/>
-              <w:right w:val="single" w:sz="4" w:space="0" w:color="000000"/>
-            </w:tcBorders>
-            <w:tcMar>
-              <w:top w:w="40" w:type="dxa"/>
-              <w:left w:w="80" w:type="dxa"/>
-              <w:bottom w:w="40" w:type="dxa"/>
-              <w:right w:w="80" w:type="dxa"/>
-            </w:tcMar>
-            <w:vAlign w:val="center"/>
-          </w:tcPr>
-          <w:p>
-            <w:pPr>
-              <w:pStyle w:val="af0"/>
-              <w:jc w:val="center"/>
-              <w:rPr>
-                <w:b/>
-              </w:rPr>
-            </w:pPr>
-            <w:r>
-              <w:rPr>
-                <w:b/>
-              </w:rPr>
-              <w:t>Участник</w:t>
-            </w:r>
-          </w:p>
-        </w:tc>
-        <w:tc>
-          <w:tcPr>
-            <w:tcW w:w="5394" w:type="dxa"/>
-            <w:tcBorders>
-              <w:top w:val="single" w:sz="4" w:space="0" w:color="000000"/>
-              <w:left w:val="single" w:sz="4" w:space="0" w:color="000000"/>
-              <w:bottom w:val="single" w:sz="4" w:space="0" w:color="000000"/>
-              <w:right w:val="single" w:sz="4" w:space="0" w:color="000000"/>
-            </w:tcBorders>
-            <w:tcMar>
-              <w:top w:w="40" w:type="dxa"/>
-              <w:left w:w="80" w:type="dxa"/>
-              <w:bottom w:w="40" w:type="dxa"/>
-              <w:right w:w="80" w:type="dxa"/>
-            </w:tcMar>
-            <w:vAlign w:val="center"/>
-          </w:tcPr>
-          <w:p>
-            <w:pPr>
-              <w:pStyle w:val="af0"/>
-              <w:jc w:val="center"/>
-              <w:rPr>
-                <w:b/>
-              </w:rPr>
-            </w:pPr>
-            <w:r>
-              <w:rPr>
-                <w:b/>
-              </w:rPr>
-              <w:t>Роль</w:t>
-            </w:r>
-          </w:p>
-        </w:tc>
-      </w:tr>
-      <w:tr>
-        <w:tblPrEx>
-          <w:tblCellMar>
-            <w:top w:w="0" w:type="dxa"/>
-            <w:bottom w:w="0" w:type="dxa"/>
-          </w:tblCellMar>
-        </w:tblPrEx>
-        <w:trPr>
-          <w:cantSplit/>
-        </w:trPr>
-        <w:tc>
-          <w:tcPr>
-            <w:tcW w:w="4244" w:type="dxa"/>
-            <w:tcBorders>
-              <w:top w:val="single" w:sz="4" w:space="0" w:color="000000"/>
-              <w:left w:val="single" w:sz="4" w:space="0" w:color="000000"/>
-              <w:bottom w:val="single" w:sz="4" w:space="0" w:color="000000"/>
-              <w:right w:val="single" w:sz="4" w:space="0" w:color="000000"/>
-            </w:tcBorders>
-            <w:tcMar>
-              <w:top w:w="40" w:type="dxa"/>
-              <w:left w:w="80" w:type="dxa"/>
-              <w:bottom w:w="40" w:type="dxa"/>
-              <w:right w:w="80" w:type="dxa"/>
-            </w:tcMar>
-            <w:vAlign w:val="center"/>
-          </w:tcPr>
-          <w:p>
-            <w:pPr>
-              <w:pStyle w:val="af0"/>
-            </w:pPr>
-            <w:r>
-              <w:t>Г</w:t>
-            </w:r>
-            <w:r>
-              <w:t>убин Александр Сергеевич</w:t>
-            </w:r>
-          </w:p>
-        </w:tc>
-        <w:tc>
-          <w:tcPr>
-            <w:tcW w:w="5394" w:type="dxa"/>
-            <w:tcBorders>
-              <w:top w:val="single" w:sz="4" w:space="0" w:color="000000"/>
-              <w:left w:val="single" w:sz="4" w:space="0" w:color="000000"/>
-              <w:bottom w:val="single" w:sz="4" w:space="0" w:color="000000"/>
-              <w:right w:val="single" w:sz="4" w:space="0" w:color="000000"/>
-            </w:tcBorders>
-            <w:tcMar>
-              <w:top w:w="40" w:type="dxa"/>
-              <w:left w:w="80" w:type="dxa"/>
-              <w:bottom w:w="40" w:type="dxa"/>
-              <w:right w:w="80" w:type="dxa"/>
-            </w:tcMar>
-            <w:vAlign w:val="center"/>
-          </w:tcPr>
-          <w:p>
-            <w:pPr>
-              <w:pStyle w:val="af0"/>
-            </w:pPr>
-            <w:r>
-              <w:t>Специалист по автоматизации тестирования</w:t>
-            </w:r>
-          </w:p>
-        </w:tc>
-      </w:tr>
-      <w:tr>
-        <w:tblPrEx>
-          <w:tblCellMar>
-            <w:top w:w="0" w:type="dxa"/>
-            <w:bottom w:w="0" w:type="dxa"/>
-          </w:tblCellMar>
-        </w:tblPrEx>
-        <w:trPr>
-          <w:cantSplit/>
-        </w:trPr>
-        <w:tc>
-          <w:tcPr>
-            <w:tcW w:w="4244" w:type="dxa"/>
-            <w:tcBorders>
-              <w:top w:val="single" w:sz="4" w:space="0" w:color="000000"/>
-              <w:left w:val="single" w:sz="4" w:space="0" w:color="000000"/>
-              <w:bottom w:val="single" w:sz="4" w:space="0" w:color="000000"/>
-              <w:right w:val="single" w:sz="4" w:space="0" w:color="000000"/>
-            </w:tcBorders>
-            <w:tcMar>
-              <w:top w:w="40" w:type="dxa"/>
-              <w:left w:w="80" w:type="dxa"/>
-              <w:bottom w:w="40" w:type="dxa"/>
-              <w:right w:w="80" w:type="dxa"/>
-            </w:tcMar>
-            <w:vAlign w:val="center"/>
-          </w:tcPr>
-          <w:p>
-            <w:pPr>
-              <w:pStyle w:val="af0"/>
-            </w:pPr>
-            <w:r>
-              <w:t>Ким Андрей Владимирович</w:t>
-            </w:r>
-          </w:p>
-        </w:tc>
-        <w:tc>
-          <w:tcPr>
-            <w:tcW w:w="5394" w:type="dxa"/>
-            <w:tcBorders>
-              <w:top w:val="single" w:sz="4" w:space="0" w:color="000000"/>
-              <w:left w:val="single" w:sz="4" w:space="0" w:color="000000"/>
-              <w:bottom w:val="single" w:sz="4" w:space="0" w:color="000000"/>
-              <w:right w:val="single" w:sz="4" w:space="0" w:color="000000"/>
-            </w:tcBorders>
-            <w:tcMar>
-              <w:top w:w="40" w:type="dxa"/>
-              <w:left w:w="80" w:type="dxa"/>
-              <w:bottom w:w="40" w:type="dxa"/>
-              <w:right w:w="80" w:type="dxa"/>
-            </w:tcMar>
-            <w:vAlign w:val="center"/>
-          </w:tcPr>
-          <w:p>
-            <w:pPr>
-              <w:pStyle w:val="af0"/>
-            </w:pPr>
-            <w:r>
-              <w:t>Инженер по качеству, тестировщик</w:t>
-            </w:r>
-          </w:p>
-        </w:tc>
-      </w:tr>
-    </w:tbl>
-    <w:p>
-      <w:pPr>
-        <w:pStyle w:val="a0"/>
-        <w:spacing w:line="240" w:lineRule="auto"/>
-      </w:pPr>
-    </w:p>
-    <w:p>
-      <w:pPr>
-        <w:pStyle w:val="1"/>
-        <w:pageBreakBefore/>
-      </w:pPr>
-      <w:bookmarkStart w:id="15" w:name="_Toc240691029"/>
-      <w:r>
-        <w:lastRenderedPageBreak/>
-        <w:t>2 ДОПОЛНИТЕЛЬНАЯ ДОКУМЕНТАЦИЯ</w:t>
-      </w:r>
-      <w:bookmarkEnd w:id="15"/>
-    </w:p>
-    <w:p>
-      <w:pPr>
-        <w:pStyle w:val="a0"/>
-      </w:pPr>
-      <w:r>
-        <w:t>Дополнительная документация включает руководство пользователя и описание архитектуры программного продукта со схемами.</w:t>
-      </w:r>
-    </w:p>
-    <w:p>
-      <w:pPr>
-        <w:pStyle w:val="2"/>
-      </w:pPr>
-      <w:bookmarkStart w:id="16" w:name="_Toc240691030"/>
-      <w:r>
-        <w:t>2.1 Руководство пользователя</w:t>
-      </w:r>
-      <w:bookmarkEnd w:id="16"/>
-    </w:p>
-    <w:p>
-      <w:pPr>
-        <w:pStyle w:val="a0"/>
-      </w:pPr>
-      <w:r>
-        <w:t>Telegram-бот «Личный помощник» — погода с советами, напоминания, заметки, привычки и курсы валют в одном чате.</w:t>
-      </w:r>
-    </w:p>
-    <w:p>
-      <w:pPr>
-        <w:pStyle w:val="3"/>
-      </w:pPr>
-      <w:bookmarkStart w:id="17" w:name="_Toc240691031"/>
-      <w:r>
-        <w:t>2.1.1 Начало работы</w:t>
-      </w:r>
-      <w:bookmarkEnd w:id="17"/>
-    </w:p>
-    <w:p>
-      <w:pPr>
-        <w:pStyle w:val="a0"/>
-        <w:numPr>
-          <w:ilvl w:val="0"/>
-          <w:numId w:val="7"/>
-        </w:numPr>
-      </w:pPr>
-      <w:r>
-        <w:t xml:space="preserve">откройте бота в Telegram и нажмите </w:t>
-      </w:r>
-      <w:r>
-        <w:rPr>
-          <w:b/>
-          <w:bCs/>
-        </w:rPr>
-        <w:t>Start</w:t>
-      </w:r>
-      <w:r>
-        <w:t xml:space="preserve"> (или отправьте /start);</w:t>
-      </w:r>
-    </w:p>
-    <w:p>
-      <w:pPr>
-        <w:pStyle w:val="a0"/>
-        <w:numPr>
-          <w:ilvl w:val="0"/>
-          <w:numId w:val="7"/>
-        </w:numPr>
-      </w:pPr>
-      <w:r>
-        <w:t>бот поздоровается и покажет главное меню — большие кнопки под полем ввода:.</w:t>
-      </w:r>
-    </w:p>
-    <w:p>
-      <w:pPr>
-        <w:pStyle w:val="af1"/>
-        <w:keepLines/>
-        <w:spacing w:before="120"/>
-      </w:pPr>
-      <w:r>
-        <w:t>🌤</w:t>
-      </w:r>
-      <w:r>
-        <w:t xml:space="preserve"> Погода        </w:t>
-      </w:r>
-      <w:r>
-        <w:t>📅</w:t>
-      </w:r>
-      <w:r>
-        <w:t xml:space="preserve"> Мой день</w:t>
-      </w:r>
-    </w:p>
-    <w:p>
-      <w:pPr>
-        <w:pStyle w:val="af1"/>
-        <w:keepLines/>
-      </w:pPr>
-      <w:r>
-        <w:t>⏰</w:t>
-      </w:r>
-      <w:r>
-        <w:t xml:space="preserve"> Напоминания   </w:t>
-      </w:r>
-      <w:r>
-        <w:t>📝</w:t>
-      </w:r>
-      <w:r>
-        <w:t xml:space="preserve"> Заметки</w:t>
-      </w:r>
-    </w:p>
-    <w:p>
-      <w:pPr>
-        <w:pStyle w:val="af1"/>
-        <w:keepLines/>
-      </w:pPr>
-      <w:r>
-        <w:t>🎯</w:t>
-      </w:r>
-      <w:r>
-        <w:t xml:space="preserve"> Привычки      </w:t>
-      </w:r>
-      <w:r>
-        <w:t>💱</w:t>
-      </w:r>
-      <w:r>
-        <w:t xml:space="preserve"> Курс валют</w:t>
-      </w:r>
-    </w:p>
-    <w:p>
-      <w:pPr>
-        <w:pStyle w:val="af1"/>
-        <w:keepLines/>
-        <w:spacing w:after="120"/>
-      </w:pPr>
-      <w:r>
-        <w:t>⚙</w:t>
-      </w:r>
-      <w:r>
-        <w:t>️</w:t>
-      </w:r>
-      <w:r>
-        <w:t xml:space="preserve"> Настройки</w:t>
-      </w:r>
-    </w:p>
-    <w:p>
-      <w:pPr>
-        <w:pStyle w:val="a0"/>
-        <w:numPr>
-          <w:ilvl w:val="0"/>
-          <w:numId w:val="7"/>
-        </w:numPr>
-      </w:pPr>
-      <w:r>
-        <w:t xml:space="preserve">если вы не из Москвы, сразу зайдите в </w:t>
-      </w:r>
-      <w:r>
-        <w:rPr>
-          <w:b/>
-          <w:bCs/>
-        </w:rPr>
-        <w:t>⚙</w:t>
-      </w:r>
-      <w:r>
-        <w:rPr>
-          <w:b/>
-          <w:bCs/>
-        </w:rPr>
-        <w:t>️</w:t>
-      </w:r>
-      <w:r>
-        <w:rPr>
-          <w:b/>
-          <w:bCs/>
-        </w:rPr>
-        <w:t xml:space="preserve"> Настройки → </w:t>
-      </w:r>
-      <w:r>
-        <w:rPr>
-          <w:b/>
-          <w:bCs/>
-        </w:rPr>
-        <w:t>🏙</w:t>
-      </w:r>
-      <w:r>
-        <w:rPr>
-          <w:b/>
-          <w:bCs/>
-        </w:rPr>
-        <w:t xml:space="preserve"> Сменить город</w:t>
-      </w:r>
-      <w:r>
-        <w:t>: от города зависят погода и время, по которому приходят напоминания и утренняя сводка.</w:t>
-      </w:r>
-    </w:p>
-    <w:p>
-      <w:pPr>
-        <w:pStyle w:val="a0"/>
-      </w:pPr>
-      <w:r>
-        <w:t>Команда /help в любой момент повторяет приветствие и возвращает меню.</w:t>
-      </w:r>
-    </w:p>
-    <w:p>
-      <w:pPr>
-        <w:pStyle w:val="a0"/>
-      </w:pPr>
-      <w:r>
-        <w:rPr>
-          <w:b/>
-          <w:bCs/>
-        </w:rPr>
-        <w:t>Как устроен ввод.</w:t>
-      </w:r>
-      <w:r>
-        <w:t xml:space="preserve"> Когда бот ждёт от вас текст (название заметки, время напоминания и так далее), вместо меню появляется одна кнопка — </w:t>
-      </w:r>
-      <w:r>
-        <w:rPr>
-          <w:b/>
-          <w:bCs/>
-        </w:rPr>
-        <w:t>❌ Отмена</w:t>
-      </w:r>
-      <w:r>
-        <w:t>. Нажмите её, если передумали: ничего не сохранится. Если вы ошиблись в формате, бот объяснит, что не так, и попросит ввести ещё раз.</w:t>
-      </w:r>
-    </w:p>
-    <w:p>
-      <w:pPr>
-        <w:pStyle w:val="3"/>
-      </w:pPr>
-      <w:bookmarkStart w:id="18" w:name="_Toc240691032"/>
-      <w:r>
-        <w:t>2.1.2 Погода</w:t>
-      </w:r>
-      <w:bookmarkEnd w:id="18"/>
-    </w:p>
-    <w:p>
-      <w:pPr>
-        <w:pStyle w:val="a0"/>
-      </w:pPr>
-      <w:r>
-        <w:t xml:space="preserve">Нажмите </w:t>
-      </w:r>
-      <w:r>
-        <w:rPr>
-          <w:b/>
-          <w:bCs/>
-        </w:rPr>
-        <w:t>🌤</w:t>
-      </w:r>
-      <w:r>
-        <w:rPr>
-          <w:b/>
-          <w:bCs/>
-        </w:rPr>
-        <w:t xml:space="preserve"> Погода</w:t>
-      </w:r>
-      <w:r>
-        <w:t>. Бот покажет погоду в вашем городе и советы на день:</w:t>
-      </w:r>
-    </w:p>
-    <w:p>
-      <w:pPr>
-        <w:pStyle w:val="af1"/>
-        <w:keepLines/>
-        <w:spacing w:before="120"/>
-      </w:pPr>
-      <w:r>
-        <w:t>🌤</w:t>
-      </w:r>
-      <w:r>
-        <w:t xml:space="preserve"> Москва: +10°C, малооблачно</w:t>
-      </w:r>
-    </w:p>
-    <w:p>
-      <w:pPr>
-        <w:pStyle w:val="af1"/>
-        <w:keepLines/>
-      </w:pPr>
-      <w:r>
-        <w:t>Ощущается как +9°C, ветер 1 м/с</w:t>
-      </w:r>
-    </w:p>
-    <w:p>
-      <w:pPr>
-        <w:pStyle w:val="af1"/>
-        <w:keepLines/>
-      </w:pPr>
-      <w:r>
-        <w:t>Сегодня: +9…+17°C</w:t>
-      </w:r>
-    </w:p>
-    <w:p>
-      <w:pPr>
-        <w:pStyle w:val="af1"/>
-        <w:keepLines/>
-      </w:pPr>
-      <w:r>
-        <w:t xml:space="preserve"> </w:t>
-      </w:r>
-    </w:p>
-    <w:p>
-      <w:pPr>
-        <w:pStyle w:val="af1"/>
-        <w:keepLines/>
-      </w:pPr>
-      <w:r>
-        <w:lastRenderedPageBreak/>
-        <w:t>🧥</w:t>
-      </w:r>
-      <w:r>
-        <w:t xml:space="preserve"> Утром холодно, вечером потеплеет</w:t>
-      </w:r>
-    </w:p>
-    <w:p>
-      <w:pPr>
-        <w:pStyle w:val="af1"/>
-        <w:keepLines/>
-        <w:spacing w:after="120"/>
-      </w:pPr>
-      <w:r>
-        <w:t>🚲</w:t>
-      </w:r>
-      <w:r>
-        <w:t xml:space="preserve"> Сегодня хороший день для велосипеда</w:t>
-      </w:r>
-    </w:p>
-    <w:p>
-      <w:pPr>
-        <w:pStyle w:val="a0"/>
-      </w:pPr>
-      <w:r>
-        <w:t>Какие советы бывают и когда они появляются, показано в таблице 2.1.</w:t>
-      </w:r>
-    </w:p>
-    <w:p>
-      <w:pPr>
-        <w:pStyle w:val="af"/>
-      </w:pPr>
-      <w:r>
-        <w:t>Таблица 2.1 – Советы бота по погоде</w:t>
-      </w:r>
-    </w:p>
-    <w:tbl>
-      <w:tblPr>
-        <w:tblW w:w="9638" w:type="dxa"/>
-        <w:tblBorders>
-          <w:top w:val="single" w:sz="4" w:space="0" w:color="auto"/>
-          <w:left w:val="single" w:sz="4" w:space="0" w:color="auto"/>
-          <w:bottom w:val="single" w:sz="4" w:space="0" w:color="auto"/>
-          <w:right w:val="single" w:sz="4" w:space="0" w:color="auto"/>
-          <w:insideH w:val="single" w:sz="4" w:space="0" w:color="auto"/>
-          <w:insideV w:val="single" w:sz="4" w:space="0" w:color="auto"/>
-        </w:tblBorders>
-        <w:tblCellMar>
-          <w:left w:w="10" w:type="dxa"/>
-          <w:right w:w="10" w:type="dxa"/>
-        </w:tblCellMar>
-        <w:tblLook w:val="0000" w:firstRow="0" w:lastRow="0" w:firstColumn="0" w:lastColumn="0" w:noHBand="0" w:noVBand="0"/>
+        <w:tblLook w:val="04A0" w:firstRow="1" w:lastRow="0" w:firstColumn="1" w:lastColumn="0" w:noHBand="0" w:noVBand="1"/>
       </w:tblPr>
       <w:tblGrid>
         <w:gridCol w:w="4383"/>
@@ -14690,7 +14590,7 @@
       <w:pPr>
         <w:pStyle w:val="3"/>
       </w:pPr>
-      <w:bookmarkStart w:id="19" w:name="_Toc240691033"/>
+      <w:bookmarkStart w:id="19" w:name="_Toc240695098"/>
       <w:r>
         <w:t>2.1.3 Мой день</w:t>
       </w:r>
@@ -14861,7 +14761,7 @@
       <w:pPr>
         <w:pStyle w:val="3"/>
       </w:pPr>
-      <w:bookmarkStart w:id="20" w:name="_Toc240691034"/>
+      <w:bookmarkStart w:id="20" w:name="_Toc240695099"/>
       <w:r>
         <w:lastRenderedPageBreak/>
         <w:t>2.1.4 Напоминания</w:t>
@@ -15002,7 +14902,7 @@
           <w:left w:w="10" w:type="dxa"/>
           <w:right w:w="10" w:type="dxa"/>
         </w:tblCellMar>
-        <w:tblLook w:val="0000" w:firstRow="0" w:lastRow="0" w:firstColumn="0" w:lastColumn="0" w:noHBand="0" w:noVBand="0"/>
+        <w:tblLook w:val="04A0" w:firstRow="1" w:lastRow="0" w:firstColumn="1" w:lastColumn="0" w:noHBand="0" w:noVBand="1"/>
       </w:tblPr>
       <w:tblGrid>
         <w:gridCol w:w="2456"/>
@@ -15342,7 +15242,7 @@
       <w:pPr>
         <w:pStyle w:val="3"/>
       </w:pPr>
-      <w:bookmarkStart w:id="21" w:name="_Toc240691035"/>
+      <w:bookmarkStart w:id="21" w:name="_Toc240695100"/>
       <w:r>
         <w:t>2.1.5 Заметки</w:t>
       </w:r>
@@ -15450,7 +15350,7 @@
       <w:pPr>
         <w:pStyle w:val="3"/>
       </w:pPr>
-      <w:bookmarkStart w:id="22" w:name="_Toc240691036"/>
+      <w:bookmarkStart w:id="22" w:name="_Toc240695101"/>
       <w:r>
         <w:lastRenderedPageBreak/>
         <w:t>2.1.6 Привычки</w:t>
@@ -15672,7 +15572,7 @@
       <w:pPr>
         <w:pStyle w:val="3"/>
       </w:pPr>
-      <w:bookmarkStart w:id="23" w:name="_Toc240691037"/>
+      <w:bookmarkStart w:id="23" w:name="_Toc240695102"/>
       <w:r>
         <w:t>2.1.7 Курс валют</w:t>
       </w:r>
@@ -15792,7 +15692,7 @@
       <w:pPr>
         <w:pStyle w:val="3"/>
       </w:pPr>
-      <w:bookmarkStart w:id="24" w:name="_Toc240691038"/>
+      <w:bookmarkStart w:id="24" w:name="_Toc240695103"/>
       <w:r>
         <w:t>2.1.8 Настройки</w:t>
       </w:r>
@@ -15956,7 +15856,7 @@
       <w:pPr>
         <w:pStyle w:val="3"/>
       </w:pPr>
-      <w:bookmarkStart w:id="25" w:name="_Toc240691039"/>
+      <w:bookmarkStart w:id="25" w:name="_Toc240695104"/>
       <w:r>
         <w:t>2.1.9 Утренняя сводка</w:t>
       </w:r>
@@ -16092,7 +15992,7 @@
       <w:pPr>
         <w:pStyle w:val="3"/>
       </w:pPr>
-      <w:bookmarkStart w:id="26" w:name="_Toc240691040"/>
+      <w:bookmarkStart w:id="26" w:name="_Toc240695105"/>
       <w:r>
         <w:lastRenderedPageBreak/>
         <w:t>2.1.10 Частые вопросы</w:t>
@@ -16254,7 +16154,7 @@
       <w:pPr>
         <w:pStyle w:val="2"/>
       </w:pPr>
-      <w:bookmarkStart w:id="27" w:name="_Toc240691041"/>
+      <w:bookmarkStart w:id="27" w:name="_Toc240695106"/>
       <w:r>
         <w:t>2.2 Описание архитектуры</w:t>
       </w:r>
@@ -16272,7 +16172,7 @@
       <w:pPr>
         <w:pStyle w:val="3"/>
       </w:pPr>
-      <w:bookmarkStart w:id="28" w:name="_Toc240691042"/>
+      <w:bookmarkStart w:id="28" w:name="_Toc240695107"/>
       <w:r>
         <w:t>2.2.1 Общая идея</w:t>
       </w:r>
@@ -16337,7 +16237,7 @@
       <w:pPr>
         <w:pStyle w:val="3"/>
       </w:pPr>
-      <w:bookmarkStart w:id="29" w:name="_Toc240691043"/>
+      <w:bookmarkStart w:id="29" w:name="_Toc240695108"/>
       <w:r>
         <w:t>2.2.2 Технологии</w:t>
       </w:r>
@@ -16374,7 +16274,7 @@
           <w:left w:w="10" w:type="dxa"/>
           <w:right w:w="10" w:type="dxa"/>
         </w:tblCellMar>
-        <w:tblLook w:val="0000" w:firstRow="0" w:lastRow="0" w:firstColumn="0" w:lastColumn="0" w:noHBand="0" w:noVBand="0"/>
+        <w:tblLook w:val="04A0" w:firstRow="1" w:lastRow="0" w:firstColumn="1" w:lastColumn="0" w:noHBand="0" w:noVBand="1"/>
       </w:tblPr>
       <w:tblGrid>
         <w:gridCol w:w="1958"/>
@@ -17209,7 +17109,7 @@
       <w:pPr>
         <w:pStyle w:val="3"/>
       </w:pPr>
-      <w:bookmarkStart w:id="30" w:name="_Toc240691044"/>
+      <w:bookmarkStart w:id="30" w:name="_Toc240695109"/>
       <w:r>
         <w:t>2.2.3 Модули</w:t>
       </w:r>
@@ -17254,7 +17154,7 @@
           <w:left w:w="10" w:type="dxa"/>
           <w:right w:w="10" w:type="dxa"/>
         </w:tblCellMar>
-        <w:tblLook w:val="0000" w:firstRow="0" w:lastRow="0" w:firstColumn="0" w:lastColumn="0" w:noHBand="0" w:noVBand="0"/>
+        <w:tblLook w:val="04A0" w:firstRow="1" w:lastRow="0" w:firstColumn="1" w:lastColumn="0" w:noHBand="0" w:noVBand="1"/>
       </w:tblPr>
       <w:tblGrid>
         <w:gridCol w:w="1814"/>
@@ -17549,7 +17449,7 @@
           <w:left w:w="10" w:type="dxa"/>
           <w:right w:w="10" w:type="dxa"/>
         </w:tblCellMar>
-        <w:tblLook w:val="0000" w:firstRow="0" w:lastRow="0" w:firstColumn="0" w:lastColumn="0" w:noHBand="0" w:noVBand="0"/>
+        <w:tblLook w:val="04A0" w:firstRow="1" w:lastRow="0" w:firstColumn="1" w:lastColumn="0" w:noHBand="0" w:noVBand="1"/>
       </w:tblPr>
       <w:tblGrid>
         <w:gridCol w:w="1814"/>
@@ -18307,7 +18207,7 @@
       <w:pPr>
         <w:pStyle w:val="3"/>
       </w:pPr>
-      <w:bookmarkStart w:id="31" w:name="_Toc240691045"/>
+      <w:bookmarkStart w:id="31" w:name="_Toc240695110"/>
       <w:r>
         <w:t>2.2.4 Схема компонентов</w:t>
       </w:r>
@@ -18325,7 +18225,7 @@
       <w:pPr>
         <w:pStyle w:val="3"/>
       </w:pPr>
-      <w:bookmarkStart w:id="32" w:name="_Toc240691046"/>
+      <w:bookmarkStart w:id="32" w:name="_Toc240695111"/>
       <w:r>
         <w:t>2.2.5 Как обрабатывается нажатие кнопки</w:t>
       </w:r>
@@ -18354,10 +18254,10 @@
           <w:noProof/>
         </w:rPr>
         <w:drawing>
-          <wp:inline distT="0" distB="0" distL="0" distR="0" wp14:anchorId="4225B331" wp14:editId="3B5823BC">
+          <wp:inline distT="0" distB="0" distL="0" distR="0" wp14:anchorId="2E108AC2" wp14:editId="4BA7F9B6">
             <wp:extent cx="5715000" cy="4800600"/>
             <wp:effectExtent l="0" t="0" r="0" b="0"/>
-            <wp:docPr id="2121757281" name="Рисунок 2121757281"/>
+            <wp:docPr id="1637119851" name="Рисунок 1637119851"/>
             <wp:cNvGraphicFramePr>
               <a:graphicFrameLocks xmlns:a="http://schemas.openxmlformats.org/drawingml/2006/main" noChangeAspect="1"/>
             </wp:cNvGraphicFramePr>
@@ -18413,7 +18313,7 @@
       <w:pPr>
         <w:pStyle w:val="3"/>
       </w:pPr>
-      <w:bookmarkStart w:id="33" w:name="_Toc240691047"/>
+      <w:bookmarkStart w:id="33" w:name="_Toc240695112"/>
       <w:r>
         <w:t>2.2.6 Как работают диалоги ввода</w:t>
       </w:r>
@@ -18447,10 +18347,10 @@
         </w:rPr>
         <w:lastRenderedPageBreak/>
         <w:drawing>
-          <wp:inline distT="0" distB="0" distL="0" distR="0" wp14:anchorId="3F5FC155" wp14:editId="5788B225">
+          <wp:inline distT="0" distB="0" distL="0" distR="0" wp14:anchorId="06238EAB" wp14:editId="1D24D78B">
             <wp:extent cx="6115050" cy="5029200"/>
             <wp:effectExtent l="0" t="0" r="0" b="0"/>
-            <wp:docPr id="361450432" name="Рисунок 361450432"/>
+            <wp:docPr id="357887757" name="Рисунок 357887757"/>
             <wp:cNvGraphicFramePr>
               <a:graphicFrameLocks xmlns:a="http://schemas.openxmlformats.org/drawingml/2006/main" noChangeAspect="1"/>
             </wp:cNvGraphicFramePr>
@@ -18505,10 +18405,10 @@
           <w:noProof/>
         </w:rPr>
         <w:drawing>
-          <wp:inline distT="0" distB="0" distL="0" distR="0" wp14:anchorId="32270E3C" wp14:editId="1F59D0A4">
+          <wp:inline distT="0" distB="0" distL="0" distR="0" wp14:anchorId="296DA36C" wp14:editId="6E233B5A">
             <wp:extent cx="3810000" cy="3362325"/>
             <wp:effectExtent l="0" t="0" r="0" b="0"/>
-            <wp:docPr id="966769892" name="Рисунок 966769892"/>
+            <wp:docPr id="1432494979" name="Рисунок 1432494979"/>
             <wp:cNvGraphicFramePr>
               <a:graphicFrameLocks xmlns:a="http://schemas.openxmlformats.org/drawingml/2006/main" noChangeAspect="1"/>
             </wp:cNvGraphicFramePr>
@@ -18635,7 +18535,7 @@
       <w:pPr>
         <w:pStyle w:val="3"/>
       </w:pPr>
-      <w:bookmarkStart w:id="34" w:name="_Toc240691048"/>
+      <w:bookmarkStart w:id="34" w:name="_Toc240695113"/>
       <w:r>
         <w:t>2.2.7 Фоновый поток</w:t>
       </w:r>
@@ -18668,10 +18568,10 @@
           <w:noProof/>
         </w:rPr>
         <w:drawing>
-          <wp:inline distT="0" distB="0" distL="0" distR="0" wp14:anchorId="53A5E9EF" wp14:editId="1F0C652C">
+          <wp:inline distT="0" distB="0" distL="0" distR="0" wp14:anchorId="58A8D2B8" wp14:editId="5FA8D3C1">
             <wp:extent cx="4000500" cy="3876675"/>
             <wp:effectExtent l="0" t="0" r="0" b="0"/>
-            <wp:docPr id="468406438" name="Рисунок 468406438"/>
+            <wp:docPr id="584039693" name="Рисунок 584039693"/>
             <wp:cNvGraphicFramePr>
               <a:graphicFrameLocks xmlns:a="http://schemas.openxmlformats.org/drawingml/2006/main" noChangeAspect="1"/>
             </wp:cNvGraphicFramePr>
@@ -18785,7 +18685,7 @@
       <w:pPr>
         <w:pStyle w:val="3"/>
       </w:pPr>
-      <w:bookmarkStart w:id="35" w:name="_Toc240691049"/>
+      <w:bookmarkStart w:id="35" w:name="_Toc240695114"/>
       <w:r>
         <w:t>2.2.8 База данных</w:t>
       </w:r>
@@ -18895,10 +18795,10 @@
         </w:rPr>
         <w:lastRenderedPageBreak/>
         <w:drawing>
-          <wp:inline distT="0" distB="0" distL="0" distR="0" wp14:anchorId="3991F950" wp14:editId="301651F9">
+          <wp:inline distT="0" distB="0" distL="0" distR="0" wp14:anchorId="6AD07711" wp14:editId="5A74ACDA">
             <wp:extent cx="6115050" cy="6057900"/>
             <wp:effectExtent l="0" t="0" r="0" b="0"/>
-            <wp:docPr id="2020263672" name="Рисунок 2020263672"/>
+            <wp:docPr id="1954942081" name="Рисунок 1954942081"/>
             <wp:cNvGraphicFramePr>
               <a:graphicFrameLocks xmlns:a="http://schemas.openxmlformats.org/drawingml/2006/main" noChangeAspect="1"/>
             </wp:cNvGraphicFramePr>
@@ -18946,7 +18846,7 @@
       <w:pPr>
         <w:pStyle w:val="3"/>
       </w:pPr>
-      <w:bookmarkStart w:id="36" w:name="_Toc240691050"/>
+      <w:bookmarkStart w:id="36" w:name="_Toc240695115"/>
       <w:r>
         <w:t>2.2.9 Работа со временем</w:t>
       </w:r>
@@ -18981,7 +18881,7 @@
       <w:pPr>
         <w:pStyle w:val="3"/>
       </w:pPr>
-      <w:bookmarkStart w:id="37" w:name="_Toc240691051"/>
+      <w:bookmarkStart w:id="37" w:name="_Toc240695116"/>
       <w:r>
         <w:t>2.2.10 Обработка ошибок</w:t>
       </w:r>
@@ -19018,7 +18918,7 @@
           <w:left w:w="10" w:type="dxa"/>
           <w:right w:w="10" w:type="dxa"/>
         </w:tblCellMar>
-        <w:tblLook w:val="0000" w:firstRow="0" w:lastRow="0" w:firstColumn="0" w:lastColumn="0" w:noHBand="0" w:noVBand="0"/>
+        <w:tblLook w:val="04A0" w:firstRow="1" w:lastRow="0" w:firstColumn="1" w:lastColumn="0" w:noHBand="0" w:noVBand="1"/>
       </w:tblPr>
       <w:tblGrid>
         <w:gridCol w:w="4132"/>
@@ -19550,7 +19450,7 @@
       <w:pPr>
         <w:pStyle w:val="3"/>
       </w:pPr>
-      <w:bookmarkStart w:id="38" w:name="_Toc240691052"/>
+      <w:bookmarkStart w:id="38" w:name="_Toc240695117"/>
       <w:r>
         <w:t>2.2.11 Безопасность</w:t>
       </w:r>
@@ -19632,7 +19532,7 @@
       <w:pPr>
         <w:pStyle w:val="3"/>
       </w:pPr>
-      <w:bookmarkStart w:id="39" w:name="_Toc240691053"/>
+      <w:bookmarkStart w:id="39" w:name="_Toc240695118"/>
       <w:r>
         <w:lastRenderedPageBreak/>
         <w:t>2.2.12 Принятые решения</w:t>
@@ -19670,7 +19570,7 @@
           <w:left w:w="10" w:type="dxa"/>
           <w:right w:w="10" w:type="dxa"/>
         </w:tblCellMar>
-        <w:tblLook w:val="0000" w:firstRow="0" w:lastRow="0" w:firstColumn="0" w:lastColumn="0" w:noHBand="0" w:noVBand="0"/>
+        <w:tblLook w:val="04A0" w:firstRow="1" w:lastRow="0" w:firstColumn="1" w:lastColumn="0" w:noHBand="0" w:noVBand="1"/>
       </w:tblPr>
       <w:tblGrid>
         <w:gridCol w:w="2368"/>
@@ -20465,7 +20365,7 @@
         <w:pStyle w:val="1"/>
         <w:pageBreakBefore/>
       </w:pPr>
-      <w:bookmarkStart w:id="40" w:name="_Toc240691054"/>
+      <w:bookmarkStart w:id="40" w:name="_Toc240695119"/>
       <w:r>
         <w:lastRenderedPageBreak/>
         <w:t>3 ОПИСАНИЕ ВНЕСЁННЫХ ОШИБОК</w:t>
@@ -20476,7 +20376,7 @@
       <w:pPr>
         <w:pStyle w:val="2"/>
       </w:pPr>
-      <w:bookmarkStart w:id="41" w:name="_Toc240691055"/>
+      <w:bookmarkStart w:id="41" w:name="_Toc240695120"/>
       <w:r>
         <w:t>3.1 Принцип отбора ошибок</w:t>
       </w:r>
@@ -20554,7 +20454,7 @@
           <w:left w:w="10" w:type="dxa"/>
           <w:right w:w="10" w:type="dxa"/>
         </w:tblCellMar>
-        <w:tblLook w:val="0000" w:firstRow="0" w:lastRow="0" w:firstColumn="0" w:lastColumn="0" w:noHBand="0" w:noVBand="0"/>
+        <w:tblLook w:val="04A0" w:firstRow="1" w:lastRow="0" w:firstColumn="1" w:lastColumn="0" w:noHBand="0" w:noVBand="1"/>
       </w:tblPr>
       <w:tblGrid>
         <w:gridCol w:w="1022"/>
@@ -21942,7 +21842,7 @@
       <w:pPr>
         <w:pStyle w:val="2"/>
       </w:pPr>
-      <w:bookmarkStart w:id="42" w:name="_Toc240691056"/>
+      <w:bookmarkStart w:id="42" w:name="_Toc240695121"/>
       <w:r>
         <w:t>3.2 ERR-01. Заметка длиной 500 символов отклоняется</w:t>
       </w:r>
@@ -22085,7 +21985,7 @@
       <w:pPr>
         <w:pStyle w:val="2"/>
       </w:pPr>
-      <w:bookmarkStart w:id="43" w:name="_Toc240691057"/>
+      <w:bookmarkStart w:id="43" w:name="_Toc240695122"/>
       <w:r>
         <w:t>3.3 ERR-02. По номеру удаляется не то напоминание</w:t>
       </w:r>
@@ -22257,7 +22157,7 @@
       <w:pPr>
         <w:pStyle w:val="2"/>
       </w:pPr>
-      <w:bookmarkStart w:id="44" w:name="_Toc240691058"/>
+      <w:bookmarkStart w:id="44" w:name="_Toc240695123"/>
       <w:r>
         <w:lastRenderedPageBreak/>
         <w:t>3.4 ERR-03. Конвертер принимает ноль и отрицательные суммы</w:t>
@@ -22406,7 +22306,7 @@
       <w:pPr>
         <w:pStyle w:val="2"/>
       </w:pPr>
-      <w:bookmarkStart w:id="45" w:name="_Toc240691059"/>
+      <w:bookmarkStart w:id="45" w:name="_Toc240695124"/>
       <w:r>
         <w:t>3.5 ERR-04. Подпись кнопки сводки противоположна действию</w:t>
       </w:r>
@@ -22567,7 +22467,7 @@
       <w:pPr>
         <w:pStyle w:val="2"/>
       </w:pPr>
-      <w:bookmarkStart w:id="46" w:name="_Toc240691060"/>
+      <w:bookmarkStart w:id="46" w:name="_Toc240695125"/>
       <w:r>
         <w:t>3.6 ERR-05. Опечатка в тексте напоминания</w:t>
       </w:r>
@@ -22703,7 +22603,7 @@
       <w:pPr>
         <w:pStyle w:val="2"/>
       </w:pPr>
-      <w:bookmarkStart w:id="47" w:name="_Toc240691061"/>
+      <w:bookmarkStart w:id="47" w:name="_Toc240695126"/>
       <w:r>
         <w:lastRenderedPageBreak/>
         <w:t>3.7 ERR-06. Стикер вместо названия города остаётся без ответа</w:t>
@@ -22852,7 +22752,7 @@
       <w:pPr>
         <w:pStyle w:val="2"/>
       </w:pPr>
-      <w:bookmarkStart w:id="48" w:name="_Toc240691062"/>
+      <w:bookmarkStart w:id="48" w:name="_Toc240695127"/>
       <w:r>
         <w:t>3.8 ERR-07. Прошедшее время не переносится на завтра</w:t>
       </w:r>
@@ -22990,7 +22890,7 @@
         <w:pStyle w:val="1"/>
         <w:pageBreakBefore/>
       </w:pPr>
-      <w:bookmarkStart w:id="49" w:name="_Toc240691063"/>
+      <w:bookmarkStart w:id="49" w:name="_Toc240695128"/>
       <w:r>
         <w:lastRenderedPageBreak/>
         <w:t>4 АНАЛИЗ ТЕХНИЧЕСКОГО ЗАДАНИЯ И ДОКУМЕНТАЦИИ ДРУГОЙ КОМАНДЫ</w:t>
@@ -23036,7 +22936,7 @@
           <w:left w:w="10" w:type="dxa"/>
           <w:right w:w="10" w:type="dxa"/>
         </w:tblCellMar>
-        <w:tblLook w:val="0000" w:firstRow="0" w:lastRow="0" w:firstColumn="0" w:lastColumn="0" w:noHBand="0" w:noVBand="0"/>
+        <w:tblLook w:val="04A0" w:firstRow="1" w:lastRow="0" w:firstColumn="1" w:lastColumn="0" w:noHBand="0" w:noVBand="1"/>
       </w:tblPr>
       <w:tblGrid>
         <w:gridCol w:w="402"/>
@@ -23872,7 +23772,7 @@
         <w:pStyle w:val="1"/>
         <w:pageBreakBefore/>
       </w:pPr>
-      <w:bookmarkStart w:id="50" w:name="_Toc240691064"/>
+      <w:bookmarkStart w:id="50" w:name="_Toc240695129"/>
       <w:r>
         <w:lastRenderedPageBreak/>
         <w:t>5 РЕЗУЛЬТАТЫ ТЕСТИРОВАНИЯ ПРОГРАММНОГО ПРОДУКТА ДРУГОЙ КОМАНДЫ</w:t>
@@ -23918,7 +23818,7 @@
           <w:left w:w="10" w:type="dxa"/>
           <w:right w:w="10" w:type="dxa"/>
         </w:tblCellMar>
-        <w:tblLook w:val="0000" w:firstRow="0" w:lastRow="0" w:firstColumn="0" w:lastColumn="0" w:noHBand="0" w:noVBand="0"/>
+        <w:tblLook w:val="04A0" w:firstRow="1" w:lastRow="0" w:firstColumn="1" w:lastColumn="0" w:noHBand="0" w:noVBand="1"/>
       </w:tblPr>
       <w:tblGrid>
         <w:gridCol w:w="2329"/>
@@ -24721,7 +24621,7 @@
           <w:left w:w="10" w:type="dxa"/>
           <w:right w:w="10" w:type="dxa"/>
         </w:tblCellMar>
-        <w:tblLook w:val="0000" w:firstRow="0" w:lastRow="0" w:firstColumn="0" w:lastColumn="0" w:noHBand="0" w:noVBand="0"/>
+        <w:tblLook w:val="04A0" w:firstRow="1" w:lastRow="0" w:firstColumn="1" w:lastColumn="0" w:noHBand="0" w:noVBand="1"/>
       </w:tblPr>
       <w:tblGrid>
         <w:gridCol w:w="2915"/>
@@ -25457,7 +25357,7 @@
           <w:left w:w="10" w:type="dxa"/>
           <w:right w:w="10" w:type="dxa"/>
         </w:tblCellMar>
-        <w:tblLook w:val="0000" w:firstRow="0" w:lastRow="0" w:firstColumn="0" w:lastColumn="0" w:noHBand="0" w:noVBand="0"/>
+        <w:tblLook w:val="04A0" w:firstRow="1" w:lastRow="0" w:firstColumn="1" w:lastColumn="0" w:noHBand="0" w:noVBand="1"/>
       </w:tblPr>
       <w:tblGrid>
         <w:gridCol w:w="2915"/>
@@ -25745,7 +25645,7 @@
         <w:pStyle w:val="1"/>
         <w:pageBreakBefore/>
       </w:pPr>
-      <w:bookmarkStart w:id="51" w:name="_Toc240691065"/>
+      <w:bookmarkStart w:id="51" w:name="_Toc240695130"/>
       <w:r>
         <w:lastRenderedPageBreak/>
         <w:t>6 ВЫЯВЛЕННЫЕ НЕДОЧЁТЫ ДОКУМЕНТАЦИИ ДРУГОЙ КОМАНДЫ</w:t>
@@ -25765,7 +25665,7 @@
         <w:pStyle w:val="1"/>
         <w:pageBreakBefore/>
       </w:pPr>
-      <w:bookmarkStart w:id="52" w:name="_Toc240691066"/>
+      <w:bookmarkStart w:id="52" w:name="_Toc240695131"/>
       <w:r>
         <w:lastRenderedPageBreak/>
         <w:t>ЗАКЛЮЧЕНИЕ</w:t>
@@ -25820,7 +25720,7 @@
         <w:pStyle w:val="1"/>
         <w:pageBreakBefore/>
       </w:pPr>
-      <w:bookmarkStart w:id="53" w:name="_Toc240691067"/>
+      <w:bookmarkStart w:id="53" w:name="_Toc240695132"/>
       <w:r>
         <w:lastRenderedPageBreak/>
         <w:t>СПИСОК ИСПОЛЬЗУЕМЫХ ИСТОЧНИКОВ</w:t>
@@ -25912,7 +25812,7 @@
         <w:pStyle w:val="1"/>
         <w:pageBreakBefore/>
       </w:pPr>
-      <w:bookmarkStart w:id="54" w:name="_Toc240691068"/>
+      <w:bookmarkStart w:id="54" w:name="_Toc240695133"/>
       <w:r>
         <w:lastRenderedPageBreak/>
         <w:t>ПРИЛОЖЕНИЯ</w:t>
@@ -26527,10 +26427,10 @@
 <file path=word/numbering.xml><?xml version="1.0" encoding="utf-8"?>
 <w:numbering xmlns:wpc="http://schemas.microsoft.com/office/word/2010/wordprocessingCanvas" xmlns:cx="http://schemas.microsoft.com/office/drawing/2014/chartex" xmlns:cx1="http://schemas.microsoft.com/office/drawing/2015/9/8/chartex" xmlns:cx2="http://schemas.microsoft.com/office/drawing/2015/10/21/chartex" xmlns:cx3="http://schemas.microsoft.com/office/drawing/2016/5/9/chartex" xmlns:cx4="http://schemas.microsoft.com/office/drawing/2016/5/10/chartex" xmlns:cx5="http://schemas.microsoft.com/office/drawing/2016/5/11/chartex" xmlns:cx6="http://schemas.microsoft.com/office/drawing/2016/5/12/chartex" xmlns:cx7="http://schemas.microsoft.com/office/drawing/2016/5/13/chartex" xmlns:cx8="http://schemas.microsoft.com/office/drawing/2016/5/14/chartex" xmlns:mc="http://schemas.openxmlformats.org/markup-compatibility/2006" xmlns:aink="http://schemas.microsoft.com/office/drawing/2016/ink" xmlns:am3d="http://schemas.microsoft.com/office/drawing/2017/model3d" xmlns:o="urn:schemas-microsoft-com:office:office" xmlns:oel="http://schemas.microsoft.com/office/2019/extlst" xmlns:r="http://schemas.openxmlformats.org/officeDocument/2006/relationships" xmlns:m="http://schemas.openxmlformats.org/officeDocument/2006/math" xmlns:v="urn:schemas-microsoft-com:vml" xmlns:wp14="http://schemas.microsoft.com/office/word/2010/wordprocessingDrawing" xmlns:wp="http://schemas.openxmlformats.org/drawingml/2006/wordprocessingDrawing" xmlns:w10="urn:schemas-microsoft-com:office:word" xmlns:w="http://schemas.openxmlformats.org/wordprocessingml/2006/main" xmlns:w14="http://schemas.microsoft.com/office/word/2010/wordml" xmlns:w15="http://schemas.microsoft.com/office/word/2012/wordml" xmlns:w16cex="http://schemas.microsoft.com/office/word/2018/wordml/cex" xmlns:w16cid="http://schemas.microsoft.com/office/word/2016/wordml/cid" xmlns:w16="http://schemas.microsoft.com/office/word/2018/wordml" xmlns:w16du="http://schemas.microsoft.com/office/word/2023/wordml/word16du" xmlns:w16sdtdh="http://schemas.microsoft.com/office/word/2020/wordml/sdtdatahash" xmlns:w16sdtfl="http://schemas.microsoft.com/office/word/2024/wordml/sdtformatlock" xmlns:w16se="http://schemas.microsoft.com/office/word/2015/wordml/symex" xmlns:wpg="http://schemas.microsoft.com/office/word/2010/wordprocessingGroup" xmlns:wpi="http://schemas.microsoft.com/office/word/2010/wordprocessingInk" xmlns:wne="http://schemas.microsoft.com/office/word/2006/wordml" xmlns:wps="http://schemas.microsoft.com/office/word/2010/wordprocessingShape" mc:Ignorable="w14 w15 w16se w16cid w16 w16cex w16sdtdh w16sdtfl w16du wp14">
   <w:abstractNum w:abstractNumId="0" w15:restartNumberingAfterBreak="0">
-    <w:nsid w:val="06064231"/>
+    <w:nsid w:val="19C9604A"/>
     <w:multiLevelType w:val="hybridMultilevel"/>
-    <w:tmpl w:val="045C8A4E"/>
-    <w:lvl w:ilvl="0" w:tplc="4EB4A48C">
+    <w:tmpl w:val="9B40551C"/>
+    <w:lvl w:ilvl="0" w:tplc="9806B30C">
       <w:start w:val="1"/>
       <w:numFmt w:val="bullet"/>
       <w:suff w:val="space"/>
@@ -26540,52 +26440,52 @@
         <w:ind w:left="0" w:firstLine="709"/>
       </w:pPr>
     </w:lvl>
-    <w:lvl w:ilvl="1" w:tplc="0A2CBAD6">
+    <w:lvl w:ilvl="1" w:tplc="489E27CC">
       <w:numFmt w:val="decimal"/>
       <w:lvlText w:val=""/>
       <w:lvlJc w:val="left"/>
     </w:lvl>
-    <w:lvl w:ilvl="2" w:tplc="5D503C02">
+    <w:lvl w:ilvl="2" w:tplc="4BD4523A">
       <w:numFmt w:val="decimal"/>
       <w:lvlText w:val=""/>
       <w:lvlJc w:val="left"/>
     </w:lvl>
-    <w:lvl w:ilvl="3" w:tplc="62327BCA">
+    <w:lvl w:ilvl="3" w:tplc="FC643170">
       <w:numFmt w:val="decimal"/>
       <w:lvlText w:val=""/>
       <w:lvlJc w:val="left"/>
     </w:lvl>
-    <w:lvl w:ilvl="4" w:tplc="61D23798">
+    <w:lvl w:ilvl="4" w:tplc="06B0F6C0">
       <w:numFmt w:val="decimal"/>
       <w:lvlText w:val=""/>
       <w:lvlJc w:val="left"/>
     </w:lvl>
-    <w:lvl w:ilvl="5" w:tplc="0F3E1920">
+    <w:lvl w:ilvl="5" w:tplc="C89236EE">
       <w:numFmt w:val="decimal"/>
       <w:lvlText w:val=""/>
       <w:lvlJc w:val="left"/>
     </w:lvl>
-    <w:lvl w:ilvl="6" w:tplc="691EFEF6">
+    <w:lvl w:ilvl="6" w:tplc="D3ECAE66">
       <w:numFmt w:val="decimal"/>
       <w:lvlText w:val=""/>
       <w:lvlJc w:val="left"/>
     </w:lvl>
-    <w:lvl w:ilvl="7" w:tplc="D11E141C">
+    <w:lvl w:ilvl="7" w:tplc="FB383216">
       <w:numFmt w:val="decimal"/>
       <w:lvlText w:val=""/>
       <w:lvlJc w:val="left"/>
     </w:lvl>
-    <w:lvl w:ilvl="8" w:tplc="C37CFE70">
+    <w:lvl w:ilvl="8" w:tplc="CB62EBE2">
       <w:numFmt w:val="decimal"/>
       <w:lvlText w:val=""/>
       <w:lvlJc w:val="left"/>
     </w:lvl>
   </w:abstractNum>
   <w:abstractNum w:abstractNumId="1" w15:restartNumberingAfterBreak="0">
-    <w:nsid w:val="2C7E110E"/>
+    <w:nsid w:val="588935B9"/>
     <w:multiLevelType w:val="hybridMultilevel"/>
-    <w:tmpl w:val="B6B6E0BE"/>
-    <w:lvl w:ilvl="0" w:tplc="5798DF1C">
+    <w:tmpl w:val="F5FA32F8"/>
+    <w:lvl w:ilvl="0" w:tplc="CE2874CE">
       <w:start w:val="1"/>
       <w:numFmt w:val="bullet"/>
       <w:lvlText w:val="●"/>
@@ -26594,7 +26494,7 @@
         <w:ind w:left="720" w:hanging="360"/>
       </w:pPr>
     </w:lvl>
-    <w:lvl w:ilvl="1" w:tplc="F662A2D2">
+    <w:lvl w:ilvl="1" w:tplc="9BFCA742">
       <w:start w:val="1"/>
       <w:numFmt w:val="bullet"/>
       <w:lvlText w:val="○"/>
@@ -26603,7 +26503,7 @@
         <w:ind w:left="1440" w:hanging="360"/>
       </w:pPr>
     </w:lvl>
-    <w:lvl w:ilvl="2" w:tplc="D71A9E12">
+    <w:lvl w:ilvl="2" w:tplc="3D347558">
       <w:start w:val="1"/>
       <w:numFmt w:val="bullet"/>
       <w:lvlText w:val="■"/>
@@ -26612,7 +26512,7 @@
         <w:ind w:left="2160" w:hanging="360"/>
       </w:pPr>
     </w:lvl>
-    <w:lvl w:ilvl="3" w:tplc="923CB51A">
+    <w:lvl w:ilvl="3" w:tplc="34D88CC8">
       <w:start w:val="1"/>
       <w:numFmt w:val="bullet"/>
       <w:lvlText w:val="●"/>
@@ -26621,7 +26521,7 @@
         <w:ind w:left="2880" w:hanging="360"/>
       </w:pPr>
     </w:lvl>
-    <w:lvl w:ilvl="4" w:tplc="3274EDDE">
+    <w:lvl w:ilvl="4" w:tplc="3AB0E250">
       <w:start w:val="1"/>
       <w:numFmt w:val="bullet"/>
       <w:lvlText w:val="○"/>
@@ -26630,7 +26530,7 @@
         <w:ind w:left="3600" w:hanging="360"/>
       </w:pPr>
     </w:lvl>
-    <w:lvl w:ilvl="5" w:tplc="20ACB830">
+    <w:lvl w:ilvl="5" w:tplc="D8D4DE46">
       <w:start w:val="1"/>
       <w:numFmt w:val="bullet"/>
       <w:lvlText w:val="■"/>
@@ -26639,7 +26539,7 @@
         <w:ind w:left="4320" w:hanging="360"/>
       </w:pPr>
     </w:lvl>
-    <w:lvl w:ilvl="6" w:tplc="B1BC2A54">
+    <w:lvl w:ilvl="6" w:tplc="E63E7D8C">
       <w:start w:val="1"/>
       <w:numFmt w:val="bullet"/>
       <w:lvlText w:val="●"/>
@@ -26648,7 +26548,7 @@
         <w:ind w:left="5040" w:hanging="360"/>
       </w:pPr>
     </w:lvl>
-    <w:lvl w:ilvl="7" w:tplc="62EC4ED4">
+    <w:lvl w:ilvl="7" w:tplc="0A72F91C">
       <w:start w:val="1"/>
       <w:numFmt w:val="bullet"/>
       <w:lvlText w:val="●"/>
@@ -26657,7 +26557,7 @@
         <w:ind w:left="5760" w:hanging="360"/>
       </w:pPr>
     </w:lvl>
-    <w:lvl w:ilvl="8" w:tplc="79CAAF5C">
+    <w:lvl w:ilvl="8" w:tplc="61546114">
       <w:start w:val="1"/>
       <w:numFmt w:val="bullet"/>
       <w:lvlText w:val="●"/>
@@ -26668,10 +26568,10 @@
     </w:lvl>
   </w:abstractNum>
   <w:abstractNum w:abstractNumId="2" w15:restartNumberingAfterBreak="0">
-    <w:nsid w:val="34DD2E50"/>
+    <w:nsid w:val="7C406C7F"/>
     <w:multiLevelType w:val="hybridMultilevel"/>
-    <w:tmpl w:val="D35C1586"/>
-    <w:lvl w:ilvl="0" w:tplc="1D06D084">
+    <w:tmpl w:val="20F4ABCC"/>
+    <w:lvl w:ilvl="0" w:tplc="5682187E">
       <w:start w:val="1"/>
       <w:numFmt w:val="decimal"/>
       <w:suff w:val="space"/>
@@ -26681,162 +26581,162 @@
         <w:ind w:left="0" w:firstLine="709"/>
       </w:pPr>
     </w:lvl>
-    <w:lvl w:ilvl="1" w:tplc="F31050CE">
+    <w:lvl w:ilvl="1" w:tplc="E58CB6CC">
       <w:numFmt w:val="decimal"/>
       <w:lvlText w:val=""/>
       <w:lvlJc w:val="left"/>
     </w:lvl>
-    <w:lvl w:ilvl="2" w:tplc="7B087DC0">
+    <w:lvl w:ilvl="2" w:tplc="66321A8E">
       <w:numFmt w:val="decimal"/>
       <w:lvlText w:val=""/>
       <w:lvlJc w:val="left"/>
     </w:lvl>
-    <w:lvl w:ilvl="3" w:tplc="A67EBC1C">
+    <w:lvl w:ilvl="3" w:tplc="328A489A">
       <w:numFmt w:val="decimal"/>
       <w:lvlText w:val=""/>
       <w:lvlJc w:val="left"/>
     </w:lvl>
-    <w:lvl w:ilvl="4" w:tplc="2FCE5B8A">
+    <w:lvl w:ilvl="4" w:tplc="CEB477FC">
       <w:numFmt w:val="decimal"/>
       <w:lvlText w:val=""/>
       <w:lvlJc w:val="left"/>
     </w:lvl>
-    <w:lvl w:ilvl="5" w:tplc="1AACA092">
+    <w:lvl w:ilvl="5" w:tplc="6CDEDE02">
       <w:numFmt w:val="decimal"/>
       <w:lvlText w:val=""/>
       <w:lvlJc w:val="left"/>
     </w:lvl>
-    <w:lvl w:ilvl="6" w:tplc="7D42CF36">
+    <w:lvl w:ilvl="6" w:tplc="863882C8">
       <w:numFmt w:val="decimal"/>
       <w:lvlText w:val=""/>
       <w:lvlJc w:val="left"/>
     </w:lvl>
-    <w:lvl w:ilvl="7" w:tplc="D480DDE0">
+    <w:lvl w:ilvl="7" w:tplc="C8DC44CC">
       <w:numFmt w:val="decimal"/>
       <w:lvlText w:val=""/>
       <w:lvlJc w:val="left"/>
     </w:lvl>
-    <w:lvl w:ilvl="8" w:tplc="68C4B09E">
+    <w:lvl w:ilvl="8" w:tplc="91805E08">
       <w:numFmt w:val="decimal"/>
       <w:lvlText w:val=""/>
       <w:lvlJc w:val="left"/>
     </w:lvl>
   </w:abstractNum>
-  <w:num w:numId="1" w16cid:durableId="64885212">
+  <w:num w:numId="1" w16cid:durableId="2117290623">
     <w:abstractNumId w:val="1"/>
     <w:lvlOverride w:ilvl="0">
       <w:startOverride w:val="1"/>
     </w:lvlOverride>
   </w:num>
-  <w:num w:numId="2" w16cid:durableId="778914128">
+  <w:num w:numId="2" w16cid:durableId="1138689650">
     <w:abstractNumId w:val="0"/>
     <w:lvlOverride w:ilvl="0">
       <w:startOverride w:val="1"/>
     </w:lvlOverride>
   </w:num>
-  <w:num w:numId="3" w16cid:durableId="730615572">
+  <w:num w:numId="3" w16cid:durableId="32510541">
     <w:abstractNumId w:val="2"/>
     <w:lvlOverride w:ilvl="0">
       <w:startOverride w:val="1"/>
     </w:lvlOverride>
   </w:num>
-  <w:num w:numId="4" w16cid:durableId="599027264">
+  <w:num w:numId="4" w16cid:durableId="2087216158">
     <w:abstractNumId w:val="0"/>
     <w:lvlOverride w:ilvl="0">
       <w:startOverride w:val="1"/>
     </w:lvlOverride>
   </w:num>
-  <w:num w:numId="5" w16cid:durableId="94129861">
+  <w:num w:numId="5" w16cid:durableId="2113741479">
     <w:abstractNumId w:val="2"/>
     <w:lvlOverride w:ilvl="0">
       <w:startOverride w:val="1"/>
     </w:lvlOverride>
   </w:num>
-  <w:num w:numId="6" w16cid:durableId="845823794">
+  <w:num w:numId="6" w16cid:durableId="1927306825">
     <w:abstractNumId w:val="0"/>
     <w:lvlOverride w:ilvl="0">
       <w:startOverride w:val="1"/>
     </w:lvlOverride>
   </w:num>
-  <w:num w:numId="7" w16cid:durableId="1033307468">
+  <w:num w:numId="7" w16cid:durableId="94443455">
     <w:abstractNumId w:val="2"/>
     <w:lvlOverride w:ilvl="0">
       <w:startOverride w:val="1"/>
     </w:lvlOverride>
   </w:num>
-  <w:num w:numId="8" w16cid:durableId="1090197250">
+  <w:num w:numId="8" w16cid:durableId="822428266">
     <w:abstractNumId w:val="0"/>
     <w:lvlOverride w:ilvl="0">
       <w:startOverride w:val="1"/>
     </w:lvlOverride>
   </w:num>
-  <w:num w:numId="9" w16cid:durableId="947083869">
+  <w:num w:numId="9" w16cid:durableId="75900684">
     <w:abstractNumId w:val="2"/>
     <w:lvlOverride w:ilvl="0">
       <w:startOverride w:val="1"/>
     </w:lvlOverride>
   </w:num>
-  <w:num w:numId="10" w16cid:durableId="1250777251">
+  <w:num w:numId="10" w16cid:durableId="1942177382">
     <w:abstractNumId w:val="0"/>
     <w:lvlOverride w:ilvl="0">
       <w:startOverride w:val="1"/>
     </w:lvlOverride>
   </w:num>
-  <w:num w:numId="11" w16cid:durableId="263418580">
+  <w:num w:numId="11" w16cid:durableId="660814117">
     <w:abstractNumId w:val="2"/>
     <w:lvlOverride w:ilvl="0">
       <w:startOverride w:val="1"/>
     </w:lvlOverride>
   </w:num>
-  <w:num w:numId="12" w16cid:durableId="1994293144">
+  <w:num w:numId="12" w16cid:durableId="1283489633">
     <w:abstractNumId w:val="2"/>
     <w:lvlOverride w:ilvl="0">
       <w:startOverride w:val="1"/>
     </w:lvlOverride>
   </w:num>
-  <w:num w:numId="13" w16cid:durableId="250890951">
+  <w:num w:numId="13" w16cid:durableId="1989894078">
     <w:abstractNumId w:val="0"/>
     <w:lvlOverride w:ilvl="0">
       <w:startOverride w:val="1"/>
     </w:lvlOverride>
   </w:num>
-  <w:num w:numId="14" w16cid:durableId="1586187822">
+  <w:num w:numId="14" w16cid:durableId="1298871985">
     <w:abstractNumId w:val="2"/>
     <w:lvlOverride w:ilvl="0">
       <w:startOverride w:val="1"/>
     </w:lvlOverride>
   </w:num>
-  <w:num w:numId="15" w16cid:durableId="1899169021">
+  <w:num w:numId="15" w16cid:durableId="1696729999">
     <w:abstractNumId w:val="2"/>
     <w:lvlOverride w:ilvl="0">
       <w:startOverride w:val="1"/>
     </w:lvlOverride>
   </w:num>
-  <w:num w:numId="16" w16cid:durableId="502742748">
+  <w:num w:numId="16" w16cid:durableId="711611226">
     <w:abstractNumId w:val="2"/>
     <w:lvlOverride w:ilvl="0">
       <w:startOverride w:val="1"/>
     </w:lvlOverride>
   </w:num>
-  <w:num w:numId="17" w16cid:durableId="221454111">
+  <w:num w:numId="17" w16cid:durableId="1273628843">
     <w:abstractNumId w:val="2"/>
     <w:lvlOverride w:ilvl="0">
       <w:startOverride w:val="1"/>
     </w:lvlOverride>
   </w:num>
-  <w:num w:numId="18" w16cid:durableId="246890915">
+  <w:num w:numId="18" w16cid:durableId="1657220494">
     <w:abstractNumId w:val="2"/>
     <w:lvlOverride w:ilvl="0">
       <w:startOverride w:val="1"/>
     </w:lvlOverride>
   </w:num>
-  <w:num w:numId="19" w16cid:durableId="1575311527">
+  <w:num w:numId="19" w16cid:durableId="62068350">
     <w:abstractNumId w:val="2"/>
     <w:lvlOverride w:ilvl="0">
       <w:startOverride w:val="1"/>
     </w:lvlOverride>
   </w:num>
-  <w:num w:numId="20" w16cid:durableId="2088071924">
+  <w:num w:numId="20" w16cid:durableId="1722903481">
     <w:abstractNumId w:val="2"/>
     <w:lvlOverride w:ilvl="0">
       <w:startOverride w:val="1"/>
@@ -27524,7 +27424,7 @@
     <w:autoRedefine/>
     <w:uiPriority w:val="39"/>
     <w:unhideWhenUsed/>
-    <w:rsid w:val="000338E0"/>
+    <w:rsid w:val="00B32B32"/>
     <w:pPr>
       <w:spacing w:after="100"/>
     </w:pPr>
@@ -27536,7 +27436,7 @@
     <w:autoRedefine/>
     <w:uiPriority w:val="39"/>
     <w:unhideWhenUsed/>
-    <w:rsid w:val="000338E0"/>
+    <w:rsid w:val="00B32B32"/>
     <w:pPr>
       <w:spacing w:after="100"/>
       <w:ind w:left="280"/>
@@ -27549,7 +27449,7 @@
     <w:autoRedefine/>
     <w:uiPriority w:val="39"/>
     <w:unhideWhenUsed/>
-    <w:rsid w:val="000338E0"/>
+    <w:rsid w:val="00B32B32"/>
     <w:pPr>
       <w:spacing w:after="100"/>
       <w:ind w:left="560"/>
